--- a/6-过程管理/流程制度规范类文件/060105-服务问题管理程序.docx
+++ b/6-过程管理/流程制度规范类文件/060105-服务问题管理程序.docx
@@ -1,10 +1,11 @@
 
 <file path=word/document.xml><?xml version="1.0" encoding="utf-8"?>
-<w:document xmlns:wpc="http://schemas.microsoft.com/office/word/2010/wordprocessingCanvas" xmlns:mc="http://schemas.openxmlformats.org/markup-compatibility/2006" xmlns:o="urn:schemas-microsoft-com:office:office" xmlns:r="http://schemas.openxmlformats.org/officeDocument/2006/relationships" xmlns:m="http://schemas.openxmlformats.org/officeDocument/2006/math" xmlns:v="urn:schemas-microsoft-com:vml" xmlns:wp14="http://schemas.microsoft.com/office/word/2010/wordprocessingDrawing" xmlns:wp="http://schemas.openxmlformats.org/drawingml/2006/wordprocessingDrawing" xmlns:w="http://schemas.openxmlformats.org/wordprocessingml/2006/main" xmlns:w14="http://schemas.microsoft.com/office/word/2010/wordml" xmlns:w10="urn:schemas-microsoft-com:office:word" xmlns:w15="http://schemas.microsoft.com/office/word/2012/wordml" xmlns:wpg="http://schemas.microsoft.com/office/word/2010/wordprocessingGroup" xmlns:wpi="http://schemas.microsoft.com/office/word/2010/wordprocessingInk" xmlns:wne="http://schemas.microsoft.com/office/word/2006/wordml" xmlns:wps="http://schemas.microsoft.com/office/word/2010/wordprocessingShape" xmlns:wpsCustomData="http://www.wps.cn/officeDocument/2013/wpsCustomData" mc:Ignorable="w14 w15 wp14">
+<w:document xmlns:wpc="http://schemas.microsoft.com/office/word/2010/wordprocessingCanvas" xmlns:mc="http://schemas.openxmlformats.org/markup-compatibility/2006" xmlns:o="urn:schemas-microsoft-com:office:office" xmlns:r="http://schemas.openxmlformats.org/officeDocument/2006/relationships" xmlns:m="http://schemas.openxmlformats.org/officeDocument/2006/math" xmlns:v="urn:schemas-microsoft-com:vml" xmlns:wp14="http://schemas.microsoft.com/office/word/2010/wordprocessingDrawing" xmlns:wp="http://schemas.openxmlformats.org/drawingml/2006/wordprocessingDrawing" xmlns:w10="urn:schemas-microsoft-com:office:word" xmlns:w="http://schemas.openxmlformats.org/wordprocessingml/2006/main" xmlns:w14="http://schemas.microsoft.com/office/word/2010/wordml" xmlns:w15="http://schemas.microsoft.com/office/word/2012/wordml" xmlns:wne="http://schemas.microsoft.com/office/word/2006/wordml" xmlns:wpg="http://schemas.microsoft.com/office/word/2010/wordprocessingGroup" xmlns:wpi="http://schemas.microsoft.com/office/word/2010/wordprocessingInk" xmlns:wps="http://schemas.microsoft.com/office/word/2010/wordprocessingShape" mc:Ignorable="w14 w15 wp14">
+  <!-- Generated by Aspose.Words for .NET 13.3.0.1 -->
   <w:body>
     <w:p>
       <w:pPr>
-        <w:pStyle w:val="31"/>
+        <w:pStyle w:val="a1"/>
         <w:keepNext w:val="0"/>
         <w:keepLines w:val="0"/>
         <w:pageBreakBefore w:val="0"/>
@@ -24,7 +25,7 @@
     </w:p>
     <w:p>
       <w:pPr>
-        <w:pStyle w:val="31"/>
+        <w:pStyle w:val="a1"/>
         <w:keepNext w:val="0"/>
         <w:keepLines w:val="0"/>
         <w:pageBreakBefore w:val="0"/>
@@ -47,7 +48,7 @@
     </w:p>
     <w:p>
       <w:pPr>
-        <w:pStyle w:val="12"/>
+        <w:pStyle w:val="BodyText"/>
         <w:keepNext w:val="0"/>
         <w:keepLines w:val="0"/>
         <w:pageBreakBefore w:val="0"/>
@@ -67,7 +68,7 @@
     </w:p>
     <w:p>
       <w:pPr>
-        <w:pStyle w:val="32"/>
+        <w:pStyle w:val="a2"/>
         <w:keepNext w:val="0"/>
         <w:keepLines w:val="0"/>
         <w:pageBreakBefore w:val="0"/>
@@ -85,7 +86,7 @@
       </w:pPr>
       <w:bookmarkStart w:id="1" w:name="_Toc22953"/>
       <w:r>
-        <w:t>甘肃国邦信息科技有限公司</w:t>
+        <w:t>中达丰集团有限公司</w:t>
       </w:r>
       <w:bookmarkEnd w:id="1"/>
     </w:p>
@@ -108,14 +109,14 @@
         <w:ind w:left="3285"/>
         <w:textAlignment w:val="baseline"/>
         <w:rPr>
-          <w:rFonts w:ascii="宋体" w:hAnsi="宋体" w:eastAsia="宋体" w:cs="宋体"/>
+          <w:rFonts w:ascii="宋体" w:eastAsia="宋体" w:hAnsi="宋体" w:cs="宋体"/>
           <w:sz w:val="36"/>
           <w:szCs w:val="36"/>
         </w:rPr>
       </w:pPr>
       <w:r>
         <w:rPr>
-          <w:rFonts w:ascii="宋体" w:hAnsi="宋体" w:eastAsia="宋体" w:cs="宋体"/>
+          <w:rFonts w:ascii="宋体" w:eastAsia="宋体" w:hAnsi="宋体" w:cs="宋体"/>
           <w:spacing w:val="-2"/>
           <w:sz w:val="36"/>
           <w:szCs w:val="36"/>
@@ -142,7 +143,7 @@
         <w:ind w:left="3813"/>
         <w:textAlignment w:val="baseline"/>
         <w:rPr>
-          <w:rFonts w:ascii="宋体" w:hAnsi="宋体" w:eastAsia="宋体" w:cs="宋体"/>
+          <w:rFonts w:ascii="宋体" w:eastAsia="宋体" w:hAnsi="宋体" w:cs="宋体"/>
           <w:sz w:val="24"/>
           <w:szCs w:val="24"/>
         </w:rPr>
@@ -165,16 +166,16 @@
         <w:snapToGrid w:val="0"/>
         <w:textAlignment w:val="baseline"/>
         <w:rPr>
-          <w:rFonts w:ascii="宋体" w:hAnsi="宋体" w:eastAsia="宋体" w:cs="宋体"/>
+          <w:rFonts w:ascii="宋体" w:eastAsia="宋体" w:hAnsi="宋体" w:cs="宋体"/>
           <w:sz w:val="24"/>
           <w:szCs w:val="24"/>
         </w:rPr>
         <w:sectPr>
-          <w:headerReference r:id="rId5" w:type="default"/>
-          <w:footerReference r:id="rId6" w:type="default"/>
+          <w:headerReference w:type="default" r:id="rId4"/>
+          <w:footerReference w:type="default" r:id="rId5"/>
           <w:pgSz w:w="11906" w:h="16839"/>
           <w:pgMar w:top="1105" w:right="1151" w:bottom="1360" w:left="1672" w:header="1090" w:footer="1344" w:gutter="0"/>
-          <w:cols w:space="720" w:num="1"/>
+          <w:cols w:num="1" w:space="720"/>
         </w:sectPr>
       </w:pPr>
     </w:p>
@@ -198,7 +199,7 @@
         <w:textAlignment w:val="baseline"/>
         <w:outlineLvl w:val="0"/>
         <w:rPr>
-          <w:rFonts w:ascii="宋体" w:hAnsi="宋体" w:eastAsia="宋体" w:cs="宋体"/>
+          <w:rFonts w:ascii="宋体" w:eastAsia="宋体" w:hAnsi="宋体" w:cs="宋体"/>
           <w:sz w:val="28"/>
           <w:szCs w:val="28"/>
         </w:rPr>
@@ -206,7 +207,7 @@
       <w:bookmarkStart w:id="2" w:name="_Toc549"/>
       <w:r>
         <w:rPr>
-          <w:rFonts w:ascii="宋体" w:hAnsi="宋体" w:eastAsia="宋体" w:cs="宋体"/>
+          <w:rFonts w:ascii="宋体" w:eastAsia="宋体" w:hAnsi="宋体" w:cs="宋体"/>
           <w:spacing w:val="-3"/>
           <w:sz w:val="28"/>
           <w:szCs w:val="28"/>
@@ -217,16 +218,16 @@
     </w:p>
     <w:tbl>
       <w:tblPr>
-        <w:tblStyle w:val="24"/>
+        <w:tblStyle w:val="TableNormal0"/>
         <w:tblW w:w="9071" w:type="dxa"/>
         <w:tblInd w:w="28" w:type="dxa"/>
         <w:tblBorders>
-          <w:top w:val="single" w:color="000000" w:sz="4" w:space="0"/>
-          <w:left w:val="single" w:color="000000" w:sz="4" w:space="0"/>
-          <w:bottom w:val="single" w:color="000000" w:sz="4" w:space="0"/>
-          <w:right w:val="single" w:color="000000" w:sz="4" w:space="0"/>
-          <w:insideH w:val="single" w:color="000000" w:sz="4" w:space="0"/>
-          <w:insideV w:val="single" w:color="000000" w:sz="4" w:space="0"/>
+          <w:top w:val="single" w:sz="4" w:space="0" w:color="000000"/>
+          <w:left w:val="single" w:sz="4" w:space="0" w:color="000000"/>
+          <w:bottom w:val="single" w:sz="4" w:space="0" w:color="000000"/>
+          <w:right w:val="single" w:sz="4" w:space="0" w:color="000000"/>
+          <w:insideH w:val="single" w:sz="4" w:space="0" w:color="000000"/>
+          <w:insideV w:val="single" w:sz="4" w:space="0" w:color="000000"/>
         </w:tblBorders>
         <w:tblLayout w:type="fixed"/>
         <w:tblCellMar>
@@ -245,14 +246,17 @@
       </w:tblGrid>
       <w:tr>
         <w:tblPrEx>
+          <w:tblW w:w="9071" w:type="dxa"/>
+          <w:tblInd w:w="28" w:type="dxa"/>
           <w:tblBorders>
-            <w:top w:val="single" w:color="000000" w:sz="4" w:space="0"/>
-            <w:left w:val="single" w:color="000000" w:sz="4" w:space="0"/>
-            <w:bottom w:val="single" w:color="000000" w:sz="4" w:space="0"/>
-            <w:right w:val="single" w:color="000000" w:sz="4" w:space="0"/>
-            <w:insideH w:val="single" w:color="000000" w:sz="4" w:space="0"/>
-            <w:insideV w:val="single" w:color="000000" w:sz="4" w:space="0"/>
+            <w:top w:val="single" w:sz="4" w:space="0" w:color="000000"/>
+            <w:left w:val="single" w:sz="4" w:space="0" w:color="000000"/>
+            <w:bottom w:val="single" w:sz="4" w:space="0" w:color="000000"/>
+            <w:right w:val="single" w:sz="4" w:space="0" w:color="000000"/>
+            <w:insideH w:val="single" w:sz="4" w:space="0" w:color="000000"/>
+            <w:insideV w:val="single" w:sz="4" w:space="0" w:color="000000"/>
           </w:tblBorders>
+          <w:tblLayout w:type="fixed"/>
           <w:tblCellMar>
             <w:top w:w="0" w:type="dxa"/>
             <w:left w:w="0" w:type="dxa"/>
@@ -261,7 +265,7 @@
           </w:tblCellMar>
         </w:tblPrEx>
         <w:trPr>
-          <w:trHeight w:val="611" w:hRule="atLeast"/>
+          <w:trHeight w:val="611"/>
         </w:trPr>
         <w:tc>
           <w:tcPr>
@@ -286,14 +290,14 @@
               <w:ind w:left="207"/>
               <w:textAlignment w:val="baseline"/>
               <w:rPr>
-                <w:rFonts w:ascii="宋体" w:hAnsi="宋体" w:eastAsia="宋体" w:cs="宋体"/>
+                <w:rFonts w:ascii="宋体" w:eastAsia="宋体" w:hAnsi="宋体" w:cs="宋体"/>
                 <w:sz w:val="24"/>
                 <w:szCs w:val="24"/>
               </w:rPr>
             </w:pPr>
             <w:r>
               <w:rPr>
-                <w:rFonts w:ascii="宋体" w:hAnsi="宋体" w:eastAsia="宋体" w:cs="宋体"/>
+                <w:rFonts w:ascii="宋体" w:eastAsia="宋体" w:hAnsi="宋体" w:cs="宋体"/>
                 <w:spacing w:val="-2"/>
                 <w:sz w:val="24"/>
                 <w:szCs w:val="24"/>
@@ -326,33 +330,28 @@
               <w:ind w:left="109"/>
               <w:textAlignment w:val="baseline"/>
               <w:rPr>
-                <w:rFonts w:ascii="宋体" w:hAnsi="宋体" w:eastAsia="宋体" w:cs="宋体"/>
+                <w:rFonts w:ascii="宋体" w:eastAsia="宋体" w:hAnsi="宋体" w:cs="宋体"/>
                 <w:sz w:val="24"/>
                 <w:szCs w:val="24"/>
               </w:rPr>
             </w:pPr>
             <w:r>
               <w:rPr>
-                <w:rFonts w:ascii="宋体" w:hAnsi="宋体" w:eastAsia="宋体" w:cs="宋体"/>
+                <w:rFonts w:ascii="宋体" w:eastAsia="宋体" w:hAnsi="宋体" w:cs="宋体"/>
                 <w:spacing w:val="-1"/>
                 <w:sz w:val="24"/>
                 <w:szCs w:val="24"/>
               </w:rPr>
-              <w:t>服务问题管理程序（GSGB-ITSS-FWWTGL）</w:t>
+              <w:t>服务问题管理程序（ZDFJT-ITSS-FWWTGL）</w:t>
             </w:r>
           </w:p>
         </w:tc>
       </w:tr>
       <w:tr>
         <w:tblPrEx>
-          <w:tblBorders>
-            <w:top w:val="single" w:color="000000" w:sz="4" w:space="0"/>
-            <w:left w:val="single" w:color="000000" w:sz="4" w:space="0"/>
-            <w:bottom w:val="single" w:color="000000" w:sz="4" w:space="0"/>
-            <w:right w:val="single" w:color="000000" w:sz="4" w:space="0"/>
-            <w:insideH w:val="single" w:color="000000" w:sz="4" w:space="0"/>
-            <w:insideV w:val="single" w:color="000000" w:sz="4" w:space="0"/>
-          </w:tblBorders>
+          <w:tblW w:w="9071" w:type="dxa"/>
+          <w:tblInd w:w="28" w:type="dxa"/>
+          <w:tblLayout w:type="fixed"/>
           <w:tblCellMar>
             <w:top w:w="0" w:type="dxa"/>
             <w:left w:w="0" w:type="dxa"/>
@@ -361,7 +360,7 @@
           </w:tblCellMar>
         </w:tblPrEx>
         <w:trPr>
-          <w:trHeight w:val="606" w:hRule="atLeast"/>
+          <w:trHeight w:val="606"/>
         </w:trPr>
         <w:tc>
           <w:tcPr>
@@ -386,14 +385,14 @@
               <w:ind w:left="447"/>
               <w:textAlignment w:val="baseline"/>
               <w:rPr>
-                <w:rFonts w:ascii="宋体" w:hAnsi="宋体" w:eastAsia="宋体" w:cs="宋体"/>
+                <w:rFonts w:ascii="宋体" w:eastAsia="宋体" w:hAnsi="宋体" w:cs="宋体"/>
                 <w:sz w:val="24"/>
                 <w:szCs w:val="24"/>
               </w:rPr>
             </w:pPr>
             <w:r>
               <w:rPr>
-                <w:rFonts w:ascii="宋体" w:hAnsi="宋体" w:eastAsia="宋体" w:cs="宋体"/>
+                <w:rFonts w:ascii="宋体" w:eastAsia="宋体" w:hAnsi="宋体" w:cs="宋体"/>
                 <w:spacing w:val="-3"/>
                 <w:sz w:val="24"/>
                 <w:szCs w:val="24"/>
@@ -426,33 +425,28 @@
               <w:ind w:left="109"/>
               <w:textAlignment w:val="baseline"/>
               <w:rPr>
-                <w:rFonts w:ascii="宋体" w:hAnsi="宋体" w:eastAsia="宋体" w:cs="宋体"/>
+                <w:rFonts w:ascii="宋体" w:eastAsia="宋体" w:hAnsi="宋体" w:cs="宋体"/>
                 <w:sz w:val="24"/>
                 <w:szCs w:val="24"/>
               </w:rPr>
             </w:pPr>
             <w:r>
               <w:rPr>
-                <w:rFonts w:ascii="宋体" w:hAnsi="宋体" w:eastAsia="宋体" w:cs="宋体"/>
+                <w:rFonts w:ascii="宋体" w:eastAsia="宋体" w:hAnsi="宋体" w:cs="宋体"/>
                 <w:spacing w:val="-1"/>
                 <w:sz w:val="24"/>
                 <w:szCs w:val="24"/>
               </w:rPr>
-              <w:t>甘肃国邦信息科技有限公司</w:t>
+              <w:t>中达丰集团有限公司</w:t>
             </w:r>
           </w:p>
         </w:tc>
       </w:tr>
       <w:tr>
         <w:tblPrEx>
-          <w:tblBorders>
-            <w:top w:val="single" w:color="000000" w:sz="4" w:space="0"/>
-            <w:left w:val="single" w:color="000000" w:sz="4" w:space="0"/>
-            <w:bottom w:val="single" w:color="000000" w:sz="4" w:space="0"/>
-            <w:right w:val="single" w:color="000000" w:sz="4" w:space="0"/>
-            <w:insideH w:val="single" w:color="000000" w:sz="4" w:space="0"/>
-            <w:insideV w:val="single" w:color="000000" w:sz="4" w:space="0"/>
-          </w:tblBorders>
+          <w:tblW w:w="9071" w:type="dxa"/>
+          <w:tblInd w:w="28" w:type="dxa"/>
+          <w:tblLayout w:type="fixed"/>
           <w:tblCellMar>
             <w:top w:w="0" w:type="dxa"/>
             <w:left w:w="0" w:type="dxa"/>
@@ -461,7 +455,7 @@
           </w:tblCellMar>
         </w:tblPrEx>
         <w:trPr>
-          <w:trHeight w:val="606" w:hRule="atLeast"/>
+          <w:trHeight w:val="606"/>
         </w:trPr>
         <w:tc>
           <w:tcPr>
@@ -486,14 +480,14 @@
               <w:ind w:left="447"/>
               <w:textAlignment w:val="baseline"/>
               <w:rPr>
-                <w:rFonts w:ascii="宋体" w:hAnsi="宋体" w:eastAsia="宋体" w:cs="宋体"/>
+                <w:rFonts w:ascii="宋体" w:eastAsia="宋体" w:hAnsi="宋体" w:cs="宋体"/>
                 <w:sz w:val="24"/>
                 <w:szCs w:val="24"/>
               </w:rPr>
             </w:pPr>
             <w:r>
               <w:rPr>
-                <w:rFonts w:ascii="宋体" w:hAnsi="宋体" w:eastAsia="宋体" w:cs="宋体"/>
+                <w:rFonts w:ascii="宋体" w:eastAsia="宋体" w:hAnsi="宋体" w:cs="宋体"/>
                 <w:spacing w:val="-3"/>
                 <w:sz w:val="24"/>
                 <w:szCs w:val="24"/>
@@ -525,14 +519,14 @@
               <w:ind w:left="229"/>
               <w:textAlignment w:val="baseline"/>
               <w:rPr>
-                <w:rFonts w:ascii="宋体" w:hAnsi="宋体" w:eastAsia="宋体" w:cs="宋体"/>
+                <w:rFonts w:ascii="宋体" w:eastAsia="宋体" w:hAnsi="宋体" w:cs="宋体"/>
                 <w:sz w:val="24"/>
                 <w:szCs w:val="24"/>
               </w:rPr>
             </w:pPr>
             <w:r>
               <w:rPr>
-                <w:rFonts w:ascii="宋体" w:hAnsi="宋体" w:eastAsia="宋体" w:cs="宋体"/>
+                <w:rFonts w:ascii="宋体" w:eastAsia="宋体" w:hAnsi="宋体" w:cs="宋体"/>
                 <w:spacing w:val="-2"/>
                 <w:sz w:val="24"/>
                 <w:szCs w:val="24"/>
@@ -564,14 +558,14 @@
               <w:ind w:left="676"/>
               <w:textAlignment w:val="baseline"/>
               <w:rPr>
-                <w:rFonts w:ascii="宋体" w:hAnsi="宋体" w:eastAsia="宋体" w:cs="宋体"/>
+                <w:rFonts w:ascii="宋体" w:eastAsia="宋体" w:hAnsi="宋体" w:cs="宋体"/>
                 <w:sz w:val="24"/>
                 <w:szCs w:val="24"/>
               </w:rPr>
             </w:pPr>
             <w:r>
               <w:rPr>
-                <w:rFonts w:ascii="宋体" w:hAnsi="宋体" w:eastAsia="宋体" w:cs="宋体"/>
+                <w:rFonts w:ascii="宋体" w:eastAsia="宋体" w:hAnsi="宋体" w:cs="宋体"/>
                 <w:spacing w:val="-2"/>
                 <w:sz w:val="24"/>
                 <w:szCs w:val="24"/>
@@ -603,14 +597,14 @@
               <w:ind w:left="546"/>
               <w:textAlignment w:val="baseline"/>
               <w:rPr>
-                <w:rFonts w:ascii="宋体" w:hAnsi="宋体" w:eastAsia="宋体" w:cs="宋体"/>
+                <w:rFonts w:ascii="宋体" w:eastAsia="宋体" w:hAnsi="宋体" w:cs="宋体"/>
                 <w:sz w:val="24"/>
                 <w:szCs w:val="24"/>
               </w:rPr>
             </w:pPr>
             <w:r>
               <w:rPr>
-                <w:rFonts w:ascii="宋体" w:hAnsi="宋体" w:eastAsia="宋体" w:cs="宋体"/>
+                <w:rFonts w:ascii="宋体" w:eastAsia="宋体" w:hAnsi="宋体" w:cs="宋体"/>
                 <w:spacing w:val="-3"/>
                 <w:sz w:val="24"/>
                 <w:szCs w:val="24"/>
@@ -642,14 +636,14 @@
               <w:ind w:left="755"/>
               <w:textAlignment w:val="baseline"/>
               <w:rPr>
-                <w:rFonts w:ascii="宋体" w:hAnsi="宋体" w:eastAsia="宋体" w:cs="宋体"/>
+                <w:rFonts w:ascii="宋体" w:eastAsia="宋体" w:hAnsi="宋体" w:cs="宋体"/>
                 <w:sz w:val="24"/>
                 <w:szCs w:val="24"/>
               </w:rPr>
             </w:pPr>
             <w:r>
               <w:rPr>
-                <w:rFonts w:ascii="宋体" w:hAnsi="宋体" w:eastAsia="宋体" w:cs="宋体"/>
+                <w:rFonts w:ascii="宋体" w:eastAsia="宋体" w:hAnsi="宋体" w:cs="宋体"/>
                 <w:spacing w:val="-6"/>
                 <w:sz w:val="24"/>
                 <w:szCs w:val="24"/>
@@ -661,14 +655,9 @@
       </w:tr>
       <w:tr>
         <w:tblPrEx>
-          <w:tblBorders>
-            <w:top w:val="single" w:color="000000" w:sz="4" w:space="0"/>
-            <w:left w:val="single" w:color="000000" w:sz="4" w:space="0"/>
-            <w:bottom w:val="single" w:color="000000" w:sz="4" w:space="0"/>
-            <w:right w:val="single" w:color="000000" w:sz="4" w:space="0"/>
-            <w:insideH w:val="single" w:color="000000" w:sz="4" w:space="0"/>
-            <w:insideV w:val="single" w:color="000000" w:sz="4" w:space="0"/>
-          </w:tblBorders>
+          <w:tblW w:w="9071" w:type="dxa"/>
+          <w:tblInd w:w="28" w:type="dxa"/>
+          <w:tblLayout w:type="fixed"/>
           <w:tblCellMar>
             <w:top w:w="0" w:type="dxa"/>
             <w:left w:w="0" w:type="dxa"/>
@@ -677,7 +666,7 @@
           </w:tblCellMar>
         </w:tblPrEx>
         <w:trPr>
-          <w:trHeight w:val="474" w:hRule="atLeast"/>
+          <w:trHeight w:val="474"/>
         </w:trPr>
         <w:tc>
           <w:tcPr>
@@ -702,14 +691,14 @@
               <w:ind w:left="709"/>
               <w:textAlignment w:val="baseline"/>
               <w:rPr>
-                <w:rFonts w:ascii="宋体" w:hAnsi="宋体" w:eastAsia="宋体" w:cs="宋体"/>
+                <w:rFonts w:ascii="宋体" w:eastAsia="宋体" w:hAnsi="宋体" w:cs="宋体"/>
                 <w:sz w:val="21"/>
                 <w:szCs w:val="21"/>
               </w:rPr>
             </w:pPr>
             <w:r>
               <w:rPr>
-                <w:rFonts w:ascii="宋体" w:hAnsi="宋体" w:eastAsia="宋体" w:cs="宋体"/>
+                <w:rFonts w:ascii="宋体" w:eastAsia="宋体" w:hAnsi="宋体" w:cs="宋体"/>
                 <w:spacing w:val="-1"/>
                 <w:sz w:val="21"/>
                 <w:szCs w:val="21"/>
@@ -741,19 +730,19 @@
               <w:ind w:left="290"/>
               <w:textAlignment w:val="baseline"/>
               <w:rPr>
-                <w:rFonts w:ascii="宋体" w:hAnsi="宋体" w:eastAsia="宋体" w:cs="宋体"/>
+                <w:rFonts w:ascii="宋体" w:eastAsia="宋体" w:hAnsi="宋体" w:cs="宋体"/>
                 <w:sz w:val="21"/>
                 <w:szCs w:val="21"/>
               </w:rPr>
             </w:pPr>
             <w:r>
               <w:rPr>
-                <w:rFonts w:ascii="宋体" w:hAnsi="宋体" w:eastAsia="宋体" w:cs="宋体"/>
+                <w:rFonts w:ascii="宋体" w:eastAsia="宋体" w:hAnsi="宋体" w:cs="宋体"/>
                 <w:spacing w:val="-2"/>
                 <w:sz w:val="21"/>
                 <w:szCs w:val="21"/>
               </w:rPr>
-              <w:t>2025-1-4</w:t>
+              <w:t>2025-7-4</w:t>
             </w:r>
           </w:p>
         </w:tc>
@@ -780,14 +769,14 @@
               <w:ind w:left="738"/>
               <w:textAlignment w:val="baseline"/>
               <w:rPr>
-                <w:rFonts w:ascii="宋体" w:hAnsi="宋体" w:eastAsia="宋体" w:cs="宋体"/>
+                <w:rFonts w:ascii="宋体" w:eastAsia="宋体" w:hAnsi="宋体" w:cs="宋体"/>
                 <w:sz w:val="21"/>
                 <w:szCs w:val="21"/>
               </w:rPr>
             </w:pPr>
             <w:r>
               <w:rPr>
-                <w:rFonts w:ascii="宋体" w:hAnsi="宋体" w:eastAsia="宋体" w:cs="宋体"/>
+                <w:rFonts w:ascii="宋体" w:eastAsia="宋体" w:hAnsi="宋体" w:cs="宋体"/>
                 <w:spacing w:val="-3"/>
                 <w:sz w:val="21"/>
                 <w:szCs w:val="21"/>
@@ -819,7 +808,7 @@
               <w:ind w:left="480"/>
               <w:textAlignment w:val="baseline"/>
               <w:rPr>
-                <w:rFonts w:hint="eastAsia" w:ascii="宋体" w:hAnsi="宋体" w:eastAsia="宋体" w:cs="宋体"/>
+                <w:rFonts w:ascii="宋体" w:eastAsia="宋体" w:hAnsi="宋体" w:cs="宋体" w:hint="eastAsia"/>
                 <w:sz w:val="21"/>
                 <w:szCs w:val="21"/>
                 <w:lang w:val="en-US" w:eastAsia="zh-CN"/>
@@ -827,12 +816,12 @@
             </w:pPr>
             <w:r>
               <w:rPr>
-                <w:rFonts w:hint="eastAsia" w:ascii="宋体" w:hAnsi="宋体" w:eastAsia="宋体" w:cs="宋体"/>
+                <w:rFonts w:ascii="宋体" w:eastAsia="宋体" w:hAnsi="宋体" w:cs="宋体" w:hint="eastAsia"/>
                 <w:sz w:val="21"/>
                 <w:szCs w:val="21"/>
                 <w:lang w:val="en-US" w:eastAsia="zh-CN"/>
               </w:rPr>
-              <w:t>胡葛鹏宇</w:t>
+              <w:t>肖龙莽</w:t>
             </w:r>
           </w:p>
         </w:tc>
@@ -859,33 +848,28 @@
               <w:ind w:left="672"/>
               <w:textAlignment w:val="baseline"/>
               <w:rPr>
-                <w:rFonts w:ascii="宋体" w:hAnsi="宋体" w:eastAsia="宋体" w:cs="宋体"/>
+                <w:rFonts w:ascii="宋体" w:eastAsia="宋体" w:hAnsi="宋体" w:cs="宋体"/>
                 <w:sz w:val="21"/>
                 <w:szCs w:val="21"/>
               </w:rPr>
             </w:pPr>
             <w:r>
               <w:rPr>
-                <w:rFonts w:ascii="宋体" w:hAnsi="宋体" w:eastAsia="宋体" w:cs="宋体"/>
+                <w:rFonts w:ascii="宋体" w:eastAsia="宋体" w:hAnsi="宋体" w:cs="宋体"/>
                 <w:spacing w:val="-3"/>
                 <w:sz w:val="21"/>
                 <w:szCs w:val="21"/>
               </w:rPr>
-              <w:t>黄益溪</w:t>
+              <w:t>吴向阳</w:t>
             </w:r>
           </w:p>
         </w:tc>
       </w:tr>
       <w:tr>
         <w:tblPrEx>
-          <w:tblBorders>
-            <w:top w:val="single" w:color="000000" w:sz="4" w:space="0"/>
-            <w:left w:val="single" w:color="000000" w:sz="4" w:space="0"/>
-            <w:bottom w:val="single" w:color="000000" w:sz="4" w:space="0"/>
-            <w:right w:val="single" w:color="000000" w:sz="4" w:space="0"/>
-            <w:insideH w:val="single" w:color="000000" w:sz="4" w:space="0"/>
-            <w:insideV w:val="single" w:color="000000" w:sz="4" w:space="0"/>
-          </w:tblBorders>
+          <w:tblW w:w="9071" w:type="dxa"/>
+          <w:tblInd w:w="28" w:type="dxa"/>
+          <w:tblLayout w:type="fixed"/>
           <w:tblCellMar>
             <w:top w:w="0" w:type="dxa"/>
             <w:left w:w="0" w:type="dxa"/>
@@ -894,7 +878,7 @@
           </w:tblCellMar>
         </w:tblPrEx>
         <w:trPr>
-          <w:trHeight w:val="528" w:hRule="atLeast"/>
+          <w:trHeight w:val="528"/>
         </w:trPr>
         <w:tc>
           <w:tcPr>
@@ -902,7 +886,7 @@
           </w:tcPr>
           <w:p>
             <w:pPr>
-              <w:pStyle w:val="25"/>
+              <w:pStyle w:val="TableText"/>
               <w:keepNext w:val="0"/>
               <w:keepLines w:val="0"/>
               <w:pageBreakBefore w:val="0"/>
@@ -926,7 +910,7 @@
           </w:tcPr>
           <w:p>
             <w:pPr>
-              <w:pStyle w:val="25"/>
+              <w:pStyle w:val="TableText"/>
               <w:keepNext w:val="0"/>
               <w:keepLines w:val="0"/>
               <w:pageBreakBefore w:val="0"/>
@@ -950,7 +934,7 @@
           </w:tcPr>
           <w:p>
             <w:pPr>
-              <w:pStyle w:val="25"/>
+              <w:pStyle w:val="TableText"/>
               <w:keepNext w:val="0"/>
               <w:keepLines w:val="0"/>
               <w:pageBreakBefore w:val="0"/>
@@ -974,7 +958,7 @@
           </w:tcPr>
           <w:p>
             <w:pPr>
-              <w:pStyle w:val="25"/>
+              <w:pStyle w:val="TableText"/>
               <w:keepNext w:val="0"/>
               <w:keepLines w:val="0"/>
               <w:pageBreakBefore w:val="0"/>
@@ -998,7 +982,7 @@
           </w:tcPr>
           <w:p>
             <w:pPr>
-              <w:pStyle w:val="25"/>
+              <w:pStyle w:val="TableText"/>
               <w:keepNext w:val="0"/>
               <w:keepLines w:val="0"/>
               <w:pageBreakBefore w:val="0"/>
@@ -1019,14 +1003,9 @@
       </w:tr>
       <w:tr>
         <w:tblPrEx>
-          <w:tblBorders>
-            <w:top w:val="single" w:color="000000" w:sz="4" w:space="0"/>
-            <w:left w:val="single" w:color="000000" w:sz="4" w:space="0"/>
-            <w:bottom w:val="single" w:color="000000" w:sz="4" w:space="0"/>
-            <w:right w:val="single" w:color="000000" w:sz="4" w:space="0"/>
-            <w:insideH w:val="single" w:color="000000" w:sz="4" w:space="0"/>
-            <w:insideV w:val="single" w:color="000000" w:sz="4" w:space="0"/>
-          </w:tblBorders>
+          <w:tblW w:w="9071" w:type="dxa"/>
+          <w:tblInd w:w="28" w:type="dxa"/>
+          <w:tblLayout w:type="fixed"/>
           <w:tblCellMar>
             <w:top w:w="0" w:type="dxa"/>
             <w:left w:w="0" w:type="dxa"/>
@@ -1035,7 +1014,7 @@
           </w:tblCellMar>
         </w:tblPrEx>
         <w:trPr>
-          <w:trHeight w:val="528" w:hRule="atLeast"/>
+          <w:trHeight w:val="528"/>
         </w:trPr>
         <w:tc>
           <w:tcPr>
@@ -1043,7 +1022,7 @@
           </w:tcPr>
           <w:p>
             <w:pPr>
-              <w:pStyle w:val="25"/>
+              <w:pStyle w:val="TableText"/>
               <w:keepNext w:val="0"/>
               <w:keepLines w:val="0"/>
               <w:pageBreakBefore w:val="0"/>
@@ -1067,7 +1046,7 @@
           </w:tcPr>
           <w:p>
             <w:pPr>
-              <w:pStyle w:val="25"/>
+              <w:pStyle w:val="TableText"/>
               <w:keepNext w:val="0"/>
               <w:keepLines w:val="0"/>
               <w:pageBreakBefore w:val="0"/>
@@ -1091,7 +1070,7 @@
           </w:tcPr>
           <w:p>
             <w:pPr>
-              <w:pStyle w:val="25"/>
+              <w:pStyle w:val="TableText"/>
               <w:keepNext w:val="0"/>
               <w:keepLines w:val="0"/>
               <w:pageBreakBefore w:val="0"/>
@@ -1115,7 +1094,7 @@
           </w:tcPr>
           <w:p>
             <w:pPr>
-              <w:pStyle w:val="25"/>
+              <w:pStyle w:val="TableText"/>
               <w:keepNext w:val="0"/>
               <w:keepLines w:val="0"/>
               <w:pageBreakBefore w:val="0"/>
@@ -1139,7 +1118,7 @@
           </w:tcPr>
           <w:p>
             <w:pPr>
-              <w:pStyle w:val="25"/>
+              <w:pStyle w:val="TableText"/>
               <w:keepNext w:val="0"/>
               <w:keepLines w:val="0"/>
               <w:pageBreakBefore w:val="0"/>
@@ -1160,14 +1139,9 @@
       </w:tr>
       <w:tr>
         <w:tblPrEx>
-          <w:tblBorders>
-            <w:top w:val="single" w:color="000000" w:sz="4" w:space="0"/>
-            <w:left w:val="single" w:color="000000" w:sz="4" w:space="0"/>
-            <w:bottom w:val="single" w:color="000000" w:sz="4" w:space="0"/>
-            <w:right w:val="single" w:color="000000" w:sz="4" w:space="0"/>
-            <w:insideH w:val="single" w:color="000000" w:sz="4" w:space="0"/>
-            <w:insideV w:val="single" w:color="000000" w:sz="4" w:space="0"/>
-          </w:tblBorders>
+          <w:tblW w:w="9071" w:type="dxa"/>
+          <w:tblInd w:w="28" w:type="dxa"/>
+          <w:tblLayout w:type="fixed"/>
           <w:tblCellMar>
             <w:top w:w="0" w:type="dxa"/>
             <w:left w:w="0" w:type="dxa"/>
@@ -1176,7 +1150,7 @@
           </w:tblCellMar>
         </w:tblPrEx>
         <w:trPr>
-          <w:trHeight w:val="528" w:hRule="atLeast"/>
+          <w:trHeight w:val="528"/>
         </w:trPr>
         <w:tc>
           <w:tcPr>
@@ -1184,7 +1158,7 @@
           </w:tcPr>
           <w:p>
             <w:pPr>
-              <w:pStyle w:val="25"/>
+              <w:pStyle w:val="TableText"/>
               <w:keepNext w:val="0"/>
               <w:keepLines w:val="0"/>
               <w:pageBreakBefore w:val="0"/>
@@ -1208,7 +1182,7 @@
           </w:tcPr>
           <w:p>
             <w:pPr>
-              <w:pStyle w:val="25"/>
+              <w:pStyle w:val="TableText"/>
               <w:keepNext w:val="0"/>
               <w:keepLines w:val="0"/>
               <w:pageBreakBefore w:val="0"/>
@@ -1232,7 +1206,7 @@
           </w:tcPr>
           <w:p>
             <w:pPr>
-              <w:pStyle w:val="25"/>
+              <w:pStyle w:val="TableText"/>
               <w:keepNext w:val="0"/>
               <w:keepLines w:val="0"/>
               <w:pageBreakBefore w:val="0"/>
@@ -1256,7 +1230,7 @@
           </w:tcPr>
           <w:p>
             <w:pPr>
-              <w:pStyle w:val="25"/>
+              <w:pStyle w:val="TableText"/>
               <w:keepNext w:val="0"/>
               <w:keepLines w:val="0"/>
               <w:pageBreakBefore w:val="0"/>
@@ -1280,7 +1254,7 @@
           </w:tcPr>
           <w:p>
             <w:pPr>
-              <w:pStyle w:val="25"/>
+              <w:pStyle w:val="TableText"/>
               <w:keepNext w:val="0"/>
               <w:keepLines w:val="0"/>
               <w:pageBreakBefore w:val="0"/>
@@ -1301,14 +1275,9 @@
       </w:tr>
       <w:tr>
         <w:tblPrEx>
-          <w:tblBorders>
-            <w:top w:val="single" w:color="000000" w:sz="4" w:space="0"/>
-            <w:left w:val="single" w:color="000000" w:sz="4" w:space="0"/>
-            <w:bottom w:val="single" w:color="000000" w:sz="4" w:space="0"/>
-            <w:right w:val="single" w:color="000000" w:sz="4" w:space="0"/>
-            <w:insideH w:val="single" w:color="000000" w:sz="4" w:space="0"/>
-            <w:insideV w:val="single" w:color="000000" w:sz="4" w:space="0"/>
-          </w:tblBorders>
+          <w:tblW w:w="9071" w:type="dxa"/>
+          <w:tblInd w:w="28" w:type="dxa"/>
+          <w:tblLayout w:type="fixed"/>
           <w:tblCellMar>
             <w:top w:w="0" w:type="dxa"/>
             <w:left w:w="0" w:type="dxa"/>
@@ -1317,7 +1286,7 @@
           </w:tblCellMar>
         </w:tblPrEx>
         <w:trPr>
-          <w:trHeight w:val="589" w:hRule="atLeast"/>
+          <w:trHeight w:val="589"/>
         </w:trPr>
         <w:tc>
           <w:tcPr>
@@ -1325,7 +1294,7 @@
           </w:tcPr>
           <w:p>
             <w:pPr>
-              <w:pStyle w:val="25"/>
+              <w:pStyle w:val="TableText"/>
               <w:keepNext w:val="0"/>
               <w:keepLines w:val="0"/>
               <w:pageBreakBefore w:val="0"/>
@@ -1349,7 +1318,7 @@
           </w:tcPr>
           <w:p>
             <w:pPr>
-              <w:pStyle w:val="25"/>
+              <w:pStyle w:val="TableText"/>
               <w:keepNext w:val="0"/>
               <w:keepLines w:val="0"/>
               <w:pageBreakBefore w:val="0"/>
@@ -1373,7 +1342,7 @@
           </w:tcPr>
           <w:p>
             <w:pPr>
-              <w:pStyle w:val="25"/>
+              <w:pStyle w:val="TableText"/>
               <w:keepNext w:val="0"/>
               <w:keepLines w:val="0"/>
               <w:pageBreakBefore w:val="0"/>
@@ -1397,7 +1366,7 @@
           </w:tcPr>
           <w:p>
             <w:pPr>
-              <w:pStyle w:val="25"/>
+              <w:pStyle w:val="TableText"/>
               <w:keepNext w:val="0"/>
               <w:keepLines w:val="0"/>
               <w:pageBreakBefore w:val="0"/>
@@ -1421,7 +1390,7 @@
           </w:tcPr>
           <w:p>
             <w:pPr>
-              <w:pStyle w:val="25"/>
+              <w:pStyle w:val="TableText"/>
               <w:keepNext w:val="0"/>
               <w:keepLines w:val="0"/>
               <w:pageBreakBefore w:val="0"/>
@@ -1443,7 +1412,7 @@
     </w:tbl>
     <w:p>
       <w:pPr>
-        <w:pStyle w:val="12"/>
+        <w:pStyle w:val="BodyText"/>
         <w:keepNext w:val="0"/>
         <w:keepLines w:val="0"/>
         <w:pageBreakBefore w:val="0"/>
@@ -1477,18 +1446,18 @@
         <w:snapToGrid w:val="0"/>
         <w:textAlignment w:val="baseline"/>
         <w:sectPr>
-          <w:headerReference r:id="rId7" w:type="default"/>
-          <w:footerReference r:id="rId8" w:type="default"/>
+          <w:headerReference w:type="default" r:id="rId6"/>
+          <w:footerReference w:type="default" r:id="rId7"/>
           <w:pgSz w:w="11906" w:h="16839"/>
           <w:pgMar w:top="400" w:right="1015" w:bottom="1234" w:left="1785" w:header="0" w:footer="1070" w:gutter="0"/>
-          <w:cols w:space="720" w:num="1"/>
+          <w:cols w:num="1" w:space="720"/>
         </w:sectPr>
       </w:pPr>
     </w:p>
     <w:sdt>
       <w:sdtPr>
         <w:rPr>
-          <w:rFonts w:ascii="宋体" w:hAnsi="宋体" w:eastAsia="宋体" w:cs="Arial"/>
+          <w:rFonts w:ascii="宋体" w:eastAsia="宋体" w:hAnsi="宋体" w:cs="Arial"/>
           <w:snapToGrid w:val="0"/>
           <w:color w:val="000000"/>
           <w:kern w:val="0"/>
@@ -1504,7 +1473,7 @@
       </w:sdtPr>
       <w:sdtEndPr>
         <w:rPr>
-          <w:rFonts w:ascii="Times New Roman" w:hAnsi="Times New Roman" w:eastAsia="Times New Roman" w:cs="Times New Roman"/>
+          <w:rFonts w:ascii="Times New Roman" w:eastAsia="Times New Roman" w:hAnsi="Times New Roman" w:cs="Times New Roman"/>
           <w:snapToGrid w:val="0"/>
           <w:color w:val="000000"/>
           <w:kern w:val="0"/>
@@ -1530,13 +1499,13 @@
             <w:adjustRightInd w:val="0"/>
             <w:snapToGrid w:val="0"/>
             <w:spacing w:before="0" w:beforeLines="0" w:after="0" w:afterLines="0" w:line="240" w:lineRule="auto"/>
-            <w:ind w:left="0" w:leftChars="0" w:right="0" w:rightChars="0" w:firstLine="0" w:firstLineChars="0"/>
+            <w:ind w:left="0" w:right="0" w:firstLine="0" w:leftChars="0" w:rightChars="0" w:firstLineChars="0"/>
             <w:jc w:val="center"/>
             <w:textAlignment w:val="baseline"/>
           </w:pPr>
           <w:r>
             <w:rPr>
-              <w:rFonts w:ascii="宋体" w:hAnsi="宋体" w:eastAsia="宋体"/>
+              <w:rFonts w:ascii="宋体" w:eastAsia="宋体" w:hAnsi="宋体"/>
               <w:sz w:val="21"/>
             </w:rPr>
             <w:t>目录</w:t>
@@ -1544,14 +1513,14 @@
         </w:p>
         <w:p>
           <w:pPr>
-            <w:pStyle w:val="16"/>
+            <w:pStyle w:val="TOC1"/>
             <w:tabs>
               <w:tab w:val="right" w:leader="dot" w:pos="8492"/>
             </w:tabs>
           </w:pPr>
           <w:r>
             <w:rPr>
-              <w:rFonts w:ascii="Times New Roman" w:hAnsi="Times New Roman" w:eastAsia="Times New Roman" w:cs="Times New Roman"/>
+              <w:rFonts w:ascii="Times New Roman" w:eastAsia="Times New Roman" w:hAnsi="Times New Roman" w:cs="Times New Roman"/>
               <w:sz w:val="24"/>
               <w:szCs w:val="24"/>
             </w:rPr>
@@ -1559,7 +1528,7 @@
           </w:r>
           <w:r>
             <w:rPr>
-              <w:rFonts w:ascii="Times New Roman" w:hAnsi="Times New Roman" w:eastAsia="Times New Roman" w:cs="Times New Roman"/>
+              <w:rFonts w:ascii="Times New Roman" w:eastAsia="Times New Roman" w:hAnsi="Times New Roman" w:cs="Times New Roman"/>
               <w:sz w:val="24"/>
               <w:szCs w:val="24"/>
             </w:rPr>
@@ -1567,7 +1536,7 @@
           </w:r>
           <w:r>
             <w:rPr>
-              <w:rFonts w:ascii="Times New Roman" w:hAnsi="Times New Roman" w:eastAsia="Times New Roman" w:cs="Times New Roman"/>
+              <w:rFonts w:ascii="Times New Roman" w:eastAsia="Times New Roman" w:hAnsi="Times New Roman" w:cs="Times New Roman"/>
               <w:sz w:val="24"/>
               <w:szCs w:val="24"/>
             </w:rPr>
@@ -1575,21 +1544,21 @@
           </w:r>
           <w:r>
             <w:rPr>
-              <w:rFonts w:ascii="Times New Roman" w:hAnsi="Times New Roman" w:eastAsia="Times New Roman" w:cs="Times New Roman"/>
+              <w:rFonts w:ascii="Times New Roman" w:eastAsia="Times New Roman" w:hAnsi="Times New Roman" w:cs="Times New Roman"/>
               <w:szCs w:val="24"/>
             </w:rPr>
             <w:fldChar w:fldCharType="begin"/>
           </w:r>
           <w:r>
             <w:rPr>
-              <w:rFonts w:ascii="Times New Roman" w:hAnsi="Times New Roman" w:eastAsia="Times New Roman" w:cs="Times New Roman"/>
+              <w:rFonts w:ascii="Times New Roman" w:eastAsia="Times New Roman" w:hAnsi="Times New Roman" w:cs="Times New Roman"/>
               <w:szCs w:val="24"/>
             </w:rPr>
             <w:instrText xml:space="preserve"> HYPERLINK \l _Toc1280 </w:instrText>
           </w:r>
           <w:r>
             <w:rPr>
-              <w:rFonts w:ascii="Times New Roman" w:hAnsi="Times New Roman" w:eastAsia="Times New Roman" w:cs="Times New Roman"/>
+              <w:rFonts w:ascii="Times New Roman" w:eastAsia="Times New Roman" w:hAnsi="Times New Roman" w:cs="Times New Roman"/>
               <w:szCs w:val="24"/>
             </w:rPr>
             <w:fldChar w:fldCharType="separate"/>
@@ -1617,7 +1586,7 @@
           </w:r>
           <w:r>
             <w:rPr>
-              <w:rFonts w:ascii="Times New Roman" w:hAnsi="Times New Roman" w:eastAsia="Times New Roman" w:cs="Times New Roman"/>
+              <w:rFonts w:ascii="Times New Roman" w:eastAsia="Times New Roman" w:hAnsi="Times New Roman" w:cs="Times New Roman"/>
               <w:szCs w:val="24"/>
             </w:rPr>
             <w:fldChar w:fldCharType="end"/>
@@ -1625,34 +1594,34 @@
         </w:p>
         <w:p>
           <w:pPr>
-            <w:pStyle w:val="16"/>
+            <w:pStyle w:val="TOC1"/>
             <w:tabs>
               <w:tab w:val="right" w:leader="dot" w:pos="8492"/>
             </w:tabs>
           </w:pPr>
           <w:r>
             <w:rPr>
-              <w:rFonts w:ascii="Times New Roman" w:hAnsi="Times New Roman" w:eastAsia="Times New Roman" w:cs="Times New Roman"/>
+              <w:rFonts w:ascii="Times New Roman" w:eastAsia="Times New Roman" w:hAnsi="Times New Roman" w:cs="Times New Roman"/>
               <w:szCs w:val="24"/>
             </w:rPr>
             <w:fldChar w:fldCharType="begin"/>
           </w:r>
           <w:r>
             <w:rPr>
-              <w:rFonts w:ascii="Times New Roman" w:hAnsi="Times New Roman" w:eastAsia="Times New Roman" w:cs="Times New Roman"/>
+              <w:rFonts w:ascii="Times New Roman" w:eastAsia="Times New Roman" w:hAnsi="Times New Roman" w:cs="Times New Roman"/>
               <w:szCs w:val="24"/>
             </w:rPr>
             <w:instrText xml:space="preserve"> HYPERLINK \l _Toc22953 </w:instrText>
           </w:r>
           <w:r>
             <w:rPr>
-              <w:rFonts w:ascii="Times New Roman" w:hAnsi="Times New Roman" w:eastAsia="Times New Roman" w:cs="Times New Roman"/>
+              <w:rFonts w:ascii="Times New Roman" w:eastAsia="Times New Roman" w:hAnsi="Times New Roman" w:cs="Times New Roman"/>
               <w:szCs w:val="24"/>
             </w:rPr>
             <w:fldChar w:fldCharType="separate"/>
           </w:r>
           <w:r>
-            <w:t>甘肃国邦信息科技有限公司</w:t>
+            <w:t>中达丰集团有限公司</w:t>
           </w:r>
           <w:r>
             <w:tab/>
@@ -1674,7 +1643,7 @@
           </w:r>
           <w:r>
             <w:rPr>
-              <w:rFonts w:ascii="Times New Roman" w:hAnsi="Times New Roman" w:eastAsia="Times New Roman" w:cs="Times New Roman"/>
+              <w:rFonts w:ascii="Times New Roman" w:eastAsia="Times New Roman" w:hAnsi="Times New Roman" w:cs="Times New Roman"/>
               <w:szCs w:val="24"/>
             </w:rPr>
             <w:fldChar w:fldCharType="end"/>
@@ -1682,35 +1651,35 @@
         </w:p>
         <w:p>
           <w:pPr>
-            <w:pStyle w:val="16"/>
+            <w:pStyle w:val="TOC1"/>
             <w:tabs>
               <w:tab w:val="right" w:leader="dot" w:pos="8492"/>
             </w:tabs>
           </w:pPr>
           <w:r>
             <w:rPr>
-              <w:rFonts w:ascii="Times New Roman" w:hAnsi="Times New Roman" w:eastAsia="Times New Roman" w:cs="Times New Roman"/>
+              <w:rFonts w:ascii="Times New Roman" w:eastAsia="Times New Roman" w:hAnsi="Times New Roman" w:cs="Times New Roman"/>
               <w:szCs w:val="24"/>
             </w:rPr>
             <w:fldChar w:fldCharType="begin"/>
           </w:r>
           <w:r>
             <w:rPr>
-              <w:rFonts w:ascii="Times New Roman" w:hAnsi="Times New Roman" w:eastAsia="Times New Roman" w:cs="Times New Roman"/>
+              <w:rFonts w:ascii="Times New Roman" w:eastAsia="Times New Roman" w:hAnsi="Times New Roman" w:cs="Times New Roman"/>
               <w:szCs w:val="24"/>
             </w:rPr>
             <w:instrText xml:space="preserve"> HYPERLINK \l _Toc549 </w:instrText>
           </w:r>
           <w:r>
             <w:rPr>
-              <w:rFonts w:ascii="Times New Roman" w:hAnsi="Times New Roman" w:eastAsia="Times New Roman" w:cs="Times New Roman"/>
+              <w:rFonts w:ascii="Times New Roman" w:eastAsia="Times New Roman" w:hAnsi="Times New Roman" w:cs="Times New Roman"/>
               <w:szCs w:val="24"/>
             </w:rPr>
             <w:fldChar w:fldCharType="separate"/>
           </w:r>
           <w:r>
             <w:rPr>
-              <w:rFonts w:ascii="宋体" w:hAnsi="宋体" w:eastAsia="宋体" w:cs="宋体"/>
+              <w:rFonts w:ascii="宋体" w:eastAsia="宋体" w:hAnsi="宋体" w:cs="宋体"/>
               <w:spacing w:val="-3"/>
               <w:szCs w:val="28"/>
             </w:rPr>
@@ -1736,7 +1705,7 @@
           </w:r>
           <w:r>
             <w:rPr>
-              <w:rFonts w:ascii="Times New Roman" w:hAnsi="Times New Roman" w:eastAsia="Times New Roman" w:cs="Times New Roman"/>
+              <w:rFonts w:ascii="Times New Roman" w:eastAsia="Times New Roman" w:hAnsi="Times New Roman" w:cs="Times New Roman"/>
               <w:szCs w:val="24"/>
             </w:rPr>
             <w:fldChar w:fldCharType="end"/>
@@ -1744,28 +1713,28 @@
         </w:p>
         <w:p>
           <w:pPr>
-            <w:pStyle w:val="16"/>
+            <w:pStyle w:val="TOC1"/>
             <w:tabs>
               <w:tab w:val="right" w:leader="dot" w:pos="8492"/>
             </w:tabs>
           </w:pPr>
           <w:r>
             <w:rPr>
-              <w:rFonts w:ascii="Times New Roman" w:hAnsi="Times New Roman" w:eastAsia="Times New Roman" w:cs="Times New Roman"/>
+              <w:rFonts w:ascii="Times New Roman" w:eastAsia="Times New Roman" w:hAnsi="Times New Roman" w:cs="Times New Roman"/>
               <w:szCs w:val="24"/>
             </w:rPr>
             <w:fldChar w:fldCharType="begin"/>
           </w:r>
           <w:r>
             <w:rPr>
-              <w:rFonts w:ascii="Times New Roman" w:hAnsi="Times New Roman" w:eastAsia="Times New Roman" w:cs="Times New Roman"/>
+              <w:rFonts w:ascii="Times New Roman" w:eastAsia="Times New Roman" w:hAnsi="Times New Roman" w:cs="Times New Roman"/>
               <w:szCs w:val="24"/>
             </w:rPr>
             <w:instrText xml:space="preserve"> HYPERLINK \l _Toc5947 </w:instrText>
           </w:r>
           <w:r>
             <w:rPr>
-              <w:rFonts w:ascii="Times New Roman" w:hAnsi="Times New Roman" w:eastAsia="Times New Roman" w:cs="Times New Roman"/>
+              <w:rFonts w:ascii="Times New Roman" w:eastAsia="Times New Roman" w:hAnsi="Times New Roman" w:cs="Times New Roman"/>
               <w:szCs w:val="24"/>
             </w:rPr>
             <w:fldChar w:fldCharType="separate"/>
@@ -1799,7 +1768,7 @@
           </w:r>
           <w:r>
             <w:rPr>
-              <w:rFonts w:ascii="Times New Roman" w:hAnsi="Times New Roman" w:eastAsia="Times New Roman" w:cs="Times New Roman"/>
+              <w:rFonts w:ascii="Times New Roman" w:eastAsia="Times New Roman" w:hAnsi="Times New Roman" w:cs="Times New Roman"/>
               <w:szCs w:val="24"/>
             </w:rPr>
             <w:fldChar w:fldCharType="end"/>
@@ -1807,28 +1776,28 @@
         </w:p>
         <w:p>
           <w:pPr>
-            <w:pStyle w:val="16"/>
+            <w:pStyle w:val="TOC1"/>
             <w:tabs>
               <w:tab w:val="right" w:leader="dot" w:pos="8492"/>
             </w:tabs>
           </w:pPr>
           <w:r>
             <w:rPr>
-              <w:rFonts w:ascii="Times New Roman" w:hAnsi="Times New Roman" w:eastAsia="Times New Roman" w:cs="Times New Roman"/>
+              <w:rFonts w:ascii="Times New Roman" w:eastAsia="Times New Roman" w:hAnsi="Times New Roman" w:cs="Times New Roman"/>
               <w:szCs w:val="24"/>
             </w:rPr>
             <w:fldChar w:fldCharType="begin"/>
           </w:r>
           <w:r>
             <w:rPr>
-              <w:rFonts w:ascii="Times New Roman" w:hAnsi="Times New Roman" w:eastAsia="Times New Roman" w:cs="Times New Roman"/>
+              <w:rFonts w:ascii="Times New Roman" w:eastAsia="Times New Roman" w:hAnsi="Times New Roman" w:cs="Times New Roman"/>
               <w:szCs w:val="24"/>
             </w:rPr>
             <w:instrText xml:space="preserve"> HYPERLINK \l _Toc26254 </w:instrText>
           </w:r>
           <w:r>
             <w:rPr>
-              <w:rFonts w:ascii="Times New Roman" w:hAnsi="Times New Roman" w:eastAsia="Times New Roman" w:cs="Times New Roman"/>
+              <w:rFonts w:ascii="Times New Roman" w:eastAsia="Times New Roman" w:hAnsi="Times New Roman" w:cs="Times New Roman"/>
               <w:szCs w:val="24"/>
             </w:rPr>
             <w:fldChar w:fldCharType="separate"/>
@@ -1862,7 +1831,7 @@
           </w:r>
           <w:r>
             <w:rPr>
-              <w:rFonts w:ascii="Times New Roman" w:hAnsi="Times New Roman" w:eastAsia="Times New Roman" w:cs="Times New Roman"/>
+              <w:rFonts w:ascii="Times New Roman" w:eastAsia="Times New Roman" w:hAnsi="Times New Roman" w:cs="Times New Roman"/>
               <w:szCs w:val="24"/>
             </w:rPr>
             <w:fldChar w:fldCharType="end"/>
@@ -1870,28 +1839,28 @@
         </w:p>
         <w:p>
           <w:pPr>
-            <w:pStyle w:val="16"/>
+            <w:pStyle w:val="TOC1"/>
             <w:tabs>
               <w:tab w:val="right" w:leader="dot" w:pos="8492"/>
             </w:tabs>
           </w:pPr>
           <w:r>
             <w:rPr>
-              <w:rFonts w:ascii="Times New Roman" w:hAnsi="Times New Roman" w:eastAsia="Times New Roman" w:cs="Times New Roman"/>
+              <w:rFonts w:ascii="Times New Roman" w:eastAsia="Times New Roman" w:hAnsi="Times New Roman" w:cs="Times New Roman"/>
               <w:szCs w:val="24"/>
             </w:rPr>
             <w:fldChar w:fldCharType="begin"/>
           </w:r>
           <w:r>
             <w:rPr>
-              <w:rFonts w:ascii="Times New Roman" w:hAnsi="Times New Roman" w:eastAsia="Times New Roman" w:cs="Times New Roman"/>
+              <w:rFonts w:ascii="Times New Roman" w:eastAsia="Times New Roman" w:hAnsi="Times New Roman" w:cs="Times New Roman"/>
               <w:szCs w:val="24"/>
             </w:rPr>
             <w:instrText xml:space="preserve"> HYPERLINK \l _Toc24131 </w:instrText>
           </w:r>
           <w:r>
             <w:rPr>
-              <w:rFonts w:ascii="Times New Roman" w:hAnsi="Times New Roman" w:eastAsia="Times New Roman" w:cs="Times New Roman"/>
+              <w:rFonts w:ascii="Times New Roman" w:eastAsia="Times New Roman" w:hAnsi="Times New Roman" w:cs="Times New Roman"/>
               <w:szCs w:val="24"/>
             </w:rPr>
             <w:fldChar w:fldCharType="separate"/>
@@ -1925,7 +1894,7 @@
           </w:r>
           <w:r>
             <w:rPr>
-              <w:rFonts w:ascii="Times New Roman" w:hAnsi="Times New Roman" w:eastAsia="Times New Roman" w:cs="Times New Roman"/>
+              <w:rFonts w:ascii="Times New Roman" w:eastAsia="Times New Roman" w:hAnsi="Times New Roman" w:cs="Times New Roman"/>
               <w:szCs w:val="24"/>
             </w:rPr>
             <w:fldChar w:fldCharType="end"/>
@@ -1933,28 +1902,28 @@
         </w:p>
         <w:p>
           <w:pPr>
-            <w:pStyle w:val="16"/>
+            <w:pStyle w:val="TOC1"/>
             <w:tabs>
               <w:tab w:val="right" w:leader="dot" w:pos="8492"/>
             </w:tabs>
           </w:pPr>
           <w:r>
             <w:rPr>
-              <w:rFonts w:ascii="Times New Roman" w:hAnsi="Times New Roman" w:eastAsia="Times New Roman" w:cs="Times New Roman"/>
+              <w:rFonts w:ascii="Times New Roman" w:eastAsia="Times New Roman" w:hAnsi="Times New Roman" w:cs="Times New Roman"/>
               <w:szCs w:val="24"/>
             </w:rPr>
             <w:fldChar w:fldCharType="begin"/>
           </w:r>
           <w:r>
             <w:rPr>
-              <w:rFonts w:ascii="Times New Roman" w:hAnsi="Times New Roman" w:eastAsia="Times New Roman" w:cs="Times New Roman"/>
+              <w:rFonts w:ascii="Times New Roman" w:eastAsia="Times New Roman" w:hAnsi="Times New Roman" w:cs="Times New Roman"/>
               <w:szCs w:val="24"/>
             </w:rPr>
             <w:instrText xml:space="preserve"> HYPERLINK \l _Toc20935 </w:instrText>
           </w:r>
           <w:r>
             <w:rPr>
-              <w:rFonts w:ascii="Times New Roman" w:hAnsi="Times New Roman" w:eastAsia="Times New Roman" w:cs="Times New Roman"/>
+              <w:rFonts w:ascii="Times New Roman" w:eastAsia="Times New Roman" w:hAnsi="Times New Roman" w:cs="Times New Roman"/>
               <w:szCs w:val="24"/>
             </w:rPr>
             <w:fldChar w:fldCharType="separate"/>
@@ -1988,7 +1957,7 @@
           </w:r>
           <w:r>
             <w:rPr>
-              <w:rFonts w:ascii="Times New Roman" w:hAnsi="Times New Roman" w:eastAsia="Times New Roman" w:cs="Times New Roman"/>
+              <w:rFonts w:ascii="Times New Roman" w:eastAsia="Times New Roman" w:hAnsi="Times New Roman" w:cs="Times New Roman"/>
               <w:szCs w:val="24"/>
             </w:rPr>
             <w:fldChar w:fldCharType="end"/>
@@ -1996,28 +1965,28 @@
         </w:p>
         <w:p>
           <w:pPr>
-            <w:pStyle w:val="16"/>
+            <w:pStyle w:val="TOC1"/>
             <w:tabs>
               <w:tab w:val="right" w:leader="dot" w:pos="8492"/>
             </w:tabs>
           </w:pPr>
           <w:r>
             <w:rPr>
-              <w:rFonts w:ascii="Times New Roman" w:hAnsi="Times New Roman" w:eastAsia="Times New Roman" w:cs="Times New Roman"/>
+              <w:rFonts w:ascii="Times New Roman" w:eastAsia="Times New Roman" w:hAnsi="Times New Roman" w:cs="Times New Roman"/>
               <w:szCs w:val="24"/>
             </w:rPr>
             <w:fldChar w:fldCharType="begin"/>
           </w:r>
           <w:r>
             <w:rPr>
-              <w:rFonts w:ascii="Times New Roman" w:hAnsi="Times New Roman" w:eastAsia="Times New Roman" w:cs="Times New Roman"/>
+              <w:rFonts w:ascii="Times New Roman" w:eastAsia="Times New Roman" w:hAnsi="Times New Roman" w:cs="Times New Roman"/>
               <w:szCs w:val="24"/>
             </w:rPr>
             <w:instrText xml:space="preserve"> HYPERLINK \l _Toc1092 </w:instrText>
           </w:r>
           <w:r>
             <w:rPr>
-              <w:rFonts w:ascii="Times New Roman" w:hAnsi="Times New Roman" w:eastAsia="Times New Roman" w:cs="Times New Roman"/>
+              <w:rFonts w:ascii="Times New Roman" w:eastAsia="Times New Roman" w:hAnsi="Times New Roman" w:cs="Times New Roman"/>
               <w:szCs w:val="24"/>
             </w:rPr>
             <w:fldChar w:fldCharType="separate"/>
@@ -2051,7 +2020,7 @@
           </w:r>
           <w:r>
             <w:rPr>
-              <w:rFonts w:ascii="Times New Roman" w:hAnsi="Times New Roman" w:eastAsia="Times New Roman" w:cs="Times New Roman"/>
+              <w:rFonts w:ascii="Times New Roman" w:eastAsia="Times New Roman" w:hAnsi="Times New Roman" w:cs="Times New Roman"/>
               <w:szCs w:val="24"/>
             </w:rPr>
             <w:fldChar w:fldCharType="end"/>
@@ -2059,28 +2028,28 @@
         </w:p>
         <w:p>
           <w:pPr>
-            <w:pStyle w:val="17"/>
+            <w:pStyle w:val="TOC2"/>
             <w:tabs>
               <w:tab w:val="right" w:leader="dot" w:pos="8492"/>
             </w:tabs>
           </w:pPr>
           <w:r>
             <w:rPr>
-              <w:rFonts w:ascii="Times New Roman" w:hAnsi="Times New Roman" w:eastAsia="Times New Roman" w:cs="Times New Roman"/>
+              <w:rFonts w:ascii="Times New Roman" w:eastAsia="Times New Roman" w:hAnsi="Times New Roman" w:cs="Times New Roman"/>
               <w:szCs w:val="24"/>
             </w:rPr>
             <w:fldChar w:fldCharType="begin"/>
           </w:r>
           <w:r>
             <w:rPr>
-              <w:rFonts w:ascii="Times New Roman" w:hAnsi="Times New Roman" w:eastAsia="Times New Roman" w:cs="Times New Roman"/>
+              <w:rFonts w:ascii="Times New Roman" w:eastAsia="Times New Roman" w:hAnsi="Times New Roman" w:cs="Times New Roman"/>
               <w:szCs w:val="24"/>
             </w:rPr>
             <w:instrText xml:space="preserve"> HYPERLINK \l _Toc12002 </w:instrText>
           </w:r>
           <w:r>
             <w:rPr>
-              <w:rFonts w:ascii="Times New Roman" w:hAnsi="Times New Roman" w:eastAsia="Times New Roman" w:cs="Times New Roman"/>
+              <w:rFonts w:ascii="Times New Roman" w:eastAsia="Times New Roman" w:hAnsi="Times New Roman" w:cs="Times New Roman"/>
               <w:szCs w:val="24"/>
             </w:rPr>
             <w:fldChar w:fldCharType="separate"/>
@@ -2114,7 +2083,7 @@
           </w:r>
           <w:r>
             <w:rPr>
-              <w:rFonts w:ascii="Times New Roman" w:hAnsi="Times New Roman" w:eastAsia="Times New Roman" w:cs="Times New Roman"/>
+              <w:rFonts w:ascii="Times New Roman" w:eastAsia="Times New Roman" w:hAnsi="Times New Roman" w:cs="Times New Roman"/>
               <w:szCs w:val="24"/>
             </w:rPr>
             <w:fldChar w:fldCharType="end"/>
@@ -2122,28 +2091,28 @@
         </w:p>
         <w:p>
           <w:pPr>
-            <w:pStyle w:val="17"/>
+            <w:pStyle w:val="TOC2"/>
             <w:tabs>
               <w:tab w:val="right" w:leader="dot" w:pos="8492"/>
             </w:tabs>
           </w:pPr>
           <w:r>
             <w:rPr>
-              <w:rFonts w:ascii="Times New Roman" w:hAnsi="Times New Roman" w:eastAsia="Times New Roman" w:cs="Times New Roman"/>
+              <w:rFonts w:ascii="Times New Roman" w:eastAsia="Times New Roman" w:hAnsi="Times New Roman" w:cs="Times New Roman"/>
               <w:szCs w:val="24"/>
             </w:rPr>
             <w:fldChar w:fldCharType="begin"/>
           </w:r>
           <w:r>
             <w:rPr>
-              <w:rFonts w:ascii="Times New Roman" w:hAnsi="Times New Roman" w:eastAsia="Times New Roman" w:cs="Times New Roman"/>
+              <w:rFonts w:ascii="Times New Roman" w:eastAsia="Times New Roman" w:hAnsi="Times New Roman" w:cs="Times New Roman"/>
               <w:szCs w:val="24"/>
             </w:rPr>
             <w:instrText xml:space="preserve"> HYPERLINK \l _Toc27957 </w:instrText>
           </w:r>
           <w:r>
             <w:rPr>
-              <w:rFonts w:ascii="Times New Roman" w:hAnsi="Times New Roman" w:eastAsia="Times New Roman" w:cs="Times New Roman"/>
+              <w:rFonts w:ascii="Times New Roman" w:eastAsia="Times New Roman" w:hAnsi="Times New Roman" w:cs="Times New Roman"/>
               <w:szCs w:val="24"/>
             </w:rPr>
             <w:fldChar w:fldCharType="separate"/>
@@ -2177,7 +2146,7 @@
           </w:r>
           <w:r>
             <w:rPr>
-              <w:rFonts w:ascii="Times New Roman" w:hAnsi="Times New Roman" w:eastAsia="Times New Roman" w:cs="Times New Roman"/>
+              <w:rFonts w:ascii="Times New Roman" w:eastAsia="Times New Roman" w:hAnsi="Times New Roman" w:cs="Times New Roman"/>
               <w:szCs w:val="24"/>
             </w:rPr>
             <w:fldChar w:fldCharType="end"/>
@@ -2185,28 +2154,28 @@
         </w:p>
         <w:p>
           <w:pPr>
-            <w:pStyle w:val="13"/>
+            <w:pStyle w:val="TOC3"/>
             <w:tabs>
               <w:tab w:val="right" w:leader="dot" w:pos="8492"/>
             </w:tabs>
           </w:pPr>
           <w:r>
             <w:rPr>
-              <w:rFonts w:ascii="Times New Roman" w:hAnsi="Times New Roman" w:eastAsia="Times New Roman" w:cs="Times New Roman"/>
+              <w:rFonts w:ascii="Times New Roman" w:eastAsia="Times New Roman" w:hAnsi="Times New Roman" w:cs="Times New Roman"/>
               <w:szCs w:val="24"/>
             </w:rPr>
             <w:fldChar w:fldCharType="begin"/>
           </w:r>
           <w:r>
             <w:rPr>
-              <w:rFonts w:ascii="Times New Roman" w:hAnsi="Times New Roman" w:eastAsia="Times New Roman" w:cs="Times New Roman"/>
+              <w:rFonts w:ascii="Times New Roman" w:eastAsia="Times New Roman" w:hAnsi="Times New Roman" w:cs="Times New Roman"/>
               <w:szCs w:val="24"/>
             </w:rPr>
             <w:instrText xml:space="preserve"> HYPERLINK \l _Toc10853 </w:instrText>
           </w:r>
           <w:r>
             <w:rPr>
-              <w:rFonts w:ascii="Times New Roman" w:hAnsi="Times New Roman" w:eastAsia="Times New Roman" w:cs="Times New Roman"/>
+              <w:rFonts w:ascii="Times New Roman" w:eastAsia="Times New Roman" w:hAnsi="Times New Roman" w:cs="Times New Roman"/>
               <w:szCs w:val="24"/>
             </w:rPr>
             <w:fldChar w:fldCharType="separate"/>
@@ -2240,7 +2209,7 @@
           </w:r>
           <w:r>
             <w:rPr>
-              <w:rFonts w:ascii="Times New Roman" w:hAnsi="Times New Roman" w:eastAsia="Times New Roman" w:cs="Times New Roman"/>
+              <w:rFonts w:ascii="Times New Roman" w:eastAsia="Times New Roman" w:hAnsi="Times New Roman" w:cs="Times New Roman"/>
               <w:szCs w:val="24"/>
             </w:rPr>
             <w:fldChar w:fldCharType="end"/>
@@ -2248,28 +2217,28 @@
         </w:p>
         <w:p>
           <w:pPr>
-            <w:pStyle w:val="13"/>
+            <w:pStyle w:val="TOC3"/>
             <w:tabs>
               <w:tab w:val="right" w:leader="dot" w:pos="8492"/>
             </w:tabs>
           </w:pPr>
           <w:r>
             <w:rPr>
-              <w:rFonts w:ascii="Times New Roman" w:hAnsi="Times New Roman" w:eastAsia="Times New Roman" w:cs="Times New Roman"/>
+              <w:rFonts w:ascii="Times New Roman" w:eastAsia="Times New Roman" w:hAnsi="Times New Roman" w:cs="Times New Roman"/>
               <w:szCs w:val="24"/>
             </w:rPr>
             <w:fldChar w:fldCharType="begin"/>
           </w:r>
           <w:r>
             <w:rPr>
-              <w:rFonts w:ascii="Times New Roman" w:hAnsi="Times New Roman" w:eastAsia="Times New Roman" w:cs="Times New Roman"/>
+              <w:rFonts w:ascii="Times New Roman" w:eastAsia="Times New Roman" w:hAnsi="Times New Roman" w:cs="Times New Roman"/>
               <w:szCs w:val="24"/>
             </w:rPr>
             <w:instrText xml:space="preserve"> HYPERLINK \l _Toc12874 </w:instrText>
           </w:r>
           <w:r>
             <w:rPr>
-              <w:rFonts w:ascii="Times New Roman" w:hAnsi="Times New Roman" w:eastAsia="Times New Roman" w:cs="Times New Roman"/>
+              <w:rFonts w:ascii="Times New Roman" w:eastAsia="Times New Roman" w:hAnsi="Times New Roman" w:cs="Times New Roman"/>
               <w:szCs w:val="24"/>
             </w:rPr>
             <w:fldChar w:fldCharType="separate"/>
@@ -2303,7 +2272,7 @@
           </w:r>
           <w:r>
             <w:rPr>
-              <w:rFonts w:ascii="Times New Roman" w:hAnsi="Times New Roman" w:eastAsia="Times New Roman" w:cs="Times New Roman"/>
+              <w:rFonts w:ascii="Times New Roman" w:eastAsia="Times New Roman" w:hAnsi="Times New Roman" w:cs="Times New Roman"/>
               <w:szCs w:val="24"/>
             </w:rPr>
             <w:fldChar w:fldCharType="end"/>
@@ -2311,28 +2280,28 @@
         </w:p>
         <w:p>
           <w:pPr>
-            <w:pStyle w:val="13"/>
+            <w:pStyle w:val="TOC3"/>
             <w:tabs>
               <w:tab w:val="right" w:leader="dot" w:pos="8492"/>
             </w:tabs>
           </w:pPr>
           <w:r>
             <w:rPr>
-              <w:rFonts w:ascii="Times New Roman" w:hAnsi="Times New Roman" w:eastAsia="Times New Roman" w:cs="Times New Roman"/>
+              <w:rFonts w:ascii="Times New Roman" w:eastAsia="Times New Roman" w:hAnsi="Times New Roman" w:cs="Times New Roman"/>
               <w:szCs w:val="24"/>
             </w:rPr>
             <w:fldChar w:fldCharType="begin"/>
           </w:r>
           <w:r>
             <w:rPr>
-              <w:rFonts w:ascii="Times New Roman" w:hAnsi="Times New Roman" w:eastAsia="Times New Roman" w:cs="Times New Roman"/>
+              <w:rFonts w:ascii="Times New Roman" w:eastAsia="Times New Roman" w:hAnsi="Times New Roman" w:cs="Times New Roman"/>
               <w:szCs w:val="24"/>
             </w:rPr>
             <w:instrText xml:space="preserve"> HYPERLINK \l _Toc9327 </w:instrText>
           </w:r>
           <w:r>
             <w:rPr>
-              <w:rFonts w:ascii="Times New Roman" w:hAnsi="Times New Roman" w:eastAsia="Times New Roman" w:cs="Times New Roman"/>
+              <w:rFonts w:ascii="Times New Roman" w:eastAsia="Times New Roman" w:hAnsi="Times New Roman" w:cs="Times New Roman"/>
               <w:szCs w:val="24"/>
             </w:rPr>
             <w:fldChar w:fldCharType="separate"/>
@@ -2366,7 +2335,7 @@
           </w:r>
           <w:r>
             <w:rPr>
-              <w:rFonts w:ascii="Times New Roman" w:hAnsi="Times New Roman" w:eastAsia="Times New Roman" w:cs="Times New Roman"/>
+              <w:rFonts w:ascii="Times New Roman" w:eastAsia="Times New Roman" w:hAnsi="Times New Roman" w:cs="Times New Roman"/>
               <w:szCs w:val="24"/>
             </w:rPr>
             <w:fldChar w:fldCharType="end"/>
@@ -2374,28 +2343,28 @@
         </w:p>
         <w:p>
           <w:pPr>
-            <w:pStyle w:val="13"/>
+            <w:pStyle w:val="TOC3"/>
             <w:tabs>
               <w:tab w:val="right" w:leader="dot" w:pos="8492"/>
             </w:tabs>
           </w:pPr>
           <w:r>
             <w:rPr>
-              <w:rFonts w:ascii="Times New Roman" w:hAnsi="Times New Roman" w:eastAsia="Times New Roman" w:cs="Times New Roman"/>
+              <w:rFonts w:ascii="Times New Roman" w:eastAsia="Times New Roman" w:hAnsi="Times New Roman" w:cs="Times New Roman"/>
               <w:szCs w:val="24"/>
             </w:rPr>
             <w:fldChar w:fldCharType="begin"/>
           </w:r>
           <w:r>
             <w:rPr>
-              <w:rFonts w:ascii="Times New Roman" w:hAnsi="Times New Roman" w:eastAsia="Times New Roman" w:cs="Times New Roman"/>
+              <w:rFonts w:ascii="Times New Roman" w:eastAsia="Times New Roman" w:hAnsi="Times New Roman" w:cs="Times New Roman"/>
               <w:szCs w:val="24"/>
             </w:rPr>
             <w:instrText xml:space="preserve"> HYPERLINK \l _Toc6135 </w:instrText>
           </w:r>
           <w:r>
             <w:rPr>
-              <w:rFonts w:ascii="Times New Roman" w:hAnsi="Times New Roman" w:eastAsia="Times New Roman" w:cs="Times New Roman"/>
+              <w:rFonts w:ascii="Times New Roman" w:eastAsia="Times New Roman" w:hAnsi="Times New Roman" w:cs="Times New Roman"/>
               <w:szCs w:val="24"/>
             </w:rPr>
             <w:fldChar w:fldCharType="separate"/>
@@ -2429,7 +2398,7 @@
           </w:r>
           <w:r>
             <w:rPr>
-              <w:rFonts w:ascii="Times New Roman" w:hAnsi="Times New Roman" w:eastAsia="Times New Roman" w:cs="Times New Roman"/>
+              <w:rFonts w:ascii="Times New Roman" w:eastAsia="Times New Roman" w:hAnsi="Times New Roman" w:cs="Times New Roman"/>
               <w:szCs w:val="24"/>
             </w:rPr>
             <w:fldChar w:fldCharType="end"/>
@@ -2437,28 +2406,28 @@
         </w:p>
         <w:p>
           <w:pPr>
-            <w:pStyle w:val="13"/>
+            <w:pStyle w:val="TOC3"/>
             <w:tabs>
               <w:tab w:val="right" w:leader="dot" w:pos="8492"/>
             </w:tabs>
           </w:pPr>
           <w:r>
             <w:rPr>
-              <w:rFonts w:ascii="Times New Roman" w:hAnsi="Times New Roman" w:eastAsia="Times New Roman" w:cs="Times New Roman"/>
+              <w:rFonts w:ascii="Times New Roman" w:eastAsia="Times New Roman" w:hAnsi="Times New Roman" w:cs="Times New Roman"/>
               <w:szCs w:val="24"/>
             </w:rPr>
             <w:fldChar w:fldCharType="begin"/>
           </w:r>
           <w:r>
             <w:rPr>
-              <w:rFonts w:ascii="Times New Roman" w:hAnsi="Times New Roman" w:eastAsia="Times New Roman" w:cs="Times New Roman"/>
+              <w:rFonts w:ascii="Times New Roman" w:eastAsia="Times New Roman" w:hAnsi="Times New Roman" w:cs="Times New Roman"/>
               <w:szCs w:val="24"/>
             </w:rPr>
             <w:instrText xml:space="preserve"> HYPERLINK \l _Toc26922 </w:instrText>
           </w:r>
           <w:r>
             <w:rPr>
-              <w:rFonts w:ascii="Times New Roman" w:hAnsi="Times New Roman" w:eastAsia="Times New Roman" w:cs="Times New Roman"/>
+              <w:rFonts w:ascii="Times New Roman" w:eastAsia="Times New Roman" w:hAnsi="Times New Roman" w:cs="Times New Roman"/>
               <w:szCs w:val="24"/>
             </w:rPr>
             <w:fldChar w:fldCharType="separate"/>
@@ -2492,7 +2461,7 @@
           </w:r>
           <w:r>
             <w:rPr>
-              <w:rFonts w:ascii="Times New Roman" w:hAnsi="Times New Roman" w:eastAsia="Times New Roman" w:cs="Times New Roman"/>
+              <w:rFonts w:ascii="Times New Roman" w:eastAsia="Times New Roman" w:hAnsi="Times New Roman" w:cs="Times New Roman"/>
               <w:szCs w:val="24"/>
             </w:rPr>
             <w:fldChar w:fldCharType="end"/>
@@ -2500,28 +2469,28 @@
         </w:p>
         <w:p>
           <w:pPr>
-            <w:pStyle w:val="17"/>
+            <w:pStyle w:val="TOC2"/>
             <w:tabs>
               <w:tab w:val="right" w:leader="dot" w:pos="8492"/>
             </w:tabs>
           </w:pPr>
           <w:r>
             <w:rPr>
-              <w:rFonts w:ascii="Times New Roman" w:hAnsi="Times New Roman" w:eastAsia="Times New Roman" w:cs="Times New Roman"/>
+              <w:rFonts w:ascii="Times New Roman" w:eastAsia="Times New Roman" w:hAnsi="Times New Roman" w:cs="Times New Roman"/>
               <w:szCs w:val="24"/>
             </w:rPr>
             <w:fldChar w:fldCharType="begin"/>
           </w:r>
           <w:r>
             <w:rPr>
-              <w:rFonts w:ascii="Times New Roman" w:hAnsi="Times New Roman" w:eastAsia="Times New Roman" w:cs="Times New Roman"/>
+              <w:rFonts w:ascii="Times New Roman" w:eastAsia="Times New Roman" w:hAnsi="Times New Roman" w:cs="Times New Roman"/>
               <w:szCs w:val="24"/>
             </w:rPr>
             <w:instrText xml:space="preserve"> HYPERLINK \l _Toc5404 </w:instrText>
           </w:r>
           <w:r>
             <w:rPr>
-              <w:rFonts w:ascii="Times New Roman" w:hAnsi="Times New Roman" w:eastAsia="Times New Roman" w:cs="Times New Roman"/>
+              <w:rFonts w:ascii="Times New Roman" w:eastAsia="Times New Roman" w:hAnsi="Times New Roman" w:cs="Times New Roman"/>
               <w:szCs w:val="24"/>
             </w:rPr>
             <w:fldChar w:fldCharType="separate"/>
@@ -2555,7 +2524,7 @@
           </w:r>
           <w:r>
             <w:rPr>
-              <w:rFonts w:ascii="Times New Roman" w:hAnsi="Times New Roman" w:eastAsia="Times New Roman" w:cs="Times New Roman"/>
+              <w:rFonts w:ascii="Times New Roman" w:eastAsia="Times New Roman" w:hAnsi="Times New Roman" w:cs="Times New Roman"/>
               <w:szCs w:val="24"/>
             </w:rPr>
             <w:fldChar w:fldCharType="end"/>
@@ -2563,28 +2532,28 @@
         </w:p>
         <w:p>
           <w:pPr>
-            <w:pStyle w:val="13"/>
+            <w:pStyle w:val="TOC3"/>
             <w:tabs>
               <w:tab w:val="right" w:leader="dot" w:pos="8492"/>
             </w:tabs>
           </w:pPr>
           <w:r>
             <w:rPr>
-              <w:rFonts w:ascii="Times New Roman" w:hAnsi="Times New Roman" w:eastAsia="Times New Roman" w:cs="Times New Roman"/>
+              <w:rFonts w:ascii="Times New Roman" w:eastAsia="Times New Roman" w:hAnsi="Times New Roman" w:cs="Times New Roman"/>
               <w:szCs w:val="24"/>
             </w:rPr>
             <w:fldChar w:fldCharType="begin"/>
           </w:r>
           <w:r>
             <w:rPr>
-              <w:rFonts w:ascii="Times New Roman" w:hAnsi="Times New Roman" w:eastAsia="Times New Roman" w:cs="Times New Roman"/>
+              <w:rFonts w:ascii="Times New Roman" w:eastAsia="Times New Roman" w:hAnsi="Times New Roman" w:cs="Times New Roman"/>
               <w:szCs w:val="24"/>
             </w:rPr>
             <w:instrText xml:space="preserve"> HYPERLINK \l _Toc2515 </w:instrText>
           </w:r>
           <w:r>
             <w:rPr>
-              <w:rFonts w:ascii="Times New Roman" w:hAnsi="Times New Roman" w:eastAsia="Times New Roman" w:cs="Times New Roman"/>
+              <w:rFonts w:ascii="Times New Roman" w:eastAsia="Times New Roman" w:hAnsi="Times New Roman" w:cs="Times New Roman"/>
               <w:szCs w:val="24"/>
             </w:rPr>
             <w:fldChar w:fldCharType="separate"/>
@@ -2618,7 +2587,7 @@
           </w:r>
           <w:r>
             <w:rPr>
-              <w:rFonts w:ascii="Times New Roman" w:hAnsi="Times New Roman" w:eastAsia="Times New Roman" w:cs="Times New Roman"/>
+              <w:rFonts w:ascii="Times New Roman" w:eastAsia="Times New Roman" w:hAnsi="Times New Roman" w:cs="Times New Roman"/>
               <w:szCs w:val="24"/>
             </w:rPr>
             <w:fldChar w:fldCharType="end"/>
@@ -2626,28 +2595,28 @@
         </w:p>
         <w:p>
           <w:pPr>
-            <w:pStyle w:val="13"/>
+            <w:pStyle w:val="TOC3"/>
             <w:tabs>
               <w:tab w:val="right" w:leader="dot" w:pos="8492"/>
             </w:tabs>
           </w:pPr>
           <w:r>
             <w:rPr>
-              <w:rFonts w:ascii="Times New Roman" w:hAnsi="Times New Roman" w:eastAsia="Times New Roman" w:cs="Times New Roman"/>
+              <w:rFonts w:ascii="Times New Roman" w:eastAsia="Times New Roman" w:hAnsi="Times New Roman" w:cs="Times New Roman"/>
               <w:szCs w:val="24"/>
             </w:rPr>
             <w:fldChar w:fldCharType="begin"/>
           </w:r>
           <w:r>
             <w:rPr>
-              <w:rFonts w:ascii="Times New Roman" w:hAnsi="Times New Roman" w:eastAsia="Times New Roman" w:cs="Times New Roman"/>
+              <w:rFonts w:ascii="Times New Roman" w:eastAsia="Times New Roman" w:hAnsi="Times New Roman" w:cs="Times New Roman"/>
               <w:szCs w:val="24"/>
             </w:rPr>
             <w:instrText xml:space="preserve"> HYPERLINK \l _Toc31866 </w:instrText>
           </w:r>
           <w:r>
             <w:rPr>
-              <w:rFonts w:ascii="Times New Roman" w:hAnsi="Times New Roman" w:eastAsia="Times New Roman" w:cs="Times New Roman"/>
+              <w:rFonts w:ascii="Times New Roman" w:eastAsia="Times New Roman" w:hAnsi="Times New Roman" w:cs="Times New Roman"/>
               <w:szCs w:val="24"/>
             </w:rPr>
             <w:fldChar w:fldCharType="separate"/>
@@ -2681,7 +2650,7 @@
           </w:r>
           <w:r>
             <w:rPr>
-              <w:rFonts w:ascii="Times New Roman" w:hAnsi="Times New Roman" w:eastAsia="Times New Roman" w:cs="Times New Roman"/>
+              <w:rFonts w:ascii="Times New Roman" w:eastAsia="Times New Roman" w:hAnsi="Times New Roman" w:cs="Times New Roman"/>
               <w:szCs w:val="24"/>
             </w:rPr>
             <w:fldChar w:fldCharType="end"/>
@@ -2689,28 +2658,28 @@
         </w:p>
         <w:p>
           <w:pPr>
-            <w:pStyle w:val="13"/>
+            <w:pStyle w:val="TOC3"/>
             <w:tabs>
               <w:tab w:val="right" w:leader="dot" w:pos="8492"/>
             </w:tabs>
           </w:pPr>
           <w:r>
             <w:rPr>
-              <w:rFonts w:ascii="Times New Roman" w:hAnsi="Times New Roman" w:eastAsia="Times New Roman" w:cs="Times New Roman"/>
+              <w:rFonts w:ascii="Times New Roman" w:eastAsia="Times New Roman" w:hAnsi="Times New Roman" w:cs="Times New Roman"/>
               <w:szCs w:val="24"/>
             </w:rPr>
             <w:fldChar w:fldCharType="begin"/>
           </w:r>
           <w:r>
             <w:rPr>
-              <w:rFonts w:ascii="Times New Roman" w:hAnsi="Times New Roman" w:eastAsia="Times New Roman" w:cs="Times New Roman"/>
+              <w:rFonts w:ascii="Times New Roman" w:eastAsia="Times New Roman" w:hAnsi="Times New Roman" w:cs="Times New Roman"/>
               <w:szCs w:val="24"/>
             </w:rPr>
             <w:instrText xml:space="preserve"> HYPERLINK \l _Toc17103 </w:instrText>
           </w:r>
           <w:r>
             <w:rPr>
-              <w:rFonts w:ascii="Times New Roman" w:hAnsi="Times New Roman" w:eastAsia="Times New Roman" w:cs="Times New Roman"/>
+              <w:rFonts w:ascii="Times New Roman" w:eastAsia="Times New Roman" w:hAnsi="Times New Roman" w:cs="Times New Roman"/>
               <w:szCs w:val="24"/>
             </w:rPr>
             <w:fldChar w:fldCharType="separate"/>
@@ -2744,7 +2713,7 @@
           </w:r>
           <w:r>
             <w:rPr>
-              <w:rFonts w:ascii="Times New Roman" w:hAnsi="Times New Roman" w:eastAsia="Times New Roman" w:cs="Times New Roman"/>
+              <w:rFonts w:ascii="Times New Roman" w:eastAsia="Times New Roman" w:hAnsi="Times New Roman" w:cs="Times New Roman"/>
               <w:szCs w:val="24"/>
             </w:rPr>
             <w:fldChar w:fldCharType="end"/>
@@ -2752,28 +2721,28 @@
         </w:p>
         <w:p>
           <w:pPr>
-            <w:pStyle w:val="13"/>
+            <w:pStyle w:val="TOC3"/>
             <w:tabs>
               <w:tab w:val="right" w:leader="dot" w:pos="8492"/>
             </w:tabs>
           </w:pPr>
           <w:r>
             <w:rPr>
-              <w:rFonts w:ascii="Times New Roman" w:hAnsi="Times New Roman" w:eastAsia="Times New Roman" w:cs="Times New Roman"/>
+              <w:rFonts w:ascii="Times New Roman" w:eastAsia="Times New Roman" w:hAnsi="Times New Roman" w:cs="Times New Roman"/>
               <w:szCs w:val="24"/>
             </w:rPr>
             <w:fldChar w:fldCharType="begin"/>
           </w:r>
           <w:r>
             <w:rPr>
-              <w:rFonts w:ascii="Times New Roman" w:hAnsi="Times New Roman" w:eastAsia="Times New Roman" w:cs="Times New Roman"/>
+              <w:rFonts w:ascii="Times New Roman" w:eastAsia="Times New Roman" w:hAnsi="Times New Roman" w:cs="Times New Roman"/>
               <w:szCs w:val="24"/>
             </w:rPr>
             <w:instrText xml:space="preserve"> HYPERLINK \l _Toc8928 </w:instrText>
           </w:r>
           <w:r>
             <w:rPr>
-              <w:rFonts w:ascii="Times New Roman" w:hAnsi="Times New Roman" w:eastAsia="Times New Roman" w:cs="Times New Roman"/>
+              <w:rFonts w:ascii="Times New Roman" w:eastAsia="Times New Roman" w:hAnsi="Times New Roman" w:cs="Times New Roman"/>
               <w:szCs w:val="24"/>
             </w:rPr>
             <w:fldChar w:fldCharType="separate"/>
@@ -2807,7 +2776,7 @@
           </w:r>
           <w:r>
             <w:rPr>
-              <w:rFonts w:ascii="Times New Roman" w:hAnsi="Times New Roman" w:eastAsia="Times New Roman" w:cs="Times New Roman"/>
+              <w:rFonts w:ascii="Times New Roman" w:eastAsia="Times New Roman" w:hAnsi="Times New Roman" w:cs="Times New Roman"/>
               <w:szCs w:val="24"/>
             </w:rPr>
             <w:fldChar w:fldCharType="end"/>
@@ -2815,28 +2784,28 @@
         </w:p>
         <w:p>
           <w:pPr>
-            <w:pStyle w:val="13"/>
+            <w:pStyle w:val="TOC3"/>
             <w:tabs>
               <w:tab w:val="right" w:leader="dot" w:pos="8492"/>
             </w:tabs>
           </w:pPr>
           <w:r>
             <w:rPr>
-              <w:rFonts w:ascii="Times New Roman" w:hAnsi="Times New Roman" w:eastAsia="Times New Roman" w:cs="Times New Roman"/>
+              <w:rFonts w:ascii="Times New Roman" w:eastAsia="Times New Roman" w:hAnsi="Times New Roman" w:cs="Times New Roman"/>
               <w:szCs w:val="24"/>
             </w:rPr>
             <w:fldChar w:fldCharType="begin"/>
           </w:r>
           <w:r>
             <w:rPr>
-              <w:rFonts w:ascii="Times New Roman" w:hAnsi="Times New Roman" w:eastAsia="Times New Roman" w:cs="Times New Roman"/>
+              <w:rFonts w:ascii="Times New Roman" w:eastAsia="Times New Roman" w:hAnsi="Times New Roman" w:cs="Times New Roman"/>
               <w:szCs w:val="24"/>
             </w:rPr>
             <w:instrText xml:space="preserve"> HYPERLINK \l _Toc32686 </w:instrText>
           </w:r>
           <w:r>
             <w:rPr>
-              <w:rFonts w:ascii="Times New Roman" w:hAnsi="Times New Roman" w:eastAsia="Times New Roman" w:cs="Times New Roman"/>
+              <w:rFonts w:ascii="Times New Roman" w:eastAsia="Times New Roman" w:hAnsi="Times New Roman" w:cs="Times New Roman"/>
               <w:szCs w:val="24"/>
             </w:rPr>
             <w:fldChar w:fldCharType="separate"/>
@@ -2870,7 +2839,7 @@
           </w:r>
           <w:r>
             <w:rPr>
-              <w:rFonts w:ascii="Times New Roman" w:hAnsi="Times New Roman" w:eastAsia="Times New Roman" w:cs="Times New Roman"/>
+              <w:rFonts w:ascii="Times New Roman" w:eastAsia="Times New Roman" w:hAnsi="Times New Roman" w:cs="Times New Roman"/>
               <w:szCs w:val="24"/>
             </w:rPr>
             <w:fldChar w:fldCharType="end"/>
@@ -2878,28 +2847,28 @@
         </w:p>
         <w:p>
           <w:pPr>
-            <w:pStyle w:val="13"/>
+            <w:pStyle w:val="TOC3"/>
             <w:tabs>
               <w:tab w:val="right" w:leader="dot" w:pos="8492"/>
             </w:tabs>
           </w:pPr>
           <w:r>
             <w:rPr>
-              <w:rFonts w:ascii="Times New Roman" w:hAnsi="Times New Roman" w:eastAsia="Times New Roman" w:cs="Times New Roman"/>
+              <w:rFonts w:ascii="Times New Roman" w:eastAsia="Times New Roman" w:hAnsi="Times New Roman" w:cs="Times New Roman"/>
               <w:szCs w:val="24"/>
             </w:rPr>
             <w:fldChar w:fldCharType="begin"/>
           </w:r>
           <w:r>
             <w:rPr>
-              <w:rFonts w:ascii="Times New Roman" w:hAnsi="Times New Roman" w:eastAsia="Times New Roman" w:cs="Times New Roman"/>
+              <w:rFonts w:ascii="Times New Roman" w:eastAsia="Times New Roman" w:hAnsi="Times New Roman" w:cs="Times New Roman"/>
               <w:szCs w:val="24"/>
             </w:rPr>
             <w:instrText xml:space="preserve"> HYPERLINK \l _Toc28593 </w:instrText>
           </w:r>
           <w:r>
             <w:rPr>
-              <w:rFonts w:ascii="Times New Roman" w:hAnsi="Times New Roman" w:eastAsia="Times New Roman" w:cs="Times New Roman"/>
+              <w:rFonts w:ascii="Times New Roman" w:eastAsia="Times New Roman" w:hAnsi="Times New Roman" w:cs="Times New Roman"/>
               <w:szCs w:val="24"/>
             </w:rPr>
             <w:fldChar w:fldCharType="separate"/>
@@ -2933,7 +2902,7 @@
           </w:r>
           <w:r>
             <w:rPr>
-              <w:rFonts w:ascii="Times New Roman" w:hAnsi="Times New Roman" w:eastAsia="Times New Roman" w:cs="Times New Roman"/>
+              <w:rFonts w:ascii="Times New Roman" w:eastAsia="Times New Roman" w:hAnsi="Times New Roman" w:cs="Times New Roman"/>
               <w:szCs w:val="24"/>
             </w:rPr>
             <w:fldChar w:fldCharType="end"/>
@@ -2941,28 +2910,28 @@
         </w:p>
         <w:p>
           <w:pPr>
-            <w:pStyle w:val="13"/>
+            <w:pStyle w:val="TOC3"/>
             <w:tabs>
               <w:tab w:val="right" w:leader="dot" w:pos="8492"/>
             </w:tabs>
           </w:pPr>
           <w:r>
             <w:rPr>
-              <w:rFonts w:ascii="Times New Roman" w:hAnsi="Times New Roman" w:eastAsia="Times New Roman" w:cs="Times New Roman"/>
+              <w:rFonts w:ascii="Times New Roman" w:eastAsia="Times New Roman" w:hAnsi="Times New Roman" w:cs="Times New Roman"/>
               <w:szCs w:val="24"/>
             </w:rPr>
             <w:fldChar w:fldCharType="begin"/>
           </w:r>
           <w:r>
             <w:rPr>
-              <w:rFonts w:ascii="Times New Roman" w:hAnsi="Times New Roman" w:eastAsia="Times New Roman" w:cs="Times New Roman"/>
+              <w:rFonts w:ascii="Times New Roman" w:eastAsia="Times New Roman" w:hAnsi="Times New Roman" w:cs="Times New Roman"/>
               <w:szCs w:val="24"/>
             </w:rPr>
             <w:instrText xml:space="preserve"> HYPERLINK \l _Toc21519 </w:instrText>
           </w:r>
           <w:r>
             <w:rPr>
-              <w:rFonts w:ascii="Times New Roman" w:hAnsi="Times New Roman" w:eastAsia="Times New Roman" w:cs="Times New Roman"/>
+              <w:rFonts w:ascii="Times New Roman" w:eastAsia="Times New Roman" w:hAnsi="Times New Roman" w:cs="Times New Roman"/>
               <w:szCs w:val="24"/>
             </w:rPr>
             <w:fldChar w:fldCharType="separate"/>
@@ -2996,7 +2965,7 @@
           </w:r>
           <w:r>
             <w:rPr>
-              <w:rFonts w:ascii="Times New Roman" w:hAnsi="Times New Roman" w:eastAsia="Times New Roman" w:cs="Times New Roman"/>
+              <w:rFonts w:ascii="Times New Roman" w:eastAsia="Times New Roman" w:hAnsi="Times New Roman" w:cs="Times New Roman"/>
               <w:szCs w:val="24"/>
             </w:rPr>
             <w:fldChar w:fldCharType="end"/>
@@ -3004,28 +2973,28 @@
         </w:p>
         <w:p>
           <w:pPr>
-            <w:pStyle w:val="13"/>
+            <w:pStyle w:val="TOC3"/>
             <w:tabs>
               <w:tab w:val="right" w:leader="dot" w:pos="8492"/>
             </w:tabs>
           </w:pPr>
           <w:r>
             <w:rPr>
-              <w:rFonts w:ascii="Times New Roman" w:hAnsi="Times New Roman" w:eastAsia="Times New Roman" w:cs="Times New Roman"/>
+              <w:rFonts w:ascii="Times New Roman" w:eastAsia="Times New Roman" w:hAnsi="Times New Roman" w:cs="Times New Roman"/>
               <w:szCs w:val="24"/>
             </w:rPr>
             <w:fldChar w:fldCharType="begin"/>
           </w:r>
           <w:r>
             <w:rPr>
-              <w:rFonts w:ascii="Times New Roman" w:hAnsi="Times New Roman" w:eastAsia="Times New Roman" w:cs="Times New Roman"/>
+              <w:rFonts w:ascii="Times New Roman" w:eastAsia="Times New Roman" w:hAnsi="Times New Roman" w:cs="Times New Roman"/>
               <w:szCs w:val="24"/>
             </w:rPr>
             <w:instrText xml:space="preserve"> HYPERLINK \l _Toc29365 </w:instrText>
           </w:r>
           <w:r>
             <w:rPr>
-              <w:rFonts w:ascii="Times New Roman" w:hAnsi="Times New Roman" w:eastAsia="Times New Roman" w:cs="Times New Roman"/>
+              <w:rFonts w:ascii="Times New Roman" w:eastAsia="Times New Roman" w:hAnsi="Times New Roman" w:cs="Times New Roman"/>
               <w:szCs w:val="24"/>
             </w:rPr>
             <w:fldChar w:fldCharType="separate"/>
@@ -3059,7 +3028,7 @@
           </w:r>
           <w:r>
             <w:rPr>
-              <w:rFonts w:ascii="Times New Roman" w:hAnsi="Times New Roman" w:eastAsia="Times New Roman" w:cs="Times New Roman"/>
+              <w:rFonts w:ascii="Times New Roman" w:eastAsia="Times New Roman" w:hAnsi="Times New Roman" w:cs="Times New Roman"/>
               <w:szCs w:val="24"/>
             </w:rPr>
             <w:fldChar w:fldCharType="end"/>
@@ -3067,28 +3036,28 @@
         </w:p>
         <w:p>
           <w:pPr>
-            <w:pStyle w:val="16"/>
+            <w:pStyle w:val="TOC1"/>
             <w:tabs>
               <w:tab w:val="right" w:leader="dot" w:pos="8492"/>
             </w:tabs>
           </w:pPr>
           <w:r>
             <w:rPr>
-              <w:rFonts w:ascii="Times New Roman" w:hAnsi="Times New Roman" w:eastAsia="Times New Roman" w:cs="Times New Roman"/>
+              <w:rFonts w:ascii="Times New Roman" w:eastAsia="Times New Roman" w:hAnsi="Times New Roman" w:cs="Times New Roman"/>
               <w:szCs w:val="24"/>
             </w:rPr>
             <w:fldChar w:fldCharType="begin"/>
           </w:r>
           <w:r>
             <w:rPr>
-              <w:rFonts w:ascii="Times New Roman" w:hAnsi="Times New Roman" w:eastAsia="Times New Roman" w:cs="Times New Roman"/>
+              <w:rFonts w:ascii="Times New Roman" w:eastAsia="Times New Roman" w:hAnsi="Times New Roman" w:cs="Times New Roman"/>
               <w:szCs w:val="24"/>
             </w:rPr>
             <w:instrText xml:space="preserve"> HYPERLINK \l _Toc14517 </w:instrText>
           </w:r>
           <w:r>
             <w:rPr>
-              <w:rFonts w:ascii="Times New Roman" w:hAnsi="Times New Roman" w:eastAsia="Times New Roman" w:cs="Times New Roman"/>
+              <w:rFonts w:ascii="Times New Roman" w:eastAsia="Times New Roman" w:hAnsi="Times New Roman" w:cs="Times New Roman"/>
               <w:szCs w:val="24"/>
             </w:rPr>
             <w:fldChar w:fldCharType="separate"/>
@@ -3122,7 +3091,7 @@
           </w:r>
           <w:r>
             <w:rPr>
-              <w:rFonts w:ascii="Times New Roman" w:hAnsi="Times New Roman" w:eastAsia="Times New Roman" w:cs="Times New Roman"/>
+              <w:rFonts w:ascii="Times New Roman" w:eastAsia="Times New Roman" w:hAnsi="Times New Roman" w:cs="Times New Roman"/>
               <w:szCs w:val="24"/>
             </w:rPr>
             <w:fldChar w:fldCharType="end"/>
@@ -3130,28 +3099,28 @@
         </w:p>
         <w:p>
           <w:pPr>
-            <w:pStyle w:val="17"/>
+            <w:pStyle w:val="TOC2"/>
             <w:tabs>
               <w:tab w:val="right" w:leader="dot" w:pos="8492"/>
             </w:tabs>
           </w:pPr>
           <w:r>
             <w:rPr>
-              <w:rFonts w:ascii="Times New Roman" w:hAnsi="Times New Roman" w:eastAsia="Times New Roman" w:cs="Times New Roman"/>
+              <w:rFonts w:ascii="Times New Roman" w:eastAsia="Times New Roman" w:hAnsi="Times New Roman" w:cs="Times New Roman"/>
               <w:szCs w:val="24"/>
             </w:rPr>
             <w:fldChar w:fldCharType="begin"/>
           </w:r>
           <w:r>
             <w:rPr>
-              <w:rFonts w:ascii="Times New Roman" w:hAnsi="Times New Roman" w:eastAsia="Times New Roman" w:cs="Times New Roman"/>
+              <w:rFonts w:ascii="Times New Roman" w:eastAsia="Times New Roman" w:hAnsi="Times New Roman" w:cs="Times New Roman"/>
               <w:szCs w:val="24"/>
             </w:rPr>
             <w:instrText xml:space="preserve"> HYPERLINK \l _Toc12624 </w:instrText>
           </w:r>
           <w:r>
             <w:rPr>
-              <w:rFonts w:ascii="Times New Roman" w:hAnsi="Times New Roman" w:eastAsia="Times New Roman" w:cs="Times New Roman"/>
+              <w:rFonts w:ascii="Times New Roman" w:eastAsia="Times New Roman" w:hAnsi="Times New Roman" w:cs="Times New Roman"/>
               <w:szCs w:val="24"/>
             </w:rPr>
             <w:fldChar w:fldCharType="separate"/>
@@ -3185,7 +3154,7 @@
           </w:r>
           <w:r>
             <w:rPr>
-              <w:rFonts w:ascii="Times New Roman" w:hAnsi="Times New Roman" w:eastAsia="Times New Roman" w:cs="Times New Roman"/>
+              <w:rFonts w:ascii="Times New Roman" w:eastAsia="Times New Roman" w:hAnsi="Times New Roman" w:cs="Times New Roman"/>
               <w:szCs w:val="24"/>
             </w:rPr>
             <w:fldChar w:fldCharType="end"/>
@@ -3193,28 +3162,28 @@
         </w:p>
         <w:p>
           <w:pPr>
-            <w:pStyle w:val="17"/>
+            <w:pStyle w:val="TOC2"/>
             <w:tabs>
               <w:tab w:val="right" w:leader="dot" w:pos="8492"/>
             </w:tabs>
           </w:pPr>
           <w:r>
             <w:rPr>
-              <w:rFonts w:ascii="Times New Roman" w:hAnsi="Times New Roman" w:eastAsia="Times New Roman" w:cs="Times New Roman"/>
+              <w:rFonts w:ascii="Times New Roman" w:eastAsia="Times New Roman" w:hAnsi="Times New Roman" w:cs="Times New Roman"/>
               <w:szCs w:val="24"/>
             </w:rPr>
             <w:fldChar w:fldCharType="begin"/>
           </w:r>
           <w:r>
             <w:rPr>
-              <w:rFonts w:ascii="Times New Roman" w:hAnsi="Times New Roman" w:eastAsia="Times New Roman" w:cs="Times New Roman"/>
+              <w:rFonts w:ascii="Times New Roman" w:eastAsia="Times New Roman" w:hAnsi="Times New Roman" w:cs="Times New Roman"/>
               <w:szCs w:val="24"/>
             </w:rPr>
             <w:instrText xml:space="preserve"> HYPERLINK \l _Toc5723 </w:instrText>
           </w:r>
           <w:r>
             <w:rPr>
-              <w:rFonts w:ascii="Times New Roman" w:hAnsi="Times New Roman" w:eastAsia="Times New Roman" w:cs="Times New Roman"/>
+              <w:rFonts w:ascii="Times New Roman" w:eastAsia="Times New Roman" w:hAnsi="Times New Roman" w:cs="Times New Roman"/>
               <w:szCs w:val="24"/>
             </w:rPr>
             <w:fldChar w:fldCharType="separate"/>
@@ -3248,7 +3217,7 @@
           </w:r>
           <w:r>
             <w:rPr>
-              <w:rFonts w:ascii="Times New Roman" w:hAnsi="Times New Roman" w:eastAsia="Times New Roman" w:cs="Times New Roman"/>
+              <w:rFonts w:ascii="Times New Roman" w:eastAsia="Times New Roman" w:hAnsi="Times New Roman" w:cs="Times New Roman"/>
               <w:szCs w:val="24"/>
             </w:rPr>
             <w:fldChar w:fldCharType="end"/>
@@ -3256,28 +3225,28 @@
         </w:p>
         <w:p>
           <w:pPr>
-            <w:pStyle w:val="17"/>
+            <w:pStyle w:val="TOC2"/>
             <w:tabs>
               <w:tab w:val="right" w:leader="dot" w:pos="8492"/>
             </w:tabs>
           </w:pPr>
           <w:r>
             <w:rPr>
-              <w:rFonts w:ascii="Times New Roman" w:hAnsi="Times New Roman" w:eastAsia="Times New Roman" w:cs="Times New Roman"/>
+              <w:rFonts w:ascii="Times New Roman" w:eastAsia="Times New Roman" w:hAnsi="Times New Roman" w:cs="Times New Roman"/>
               <w:szCs w:val="24"/>
             </w:rPr>
             <w:fldChar w:fldCharType="begin"/>
           </w:r>
           <w:r>
             <w:rPr>
-              <w:rFonts w:ascii="Times New Roman" w:hAnsi="Times New Roman" w:eastAsia="Times New Roman" w:cs="Times New Roman"/>
+              <w:rFonts w:ascii="Times New Roman" w:eastAsia="Times New Roman" w:hAnsi="Times New Roman" w:cs="Times New Roman"/>
               <w:szCs w:val="24"/>
             </w:rPr>
             <w:instrText xml:space="preserve"> HYPERLINK \l _Toc11926 </w:instrText>
           </w:r>
           <w:r>
             <w:rPr>
-              <w:rFonts w:ascii="Times New Roman" w:hAnsi="Times New Roman" w:eastAsia="Times New Roman" w:cs="Times New Roman"/>
+              <w:rFonts w:ascii="Times New Roman" w:eastAsia="Times New Roman" w:hAnsi="Times New Roman" w:cs="Times New Roman"/>
               <w:szCs w:val="24"/>
             </w:rPr>
             <w:fldChar w:fldCharType="separate"/>
@@ -3311,7 +3280,7 @@
           </w:r>
           <w:r>
             <w:rPr>
-              <w:rFonts w:ascii="Times New Roman" w:hAnsi="Times New Roman" w:eastAsia="Times New Roman" w:cs="Times New Roman"/>
+              <w:rFonts w:ascii="Times New Roman" w:eastAsia="Times New Roman" w:hAnsi="Times New Roman" w:cs="Times New Roman"/>
               <w:szCs w:val="24"/>
             </w:rPr>
             <w:fldChar w:fldCharType="end"/>
@@ -3319,28 +3288,28 @@
         </w:p>
         <w:p>
           <w:pPr>
-            <w:pStyle w:val="17"/>
+            <w:pStyle w:val="TOC2"/>
             <w:tabs>
               <w:tab w:val="right" w:leader="dot" w:pos="8492"/>
             </w:tabs>
           </w:pPr>
           <w:r>
             <w:rPr>
-              <w:rFonts w:ascii="Times New Roman" w:hAnsi="Times New Roman" w:eastAsia="Times New Roman" w:cs="Times New Roman"/>
+              <w:rFonts w:ascii="Times New Roman" w:eastAsia="Times New Roman" w:hAnsi="Times New Roman" w:cs="Times New Roman"/>
               <w:szCs w:val="24"/>
             </w:rPr>
             <w:fldChar w:fldCharType="begin"/>
           </w:r>
           <w:r>
             <w:rPr>
-              <w:rFonts w:ascii="Times New Roman" w:hAnsi="Times New Roman" w:eastAsia="Times New Roman" w:cs="Times New Roman"/>
+              <w:rFonts w:ascii="Times New Roman" w:eastAsia="Times New Roman" w:hAnsi="Times New Roman" w:cs="Times New Roman"/>
               <w:szCs w:val="24"/>
             </w:rPr>
             <w:instrText xml:space="preserve"> HYPERLINK \l _Toc13314 </w:instrText>
           </w:r>
           <w:r>
             <w:rPr>
-              <w:rFonts w:ascii="Times New Roman" w:hAnsi="Times New Roman" w:eastAsia="Times New Roman" w:cs="Times New Roman"/>
+              <w:rFonts w:ascii="Times New Roman" w:eastAsia="Times New Roman" w:hAnsi="Times New Roman" w:cs="Times New Roman"/>
               <w:szCs w:val="24"/>
             </w:rPr>
             <w:fldChar w:fldCharType="separate"/>
@@ -3374,7 +3343,7 @@
           </w:r>
           <w:r>
             <w:rPr>
-              <w:rFonts w:ascii="Times New Roman" w:hAnsi="Times New Roman" w:eastAsia="Times New Roman" w:cs="Times New Roman"/>
+              <w:rFonts w:ascii="Times New Roman" w:eastAsia="Times New Roman" w:hAnsi="Times New Roman" w:cs="Times New Roman"/>
               <w:szCs w:val="24"/>
             </w:rPr>
             <w:fldChar w:fldCharType="end"/>
@@ -3382,28 +3351,28 @@
         </w:p>
         <w:p>
           <w:pPr>
-            <w:pStyle w:val="16"/>
+            <w:pStyle w:val="TOC1"/>
             <w:tabs>
               <w:tab w:val="right" w:leader="dot" w:pos="8492"/>
             </w:tabs>
           </w:pPr>
           <w:r>
             <w:rPr>
-              <w:rFonts w:ascii="Times New Roman" w:hAnsi="Times New Roman" w:eastAsia="Times New Roman" w:cs="Times New Roman"/>
+              <w:rFonts w:ascii="Times New Roman" w:eastAsia="Times New Roman" w:hAnsi="Times New Roman" w:cs="Times New Roman"/>
               <w:szCs w:val="24"/>
             </w:rPr>
             <w:fldChar w:fldCharType="begin"/>
           </w:r>
           <w:r>
             <w:rPr>
-              <w:rFonts w:ascii="Times New Roman" w:hAnsi="Times New Roman" w:eastAsia="Times New Roman" w:cs="Times New Roman"/>
+              <w:rFonts w:ascii="Times New Roman" w:eastAsia="Times New Roman" w:hAnsi="Times New Roman" w:cs="Times New Roman"/>
               <w:szCs w:val="24"/>
             </w:rPr>
             <w:instrText xml:space="preserve"> HYPERLINK \l _Toc3284 </w:instrText>
           </w:r>
           <w:r>
             <w:rPr>
-              <w:rFonts w:ascii="Times New Roman" w:hAnsi="Times New Roman" w:eastAsia="Times New Roman" w:cs="Times New Roman"/>
+              <w:rFonts w:ascii="Times New Roman" w:eastAsia="Times New Roman" w:hAnsi="Times New Roman" w:cs="Times New Roman"/>
               <w:szCs w:val="24"/>
             </w:rPr>
             <w:fldChar w:fldCharType="separate"/>
@@ -3437,7 +3406,7 @@
           </w:r>
           <w:r>
             <w:rPr>
-              <w:rFonts w:ascii="Times New Roman" w:hAnsi="Times New Roman" w:eastAsia="Times New Roman" w:cs="Times New Roman"/>
+              <w:rFonts w:ascii="Times New Roman" w:eastAsia="Times New Roman" w:hAnsi="Times New Roman" w:cs="Times New Roman"/>
               <w:szCs w:val="24"/>
             </w:rPr>
             <w:fldChar w:fldCharType="end"/>
@@ -3445,28 +3414,28 @@
         </w:p>
         <w:p>
           <w:pPr>
-            <w:pStyle w:val="17"/>
+            <w:pStyle w:val="TOC2"/>
             <w:tabs>
               <w:tab w:val="right" w:leader="dot" w:pos="8492"/>
             </w:tabs>
           </w:pPr>
           <w:r>
             <w:rPr>
-              <w:rFonts w:ascii="Times New Roman" w:hAnsi="Times New Roman" w:eastAsia="Times New Roman" w:cs="Times New Roman"/>
+              <w:rFonts w:ascii="Times New Roman" w:eastAsia="Times New Roman" w:hAnsi="Times New Roman" w:cs="Times New Roman"/>
               <w:szCs w:val="24"/>
             </w:rPr>
             <w:fldChar w:fldCharType="begin"/>
           </w:r>
           <w:r>
             <w:rPr>
-              <w:rFonts w:ascii="Times New Roman" w:hAnsi="Times New Roman" w:eastAsia="Times New Roman" w:cs="Times New Roman"/>
+              <w:rFonts w:ascii="Times New Roman" w:eastAsia="Times New Roman" w:hAnsi="Times New Roman" w:cs="Times New Roman"/>
               <w:szCs w:val="24"/>
             </w:rPr>
             <w:instrText xml:space="preserve"> HYPERLINK \l _Toc3278 </w:instrText>
           </w:r>
           <w:r>
             <w:rPr>
-              <w:rFonts w:ascii="Times New Roman" w:hAnsi="Times New Roman" w:eastAsia="Times New Roman" w:cs="Times New Roman"/>
+              <w:rFonts w:ascii="Times New Roman" w:eastAsia="Times New Roman" w:hAnsi="Times New Roman" w:cs="Times New Roman"/>
               <w:szCs w:val="24"/>
             </w:rPr>
             <w:fldChar w:fldCharType="separate"/>
@@ -3500,7 +3469,7 @@
           </w:r>
           <w:r>
             <w:rPr>
-              <w:rFonts w:ascii="Times New Roman" w:hAnsi="Times New Roman" w:eastAsia="Times New Roman" w:cs="Times New Roman"/>
+              <w:rFonts w:ascii="Times New Roman" w:eastAsia="Times New Roman" w:hAnsi="Times New Roman" w:cs="Times New Roman"/>
               <w:szCs w:val="24"/>
             </w:rPr>
             <w:fldChar w:fldCharType="end"/>
@@ -3508,28 +3477,28 @@
         </w:p>
         <w:p>
           <w:pPr>
-            <w:pStyle w:val="17"/>
+            <w:pStyle w:val="TOC2"/>
             <w:tabs>
               <w:tab w:val="right" w:leader="dot" w:pos="8492"/>
             </w:tabs>
           </w:pPr>
           <w:r>
             <w:rPr>
-              <w:rFonts w:ascii="Times New Roman" w:hAnsi="Times New Roman" w:eastAsia="Times New Roman" w:cs="Times New Roman"/>
+              <w:rFonts w:ascii="Times New Roman" w:eastAsia="Times New Roman" w:hAnsi="Times New Roman" w:cs="Times New Roman"/>
               <w:szCs w:val="24"/>
             </w:rPr>
             <w:fldChar w:fldCharType="begin"/>
           </w:r>
           <w:r>
             <w:rPr>
-              <w:rFonts w:ascii="Times New Roman" w:hAnsi="Times New Roman" w:eastAsia="Times New Roman" w:cs="Times New Roman"/>
+              <w:rFonts w:ascii="Times New Roman" w:eastAsia="Times New Roman" w:hAnsi="Times New Roman" w:cs="Times New Roman"/>
               <w:szCs w:val="24"/>
             </w:rPr>
             <w:instrText xml:space="preserve"> HYPERLINK \l _Toc23681 </w:instrText>
           </w:r>
           <w:r>
             <w:rPr>
-              <w:rFonts w:ascii="Times New Roman" w:hAnsi="Times New Roman" w:eastAsia="Times New Roman" w:cs="Times New Roman"/>
+              <w:rFonts w:ascii="Times New Roman" w:eastAsia="Times New Roman" w:hAnsi="Times New Roman" w:cs="Times New Roman"/>
               <w:szCs w:val="24"/>
             </w:rPr>
             <w:fldChar w:fldCharType="separate"/>
@@ -3563,7 +3532,7 @@
           </w:r>
           <w:r>
             <w:rPr>
-              <w:rFonts w:ascii="Times New Roman" w:hAnsi="Times New Roman" w:eastAsia="Times New Roman" w:cs="Times New Roman"/>
+              <w:rFonts w:ascii="Times New Roman" w:eastAsia="Times New Roman" w:hAnsi="Times New Roman" w:cs="Times New Roman"/>
               <w:szCs w:val="24"/>
             </w:rPr>
             <w:fldChar w:fldCharType="end"/>
@@ -3571,28 +3540,28 @@
         </w:p>
         <w:p>
           <w:pPr>
-            <w:pStyle w:val="17"/>
+            <w:pStyle w:val="TOC2"/>
             <w:tabs>
               <w:tab w:val="right" w:leader="dot" w:pos="8492"/>
             </w:tabs>
           </w:pPr>
           <w:r>
             <w:rPr>
-              <w:rFonts w:ascii="Times New Roman" w:hAnsi="Times New Roman" w:eastAsia="Times New Roman" w:cs="Times New Roman"/>
+              <w:rFonts w:ascii="Times New Roman" w:eastAsia="Times New Roman" w:hAnsi="Times New Roman" w:cs="Times New Roman"/>
               <w:szCs w:val="24"/>
             </w:rPr>
             <w:fldChar w:fldCharType="begin"/>
           </w:r>
           <w:r>
             <w:rPr>
-              <w:rFonts w:ascii="Times New Roman" w:hAnsi="Times New Roman" w:eastAsia="Times New Roman" w:cs="Times New Roman"/>
+              <w:rFonts w:ascii="Times New Roman" w:eastAsia="Times New Roman" w:hAnsi="Times New Roman" w:cs="Times New Roman"/>
               <w:szCs w:val="24"/>
             </w:rPr>
             <w:instrText xml:space="preserve"> HYPERLINK \l _Toc29102 </w:instrText>
           </w:r>
           <w:r>
             <w:rPr>
-              <w:rFonts w:ascii="Times New Roman" w:hAnsi="Times New Roman" w:eastAsia="Times New Roman" w:cs="Times New Roman"/>
+              <w:rFonts w:ascii="Times New Roman" w:eastAsia="Times New Roman" w:hAnsi="Times New Roman" w:cs="Times New Roman"/>
               <w:szCs w:val="24"/>
             </w:rPr>
             <w:fldChar w:fldCharType="separate"/>
@@ -3626,7 +3595,7 @@
           </w:r>
           <w:r>
             <w:rPr>
-              <w:rFonts w:ascii="Times New Roman" w:hAnsi="Times New Roman" w:eastAsia="Times New Roman" w:cs="Times New Roman"/>
+              <w:rFonts w:ascii="Times New Roman" w:eastAsia="Times New Roman" w:hAnsi="Times New Roman" w:cs="Times New Roman"/>
               <w:szCs w:val="24"/>
             </w:rPr>
             <w:fldChar w:fldCharType="end"/>
@@ -3634,28 +3603,28 @@
         </w:p>
         <w:p>
           <w:pPr>
-            <w:pStyle w:val="17"/>
+            <w:pStyle w:val="TOC2"/>
             <w:tabs>
               <w:tab w:val="right" w:leader="dot" w:pos="8492"/>
             </w:tabs>
           </w:pPr>
           <w:r>
             <w:rPr>
-              <w:rFonts w:ascii="Times New Roman" w:hAnsi="Times New Roman" w:eastAsia="Times New Roman" w:cs="Times New Roman"/>
+              <w:rFonts w:ascii="Times New Roman" w:eastAsia="Times New Roman" w:hAnsi="Times New Roman" w:cs="Times New Roman"/>
               <w:szCs w:val="24"/>
             </w:rPr>
             <w:fldChar w:fldCharType="begin"/>
           </w:r>
           <w:r>
             <w:rPr>
-              <w:rFonts w:ascii="Times New Roman" w:hAnsi="Times New Roman" w:eastAsia="Times New Roman" w:cs="Times New Roman"/>
+              <w:rFonts w:ascii="Times New Roman" w:eastAsia="Times New Roman" w:hAnsi="Times New Roman" w:cs="Times New Roman"/>
               <w:szCs w:val="24"/>
             </w:rPr>
             <w:instrText xml:space="preserve"> HYPERLINK \l _Toc3011 </w:instrText>
           </w:r>
           <w:r>
             <w:rPr>
-              <w:rFonts w:ascii="Times New Roman" w:hAnsi="Times New Roman" w:eastAsia="Times New Roman" w:cs="Times New Roman"/>
+              <w:rFonts w:ascii="Times New Roman" w:eastAsia="Times New Roman" w:hAnsi="Times New Roman" w:cs="Times New Roman"/>
               <w:szCs w:val="24"/>
             </w:rPr>
             <w:fldChar w:fldCharType="separate"/>
@@ -3689,7 +3658,7 @@
           </w:r>
           <w:r>
             <w:rPr>
-              <w:rFonts w:ascii="Times New Roman" w:hAnsi="Times New Roman" w:eastAsia="Times New Roman" w:cs="Times New Roman"/>
+              <w:rFonts w:ascii="Times New Roman" w:eastAsia="Times New Roman" w:hAnsi="Times New Roman" w:cs="Times New Roman"/>
               <w:szCs w:val="24"/>
             </w:rPr>
             <w:fldChar w:fldCharType="end"/>
@@ -3697,28 +3666,28 @@
         </w:p>
         <w:p>
           <w:pPr>
-            <w:pStyle w:val="13"/>
+            <w:pStyle w:val="TOC3"/>
             <w:tabs>
               <w:tab w:val="right" w:leader="dot" w:pos="8492"/>
             </w:tabs>
           </w:pPr>
           <w:r>
             <w:rPr>
-              <w:rFonts w:ascii="Times New Roman" w:hAnsi="Times New Roman" w:eastAsia="Times New Roman" w:cs="Times New Roman"/>
+              <w:rFonts w:ascii="Times New Roman" w:eastAsia="Times New Roman" w:hAnsi="Times New Roman" w:cs="Times New Roman"/>
               <w:szCs w:val="24"/>
             </w:rPr>
             <w:fldChar w:fldCharType="begin"/>
           </w:r>
           <w:r>
             <w:rPr>
-              <w:rFonts w:ascii="Times New Roman" w:hAnsi="Times New Roman" w:eastAsia="Times New Roman" w:cs="Times New Roman"/>
+              <w:rFonts w:ascii="Times New Roman" w:eastAsia="Times New Roman" w:hAnsi="Times New Roman" w:cs="Times New Roman"/>
               <w:szCs w:val="24"/>
             </w:rPr>
             <w:instrText xml:space="preserve"> HYPERLINK \l _Toc15715 </w:instrText>
           </w:r>
           <w:r>
             <w:rPr>
-              <w:rFonts w:ascii="Times New Roman" w:hAnsi="Times New Roman" w:eastAsia="Times New Roman" w:cs="Times New Roman"/>
+              <w:rFonts w:ascii="Times New Roman" w:eastAsia="Times New Roman" w:hAnsi="Times New Roman" w:cs="Times New Roman"/>
               <w:szCs w:val="24"/>
             </w:rPr>
             <w:fldChar w:fldCharType="separate"/>
@@ -3752,7 +3721,7 @@
           </w:r>
           <w:r>
             <w:rPr>
-              <w:rFonts w:ascii="Times New Roman" w:hAnsi="Times New Roman" w:eastAsia="Times New Roman" w:cs="Times New Roman"/>
+              <w:rFonts w:ascii="Times New Roman" w:eastAsia="Times New Roman" w:hAnsi="Times New Roman" w:cs="Times New Roman"/>
               <w:szCs w:val="24"/>
             </w:rPr>
             <w:fldChar w:fldCharType="end"/>
@@ -3760,28 +3729,28 @@
         </w:p>
         <w:p>
           <w:pPr>
-            <w:pStyle w:val="13"/>
+            <w:pStyle w:val="TOC3"/>
             <w:tabs>
               <w:tab w:val="right" w:leader="dot" w:pos="8492"/>
             </w:tabs>
           </w:pPr>
           <w:r>
             <w:rPr>
-              <w:rFonts w:ascii="Times New Roman" w:hAnsi="Times New Roman" w:eastAsia="Times New Roman" w:cs="Times New Roman"/>
+              <w:rFonts w:ascii="Times New Roman" w:eastAsia="Times New Roman" w:hAnsi="Times New Roman" w:cs="Times New Roman"/>
               <w:szCs w:val="24"/>
             </w:rPr>
             <w:fldChar w:fldCharType="begin"/>
           </w:r>
           <w:r>
             <w:rPr>
-              <w:rFonts w:ascii="Times New Roman" w:hAnsi="Times New Roman" w:eastAsia="Times New Roman" w:cs="Times New Roman"/>
+              <w:rFonts w:ascii="Times New Roman" w:eastAsia="Times New Roman" w:hAnsi="Times New Roman" w:cs="Times New Roman"/>
               <w:szCs w:val="24"/>
             </w:rPr>
             <w:instrText xml:space="preserve"> HYPERLINK \l _Toc17113 </w:instrText>
           </w:r>
           <w:r>
             <w:rPr>
-              <w:rFonts w:ascii="Times New Roman" w:hAnsi="Times New Roman" w:eastAsia="Times New Roman" w:cs="Times New Roman"/>
+              <w:rFonts w:ascii="Times New Roman" w:eastAsia="Times New Roman" w:hAnsi="Times New Roman" w:cs="Times New Roman"/>
               <w:szCs w:val="24"/>
             </w:rPr>
             <w:fldChar w:fldCharType="separate"/>
@@ -3815,7 +3784,7 @@
           </w:r>
           <w:r>
             <w:rPr>
-              <w:rFonts w:ascii="Times New Roman" w:hAnsi="Times New Roman" w:eastAsia="Times New Roman" w:cs="Times New Roman"/>
+              <w:rFonts w:ascii="Times New Roman" w:eastAsia="Times New Roman" w:hAnsi="Times New Roman" w:cs="Times New Roman"/>
               <w:szCs w:val="24"/>
             </w:rPr>
             <w:fldChar w:fldCharType="end"/>
@@ -3823,28 +3792,28 @@
         </w:p>
         <w:p>
           <w:pPr>
-            <w:pStyle w:val="13"/>
+            <w:pStyle w:val="TOC3"/>
             <w:tabs>
               <w:tab w:val="right" w:leader="dot" w:pos="8492"/>
             </w:tabs>
           </w:pPr>
           <w:r>
             <w:rPr>
-              <w:rFonts w:ascii="Times New Roman" w:hAnsi="Times New Roman" w:eastAsia="Times New Roman" w:cs="Times New Roman"/>
+              <w:rFonts w:ascii="Times New Roman" w:eastAsia="Times New Roman" w:hAnsi="Times New Roman" w:cs="Times New Roman"/>
               <w:szCs w:val="24"/>
             </w:rPr>
             <w:fldChar w:fldCharType="begin"/>
           </w:r>
           <w:r>
             <w:rPr>
-              <w:rFonts w:ascii="Times New Roman" w:hAnsi="Times New Roman" w:eastAsia="Times New Roman" w:cs="Times New Roman"/>
+              <w:rFonts w:ascii="Times New Roman" w:eastAsia="Times New Roman" w:hAnsi="Times New Roman" w:cs="Times New Roman"/>
               <w:szCs w:val="24"/>
             </w:rPr>
             <w:instrText xml:space="preserve"> HYPERLINK \l _Toc21922 </w:instrText>
           </w:r>
           <w:r>
             <w:rPr>
-              <w:rFonts w:ascii="Times New Roman" w:hAnsi="Times New Roman" w:eastAsia="Times New Roman" w:cs="Times New Roman"/>
+              <w:rFonts w:ascii="Times New Roman" w:eastAsia="Times New Roman" w:hAnsi="Times New Roman" w:cs="Times New Roman"/>
               <w:szCs w:val="24"/>
             </w:rPr>
             <w:fldChar w:fldCharType="separate"/>
@@ -3878,7 +3847,7 @@
           </w:r>
           <w:r>
             <w:rPr>
-              <w:rFonts w:ascii="Times New Roman" w:hAnsi="Times New Roman" w:eastAsia="Times New Roman" w:cs="Times New Roman"/>
+              <w:rFonts w:ascii="Times New Roman" w:eastAsia="Times New Roman" w:hAnsi="Times New Roman" w:cs="Times New Roman"/>
               <w:szCs w:val="24"/>
             </w:rPr>
             <w:fldChar w:fldCharType="end"/>
@@ -3886,28 +3855,28 @@
         </w:p>
         <w:p>
           <w:pPr>
-            <w:pStyle w:val="16"/>
+            <w:pStyle w:val="TOC1"/>
             <w:tabs>
               <w:tab w:val="right" w:leader="dot" w:pos="8492"/>
             </w:tabs>
           </w:pPr>
           <w:r>
             <w:rPr>
-              <w:rFonts w:ascii="Times New Roman" w:hAnsi="Times New Roman" w:eastAsia="Times New Roman" w:cs="Times New Roman"/>
+              <w:rFonts w:ascii="Times New Roman" w:eastAsia="Times New Roman" w:hAnsi="Times New Roman" w:cs="Times New Roman"/>
               <w:szCs w:val="24"/>
             </w:rPr>
             <w:fldChar w:fldCharType="begin"/>
           </w:r>
           <w:r>
             <w:rPr>
-              <w:rFonts w:ascii="Times New Roman" w:hAnsi="Times New Roman" w:eastAsia="Times New Roman" w:cs="Times New Roman"/>
+              <w:rFonts w:ascii="Times New Roman" w:eastAsia="Times New Roman" w:hAnsi="Times New Roman" w:cs="Times New Roman"/>
               <w:szCs w:val="24"/>
             </w:rPr>
             <w:instrText xml:space="preserve"> HYPERLINK \l _Toc7477 </w:instrText>
           </w:r>
           <w:r>
             <w:rPr>
-              <w:rFonts w:ascii="Times New Roman" w:hAnsi="Times New Roman" w:eastAsia="Times New Roman" w:cs="Times New Roman"/>
+              <w:rFonts w:ascii="Times New Roman" w:eastAsia="Times New Roman" w:hAnsi="Times New Roman" w:cs="Times New Roman"/>
               <w:szCs w:val="24"/>
             </w:rPr>
             <w:fldChar w:fldCharType="separate"/>
@@ -3941,7 +3910,7 @@
           </w:r>
           <w:r>
             <w:rPr>
-              <w:rFonts w:ascii="Times New Roman" w:hAnsi="Times New Roman" w:eastAsia="Times New Roman" w:cs="Times New Roman"/>
+              <w:rFonts w:ascii="Times New Roman" w:eastAsia="Times New Roman" w:hAnsi="Times New Roman" w:cs="Times New Roman"/>
               <w:szCs w:val="24"/>
             </w:rPr>
             <w:fldChar w:fldCharType="end"/>
@@ -3965,7 +3934,7 @@
             <w:spacing w:line="220" w:lineRule="auto"/>
             <w:textAlignment w:val="baseline"/>
             <w:rPr>
-              <w:rFonts w:ascii="Times New Roman" w:hAnsi="Times New Roman" w:eastAsia="Times New Roman" w:cs="Times New Roman"/>
+              <w:rFonts w:ascii="Times New Roman" w:eastAsia="Times New Roman" w:hAnsi="Times New Roman" w:cs="Times New Roman"/>
               <w:snapToGrid w:val="0"/>
               <w:color w:val="000000"/>
               <w:kern w:val="0"/>
@@ -3976,7 +3945,7 @@
           </w:pPr>
           <w:r>
             <w:rPr>
-              <w:rFonts w:ascii="Times New Roman" w:hAnsi="Times New Roman" w:eastAsia="Times New Roman" w:cs="Times New Roman"/>
+              <w:rFonts w:ascii="Times New Roman" w:eastAsia="Times New Roman" w:hAnsi="Times New Roman" w:cs="Times New Roman"/>
               <w:szCs w:val="24"/>
             </w:rPr>
             <w:fldChar w:fldCharType="end"/>
@@ -4002,7 +3971,7 @@
         <w:spacing w:line="220" w:lineRule="auto"/>
         <w:textAlignment w:val="baseline"/>
         <w:rPr>
-          <w:rFonts w:ascii="Times New Roman" w:hAnsi="Times New Roman" w:eastAsia="Times New Roman" w:cs="Times New Roman"/>
+          <w:rFonts w:ascii="Times New Roman" w:eastAsia="Times New Roman" w:hAnsi="Times New Roman" w:cs="Times New Roman"/>
           <w:snapToGrid w:val="0"/>
           <w:color w:val="000000"/>
           <w:kern w:val="0"/>
@@ -4011,16 +3980,16 @@
           <w:lang w:val="en-US" w:eastAsia="en-US" w:bidi="ar-SA"/>
         </w:rPr>
         <w:sectPr>
-          <w:footerReference r:id="rId9" w:type="default"/>
+          <w:footerReference w:type="default" r:id="rId8"/>
           <w:pgSz w:w="11906" w:h="16839"/>
           <w:pgMar w:top="1240" w:right="1710" w:bottom="1234" w:left="1704" w:header="0" w:footer="1070" w:gutter="0"/>
-          <w:cols w:space="720" w:num="1"/>
+          <w:cols w:num="1" w:space="720"/>
         </w:sectPr>
       </w:pPr>
     </w:p>
     <w:p>
       <w:pPr>
-        <w:pStyle w:val="26"/>
+        <w:pStyle w:val="1"/>
         <w:keepNext w:val="0"/>
         <w:keepLines w:val="0"/>
         <w:pageBreakBefore w:val="0"/>
@@ -4044,7 +4013,7 @@
     </w:p>
     <w:p>
       <w:pPr>
-        <w:pStyle w:val="27"/>
+        <w:pStyle w:val="a"/>
         <w:keepNext w:val="0"/>
         <w:keepLines w:val="0"/>
         <w:pageBreakBefore w:val="0"/>
@@ -4061,12 +4030,12 @@
         <w:textAlignment w:val="baseline"/>
       </w:pPr>
       <w:r>
-        <w:t>本文档内容是依据甘肃国邦信息科技有限公司目前的运维服务团队现状而制定的，旨在规范运维服务中的问题管理过程，其目的是减少或消除重复事件的发生，提高IT运维服务的质量，将事件对客户信息系统的负面影响降到最低，为客户建立一个稳定的IT业务环境。</w:t>
+        <w:t>本文档内容是依据中达丰集团有限公司目前的运维服务团队现状而制定的，旨在规范运维服务中的问题管理过程，其目的是减少或消除重复事件的发生，提高IT运维服务的质量，将事件对客户信息系统的负面影响降到最低，为客户建立一个稳定的IT业务环境。</w:t>
       </w:r>
     </w:p>
     <w:p>
       <w:pPr>
-        <w:pStyle w:val="27"/>
+        <w:pStyle w:val="a"/>
         <w:keepNext w:val="0"/>
         <w:keepLines w:val="0"/>
         <w:pageBreakBefore w:val="0"/>
@@ -4088,7 +4057,7 @@
     </w:p>
     <w:p>
       <w:pPr>
-        <w:pStyle w:val="39"/>
+        <w:pStyle w:val="a3"/>
         <w:keepNext w:val="0"/>
         <w:keepLines w:val="0"/>
         <w:pageBreakBefore w:val="0"/>
@@ -4114,7 +4083,7 @@
     </w:p>
     <w:p>
       <w:pPr>
-        <w:pStyle w:val="39"/>
+        <w:pStyle w:val="a3"/>
         <w:keepNext w:val="0"/>
         <w:keepLines w:val="0"/>
         <w:pageBreakBefore w:val="0"/>
@@ -4140,7 +4109,7 @@
     </w:p>
     <w:p>
       <w:pPr>
-        <w:pStyle w:val="39"/>
+        <w:pStyle w:val="a3"/>
         <w:keepNext w:val="0"/>
         <w:keepLines w:val="0"/>
         <w:pageBreakBefore w:val="0"/>
@@ -4166,7 +4135,7 @@
     </w:p>
     <w:p>
       <w:pPr>
-        <w:pStyle w:val="39"/>
+        <w:pStyle w:val="a3"/>
         <w:keepNext w:val="0"/>
         <w:keepLines w:val="0"/>
         <w:pageBreakBefore w:val="0"/>
@@ -4192,7 +4161,7 @@
     </w:p>
     <w:p>
       <w:pPr>
-        <w:pStyle w:val="39"/>
+        <w:pStyle w:val="a3"/>
         <w:keepNext w:val="0"/>
         <w:keepLines w:val="0"/>
         <w:pageBreakBefore w:val="0"/>
@@ -4218,7 +4187,7 @@
     </w:p>
     <w:p>
       <w:pPr>
-        <w:pStyle w:val="26"/>
+        <w:pStyle w:val="1"/>
         <w:keepNext w:val="0"/>
         <w:keepLines w:val="0"/>
         <w:pageBreakBefore w:val="0"/>
@@ -4242,7 +4211,7 @@
     </w:p>
     <w:p>
       <w:pPr>
-        <w:pStyle w:val="27"/>
+        <w:pStyle w:val="a"/>
         <w:keepNext w:val="0"/>
         <w:keepLines w:val="0"/>
         <w:pageBreakBefore w:val="0"/>
@@ -4259,12 +4228,12 @@
         <w:textAlignment w:val="baseline"/>
       </w:pPr>
       <w:r>
-        <w:t>本文档适用于甘肃国邦信息科技有限公司运维部，管理范围为本公司运维部所有运维服务对象。</w:t>
+        <w:t>本文档适用于中达丰集团有限公司运维部，管理范围为本公司运维部所有运维服务对象。</w:t>
       </w:r>
     </w:p>
     <w:p>
       <w:pPr>
-        <w:pStyle w:val="26"/>
+        <w:pStyle w:val="1"/>
         <w:keepNext w:val="0"/>
         <w:keepLines w:val="0"/>
         <w:pageBreakBefore w:val="0"/>
@@ -4288,16 +4257,16 @@
     </w:p>
     <w:tbl>
       <w:tblPr>
-        <w:tblStyle w:val="24"/>
+        <w:tblStyle w:val="TableNormal0"/>
         <w:tblW w:w="8473" w:type="dxa"/>
         <w:jc w:val="center"/>
         <w:tblBorders>
-          <w:top w:val="single" w:color="000000" w:sz="6" w:space="0"/>
-          <w:left w:val="single" w:color="000000" w:sz="6" w:space="0"/>
-          <w:bottom w:val="single" w:color="000000" w:sz="6" w:space="0"/>
-          <w:right w:val="single" w:color="000000" w:sz="6" w:space="0"/>
-          <w:insideH w:val="single" w:color="000000" w:sz="6" w:space="0"/>
-          <w:insideV w:val="single" w:color="000000" w:sz="6" w:space="0"/>
+          <w:top w:val="single" w:sz="6" w:space="0" w:color="000000"/>
+          <w:left w:val="single" w:sz="6" w:space="0" w:color="000000"/>
+          <w:bottom w:val="single" w:sz="6" w:space="0" w:color="000000"/>
+          <w:right w:val="single" w:sz="6" w:space="0" w:color="000000"/>
+          <w:insideH w:val="single" w:sz="6" w:space="0" w:color="000000"/>
+          <w:insideV w:val="single" w:sz="6" w:space="0" w:color="000000"/>
         </w:tblBorders>
         <w:tblLayout w:type="fixed"/>
         <w:tblCellMar>
@@ -4313,14 +4282,17 @@
       </w:tblGrid>
       <w:tr>
         <w:tblPrEx>
+          <w:tblW w:w="8473" w:type="dxa"/>
+          <w:jc w:val="center"/>
           <w:tblBorders>
-            <w:top w:val="single" w:color="000000" w:sz="6" w:space="0"/>
-            <w:left w:val="single" w:color="000000" w:sz="6" w:space="0"/>
-            <w:bottom w:val="single" w:color="000000" w:sz="6" w:space="0"/>
-            <w:right w:val="single" w:color="000000" w:sz="6" w:space="0"/>
-            <w:insideH w:val="single" w:color="000000" w:sz="6" w:space="0"/>
-            <w:insideV w:val="single" w:color="000000" w:sz="6" w:space="0"/>
+            <w:top w:val="single" w:sz="6" w:space="0" w:color="000000"/>
+            <w:left w:val="single" w:sz="6" w:space="0" w:color="000000"/>
+            <w:bottom w:val="single" w:sz="6" w:space="0" w:color="000000"/>
+            <w:right w:val="single" w:sz="6" w:space="0" w:color="000000"/>
+            <w:insideH w:val="single" w:sz="6" w:space="0" w:color="000000"/>
+            <w:insideV w:val="single" w:sz="6" w:space="0" w:color="000000"/>
           </w:tblBorders>
+          <w:tblLayout w:type="fixed"/>
           <w:tblCellMar>
             <w:top w:w="0" w:type="dxa"/>
             <w:left w:w="0" w:type="dxa"/>
@@ -4329,16 +4301,16 @@
           </w:tblCellMar>
         </w:tblPrEx>
         <w:trPr>
-          <w:trHeight w:val="784" w:hRule="atLeast"/>
+          <w:trHeight w:val="784"/>
           <w:jc w:val="center"/>
         </w:trPr>
         <w:tc>
           <w:tcPr>
             <w:tcW w:w="1354" w:type="dxa"/>
             <w:tcBorders>
-              <w:top w:val="single" w:color="000000" w:sz="12" w:space="0"/>
-              <w:left w:val="single" w:color="000000" w:sz="12" w:space="0"/>
-              <w:right w:val="single" w:color="000000" w:sz="2" w:space="0"/>
+              <w:top w:val="single" w:sz="12" w:space="0" w:color="000000"/>
+              <w:left w:val="single" w:sz="12" w:space="0" w:color="000000"/>
+              <w:right w:val="single" w:sz="2" w:space="0" w:color="000000"/>
             </w:tcBorders>
             <w:shd w:val="clear" w:color="auto" w:fill="BFBFBF"/>
           </w:tcPr>
@@ -4361,14 +4333,14 @@
               <w:ind w:left="368"/>
               <w:textAlignment w:val="baseline"/>
               <w:rPr>
-                <w:rFonts w:ascii="宋体" w:hAnsi="宋体" w:eastAsia="宋体" w:cs="宋体"/>
+                <w:rFonts w:ascii="宋体" w:eastAsia="宋体" w:hAnsi="宋体" w:cs="宋体"/>
                 <w:sz w:val="24"/>
                 <w:szCs w:val="24"/>
               </w:rPr>
             </w:pPr>
             <w:r>
               <w:rPr>
-                <w:rFonts w:ascii="宋体" w:hAnsi="宋体" w:eastAsia="宋体" w:cs="宋体"/>
+                <w:rFonts w:ascii="宋体" w:eastAsia="宋体" w:hAnsi="宋体" w:cs="宋体"/>
                 <w:b/>
                 <w:bCs/>
                 <w:spacing w:val="-9"/>
@@ -4379,7 +4351,7 @@
             </w:r>
             <w:r>
               <w:rPr>
-                <w:rFonts w:ascii="宋体" w:hAnsi="宋体" w:eastAsia="宋体" w:cs="宋体"/>
+                <w:rFonts w:ascii="宋体" w:eastAsia="宋体" w:hAnsi="宋体" w:cs="宋体"/>
                 <w:spacing w:val="10"/>
                 <w:sz w:val="24"/>
                 <w:szCs w:val="24"/>
@@ -4388,7 +4360,7 @@
             </w:r>
             <w:r>
               <w:rPr>
-                <w:rFonts w:ascii="宋体" w:hAnsi="宋体" w:eastAsia="宋体" w:cs="宋体"/>
+                <w:rFonts w:ascii="宋体" w:eastAsia="宋体" w:hAnsi="宋体" w:cs="宋体"/>
                 <w:b/>
                 <w:bCs/>
                 <w:spacing w:val="-9"/>
@@ -4403,9 +4375,9 @@
           <w:tcPr>
             <w:tcW w:w="7119" w:type="dxa"/>
             <w:tcBorders>
-              <w:top w:val="single" w:color="000000" w:sz="12" w:space="0"/>
-              <w:left w:val="single" w:color="000000" w:sz="2" w:space="0"/>
-              <w:right w:val="single" w:color="000000" w:sz="12" w:space="0"/>
+              <w:top w:val="single" w:sz="12" w:space="0" w:color="000000"/>
+              <w:left w:val="single" w:sz="2" w:space="0" w:color="000000"/>
+              <w:right w:val="single" w:sz="12" w:space="0" w:color="000000"/>
             </w:tcBorders>
             <w:shd w:val="clear" w:color="auto" w:fill="BFBFBF"/>
           </w:tcPr>
@@ -4428,14 +4400,14 @@
               <w:ind w:left="3267"/>
               <w:textAlignment w:val="baseline"/>
               <w:rPr>
-                <w:rFonts w:ascii="宋体" w:hAnsi="宋体" w:eastAsia="宋体" w:cs="宋体"/>
+                <w:rFonts w:ascii="宋体" w:eastAsia="宋体" w:hAnsi="宋体" w:cs="宋体"/>
                 <w:sz w:val="24"/>
                 <w:szCs w:val="24"/>
               </w:rPr>
             </w:pPr>
             <w:r>
               <w:rPr>
-                <w:rFonts w:ascii="宋体" w:hAnsi="宋体" w:eastAsia="宋体" w:cs="宋体"/>
+                <w:rFonts w:ascii="宋体" w:eastAsia="宋体" w:hAnsi="宋体" w:cs="宋体"/>
                 <w:b/>
                 <w:bCs/>
                 <w:spacing w:val="-11"/>
@@ -4446,7 +4418,7 @@
             </w:r>
             <w:r>
               <w:rPr>
-                <w:rFonts w:ascii="宋体" w:hAnsi="宋体" w:eastAsia="宋体" w:cs="宋体"/>
+                <w:rFonts w:ascii="宋体" w:eastAsia="宋体" w:hAnsi="宋体" w:cs="宋体"/>
                 <w:spacing w:val="13"/>
                 <w:sz w:val="24"/>
                 <w:szCs w:val="24"/>
@@ -4455,7 +4427,7 @@
             </w:r>
             <w:r>
               <w:rPr>
-                <w:rFonts w:ascii="宋体" w:hAnsi="宋体" w:eastAsia="宋体" w:cs="宋体"/>
+                <w:rFonts w:ascii="宋体" w:eastAsia="宋体" w:hAnsi="宋体" w:cs="宋体"/>
                 <w:b/>
                 <w:bCs/>
                 <w:spacing w:val="-11"/>
@@ -4469,14 +4441,9 @@
       </w:tr>
       <w:tr>
         <w:tblPrEx>
-          <w:tblBorders>
-            <w:top w:val="single" w:color="000000" w:sz="6" w:space="0"/>
-            <w:left w:val="single" w:color="000000" w:sz="6" w:space="0"/>
-            <w:bottom w:val="single" w:color="000000" w:sz="6" w:space="0"/>
-            <w:right w:val="single" w:color="000000" w:sz="6" w:space="0"/>
-            <w:insideH w:val="single" w:color="000000" w:sz="6" w:space="0"/>
-            <w:insideV w:val="single" w:color="000000" w:sz="6" w:space="0"/>
-          </w:tblBorders>
+          <w:tblW w:w="8473" w:type="dxa"/>
+          <w:jc w:val="center"/>
+          <w:tblLayout w:type="fixed"/>
           <w:tblCellMar>
             <w:top w:w="0" w:type="dxa"/>
             <w:left w:w="0" w:type="dxa"/>
@@ -4485,20 +4452,20 @@
           </w:tblCellMar>
         </w:tblPrEx>
         <w:trPr>
-          <w:trHeight w:val="427" w:hRule="atLeast"/>
+          <w:trHeight w:val="427"/>
           <w:jc w:val="center"/>
         </w:trPr>
         <w:tc>
           <w:tcPr>
             <w:tcW w:w="1354" w:type="dxa"/>
             <w:tcBorders>
-              <w:left w:val="single" w:color="000000" w:sz="12" w:space="0"/>
+              <w:left w:val="single" w:sz="12" w:space="0" w:color="000000"/>
             </w:tcBorders>
             <w:vAlign w:val="center"/>
           </w:tcPr>
           <w:p>
             <w:pPr>
-              <w:pStyle w:val="39"/>
+              <w:pStyle w:val="a3"/>
               <w:keepNext w:val="0"/>
               <w:keepLines w:val="0"/>
               <w:pageBreakBefore w:val="0"/>
@@ -4531,12 +4498,12 @@
           <w:tcPr>
             <w:tcW w:w="7119" w:type="dxa"/>
             <w:tcBorders>
-              <w:right w:val="single" w:color="000000" w:sz="12" w:space="0"/>
+              <w:right w:val="single" w:sz="12" w:space="0" w:color="000000"/>
             </w:tcBorders>
           </w:tcPr>
           <w:p>
             <w:pPr>
-              <w:pStyle w:val="39"/>
+              <w:pStyle w:val="a3"/>
               <w:keepNext w:val="0"/>
               <w:keepLines w:val="0"/>
               <w:pageBreakBefore w:val="0"/>
@@ -4568,14 +4535,9 @@
       </w:tr>
       <w:tr>
         <w:tblPrEx>
-          <w:tblBorders>
-            <w:top w:val="single" w:color="000000" w:sz="6" w:space="0"/>
-            <w:left w:val="single" w:color="000000" w:sz="6" w:space="0"/>
-            <w:bottom w:val="single" w:color="000000" w:sz="6" w:space="0"/>
-            <w:right w:val="single" w:color="000000" w:sz="6" w:space="0"/>
-            <w:insideH w:val="single" w:color="000000" w:sz="6" w:space="0"/>
-            <w:insideV w:val="single" w:color="000000" w:sz="6" w:space="0"/>
-          </w:tblBorders>
+          <w:tblW w:w="8473" w:type="dxa"/>
+          <w:jc w:val="center"/>
+          <w:tblLayout w:type="fixed"/>
           <w:tblCellMar>
             <w:top w:w="0" w:type="dxa"/>
             <w:left w:w="0" w:type="dxa"/>
@@ -4584,20 +4546,20 @@
           </w:tblCellMar>
         </w:tblPrEx>
         <w:trPr>
-          <w:trHeight w:val="1865" w:hRule="atLeast"/>
+          <w:trHeight w:val="1865"/>
           <w:jc w:val="center"/>
         </w:trPr>
         <w:tc>
           <w:tcPr>
             <w:tcW w:w="1354" w:type="dxa"/>
             <w:tcBorders>
-              <w:left w:val="single" w:color="000000" w:sz="12" w:space="0"/>
+              <w:left w:val="single" w:sz="12" w:space="0" w:color="000000"/>
             </w:tcBorders>
             <w:vAlign w:val="center"/>
           </w:tcPr>
           <w:p>
             <w:pPr>
-              <w:pStyle w:val="39"/>
+              <w:pStyle w:val="a3"/>
               <w:keepNext w:val="0"/>
               <w:keepLines w:val="0"/>
               <w:pageBreakBefore w:val="0"/>
@@ -4630,12 +4592,12 @@
           <w:tcPr>
             <w:tcW w:w="7119" w:type="dxa"/>
             <w:tcBorders>
-              <w:right w:val="single" w:color="000000" w:sz="12" w:space="0"/>
+              <w:right w:val="single" w:sz="12" w:space="0" w:color="000000"/>
             </w:tcBorders>
           </w:tcPr>
           <w:p>
             <w:pPr>
-              <w:pStyle w:val="39"/>
+              <w:pStyle w:val="a3"/>
               <w:keepNext w:val="0"/>
               <w:keepLines w:val="0"/>
               <w:pageBreakBefore w:val="0"/>
@@ -4667,14 +4629,9 @@
       </w:tr>
       <w:tr>
         <w:tblPrEx>
-          <w:tblBorders>
-            <w:top w:val="single" w:color="000000" w:sz="6" w:space="0"/>
-            <w:left w:val="single" w:color="000000" w:sz="6" w:space="0"/>
-            <w:bottom w:val="single" w:color="000000" w:sz="6" w:space="0"/>
-            <w:right w:val="single" w:color="000000" w:sz="6" w:space="0"/>
-            <w:insideH w:val="single" w:color="000000" w:sz="6" w:space="0"/>
-            <w:insideV w:val="single" w:color="000000" w:sz="6" w:space="0"/>
-          </w:tblBorders>
+          <w:tblW w:w="8473" w:type="dxa"/>
+          <w:jc w:val="center"/>
+          <w:tblLayout w:type="fixed"/>
           <w:tblCellMar>
             <w:top w:w="0" w:type="dxa"/>
             <w:left w:w="0" w:type="dxa"/>
@@ -4683,20 +4640,20 @@
           </w:tblCellMar>
         </w:tblPrEx>
         <w:trPr>
-          <w:trHeight w:val="1722" w:hRule="atLeast"/>
+          <w:trHeight w:val="1722"/>
           <w:jc w:val="center"/>
         </w:trPr>
         <w:tc>
           <w:tcPr>
             <w:tcW w:w="1354" w:type="dxa"/>
             <w:tcBorders>
-              <w:left w:val="single" w:color="000000" w:sz="12" w:space="0"/>
+              <w:left w:val="single" w:sz="12" w:space="0" w:color="000000"/>
             </w:tcBorders>
             <w:vAlign w:val="center"/>
           </w:tcPr>
           <w:p>
             <w:pPr>
-              <w:pStyle w:val="39"/>
+              <w:pStyle w:val="a3"/>
               <w:keepNext w:val="0"/>
               <w:keepLines w:val="0"/>
               <w:pageBreakBefore w:val="0"/>
@@ -4729,12 +4686,12 @@
           <w:tcPr>
             <w:tcW w:w="7119" w:type="dxa"/>
             <w:tcBorders>
-              <w:right w:val="single" w:color="000000" w:sz="12" w:space="0"/>
+              <w:right w:val="single" w:sz="12" w:space="0" w:color="000000"/>
             </w:tcBorders>
           </w:tcPr>
           <w:p>
             <w:pPr>
-              <w:pStyle w:val="39"/>
+              <w:pStyle w:val="a3"/>
               <w:keepNext w:val="0"/>
               <w:keepLines w:val="0"/>
               <w:pageBreakBefore w:val="0"/>
@@ -4766,14 +4723,9 @@
       </w:tr>
       <w:tr>
         <w:tblPrEx>
-          <w:tblBorders>
-            <w:top w:val="single" w:color="000000" w:sz="6" w:space="0"/>
-            <w:left w:val="single" w:color="000000" w:sz="6" w:space="0"/>
-            <w:bottom w:val="single" w:color="000000" w:sz="6" w:space="0"/>
-            <w:right w:val="single" w:color="000000" w:sz="6" w:space="0"/>
-            <w:insideH w:val="single" w:color="000000" w:sz="6" w:space="0"/>
-            <w:insideV w:val="single" w:color="000000" w:sz="6" w:space="0"/>
-          </w:tblBorders>
+          <w:tblW w:w="8473" w:type="dxa"/>
+          <w:jc w:val="center"/>
+          <w:tblLayout w:type="fixed"/>
           <w:tblCellMar>
             <w:top w:w="0" w:type="dxa"/>
             <w:left w:w="0" w:type="dxa"/>
@@ -4782,21 +4734,21 @@
           </w:tblCellMar>
         </w:tblPrEx>
         <w:trPr>
-          <w:trHeight w:val="466" w:hRule="atLeast"/>
+          <w:trHeight w:val="466"/>
           <w:jc w:val="center"/>
         </w:trPr>
         <w:tc>
           <w:tcPr>
             <w:tcW w:w="1354" w:type="dxa"/>
             <w:tcBorders>
-              <w:left w:val="single" w:color="000000" w:sz="12" w:space="0"/>
+              <w:left w:val="single" w:sz="12" w:space="0" w:color="000000"/>
             </w:tcBorders>
             <w:shd w:val="clear" w:color="auto" w:fill="auto"/>
             <w:vAlign w:val="center"/>
           </w:tcPr>
           <w:p>
             <w:pPr>
-              <w:pStyle w:val="39"/>
+              <w:pStyle w:val="a3"/>
               <w:keepNext w:val="0"/>
               <w:keepLines w:val="0"/>
               <w:pageBreakBefore w:val="0"/>
@@ -4830,13 +4782,13 @@
           <w:tcPr>
             <w:tcW w:w="7119" w:type="dxa"/>
             <w:tcBorders>
-              <w:right w:val="single" w:color="000000" w:sz="12" w:space="0"/>
+              <w:right w:val="single" w:sz="12" w:space="0" w:color="000000"/>
             </w:tcBorders>
             <w:shd w:val="clear" w:color="auto" w:fill="auto"/>
           </w:tcPr>
           <w:p>
             <w:pPr>
-              <w:pStyle w:val="39"/>
+              <w:pStyle w:val="a3"/>
               <w:keepNext w:val="0"/>
               <w:keepLines w:val="0"/>
               <w:pageBreakBefore w:val="0"/>
@@ -4870,7 +4822,7 @@
     </w:tbl>
     <w:p>
       <w:pPr>
-        <w:pStyle w:val="26"/>
+        <w:pStyle w:val="1"/>
         <w:keepNext w:val="0"/>
         <w:keepLines w:val="0"/>
         <w:pageBreakBefore w:val="0"/>
@@ -4894,16 +4846,16 @@
     </w:p>
     <w:tbl>
       <w:tblPr>
-        <w:tblStyle w:val="24"/>
+        <w:tblStyle w:val="TableNormal0"/>
         <w:tblW w:w="8471" w:type="dxa"/>
         <w:jc w:val="center"/>
         <w:tblBorders>
-          <w:top w:val="single" w:color="000000" w:sz="4" w:space="0"/>
-          <w:left w:val="single" w:color="000000" w:sz="4" w:space="0"/>
-          <w:bottom w:val="single" w:color="000000" w:sz="4" w:space="0"/>
-          <w:right w:val="single" w:color="000000" w:sz="4" w:space="0"/>
-          <w:insideH w:val="single" w:color="000000" w:sz="4" w:space="0"/>
-          <w:insideV w:val="single" w:color="000000" w:sz="4" w:space="0"/>
+          <w:top w:val="single" w:sz="4" w:space="0" w:color="000000"/>
+          <w:left w:val="single" w:sz="4" w:space="0" w:color="000000"/>
+          <w:bottom w:val="single" w:sz="4" w:space="0" w:color="000000"/>
+          <w:right w:val="single" w:sz="4" w:space="0" w:color="000000"/>
+          <w:insideH w:val="single" w:sz="4" w:space="0" w:color="000000"/>
+          <w:insideV w:val="single" w:sz="4" w:space="0" w:color="000000"/>
         </w:tblBorders>
         <w:tblLayout w:type="fixed"/>
         <w:tblCellMar>
@@ -4920,14 +4872,17 @@
       </w:tblGrid>
       <w:tr>
         <w:tblPrEx>
+          <w:tblW w:w="8471" w:type="dxa"/>
+          <w:jc w:val="center"/>
           <w:tblBorders>
-            <w:top w:val="single" w:color="000000" w:sz="4" w:space="0"/>
-            <w:left w:val="single" w:color="000000" w:sz="4" w:space="0"/>
-            <w:bottom w:val="single" w:color="000000" w:sz="4" w:space="0"/>
-            <w:right w:val="single" w:color="000000" w:sz="4" w:space="0"/>
-            <w:insideH w:val="single" w:color="000000" w:sz="4" w:space="0"/>
-            <w:insideV w:val="single" w:color="000000" w:sz="4" w:space="0"/>
+            <w:top w:val="single" w:sz="4" w:space="0" w:color="000000"/>
+            <w:left w:val="single" w:sz="4" w:space="0" w:color="000000"/>
+            <w:bottom w:val="single" w:sz="4" w:space="0" w:color="000000"/>
+            <w:right w:val="single" w:sz="4" w:space="0" w:color="000000"/>
+            <w:insideH w:val="single" w:sz="4" w:space="0" w:color="000000"/>
+            <w:insideV w:val="single" w:sz="4" w:space="0" w:color="000000"/>
           </w:tblBorders>
+          <w:tblLayout w:type="fixed"/>
           <w:tblCellMar>
             <w:top w:w="0" w:type="dxa"/>
             <w:left w:w="0" w:type="dxa"/>
@@ -4936,7 +4891,7 @@
           </w:tblCellMar>
         </w:tblPrEx>
         <w:trPr>
-          <w:trHeight w:val="784" w:hRule="atLeast"/>
+          <w:trHeight w:val="784"/>
           <w:jc w:val="center"/>
         </w:trPr>
         <w:tc>
@@ -4963,14 +4918,14 @@
               <w:ind w:left="406"/>
               <w:textAlignment w:val="baseline"/>
               <w:rPr>
-                <w:rFonts w:ascii="宋体" w:hAnsi="宋体" w:eastAsia="宋体" w:cs="宋体"/>
+                <w:rFonts w:ascii="宋体" w:eastAsia="宋体" w:hAnsi="宋体" w:cs="宋体"/>
                 <w:sz w:val="24"/>
                 <w:szCs w:val="24"/>
               </w:rPr>
             </w:pPr>
             <w:r>
               <w:rPr>
-                <w:rFonts w:ascii="宋体" w:hAnsi="宋体" w:eastAsia="宋体" w:cs="宋体"/>
+                <w:rFonts w:ascii="宋体" w:eastAsia="宋体" w:hAnsi="宋体" w:cs="宋体"/>
                 <w:b/>
                 <w:bCs/>
                 <w:spacing w:val="-6"/>
@@ -5005,14 +4960,14 @@
               <w:ind w:left="2585"/>
               <w:textAlignment w:val="baseline"/>
               <w:rPr>
-                <w:rFonts w:ascii="宋体" w:hAnsi="宋体" w:eastAsia="宋体" w:cs="宋体"/>
+                <w:rFonts w:ascii="宋体" w:eastAsia="宋体" w:hAnsi="宋体" w:cs="宋体"/>
                 <w:sz w:val="24"/>
                 <w:szCs w:val="24"/>
               </w:rPr>
             </w:pPr>
             <w:r>
               <w:rPr>
-                <w:rFonts w:ascii="宋体" w:hAnsi="宋体" w:eastAsia="宋体" w:cs="宋体"/>
+                <w:rFonts w:ascii="宋体" w:eastAsia="宋体" w:hAnsi="宋体" w:cs="宋体"/>
                 <w:b/>
                 <w:bCs/>
                 <w:spacing w:val="-6"/>
@@ -5047,7 +5002,7 @@
               <w:ind w:left="181"/>
               <w:textAlignment w:val="baseline"/>
               <w:rPr>
-                <w:rFonts w:hint="eastAsia" w:ascii="宋体" w:hAnsi="宋体" w:eastAsia="宋体" w:cs="宋体"/>
+                <w:rFonts w:ascii="宋体" w:eastAsia="宋体" w:hAnsi="宋体" w:cs="宋体" w:hint="eastAsia"/>
                 <w:sz w:val="24"/>
                 <w:szCs w:val="24"/>
                 <w:lang w:eastAsia="zh-CN"/>
@@ -5055,7 +5010,7 @@
             </w:pPr>
             <w:r>
               <w:rPr>
-                <w:rFonts w:hint="eastAsia" w:ascii="宋体" w:hAnsi="宋体" w:cs="宋体"/>
+                <w:rFonts w:ascii="宋体" w:hAnsi="宋体" w:cs="宋体" w:hint="eastAsia"/>
                 <w:b/>
                 <w:bCs/>
                 <w:spacing w:val="-4"/>
@@ -5070,14 +5025,9 @@
       </w:tr>
       <w:tr>
         <w:tblPrEx>
-          <w:tblBorders>
-            <w:top w:val="single" w:color="000000" w:sz="4" w:space="0"/>
-            <w:left w:val="single" w:color="000000" w:sz="4" w:space="0"/>
-            <w:bottom w:val="single" w:color="000000" w:sz="4" w:space="0"/>
-            <w:right w:val="single" w:color="000000" w:sz="4" w:space="0"/>
-            <w:insideH w:val="single" w:color="000000" w:sz="4" w:space="0"/>
-            <w:insideV w:val="single" w:color="000000" w:sz="4" w:space="0"/>
-          </w:tblBorders>
+          <w:tblW w:w="8471" w:type="dxa"/>
+          <w:jc w:val="center"/>
+          <w:tblLayout w:type="fixed"/>
           <w:tblCellMar>
             <w:top w:w="0" w:type="dxa"/>
             <w:left w:w="0" w:type="dxa"/>
@@ -5086,7 +5036,7 @@
           </w:tblCellMar>
         </w:tblPrEx>
         <w:trPr>
-          <w:trHeight w:val="3115" w:hRule="atLeast"/>
+          <w:trHeight w:val="3115"/>
           <w:jc w:val="center"/>
         </w:trPr>
         <w:tc>
@@ -5113,14 +5063,14 @@
               <w:ind w:left="403" w:right="156" w:hanging="214"/>
               <w:textAlignment w:val="baseline"/>
               <w:rPr>
-                <w:rFonts w:ascii="宋体" w:hAnsi="宋体" w:eastAsia="宋体" w:cs="宋体"/>
+                <w:rFonts w:ascii="宋体" w:eastAsia="宋体" w:hAnsi="宋体" w:cs="宋体"/>
                 <w:sz w:val="24"/>
                 <w:szCs w:val="24"/>
               </w:rPr>
             </w:pPr>
             <w:r>
               <w:rPr>
-                <w:rFonts w:ascii="宋体" w:hAnsi="宋体" w:eastAsia="宋体" w:cs="宋体"/>
+                <w:rFonts w:ascii="宋体" w:eastAsia="宋体" w:hAnsi="宋体" w:cs="宋体"/>
                 <w:spacing w:val="-10"/>
                 <w:sz w:val="24"/>
                 <w:szCs w:val="24"/>
@@ -5129,7 +5079,7 @@
             </w:r>
             <w:r>
               <w:rPr>
-                <w:rFonts w:ascii="宋体" w:hAnsi="宋体" w:eastAsia="宋体" w:cs="宋体"/>
+                <w:rFonts w:ascii="宋体" w:eastAsia="宋体" w:hAnsi="宋体" w:cs="宋体"/>
                 <w:spacing w:val="-3"/>
                 <w:sz w:val="24"/>
                 <w:szCs w:val="24"/>
@@ -5144,7 +5094,7 @@
           </w:tcPr>
           <w:p>
             <w:pPr>
-              <w:pStyle w:val="39"/>
+              <w:pStyle w:val="a3"/>
               <w:keepNext w:val="0"/>
               <w:keepLines w:val="0"/>
               <w:pageBreakBefore w:val="0"/>
@@ -5170,7 +5120,7 @@
           </w:p>
           <w:p>
             <w:pPr>
-              <w:pStyle w:val="39"/>
+              <w:pStyle w:val="a3"/>
               <w:keepNext w:val="0"/>
               <w:keepLines w:val="0"/>
               <w:pageBreakBefore w:val="0"/>
@@ -5196,7 +5146,7 @@
           </w:p>
           <w:p>
             <w:pPr>
-              <w:pStyle w:val="39"/>
+              <w:pStyle w:val="a3"/>
               <w:keepNext w:val="0"/>
               <w:keepLines w:val="0"/>
               <w:pageBreakBefore w:val="0"/>
@@ -5222,7 +5172,7 @@
           </w:p>
           <w:p>
             <w:pPr>
-              <w:pStyle w:val="39"/>
+              <w:pStyle w:val="a3"/>
               <w:keepNext w:val="0"/>
               <w:keepLines w:val="0"/>
               <w:pageBreakBefore w:val="0"/>
@@ -5248,7 +5198,7 @@
           </w:p>
           <w:p>
             <w:pPr>
-              <w:pStyle w:val="39"/>
+              <w:pStyle w:val="a3"/>
               <w:keepNext w:val="0"/>
               <w:keepLines w:val="0"/>
               <w:pageBreakBefore w:val="0"/>
@@ -5268,7 +5218,7 @@
               <w:snapToGrid w:val="0"/>
               <w:textAlignment w:val="baseline"/>
               <w:rPr>
-                <w:rFonts w:ascii="宋体" w:hAnsi="宋体" w:eastAsia="宋体" w:cs="宋体"/>
+                <w:rFonts w:ascii="宋体" w:eastAsia="宋体" w:hAnsi="宋体" w:cs="宋体"/>
                 <w:szCs w:val="24"/>
               </w:rPr>
             </w:pPr>
@@ -5300,7 +5250,7 @@
               <w:ind w:left="118" w:right="235" w:hanging="2"/>
               <w:textAlignment w:val="baseline"/>
               <w:rPr>
-                <w:rFonts w:hint="eastAsia" w:ascii="宋体" w:hAnsi="宋体" w:eastAsia="宋体" w:cs="宋体"/>
+                <w:rFonts w:ascii="宋体" w:eastAsia="宋体" w:hAnsi="宋体" w:cs="宋体" w:hint="eastAsia"/>
                 <w:sz w:val="24"/>
                 <w:szCs w:val="24"/>
                 <w:lang w:eastAsia="zh-CN"/>
@@ -5308,7 +5258,7 @@
             </w:pPr>
             <w:r>
               <w:rPr>
-                <w:rFonts w:ascii="宋体" w:hAnsi="宋体" w:eastAsia="宋体" w:cs="宋体"/>
+                <w:rFonts w:ascii="宋体" w:eastAsia="宋体" w:hAnsi="宋体" w:cs="宋体"/>
                 <w:spacing w:val="-2"/>
                 <w:sz w:val="24"/>
                 <w:szCs w:val="24"/>
@@ -5317,7 +5267,7 @@
             </w:r>
             <w:r>
               <w:rPr>
-                <w:rFonts w:hint="eastAsia" w:ascii="宋体" w:hAnsi="宋体" w:cs="宋体"/>
+                <w:rFonts w:ascii="宋体" w:hAnsi="宋体" w:cs="宋体" w:hint="eastAsia"/>
                 <w:spacing w:val="-2"/>
                 <w:sz w:val="24"/>
                 <w:szCs w:val="24"/>
@@ -5330,14 +5280,9 @@
       </w:tr>
       <w:tr>
         <w:tblPrEx>
-          <w:tblBorders>
-            <w:top w:val="single" w:color="000000" w:sz="4" w:space="0"/>
-            <w:left w:val="single" w:color="000000" w:sz="4" w:space="0"/>
-            <w:bottom w:val="single" w:color="000000" w:sz="4" w:space="0"/>
-            <w:right w:val="single" w:color="000000" w:sz="4" w:space="0"/>
-            <w:insideH w:val="single" w:color="000000" w:sz="4" w:space="0"/>
-            <w:insideV w:val="single" w:color="000000" w:sz="4" w:space="0"/>
-          </w:tblBorders>
+          <w:tblW w:w="8471" w:type="dxa"/>
+          <w:jc w:val="center"/>
+          <w:tblLayout w:type="fixed"/>
           <w:tblCellMar>
             <w:top w:w="0" w:type="dxa"/>
             <w:left w:w="0" w:type="dxa"/>
@@ -5346,7 +5291,7 @@
           </w:tblCellMar>
         </w:tblPrEx>
         <w:trPr>
-          <w:trHeight w:val="2862" w:hRule="atLeast"/>
+          <w:trHeight w:val="2862"/>
           <w:jc w:val="center"/>
         </w:trPr>
         <w:tc>
@@ -5373,14 +5318,14 @@
               <w:ind w:right="156"/>
               <w:textAlignment w:val="baseline"/>
               <w:rPr>
-                <w:rFonts w:ascii="宋体" w:hAnsi="宋体" w:eastAsia="宋体" w:cs="宋体"/>
+                <w:rFonts w:ascii="宋体" w:eastAsia="宋体" w:hAnsi="宋体" w:cs="宋体"/>
                 <w:sz w:val="24"/>
                 <w:szCs w:val="24"/>
               </w:rPr>
             </w:pPr>
             <w:r>
               <w:rPr>
-                <w:rFonts w:ascii="宋体" w:hAnsi="宋体" w:eastAsia="宋体" w:cs="宋体"/>
+                <w:rFonts w:ascii="宋体" w:eastAsia="宋体" w:hAnsi="宋体" w:cs="宋体"/>
                 <w:spacing w:val="-10"/>
                 <w:sz w:val="24"/>
                 <w:szCs w:val="24"/>
@@ -5389,7 +5334,7 @@
             </w:r>
             <w:r>
               <w:rPr>
-                <w:rFonts w:ascii="宋体" w:hAnsi="宋体" w:eastAsia="宋体" w:cs="宋体"/>
+                <w:rFonts w:ascii="宋体" w:eastAsia="宋体" w:hAnsi="宋体" w:cs="宋体"/>
                 <w:sz w:val="24"/>
                 <w:szCs w:val="24"/>
               </w:rPr>
@@ -5403,7 +5348,7 @@
           </w:tcPr>
           <w:p>
             <w:pPr>
-              <w:pStyle w:val="39"/>
+              <w:pStyle w:val="a3"/>
               <w:keepNext w:val="0"/>
               <w:keepLines w:val="0"/>
               <w:pageBreakBefore w:val="0"/>
@@ -5421,7 +5366,7 @@
               <w:bidi w:val="0"/>
               <w:adjustRightInd w:val="0"/>
               <w:snapToGrid w:val="0"/>
-              <w:ind w:left="425" w:leftChars="0" w:hanging="425" w:firstLineChars="0"/>
+              <w:ind w:left="425" w:hanging="425" w:leftChars="0" w:firstLineChars="0"/>
               <w:textAlignment w:val="baseline"/>
             </w:pPr>
             <w:r>
@@ -5430,7 +5375,7 @@
           </w:p>
           <w:p>
             <w:pPr>
-              <w:pStyle w:val="39"/>
+              <w:pStyle w:val="a3"/>
               <w:keepNext w:val="0"/>
               <w:keepLines w:val="0"/>
               <w:pageBreakBefore w:val="0"/>
@@ -5448,7 +5393,7 @@
               <w:bidi w:val="0"/>
               <w:adjustRightInd w:val="0"/>
               <w:snapToGrid w:val="0"/>
-              <w:ind w:left="425" w:leftChars="0" w:hanging="425" w:firstLineChars="0"/>
+              <w:ind w:left="425" w:hanging="425" w:leftChars="0" w:firstLineChars="0"/>
               <w:textAlignment w:val="baseline"/>
             </w:pPr>
             <w:r>
@@ -5457,7 +5402,7 @@
           </w:p>
           <w:p>
             <w:pPr>
-              <w:pStyle w:val="39"/>
+              <w:pStyle w:val="a3"/>
               <w:keepNext w:val="0"/>
               <w:keepLines w:val="0"/>
               <w:pageBreakBefore w:val="0"/>
@@ -5475,7 +5420,7 @@
               <w:bidi w:val="0"/>
               <w:adjustRightInd w:val="0"/>
               <w:snapToGrid w:val="0"/>
-              <w:ind w:left="425" w:leftChars="0" w:hanging="425" w:firstLineChars="0"/>
+              <w:ind w:left="425" w:hanging="425" w:leftChars="0" w:firstLineChars="0"/>
               <w:textAlignment w:val="baseline"/>
             </w:pPr>
             <w:r>
@@ -5494,7 +5439,7 @@
           </w:p>
           <w:p>
             <w:pPr>
-              <w:pStyle w:val="39"/>
+              <w:pStyle w:val="a3"/>
               <w:keepNext w:val="0"/>
               <w:keepLines w:val="0"/>
               <w:pageBreakBefore w:val="0"/>
@@ -5512,10 +5457,10 @@
               <w:bidi w:val="0"/>
               <w:adjustRightInd w:val="0"/>
               <w:snapToGrid w:val="0"/>
-              <w:ind w:left="425" w:leftChars="0" w:hanging="425" w:firstLineChars="0"/>
-              <w:textAlignment w:val="baseline"/>
-              <w:rPr>
-                <w:rFonts w:ascii="宋体" w:hAnsi="宋体" w:eastAsia="宋体" w:cs="宋体"/>
+              <w:ind w:left="425" w:hanging="425" w:leftChars="0" w:firstLineChars="0"/>
+              <w:textAlignment w:val="baseline"/>
+              <w:rPr>
+                <w:rFonts w:ascii="宋体" w:eastAsia="宋体" w:hAnsi="宋体" w:cs="宋体"/>
                 <w:szCs w:val="24"/>
               </w:rPr>
             </w:pPr>
@@ -5547,7 +5492,7 @@
               <w:ind w:left="186"/>
               <w:textAlignment w:val="baseline"/>
               <w:rPr>
-                <w:rFonts w:hint="default" w:ascii="宋体" w:hAnsi="宋体" w:eastAsia="宋体" w:cs="宋体"/>
+                <w:rFonts w:ascii="宋体" w:eastAsia="宋体" w:hAnsi="宋体" w:cs="宋体" w:hint="default"/>
                 <w:sz w:val="24"/>
                 <w:szCs w:val="24"/>
                 <w:lang w:val="en-US" w:eastAsia="zh-CN"/>
@@ -5555,7 +5500,7 @@
             </w:pPr>
             <w:r>
               <w:rPr>
-                <w:rFonts w:hint="eastAsia" w:ascii="宋体" w:hAnsi="宋体" w:cs="宋体"/>
+                <w:rFonts w:ascii="宋体" w:hAnsi="宋体" w:cs="宋体" w:hint="eastAsia"/>
                 <w:sz w:val="24"/>
                 <w:szCs w:val="24"/>
                 <w:lang w:val="en-US" w:eastAsia="zh-CN"/>
@@ -5568,7 +5513,7 @@
     </w:tbl>
     <w:p>
       <w:pPr>
-        <w:pStyle w:val="26"/>
+        <w:pStyle w:val="1"/>
         <w:keepNext w:val="0"/>
         <w:keepLines w:val="0"/>
         <w:pageBreakBefore w:val="0"/>
@@ -5592,7 +5537,7 @@
     </w:p>
     <w:p>
       <w:pPr>
-        <w:pStyle w:val="28"/>
+        <w:pStyle w:val="2"/>
         <w:keepNext w:val="0"/>
         <w:keepLines w:val="0"/>
         <w:pageBreakBefore w:val="0"/>
@@ -5616,7 +5561,7 @@
     </w:p>
     <w:p>
       <w:pPr>
-        <w:pStyle w:val="27"/>
+        <w:pStyle w:val="a"/>
         <w:keepNext w:val="0"/>
         <w:keepLines w:val="0"/>
         <w:pageBreakBefore w:val="0"/>
@@ -5638,7 +5583,7 @@
     </w:p>
     <w:p>
       <w:pPr>
-        <w:pStyle w:val="27"/>
+        <w:pStyle w:val="a"/>
         <w:keepNext w:val="0"/>
         <w:keepLines w:val="0"/>
         <w:pageBreakBefore w:val="0"/>
@@ -5660,7 +5605,7 @@
     </w:p>
     <w:p>
       <w:pPr>
-        <w:pStyle w:val="39"/>
+        <w:pStyle w:val="a3"/>
         <w:keepNext w:val="0"/>
         <w:keepLines w:val="0"/>
         <w:pageBreakBefore w:val="0"/>
@@ -5686,7 +5631,7 @@
     </w:p>
     <w:p>
       <w:pPr>
-        <w:pStyle w:val="39"/>
+        <w:pStyle w:val="a3"/>
         <w:keepNext w:val="0"/>
         <w:keepLines w:val="0"/>
         <w:pageBreakBefore w:val="0"/>
@@ -5712,7 +5657,7 @@
     </w:p>
     <w:p>
       <w:pPr>
-        <w:pStyle w:val="39"/>
+        <w:pStyle w:val="a3"/>
         <w:keepNext w:val="0"/>
         <w:keepLines w:val="0"/>
         <w:pageBreakBefore w:val="0"/>
@@ -5738,7 +5683,7 @@
     </w:p>
     <w:p>
       <w:pPr>
-        <w:pStyle w:val="39"/>
+        <w:pStyle w:val="a3"/>
         <w:keepNext w:val="0"/>
         <w:keepLines w:val="0"/>
         <w:pageBreakBefore w:val="0"/>
@@ -5764,7 +5709,7 @@
     </w:p>
     <w:p>
       <w:pPr>
-        <w:pStyle w:val="39"/>
+        <w:pStyle w:val="a3"/>
         <w:keepNext w:val="0"/>
         <w:keepLines w:val="0"/>
         <w:pageBreakBefore w:val="0"/>
@@ -5790,7 +5735,7 @@
     </w:p>
     <w:p>
       <w:pPr>
-        <w:pStyle w:val="28"/>
+        <w:pStyle w:val="2"/>
         <w:keepNext w:val="0"/>
         <w:keepLines w:val="0"/>
         <w:pageBreakBefore w:val="0"/>
@@ -5814,7 +5759,7 @@
     </w:p>
     <w:p>
       <w:pPr>
-        <w:pStyle w:val="29"/>
+        <w:pStyle w:val="3"/>
         <w:keepNext w:val="0"/>
         <w:keepLines w:val="0"/>
         <w:pageBreakBefore w:val="0"/>
@@ -5838,7 +5783,7 @@
     </w:p>
     <w:p>
       <w:pPr>
-        <w:pStyle w:val="39"/>
+        <w:pStyle w:val="a3"/>
         <w:keepNext w:val="0"/>
         <w:keepLines w:val="0"/>
         <w:pageBreakBefore w:val="0"/>
@@ -5864,7 +5809,7 @@
     </w:p>
     <w:p>
       <w:pPr>
-        <w:pStyle w:val="39"/>
+        <w:pStyle w:val="a3"/>
         <w:keepNext w:val="0"/>
         <w:keepLines w:val="0"/>
         <w:pageBreakBefore w:val="0"/>
@@ -5890,7 +5835,7 @@
     </w:p>
     <w:p>
       <w:pPr>
-        <w:pStyle w:val="39"/>
+        <w:pStyle w:val="a3"/>
         <w:keepNext w:val="0"/>
         <w:keepLines w:val="0"/>
         <w:pageBreakBefore w:val="0"/>
@@ -5916,7 +5861,7 @@
     </w:p>
     <w:p>
       <w:pPr>
-        <w:pStyle w:val="39"/>
+        <w:pStyle w:val="a3"/>
         <w:keepNext w:val="0"/>
         <w:keepLines w:val="0"/>
         <w:pageBreakBefore w:val="0"/>
@@ -5942,7 +5887,7 @@
     </w:p>
     <w:p>
       <w:pPr>
-        <w:pStyle w:val="29"/>
+        <w:pStyle w:val="3"/>
         <w:keepNext w:val="0"/>
         <w:keepLines w:val="0"/>
         <w:pageBreakBefore w:val="0"/>
@@ -5966,7 +5911,7 @@
     </w:p>
     <w:p>
       <w:pPr>
-        <w:pStyle w:val="27"/>
+        <w:pStyle w:val="a"/>
         <w:keepNext w:val="0"/>
         <w:keepLines w:val="0"/>
         <w:pageBreakBefore w:val="0"/>
@@ -5988,7 +5933,7 @@
     </w:p>
     <w:p>
       <w:pPr>
-        <w:pStyle w:val="39"/>
+        <w:pStyle w:val="a3"/>
         <w:keepNext w:val="0"/>
         <w:keepLines w:val="0"/>
         <w:pageBreakBefore w:val="0"/>
@@ -6024,7 +5969,7 @@
     </w:p>
     <w:p>
       <w:pPr>
-        <w:pStyle w:val="39"/>
+        <w:pStyle w:val="a3"/>
         <w:keepNext w:val="0"/>
         <w:keepLines w:val="0"/>
         <w:pageBreakBefore w:val="0"/>
@@ -6060,7 +6005,7 @@
     </w:p>
     <w:p>
       <w:pPr>
-        <w:pStyle w:val="29"/>
+        <w:pStyle w:val="3"/>
         <w:keepNext w:val="0"/>
         <w:keepLines w:val="0"/>
         <w:pageBreakBefore w:val="0"/>
@@ -6084,7 +6029,7 @@
     </w:p>
     <w:p>
       <w:pPr>
-        <w:pStyle w:val="39"/>
+        <w:pStyle w:val="a3"/>
         <w:keepNext w:val="0"/>
         <w:keepLines w:val="0"/>
         <w:pageBreakBefore w:val="0"/>
@@ -6110,7 +6055,7 @@
     </w:p>
     <w:p>
       <w:pPr>
-        <w:pStyle w:val="39"/>
+        <w:pStyle w:val="a3"/>
         <w:keepNext w:val="0"/>
         <w:keepLines w:val="0"/>
         <w:pageBreakBefore w:val="0"/>
@@ -6136,7 +6081,7 @@
     </w:p>
     <w:p>
       <w:pPr>
-        <w:pStyle w:val="39"/>
+        <w:pStyle w:val="a3"/>
         <w:keepNext w:val="0"/>
         <w:keepLines w:val="0"/>
         <w:pageBreakBefore w:val="0"/>
@@ -6172,7 +6117,7 @@
     </w:p>
     <w:p>
       <w:pPr>
-        <w:pStyle w:val="29"/>
+        <w:pStyle w:val="3"/>
         <w:keepNext w:val="0"/>
         <w:keepLines w:val="0"/>
         <w:pageBreakBefore w:val="0"/>
@@ -6196,7 +6141,7 @@
     </w:p>
     <w:p>
       <w:pPr>
-        <w:pStyle w:val="27"/>
+        <w:pStyle w:val="a"/>
         <w:keepNext w:val="0"/>
         <w:keepLines w:val="0"/>
         <w:pageBreakBefore w:val="0"/>
@@ -6218,7 +6163,7 @@
     </w:p>
     <w:p>
       <w:pPr>
-        <w:pStyle w:val="29"/>
+        <w:pStyle w:val="3"/>
         <w:keepNext w:val="0"/>
         <w:keepLines w:val="0"/>
         <w:pageBreakBefore w:val="0"/>
@@ -6242,7 +6187,7 @@
     </w:p>
     <w:p>
       <w:pPr>
-        <w:pStyle w:val="39"/>
+        <w:pStyle w:val="a3"/>
         <w:keepNext w:val="0"/>
         <w:keepLines w:val="0"/>
         <w:pageBreakBefore w:val="0"/>
@@ -6268,7 +6213,7 @@
     </w:p>
     <w:p>
       <w:pPr>
-        <w:pStyle w:val="39"/>
+        <w:pStyle w:val="a3"/>
         <w:keepNext w:val="0"/>
         <w:keepLines w:val="0"/>
         <w:pageBreakBefore w:val="0"/>
@@ -6294,7 +6239,7 @@
     </w:p>
     <w:p>
       <w:pPr>
-        <w:pStyle w:val="28"/>
+        <w:pStyle w:val="2"/>
         <w:keepNext w:val="0"/>
         <w:keepLines w:val="0"/>
         <w:pageBreakBefore w:val="0"/>
@@ -6352,7 +6297,7 @@
                     </pic:cNvPicPr>
                   </pic:nvPicPr>
                   <pic:blipFill>
-                    <a:blip r:embed="rId12"/>
+                    <a:blip xmlns:r="http://schemas.openxmlformats.org/officeDocument/2006/relationships" r:embed="rId9"/>
                     <a:stretch>
                       <a:fillRect/>
                     </a:stretch>
@@ -6379,7 +6324,7 @@
     </w:p>
     <w:p>
       <w:pPr>
-        <w:pStyle w:val="29"/>
+        <w:pStyle w:val="3"/>
         <w:keepNext w:val="0"/>
         <w:keepLines w:val="0"/>
         <w:pageBreakBefore w:val="0"/>
@@ -6403,7 +6348,7 @@
     </w:p>
     <w:p>
       <w:pPr>
-        <w:pStyle w:val="39"/>
+        <w:pStyle w:val="a3"/>
         <w:keepNext w:val="0"/>
         <w:keepLines w:val="0"/>
         <w:pageBreakBefore w:val="0"/>
@@ -6436,7 +6381,7 @@
     </w:p>
     <w:p>
       <w:pPr>
-        <w:pStyle w:val="39"/>
+        <w:pStyle w:val="a3"/>
         <w:keepNext w:val="0"/>
         <w:keepLines w:val="0"/>
         <w:pageBreakBefore w:val="0"/>
@@ -6462,7 +6407,7 @@
     </w:p>
     <w:p>
       <w:pPr>
-        <w:pStyle w:val="39"/>
+        <w:pStyle w:val="a3"/>
         <w:keepNext w:val="0"/>
         <w:keepLines w:val="0"/>
         <w:pageBreakBefore w:val="0"/>
@@ -6488,7 +6433,7 @@
     </w:p>
     <w:p>
       <w:pPr>
-        <w:pStyle w:val="29"/>
+        <w:pStyle w:val="3"/>
         <w:keepNext w:val="0"/>
         <w:keepLines w:val="0"/>
         <w:pageBreakBefore w:val="0"/>
@@ -6512,7 +6457,7 @@
     </w:p>
     <w:p>
       <w:pPr>
-        <w:pStyle w:val="27"/>
+        <w:pStyle w:val="a"/>
         <w:keepNext w:val="0"/>
         <w:keepLines w:val="0"/>
         <w:pageBreakBefore w:val="0"/>
@@ -6544,7 +6489,7 @@
     </w:p>
     <w:p>
       <w:pPr>
-        <w:pStyle w:val="29"/>
+        <w:pStyle w:val="3"/>
         <w:keepNext w:val="0"/>
         <w:keepLines w:val="0"/>
         <w:pageBreakBefore w:val="0"/>
@@ -6568,7 +6513,7 @@
     </w:p>
     <w:p>
       <w:pPr>
-        <w:pStyle w:val="27"/>
+        <w:pStyle w:val="a"/>
         <w:keepNext w:val="0"/>
         <w:keepLines w:val="0"/>
         <w:pageBreakBefore w:val="0"/>
@@ -6600,7 +6545,7 @@
     </w:p>
     <w:p>
       <w:pPr>
-        <w:pStyle w:val="29"/>
+        <w:pStyle w:val="3"/>
         <w:keepNext w:val="0"/>
         <w:keepLines w:val="0"/>
         <w:pageBreakBefore w:val="0"/>
@@ -6638,10 +6583,10 @@
         <w:adjustRightInd w:val="0"/>
         <w:snapToGrid w:val="0"/>
         <w:spacing w:line="360" w:lineRule="auto"/>
-        <w:ind w:left="0" w:right="0" w:firstLine="476" w:firstLineChars="200"/>
+        <w:ind w:left="0" w:right="0" w:firstLine="420" w:firstLineChars="200"/>
         <w:textAlignment w:val="baseline"/>
         <w:rPr>
-          <w:rFonts w:ascii="宋体" w:hAnsi="宋体" w:eastAsia="宋体" w:cs="宋体"/>
+          <w:rFonts w:ascii="宋体" w:eastAsia="宋体" w:hAnsi="宋体" w:cs="宋体"/>
           <w:spacing w:val="-1"/>
           <w:sz w:val="24"/>
           <w:szCs w:val="24"/>
@@ -6649,7 +6594,7 @@
       </w:pPr>
       <w:r>
         <w:rPr>
-          <w:rFonts w:hint="eastAsia" w:ascii="宋体" w:hAnsi="宋体" w:cs="宋体"/>
+          <w:rFonts w:ascii="宋体" w:hAnsi="宋体" w:cs="宋体" w:hint="eastAsia"/>
           <w:spacing w:val="-1"/>
           <w:sz w:val="24"/>
           <w:szCs w:val="24"/>
@@ -6659,7 +6604,7 @@
       </w:r>
       <w:r>
         <w:rPr>
-          <w:rFonts w:ascii="宋体" w:hAnsi="宋体" w:eastAsia="宋体" w:cs="宋体"/>
+          <w:rFonts w:ascii="宋体" w:eastAsia="宋体" w:hAnsi="宋体" w:cs="宋体"/>
           <w:spacing w:val="-1"/>
           <w:sz w:val="24"/>
           <w:szCs w:val="24"/>
@@ -6669,7 +6614,7 @@
     </w:p>
     <w:p>
       <w:pPr>
-        <w:pStyle w:val="29"/>
+        <w:pStyle w:val="3"/>
         <w:keepNext w:val="0"/>
         <w:keepLines w:val="0"/>
         <w:pageBreakBefore w:val="0"/>
@@ -6707,10 +6652,10 @@
         <w:adjustRightInd w:val="0"/>
         <w:snapToGrid w:val="0"/>
         <w:spacing w:line="360" w:lineRule="auto"/>
-        <w:ind w:left="0" w:right="0" w:firstLine="476" w:firstLineChars="200"/>
+        <w:ind w:left="0" w:right="0" w:firstLine="420" w:firstLineChars="200"/>
         <w:textAlignment w:val="baseline"/>
         <w:rPr>
-          <w:rFonts w:ascii="宋体" w:hAnsi="宋体" w:eastAsia="宋体" w:cs="宋体"/>
+          <w:rFonts w:ascii="宋体" w:eastAsia="宋体" w:hAnsi="宋体" w:cs="宋体"/>
           <w:spacing w:val="-1"/>
           <w:sz w:val="24"/>
           <w:szCs w:val="24"/>
@@ -6718,7 +6663,7 @@
       </w:pPr>
       <w:r>
         <w:rPr>
-          <w:rFonts w:ascii="宋体" w:hAnsi="宋体" w:eastAsia="宋体" w:cs="宋体"/>
+          <w:rFonts w:ascii="宋体" w:eastAsia="宋体" w:hAnsi="宋体" w:cs="宋体"/>
           <w:spacing w:val="-1"/>
           <w:sz w:val="24"/>
           <w:szCs w:val="24"/>
@@ -6728,7 +6673,7 @@
     </w:p>
     <w:p>
       <w:pPr>
-        <w:pStyle w:val="39"/>
+        <w:pStyle w:val="a3"/>
         <w:keepNext w:val="0"/>
         <w:keepLines w:val="0"/>
         <w:pageBreakBefore w:val="0"/>
@@ -6746,7 +6691,7 @@
         <w:bidi w:val="0"/>
         <w:adjustRightInd w:val="0"/>
         <w:snapToGrid w:val="0"/>
-        <w:ind w:left="425" w:leftChars="0" w:hanging="425" w:firstLineChars="0"/>
+        <w:ind w:left="425" w:hanging="425" w:leftChars="0" w:firstLineChars="0"/>
         <w:textAlignment w:val="baseline"/>
         <w:rPr>
           <w:rFonts w:hint="eastAsia"/>
@@ -6763,7 +6708,7 @@
     </w:p>
     <w:p>
       <w:pPr>
-        <w:pStyle w:val="39"/>
+        <w:pStyle w:val="a3"/>
         <w:keepNext w:val="0"/>
         <w:keepLines w:val="0"/>
         <w:pageBreakBefore w:val="0"/>
@@ -6781,7 +6726,7 @@
         <w:bidi w:val="0"/>
         <w:adjustRightInd w:val="0"/>
         <w:snapToGrid w:val="0"/>
-        <w:ind w:left="425" w:leftChars="0" w:hanging="425" w:firstLineChars="0"/>
+        <w:ind w:left="425" w:hanging="425" w:leftChars="0" w:firstLineChars="0"/>
         <w:textAlignment w:val="baseline"/>
         <w:rPr>
           <w:rFonts w:hint="eastAsia"/>
@@ -6798,7 +6743,7 @@
     </w:p>
     <w:p>
       <w:pPr>
-        <w:pStyle w:val="39"/>
+        <w:pStyle w:val="a3"/>
         <w:keepNext w:val="0"/>
         <w:keepLines w:val="0"/>
         <w:pageBreakBefore w:val="0"/>
@@ -6816,7 +6761,7 @@
         <w:bidi w:val="0"/>
         <w:adjustRightInd w:val="0"/>
         <w:snapToGrid w:val="0"/>
-        <w:ind w:left="425" w:leftChars="0" w:hanging="425" w:firstLineChars="0"/>
+        <w:ind w:left="425" w:hanging="425" w:leftChars="0" w:firstLineChars="0"/>
         <w:textAlignment w:val="baseline"/>
         <w:rPr>
           <w:rFonts w:hint="eastAsia"/>
@@ -6833,7 +6778,7 @@
     </w:p>
     <w:p>
       <w:pPr>
-        <w:pStyle w:val="39"/>
+        <w:pStyle w:val="a3"/>
         <w:keepNext w:val="0"/>
         <w:keepLines w:val="0"/>
         <w:pageBreakBefore w:val="0"/>
@@ -6851,7 +6796,7 @@
         <w:bidi w:val="0"/>
         <w:adjustRightInd w:val="0"/>
         <w:snapToGrid w:val="0"/>
-        <w:ind w:left="425" w:leftChars="0" w:hanging="425" w:firstLineChars="0"/>
+        <w:ind w:left="425" w:hanging="425" w:leftChars="0" w:firstLineChars="0"/>
         <w:textAlignment w:val="baseline"/>
         <w:rPr>
           <w:rFonts w:hint="eastAsia"/>
@@ -6868,7 +6813,7 @@
     </w:p>
     <w:p>
       <w:pPr>
-        <w:pStyle w:val="39"/>
+        <w:pStyle w:val="a3"/>
         <w:keepNext w:val="0"/>
         <w:keepLines w:val="0"/>
         <w:pageBreakBefore w:val="0"/>
@@ -6886,7 +6831,7 @@
         <w:bidi w:val="0"/>
         <w:adjustRightInd w:val="0"/>
         <w:snapToGrid w:val="0"/>
-        <w:ind w:left="425" w:leftChars="0" w:hanging="425" w:firstLineChars="0"/>
+        <w:ind w:left="425" w:hanging="425" w:leftChars="0" w:firstLineChars="0"/>
         <w:textAlignment w:val="baseline"/>
         <w:rPr>
           <w:rFonts w:hint="eastAsia"/>
@@ -6903,7 +6848,7 @@
     </w:p>
     <w:p>
       <w:pPr>
-        <w:pStyle w:val="39"/>
+        <w:pStyle w:val="a3"/>
         <w:keepNext w:val="0"/>
         <w:keepLines w:val="0"/>
         <w:pageBreakBefore w:val="0"/>
@@ -6921,7 +6866,7 @@
         <w:bidi w:val="0"/>
         <w:adjustRightInd w:val="0"/>
         <w:snapToGrid w:val="0"/>
-        <w:ind w:left="425" w:leftChars="0" w:hanging="425" w:firstLineChars="0"/>
+        <w:ind w:left="425" w:hanging="425" w:leftChars="0" w:firstLineChars="0"/>
         <w:textAlignment w:val="baseline"/>
         <w:rPr>
           <w:rFonts w:hint="eastAsia"/>
@@ -6938,7 +6883,7 @@
     </w:p>
     <w:p>
       <w:pPr>
-        <w:pStyle w:val="39"/>
+        <w:pStyle w:val="a3"/>
         <w:keepNext w:val="0"/>
         <w:keepLines w:val="0"/>
         <w:pageBreakBefore w:val="0"/>
@@ -6956,7 +6901,7 @@
         <w:bidi w:val="0"/>
         <w:adjustRightInd w:val="0"/>
         <w:snapToGrid w:val="0"/>
-        <w:ind w:left="425" w:leftChars="0" w:hanging="425" w:firstLineChars="0"/>
+        <w:ind w:left="425" w:hanging="425" w:leftChars="0" w:firstLineChars="0"/>
         <w:textAlignment w:val="baseline"/>
         <w:rPr>
           <w:rFonts w:hint="eastAsia"/>
@@ -6973,7 +6918,7 @@
     </w:p>
     <w:p>
       <w:pPr>
-        <w:pStyle w:val="29"/>
+        <w:pStyle w:val="3"/>
         <w:keepNext w:val="0"/>
         <w:keepLines w:val="0"/>
         <w:pageBreakBefore w:val="0"/>
@@ -6997,7 +6942,7 @@
     </w:p>
     <w:p>
       <w:pPr>
-        <w:pStyle w:val="27"/>
+        <w:pStyle w:val="a"/>
         <w:keepNext w:val="0"/>
         <w:keepLines w:val="0"/>
         <w:pageBreakBefore w:val="0"/>
@@ -7019,7 +6964,7 @@
     </w:p>
     <w:p>
       <w:pPr>
-        <w:pStyle w:val="39"/>
+        <w:pStyle w:val="a3"/>
         <w:keepNext w:val="0"/>
         <w:keepLines w:val="0"/>
         <w:pageBreakBefore w:val="0"/>
@@ -7055,7 +7000,7 @@
     </w:p>
     <w:p>
       <w:pPr>
-        <w:pStyle w:val="39"/>
+        <w:pStyle w:val="a3"/>
         <w:keepNext w:val="0"/>
         <w:keepLines w:val="0"/>
         <w:pageBreakBefore w:val="0"/>
@@ -7101,7 +7046,7 @@
     </w:p>
     <w:p>
       <w:pPr>
-        <w:pStyle w:val="29"/>
+        <w:pStyle w:val="3"/>
         <w:keepNext w:val="0"/>
         <w:keepLines w:val="0"/>
         <w:pageBreakBefore w:val="0"/>
@@ -7125,7 +7070,7 @@
     </w:p>
     <w:p>
       <w:pPr>
-        <w:pStyle w:val="27"/>
+        <w:pStyle w:val="a"/>
         <w:keepNext w:val="0"/>
         <w:keepLines w:val="0"/>
         <w:pageBreakBefore w:val="0"/>
@@ -7174,7 +7119,7 @@
     </w:p>
     <w:p>
       <w:pPr>
-        <w:pStyle w:val="29"/>
+        <w:pStyle w:val="3"/>
         <w:keepNext w:val="0"/>
         <w:keepLines w:val="0"/>
         <w:pageBreakBefore w:val="0"/>
@@ -7198,7 +7143,7 @@
     </w:p>
     <w:p>
       <w:pPr>
-        <w:pStyle w:val="27"/>
+        <w:pStyle w:val="a"/>
         <w:keepNext w:val="0"/>
         <w:keepLines w:val="0"/>
         <w:pageBreakBefore w:val="0"/>
@@ -7230,7 +7175,7 @@
     </w:p>
     <w:p>
       <w:pPr>
-        <w:pStyle w:val="39"/>
+        <w:pStyle w:val="a3"/>
         <w:keepNext w:val="0"/>
         <w:keepLines w:val="0"/>
         <w:pageBreakBefore w:val="0"/>
@@ -7266,7 +7211,7 @@
     </w:p>
     <w:p>
       <w:pPr>
-        <w:pStyle w:val="39"/>
+        <w:pStyle w:val="a3"/>
         <w:keepNext w:val="0"/>
         <w:keepLines w:val="0"/>
         <w:pageBreakBefore w:val="0"/>
@@ -7292,7 +7237,7 @@
     </w:p>
     <w:p>
       <w:pPr>
-        <w:pStyle w:val="26"/>
+        <w:pStyle w:val="1"/>
         <w:keepNext w:val="0"/>
         <w:keepLines w:val="0"/>
         <w:pageBreakBefore w:val="0"/>
@@ -7316,7 +7261,7 @@
     </w:p>
     <w:p>
       <w:pPr>
-        <w:pStyle w:val="28"/>
+        <w:pStyle w:val="2"/>
         <w:keepNext w:val="0"/>
         <w:keepLines w:val="0"/>
         <w:pageBreakBefore w:val="0"/>
@@ -7342,7 +7287,7 @@
     </w:p>
     <w:p>
       <w:pPr>
-        <w:pStyle w:val="27"/>
+        <w:pStyle w:val="a"/>
         <w:keepNext w:val="0"/>
         <w:keepLines w:val="0"/>
         <w:pageBreakBefore w:val="0"/>
@@ -7364,7 +7309,7 @@
     </w:p>
     <w:p>
       <w:pPr>
-        <w:pStyle w:val="28"/>
+        <w:pStyle w:val="2"/>
         <w:keepNext w:val="0"/>
         <w:keepLines w:val="0"/>
         <w:pageBreakBefore w:val="0"/>
@@ -7388,7 +7333,7 @@
     </w:p>
     <w:p>
       <w:pPr>
-        <w:pStyle w:val="27"/>
+        <w:pStyle w:val="a"/>
         <w:keepNext w:val="0"/>
         <w:keepLines w:val="0"/>
         <w:pageBreakBefore w:val="0"/>
@@ -7439,16 +7384,16 @@
     </w:p>
     <w:tbl>
       <w:tblPr>
-        <w:tblStyle w:val="24"/>
+        <w:tblStyle w:val="TableNormal0"/>
         <w:tblW w:w="8522" w:type="dxa"/>
         <w:jc w:val="center"/>
         <w:tblBorders>
-          <w:top w:val="single" w:color="000000" w:sz="4" w:space="0"/>
-          <w:left w:val="single" w:color="000000" w:sz="4" w:space="0"/>
-          <w:bottom w:val="single" w:color="000000" w:sz="4" w:space="0"/>
-          <w:right w:val="single" w:color="000000" w:sz="4" w:space="0"/>
-          <w:insideH w:val="single" w:color="000000" w:sz="4" w:space="0"/>
-          <w:insideV w:val="single" w:color="000000" w:sz="4" w:space="0"/>
+          <w:top w:val="single" w:sz="4" w:space="0" w:color="000000"/>
+          <w:left w:val="single" w:sz="4" w:space="0" w:color="000000"/>
+          <w:bottom w:val="single" w:sz="4" w:space="0" w:color="000000"/>
+          <w:right w:val="single" w:sz="4" w:space="0" w:color="000000"/>
+          <w:insideH w:val="single" w:sz="4" w:space="0" w:color="000000"/>
+          <w:insideV w:val="single" w:sz="4" w:space="0" w:color="000000"/>
         </w:tblBorders>
         <w:tblLayout w:type="fixed"/>
         <w:tblCellMar>
@@ -7465,14 +7410,17 @@
       </w:tblGrid>
       <w:tr>
         <w:tblPrEx>
+          <w:tblW w:w="8522" w:type="dxa"/>
+          <w:jc w:val="center"/>
           <w:tblBorders>
-            <w:top w:val="single" w:color="000000" w:sz="4" w:space="0"/>
-            <w:left w:val="single" w:color="000000" w:sz="4" w:space="0"/>
-            <w:bottom w:val="single" w:color="000000" w:sz="4" w:space="0"/>
-            <w:right w:val="single" w:color="000000" w:sz="4" w:space="0"/>
-            <w:insideH w:val="single" w:color="000000" w:sz="4" w:space="0"/>
-            <w:insideV w:val="single" w:color="000000" w:sz="4" w:space="0"/>
+            <w:top w:val="single" w:sz="4" w:space="0" w:color="000000"/>
+            <w:left w:val="single" w:sz="4" w:space="0" w:color="000000"/>
+            <w:bottom w:val="single" w:sz="4" w:space="0" w:color="000000"/>
+            <w:right w:val="single" w:sz="4" w:space="0" w:color="000000"/>
+            <w:insideH w:val="single" w:sz="4" w:space="0" w:color="000000"/>
+            <w:insideV w:val="single" w:sz="4" w:space="0" w:color="000000"/>
           </w:tblBorders>
+          <w:tblLayout w:type="fixed"/>
           <w:tblCellMar>
             <w:top w:w="0" w:type="dxa"/>
             <w:left w:w="0" w:type="dxa"/>
@@ -7481,7 +7429,7 @@
           </w:tblCellMar>
         </w:tblPrEx>
         <w:trPr>
-          <w:trHeight w:val="783" w:hRule="atLeast"/>
+          <w:trHeight w:val="783"/>
           <w:jc w:val="center"/>
         </w:trPr>
         <w:tc>
@@ -7508,14 +7456,14 @@
               <w:ind w:left="170"/>
               <w:textAlignment w:val="baseline"/>
               <w:rPr>
-                <w:rFonts w:ascii="宋体" w:hAnsi="宋体" w:eastAsia="宋体" w:cs="宋体"/>
+                <w:rFonts w:ascii="宋体" w:eastAsia="宋体" w:hAnsi="宋体" w:cs="宋体"/>
                 <w:sz w:val="24"/>
                 <w:szCs w:val="24"/>
               </w:rPr>
             </w:pPr>
             <w:r>
               <w:rPr>
-                <w:rFonts w:ascii="宋体" w:hAnsi="宋体" w:eastAsia="宋体" w:cs="宋体"/>
+                <w:rFonts w:ascii="宋体" w:eastAsia="宋体" w:hAnsi="宋体" w:cs="宋体"/>
                 <w:b/>
                 <w:bCs/>
                 <w:spacing w:val="-6"/>
@@ -7550,14 +7498,14 @@
               <w:ind w:left="206"/>
               <w:textAlignment w:val="baseline"/>
               <w:rPr>
-                <w:rFonts w:ascii="宋体" w:hAnsi="宋体" w:eastAsia="宋体" w:cs="宋体"/>
+                <w:rFonts w:ascii="宋体" w:eastAsia="宋体" w:hAnsi="宋体" w:cs="宋体"/>
                 <w:sz w:val="24"/>
                 <w:szCs w:val="24"/>
               </w:rPr>
             </w:pPr>
             <w:r>
               <w:rPr>
-                <w:rFonts w:ascii="宋体" w:hAnsi="宋体" w:eastAsia="宋体" w:cs="宋体"/>
+                <w:rFonts w:ascii="宋体" w:eastAsia="宋体" w:hAnsi="宋体" w:cs="宋体"/>
                 <w:b/>
                 <w:bCs/>
                 <w:spacing w:val="-6"/>
@@ -7592,14 +7540,14 @@
               <w:ind w:left="3175"/>
               <w:textAlignment w:val="baseline"/>
               <w:rPr>
-                <w:rFonts w:ascii="宋体" w:hAnsi="宋体" w:eastAsia="宋体" w:cs="宋体"/>
+                <w:rFonts w:ascii="宋体" w:eastAsia="宋体" w:hAnsi="宋体" w:cs="宋体"/>
                 <w:sz w:val="24"/>
                 <w:szCs w:val="24"/>
               </w:rPr>
             </w:pPr>
             <w:r>
               <w:rPr>
-                <w:rFonts w:ascii="宋体" w:hAnsi="宋体" w:eastAsia="宋体" w:cs="宋体"/>
+                <w:rFonts w:ascii="宋体" w:eastAsia="宋体" w:hAnsi="宋体" w:cs="宋体"/>
                 <w:b/>
                 <w:bCs/>
                 <w:spacing w:val="-6"/>
@@ -7613,14 +7561,9 @@
       </w:tr>
       <w:tr>
         <w:tblPrEx>
-          <w:tblBorders>
-            <w:top w:val="single" w:color="000000" w:sz="4" w:space="0"/>
-            <w:left w:val="single" w:color="000000" w:sz="4" w:space="0"/>
-            <w:bottom w:val="single" w:color="000000" w:sz="4" w:space="0"/>
-            <w:right w:val="single" w:color="000000" w:sz="4" w:space="0"/>
-            <w:insideH w:val="single" w:color="000000" w:sz="4" w:space="0"/>
-            <w:insideV w:val="single" w:color="000000" w:sz="4" w:space="0"/>
-          </w:tblBorders>
+          <w:tblW w:w="8522" w:type="dxa"/>
+          <w:jc w:val="center"/>
+          <w:tblLayout w:type="fixed"/>
           <w:tblCellMar>
             <w:top w:w="0" w:type="dxa"/>
             <w:left w:w="0" w:type="dxa"/>
@@ -7629,7 +7572,7 @@
           </w:tblCellMar>
         </w:tblPrEx>
         <w:trPr>
-          <w:trHeight w:val="2392" w:hRule="atLeast"/>
+          <w:trHeight w:val="2392"/>
           <w:jc w:val="center"/>
         </w:trPr>
         <w:tc>
@@ -7656,14 +7599,14 @@
               <w:ind w:left="370"/>
               <w:textAlignment w:val="baseline"/>
               <w:rPr>
-                <w:rFonts w:ascii="宋体" w:hAnsi="宋体" w:eastAsia="宋体" w:cs="宋体"/>
+                <w:rFonts w:ascii="宋体" w:eastAsia="宋体" w:hAnsi="宋体" w:cs="宋体"/>
                 <w:sz w:val="21"/>
                 <w:szCs w:val="21"/>
               </w:rPr>
             </w:pPr>
             <w:r>
               <w:rPr>
-                <w:rFonts w:ascii="宋体" w:hAnsi="宋体" w:eastAsia="宋体" w:cs="宋体"/>
+                <w:rFonts w:ascii="宋体" w:eastAsia="宋体" w:hAnsi="宋体" w:cs="宋体"/>
                 <w:sz w:val="21"/>
                 <w:szCs w:val="21"/>
               </w:rPr>
@@ -7695,14 +7638,14 @@
               <w:ind w:left="236"/>
               <w:textAlignment w:val="baseline"/>
               <w:rPr>
-                <w:rFonts w:ascii="宋体" w:hAnsi="宋体" w:eastAsia="宋体" w:cs="宋体"/>
+                <w:rFonts w:ascii="宋体" w:eastAsia="宋体" w:hAnsi="宋体" w:cs="宋体"/>
                 <w:sz w:val="21"/>
                 <w:szCs w:val="21"/>
               </w:rPr>
             </w:pPr>
             <w:r>
               <w:rPr>
-                <w:rFonts w:ascii="宋体" w:hAnsi="宋体" w:eastAsia="宋体" w:cs="宋体"/>
+                <w:rFonts w:ascii="宋体" w:eastAsia="宋体" w:hAnsi="宋体" w:cs="宋体"/>
                 <w:spacing w:val="-3"/>
                 <w:sz w:val="21"/>
                 <w:szCs w:val="21"/>
@@ -7717,7 +7660,7 @@
           </w:tcPr>
           <w:p>
             <w:pPr>
-              <w:pStyle w:val="39"/>
+              <w:pStyle w:val="a3"/>
               <w:keepNext w:val="0"/>
               <w:keepLines w:val="0"/>
               <w:pageBreakBefore w:val="0"/>
@@ -7739,7 +7682,7 @@
           </w:p>
           <w:p>
             <w:pPr>
-              <w:pStyle w:val="39"/>
+              <w:pStyle w:val="a3"/>
               <w:keepNext w:val="0"/>
               <w:keepLines w:val="0"/>
               <w:pageBreakBefore w:val="0"/>
@@ -7761,7 +7704,7 @@
           </w:p>
           <w:p>
             <w:pPr>
-              <w:pStyle w:val="39"/>
+              <w:pStyle w:val="a3"/>
               <w:keepNext w:val="0"/>
               <w:keepLines w:val="0"/>
               <w:pageBreakBefore w:val="0"/>
@@ -7779,7 +7722,7 @@
               <w:bidi w:val="0"/>
               <w:adjustRightInd w:val="0"/>
               <w:snapToGrid w:val="0"/>
-              <w:ind w:left="425" w:leftChars="0" w:hanging="425" w:firstLineChars="0"/>
+              <w:ind w:left="425" w:hanging="425" w:leftChars="0" w:firstLineChars="0"/>
               <w:textAlignment w:val="baseline"/>
             </w:pPr>
             <w:r>
@@ -7788,7 +7731,7 @@
           </w:p>
           <w:p>
             <w:pPr>
-              <w:pStyle w:val="39"/>
+              <w:pStyle w:val="a3"/>
               <w:keepNext w:val="0"/>
               <w:keepLines w:val="0"/>
               <w:pageBreakBefore w:val="0"/>
@@ -7806,7 +7749,7 @@
               <w:bidi w:val="0"/>
               <w:adjustRightInd w:val="0"/>
               <w:snapToGrid w:val="0"/>
-              <w:ind w:left="425" w:leftChars="0" w:hanging="425" w:firstLineChars="0"/>
+              <w:ind w:left="425" w:hanging="425" w:leftChars="0" w:firstLineChars="0"/>
               <w:textAlignment w:val="baseline"/>
             </w:pPr>
             <w:r>
@@ -7815,7 +7758,7 @@
           </w:p>
           <w:p>
             <w:pPr>
-              <w:pStyle w:val="39"/>
+              <w:pStyle w:val="a3"/>
               <w:keepNext w:val="0"/>
               <w:keepLines w:val="0"/>
               <w:pageBreakBefore w:val="0"/>
@@ -7833,7 +7776,7 @@
               <w:bidi w:val="0"/>
               <w:adjustRightInd w:val="0"/>
               <w:snapToGrid w:val="0"/>
-              <w:ind w:left="425" w:leftChars="0" w:hanging="425" w:firstLineChars="0"/>
+              <w:ind w:left="425" w:hanging="425" w:leftChars="0" w:firstLineChars="0"/>
               <w:textAlignment w:val="baseline"/>
             </w:pPr>
             <w:r>
@@ -7842,7 +7785,7 @@
           </w:p>
           <w:p>
             <w:pPr>
-              <w:pStyle w:val="39"/>
+              <w:pStyle w:val="a3"/>
               <w:keepNext w:val="0"/>
               <w:keepLines w:val="0"/>
               <w:pageBreakBefore w:val="0"/>
@@ -7860,10 +7803,10 @@
               <w:bidi w:val="0"/>
               <w:adjustRightInd w:val="0"/>
               <w:snapToGrid w:val="0"/>
-              <w:ind w:left="425" w:leftChars="0" w:hanging="425" w:firstLineChars="0"/>
-              <w:textAlignment w:val="baseline"/>
-              <w:rPr>
-                <w:rFonts w:ascii="宋体" w:hAnsi="宋体" w:eastAsia="宋体" w:cs="宋体"/>
+              <w:ind w:left="425" w:hanging="425" w:leftChars="0" w:firstLineChars="0"/>
+              <w:textAlignment w:val="baseline"/>
+              <w:rPr>
+                <w:rFonts w:ascii="宋体" w:eastAsia="宋体" w:hAnsi="宋体" w:cs="宋体"/>
                 <w:szCs w:val="21"/>
               </w:rPr>
             </w:pPr>
@@ -7875,14 +7818,9 @@
       </w:tr>
       <w:tr>
         <w:tblPrEx>
-          <w:tblBorders>
-            <w:top w:val="single" w:color="000000" w:sz="4" w:space="0"/>
-            <w:left w:val="single" w:color="000000" w:sz="4" w:space="0"/>
-            <w:bottom w:val="single" w:color="000000" w:sz="4" w:space="0"/>
-            <w:right w:val="single" w:color="000000" w:sz="4" w:space="0"/>
-            <w:insideH w:val="single" w:color="000000" w:sz="4" w:space="0"/>
-            <w:insideV w:val="single" w:color="000000" w:sz="4" w:space="0"/>
-          </w:tblBorders>
+          <w:tblW w:w="8522" w:type="dxa"/>
+          <w:jc w:val="center"/>
+          <w:tblLayout w:type="fixed"/>
           <w:tblCellMar>
             <w:top w:w="0" w:type="dxa"/>
             <w:left w:w="0" w:type="dxa"/>
@@ -7891,7 +7829,7 @@
           </w:tblCellMar>
         </w:tblPrEx>
         <w:trPr>
-          <w:trHeight w:val="1759" w:hRule="atLeast"/>
+          <w:trHeight w:val="1759"/>
           <w:jc w:val="center"/>
         </w:trPr>
         <w:tc>
@@ -7918,14 +7856,14 @@
               <w:ind w:left="357"/>
               <w:textAlignment w:val="baseline"/>
               <w:rPr>
-                <w:rFonts w:ascii="宋体" w:hAnsi="宋体" w:eastAsia="宋体" w:cs="宋体"/>
+                <w:rFonts w:ascii="宋体" w:eastAsia="宋体" w:hAnsi="宋体" w:cs="宋体"/>
                 <w:sz w:val="21"/>
                 <w:szCs w:val="21"/>
               </w:rPr>
             </w:pPr>
             <w:r>
               <w:rPr>
-                <w:rFonts w:ascii="宋体" w:hAnsi="宋体" w:eastAsia="宋体" w:cs="宋体"/>
+                <w:rFonts w:ascii="宋体" w:eastAsia="宋体" w:hAnsi="宋体" w:cs="宋体"/>
                 <w:sz w:val="21"/>
                 <w:szCs w:val="21"/>
               </w:rPr>
@@ -7957,14 +7895,14 @@
               <w:ind w:left="234"/>
               <w:textAlignment w:val="baseline"/>
               <w:rPr>
-                <w:rFonts w:ascii="宋体" w:hAnsi="宋体" w:eastAsia="宋体" w:cs="宋体"/>
+                <w:rFonts w:ascii="宋体" w:eastAsia="宋体" w:hAnsi="宋体" w:cs="宋体"/>
                 <w:sz w:val="21"/>
                 <w:szCs w:val="21"/>
               </w:rPr>
             </w:pPr>
             <w:r>
               <w:rPr>
-                <w:rFonts w:ascii="宋体" w:hAnsi="宋体" w:eastAsia="宋体" w:cs="宋体"/>
+                <w:rFonts w:ascii="宋体" w:eastAsia="宋体" w:hAnsi="宋体" w:cs="宋体"/>
                 <w:spacing w:val="-3"/>
                 <w:sz w:val="21"/>
                 <w:szCs w:val="21"/>
@@ -7979,7 +7917,7 @@
           </w:tcPr>
           <w:p>
             <w:pPr>
-              <w:pStyle w:val="39"/>
+              <w:pStyle w:val="a3"/>
               <w:keepNext w:val="0"/>
               <w:keepLines w:val="0"/>
               <w:pageBreakBefore w:val="0"/>
@@ -8001,7 +7939,7 @@
           </w:p>
           <w:p>
             <w:pPr>
-              <w:pStyle w:val="39"/>
+              <w:pStyle w:val="a3"/>
               <w:keepNext w:val="0"/>
               <w:keepLines w:val="0"/>
               <w:pageBreakBefore w:val="0"/>
@@ -8019,7 +7957,7 @@
               <w:bidi w:val="0"/>
               <w:adjustRightInd w:val="0"/>
               <w:snapToGrid w:val="0"/>
-              <w:ind w:left="425" w:leftChars="0" w:hanging="425" w:firstLineChars="0"/>
+              <w:ind w:left="425" w:hanging="425" w:leftChars="0" w:firstLineChars="0"/>
               <w:textAlignment w:val="baseline"/>
             </w:pPr>
             <w:r>
@@ -8028,7 +7966,7 @@
           </w:p>
           <w:p>
             <w:pPr>
-              <w:pStyle w:val="39"/>
+              <w:pStyle w:val="a3"/>
               <w:keepNext w:val="0"/>
               <w:keepLines w:val="0"/>
               <w:pageBreakBefore w:val="0"/>
@@ -8046,7 +7984,7 @@
               <w:bidi w:val="0"/>
               <w:adjustRightInd w:val="0"/>
               <w:snapToGrid w:val="0"/>
-              <w:ind w:left="425" w:leftChars="0" w:hanging="425" w:firstLineChars="0"/>
+              <w:ind w:left="425" w:hanging="425" w:leftChars="0" w:firstLineChars="0"/>
               <w:textAlignment w:val="baseline"/>
             </w:pPr>
             <w:r>
@@ -8055,7 +7993,7 @@
           </w:p>
           <w:p>
             <w:pPr>
-              <w:pStyle w:val="39"/>
+              <w:pStyle w:val="a3"/>
               <w:keepNext w:val="0"/>
               <w:keepLines w:val="0"/>
               <w:pageBreakBefore w:val="0"/>
@@ -8073,7 +8011,7 @@
               <w:bidi w:val="0"/>
               <w:adjustRightInd w:val="0"/>
               <w:snapToGrid w:val="0"/>
-              <w:ind w:left="425" w:leftChars="0" w:hanging="425" w:firstLineChars="0"/>
+              <w:ind w:left="425" w:hanging="425" w:leftChars="0" w:firstLineChars="0"/>
               <w:textAlignment w:val="baseline"/>
             </w:pPr>
             <w:r>
@@ -8082,7 +8020,7 @@
           </w:p>
           <w:p>
             <w:pPr>
-              <w:pStyle w:val="39"/>
+              <w:pStyle w:val="a3"/>
               <w:keepNext w:val="0"/>
               <w:keepLines w:val="0"/>
               <w:pageBreakBefore w:val="0"/>
@@ -8100,10 +8038,10 @@
               <w:bidi w:val="0"/>
               <w:adjustRightInd w:val="0"/>
               <w:snapToGrid w:val="0"/>
-              <w:ind w:left="425" w:leftChars="0" w:hanging="425" w:firstLineChars="0"/>
-              <w:textAlignment w:val="baseline"/>
-              <w:rPr>
-                <w:rFonts w:ascii="宋体" w:hAnsi="宋体" w:eastAsia="宋体" w:cs="宋体"/>
+              <w:ind w:left="425" w:hanging="425" w:leftChars="0" w:firstLineChars="0"/>
+              <w:textAlignment w:val="baseline"/>
+              <w:rPr>
+                <w:rFonts w:ascii="宋体" w:eastAsia="宋体" w:hAnsi="宋体" w:cs="宋体"/>
                 <w:szCs w:val="21"/>
               </w:rPr>
             </w:pPr>
@@ -8115,14 +8053,9 @@
       </w:tr>
       <w:tr>
         <w:tblPrEx>
-          <w:tblBorders>
-            <w:top w:val="single" w:color="000000" w:sz="4" w:space="0"/>
-            <w:left w:val="single" w:color="000000" w:sz="4" w:space="0"/>
-            <w:bottom w:val="single" w:color="000000" w:sz="4" w:space="0"/>
-            <w:right w:val="single" w:color="000000" w:sz="4" w:space="0"/>
-            <w:insideH w:val="single" w:color="000000" w:sz="4" w:space="0"/>
-            <w:insideV w:val="single" w:color="000000" w:sz="4" w:space="0"/>
-          </w:tblBorders>
+          <w:tblW w:w="8522" w:type="dxa"/>
+          <w:jc w:val="center"/>
+          <w:tblLayout w:type="fixed"/>
           <w:tblCellMar>
             <w:top w:w="0" w:type="dxa"/>
             <w:left w:w="0" w:type="dxa"/>
@@ -8131,7 +8064,7 @@
           </w:tblCellMar>
         </w:tblPrEx>
         <w:trPr>
-          <w:trHeight w:val="1739" w:hRule="atLeast"/>
+          <w:trHeight w:val="1739"/>
           <w:jc w:val="center"/>
         </w:trPr>
         <w:tc>
@@ -8159,7 +8092,7 @@
               <w:ind w:left="359" w:leftChars="0"/>
               <w:textAlignment w:val="baseline"/>
               <w:rPr>
-                <w:rFonts w:ascii="宋体" w:hAnsi="宋体" w:eastAsia="宋体" w:cs="宋体"/>
+                <w:rFonts w:ascii="宋体" w:eastAsia="宋体" w:hAnsi="宋体" w:cs="宋体"/>
                 <w:snapToGrid w:val="0"/>
                 <w:color w:val="000000"/>
                 <w:kern w:val="0"/>
@@ -8170,7 +8103,7 @@
             </w:pPr>
             <w:r>
               <w:rPr>
-                <w:rFonts w:ascii="宋体" w:hAnsi="宋体" w:eastAsia="宋体" w:cs="宋体"/>
+                <w:rFonts w:ascii="宋体" w:eastAsia="宋体" w:hAnsi="宋体" w:cs="宋体"/>
                 <w:sz w:val="21"/>
                 <w:szCs w:val="21"/>
               </w:rPr>
@@ -8203,7 +8136,7 @@
               <w:ind w:left="232" w:leftChars="0"/>
               <w:textAlignment w:val="baseline"/>
               <w:rPr>
-                <w:rFonts w:ascii="宋体" w:hAnsi="宋体" w:eastAsia="宋体" w:cs="宋体"/>
+                <w:rFonts w:ascii="宋体" w:eastAsia="宋体" w:hAnsi="宋体" w:cs="宋体"/>
                 <w:snapToGrid w:val="0"/>
                 <w:color w:val="000000"/>
                 <w:kern w:val="0"/>
@@ -8214,7 +8147,7 @@
             </w:pPr>
             <w:r>
               <w:rPr>
-                <w:rFonts w:ascii="宋体" w:hAnsi="宋体" w:eastAsia="宋体" w:cs="宋体"/>
+                <w:rFonts w:ascii="宋体" w:eastAsia="宋体" w:hAnsi="宋体" w:cs="宋体"/>
                 <w:spacing w:val="-2"/>
                 <w:sz w:val="21"/>
                 <w:szCs w:val="21"/>
@@ -8230,7 +8163,7 @@
           </w:tcPr>
           <w:p>
             <w:pPr>
-              <w:pStyle w:val="39"/>
+              <w:pStyle w:val="a3"/>
               <w:keepNext w:val="0"/>
               <w:keepLines w:val="0"/>
               <w:pageBreakBefore w:val="0"/>
@@ -8252,7 +8185,7 @@
           </w:p>
           <w:p>
             <w:pPr>
-              <w:pStyle w:val="39"/>
+              <w:pStyle w:val="a3"/>
               <w:keepNext w:val="0"/>
               <w:keepLines w:val="0"/>
               <w:pageBreakBefore w:val="0"/>
@@ -8270,7 +8203,7 @@
               <w:bidi w:val="0"/>
               <w:adjustRightInd w:val="0"/>
               <w:snapToGrid w:val="0"/>
-              <w:ind w:left="425" w:leftChars="0" w:hanging="425" w:firstLineChars="0"/>
+              <w:ind w:left="425" w:hanging="425" w:leftChars="0" w:firstLineChars="0"/>
               <w:textAlignment w:val="baseline"/>
             </w:pPr>
             <w:r>
@@ -8279,7 +8212,7 @@
           </w:p>
           <w:p>
             <w:pPr>
-              <w:pStyle w:val="39"/>
+              <w:pStyle w:val="a3"/>
               <w:keepNext w:val="0"/>
               <w:keepLines w:val="0"/>
               <w:pageBreakBefore w:val="0"/>
@@ -8297,7 +8230,7 @@
               <w:bidi w:val="0"/>
               <w:adjustRightInd w:val="0"/>
               <w:snapToGrid w:val="0"/>
-              <w:ind w:left="425" w:leftChars="0" w:hanging="425" w:firstLineChars="0"/>
+              <w:ind w:left="425" w:hanging="425" w:leftChars="0" w:firstLineChars="0"/>
               <w:textAlignment w:val="baseline"/>
             </w:pPr>
             <w:r>
@@ -8306,7 +8239,7 @@
           </w:p>
           <w:p>
             <w:pPr>
-              <w:pStyle w:val="39"/>
+              <w:pStyle w:val="a3"/>
               <w:keepNext w:val="0"/>
               <w:keepLines w:val="0"/>
               <w:pageBreakBefore w:val="0"/>
@@ -8324,10 +8257,10 @@
               <w:bidi w:val="0"/>
               <w:adjustRightInd w:val="0"/>
               <w:snapToGrid w:val="0"/>
-              <w:ind w:left="425" w:leftChars="0" w:hanging="425" w:firstLineChars="0"/>
-              <w:textAlignment w:val="baseline"/>
-              <w:rPr>
-                <w:rFonts w:ascii="宋体" w:hAnsi="宋体" w:eastAsia="宋体" w:cs="宋体"/>
+              <w:ind w:left="425" w:hanging="425" w:leftChars="0" w:firstLineChars="0"/>
+              <w:textAlignment w:val="baseline"/>
+              <w:rPr>
+                <w:rFonts w:ascii="宋体" w:eastAsia="宋体" w:hAnsi="宋体" w:cs="宋体"/>
                 <w:snapToGrid w:val="0"/>
                 <w:color w:val="000000"/>
                 <w:kern w:val="0"/>
@@ -8344,7 +8277,7 @@
     </w:tbl>
     <w:p>
       <w:pPr>
-        <w:pStyle w:val="28"/>
+        <w:pStyle w:val="2"/>
         <w:keepNext w:val="0"/>
         <w:keepLines w:val="0"/>
         <w:pageBreakBefore w:val="0"/>
@@ -8368,16 +8301,16 @@
     </w:p>
     <w:tbl>
       <w:tblPr>
-        <w:tblStyle w:val="24"/>
+        <w:tblStyle w:val="TableNormal0"/>
         <w:tblW w:w="8521" w:type="dxa"/>
         <w:tblInd w:w="19" w:type="dxa"/>
         <w:tblBorders>
-          <w:top w:val="single" w:color="000000" w:sz="4" w:space="0"/>
-          <w:left w:val="single" w:color="000000" w:sz="4" w:space="0"/>
-          <w:bottom w:val="single" w:color="000000" w:sz="4" w:space="0"/>
-          <w:right w:val="single" w:color="000000" w:sz="4" w:space="0"/>
-          <w:insideH w:val="single" w:color="000000" w:sz="4" w:space="0"/>
-          <w:insideV w:val="single" w:color="000000" w:sz="4" w:space="0"/>
+          <w:top w:val="single" w:sz="4" w:space="0" w:color="000000"/>
+          <w:left w:val="single" w:sz="4" w:space="0" w:color="000000"/>
+          <w:bottom w:val="single" w:sz="4" w:space="0" w:color="000000"/>
+          <w:right w:val="single" w:sz="4" w:space="0" w:color="000000"/>
+          <w:insideH w:val="single" w:sz="4" w:space="0" w:color="000000"/>
+          <w:insideV w:val="single" w:sz="4" w:space="0" w:color="000000"/>
         </w:tblBorders>
         <w:tblLayout w:type="fixed"/>
         <w:tblCellMar>
@@ -8396,14 +8329,17 @@
       </w:tblGrid>
       <w:tr>
         <w:tblPrEx>
+          <w:tblW w:w="8521" w:type="dxa"/>
+          <w:tblInd w:w="19" w:type="dxa"/>
           <w:tblBorders>
-            <w:top w:val="single" w:color="000000" w:sz="4" w:space="0"/>
-            <w:left w:val="single" w:color="000000" w:sz="4" w:space="0"/>
-            <w:bottom w:val="single" w:color="000000" w:sz="4" w:space="0"/>
-            <w:right w:val="single" w:color="000000" w:sz="4" w:space="0"/>
-            <w:insideH w:val="single" w:color="000000" w:sz="4" w:space="0"/>
-            <w:insideV w:val="single" w:color="000000" w:sz="4" w:space="0"/>
+            <w:top w:val="single" w:sz="4" w:space="0" w:color="000000"/>
+            <w:left w:val="single" w:sz="4" w:space="0" w:color="000000"/>
+            <w:bottom w:val="single" w:sz="4" w:space="0" w:color="000000"/>
+            <w:right w:val="single" w:sz="4" w:space="0" w:color="000000"/>
+            <w:insideH w:val="single" w:sz="4" w:space="0" w:color="000000"/>
+            <w:insideV w:val="single" w:sz="4" w:space="0" w:color="000000"/>
           </w:tblBorders>
+          <w:tblLayout w:type="fixed"/>
           <w:tblCellMar>
             <w:top w:w="0" w:type="dxa"/>
             <w:left w:w="0" w:type="dxa"/>
@@ -8412,7 +8348,7 @@
           </w:tblCellMar>
         </w:tblPrEx>
         <w:trPr>
-          <w:trHeight w:val="783" w:hRule="atLeast"/>
+          <w:trHeight w:val="783"/>
         </w:trPr>
         <w:tc>
           <w:tcPr>
@@ -8438,14 +8374,14 @@
               <w:ind w:left="154"/>
               <w:textAlignment w:val="baseline"/>
               <w:rPr>
-                <w:rFonts w:ascii="宋体" w:hAnsi="宋体" w:eastAsia="宋体" w:cs="宋体"/>
+                <w:rFonts w:ascii="宋体" w:eastAsia="宋体" w:hAnsi="宋体" w:cs="宋体"/>
                 <w:sz w:val="22"/>
                 <w:szCs w:val="22"/>
               </w:rPr>
             </w:pPr>
             <w:r>
               <w:rPr>
-                <w:rFonts w:ascii="宋体" w:hAnsi="宋体" w:eastAsia="宋体" w:cs="宋体"/>
+                <w:rFonts w:ascii="宋体" w:eastAsia="宋体" w:hAnsi="宋体" w:cs="宋体"/>
                 <w:b/>
                 <w:bCs/>
                 <w:spacing w:val="-5"/>
@@ -8480,14 +8416,14 @@
               <w:ind w:left="739"/>
               <w:textAlignment w:val="baseline"/>
               <w:rPr>
-                <w:rFonts w:ascii="宋体" w:hAnsi="宋体" w:eastAsia="宋体" w:cs="宋体"/>
+                <w:rFonts w:ascii="宋体" w:eastAsia="宋体" w:hAnsi="宋体" w:cs="宋体"/>
                 <w:sz w:val="22"/>
                 <w:szCs w:val="22"/>
               </w:rPr>
             </w:pPr>
             <w:r>
               <w:rPr>
-                <w:rFonts w:ascii="宋体" w:hAnsi="宋体" w:eastAsia="宋体" w:cs="宋体"/>
+                <w:rFonts w:ascii="宋体" w:eastAsia="宋体" w:hAnsi="宋体" w:cs="宋体"/>
                 <w:b/>
                 <w:bCs/>
                 <w:spacing w:val="-9"/>
@@ -8523,14 +8459,14 @@
               <w:ind w:left="2297"/>
               <w:textAlignment w:val="baseline"/>
               <w:rPr>
-                <w:rFonts w:ascii="宋体" w:hAnsi="宋体" w:eastAsia="宋体" w:cs="宋体"/>
+                <w:rFonts w:ascii="宋体" w:eastAsia="宋体" w:hAnsi="宋体" w:cs="宋体"/>
                 <w:sz w:val="22"/>
                 <w:szCs w:val="22"/>
               </w:rPr>
             </w:pPr>
             <w:r>
               <w:rPr>
-                <w:rFonts w:ascii="宋体" w:hAnsi="宋体" w:eastAsia="宋体" w:cs="宋体"/>
+                <w:rFonts w:ascii="宋体" w:eastAsia="宋体" w:hAnsi="宋体" w:cs="宋体"/>
                 <w:b/>
                 <w:bCs/>
                 <w:spacing w:val="-5"/>
@@ -8544,14 +8480,9 @@
       </w:tr>
       <w:tr>
         <w:tblPrEx>
-          <w:tblBorders>
-            <w:top w:val="single" w:color="000000" w:sz="4" w:space="0"/>
-            <w:left w:val="single" w:color="000000" w:sz="4" w:space="0"/>
-            <w:bottom w:val="single" w:color="000000" w:sz="4" w:space="0"/>
-            <w:right w:val="single" w:color="000000" w:sz="4" w:space="0"/>
-            <w:insideH w:val="single" w:color="000000" w:sz="4" w:space="0"/>
-            <w:insideV w:val="single" w:color="000000" w:sz="4" w:space="0"/>
-          </w:tblBorders>
+          <w:tblW w:w="8521" w:type="dxa"/>
+          <w:tblInd w:w="19" w:type="dxa"/>
+          <w:tblLayout w:type="fixed"/>
           <w:tblCellMar>
             <w:top w:w="0" w:type="dxa"/>
             <w:left w:w="0" w:type="dxa"/>
@@ -8560,7 +8491,7 @@
           </w:tblCellMar>
         </w:tblPrEx>
         <w:trPr>
-          <w:trHeight w:val="622" w:hRule="atLeast"/>
+          <w:trHeight w:val="622"/>
         </w:trPr>
         <w:tc>
           <w:tcPr>
@@ -8585,14 +8516,14 @@
               <w:ind w:left="333"/>
               <w:textAlignment w:val="baseline"/>
               <w:rPr>
-                <w:rFonts w:ascii="宋体" w:hAnsi="宋体" w:eastAsia="宋体" w:cs="宋体"/>
+                <w:rFonts w:ascii="宋体" w:eastAsia="宋体" w:hAnsi="宋体" w:cs="宋体"/>
                 <w:sz w:val="24"/>
                 <w:szCs w:val="24"/>
               </w:rPr>
             </w:pPr>
             <w:r>
               <w:rPr>
-                <w:rFonts w:ascii="宋体" w:hAnsi="宋体" w:eastAsia="宋体" w:cs="宋体"/>
+                <w:rFonts w:ascii="宋体" w:eastAsia="宋体" w:hAnsi="宋体" w:cs="宋体"/>
                 <w:sz w:val="24"/>
                 <w:szCs w:val="24"/>
               </w:rPr>
@@ -8623,14 +8554,14 @@
               <w:ind w:left="110" w:right="279" w:firstLine="1"/>
               <w:textAlignment w:val="baseline"/>
               <w:rPr>
-                <w:rFonts w:ascii="宋体" w:hAnsi="宋体" w:eastAsia="宋体" w:cs="宋体"/>
+                <w:rFonts w:ascii="宋体" w:eastAsia="宋体" w:hAnsi="宋体" w:cs="宋体"/>
                 <w:sz w:val="24"/>
                 <w:szCs w:val="24"/>
               </w:rPr>
             </w:pPr>
             <w:r>
               <w:rPr>
-                <w:rFonts w:ascii="宋体" w:hAnsi="宋体" w:eastAsia="宋体" w:cs="宋体"/>
+                <w:rFonts w:ascii="宋体" w:eastAsia="宋体" w:hAnsi="宋体" w:cs="宋体"/>
                 <w:spacing w:val="-2"/>
                 <w:sz w:val="24"/>
                 <w:szCs w:val="24"/>
@@ -8639,7 +8570,7 @@
             </w:r>
             <w:r>
               <w:rPr>
-                <w:rFonts w:ascii="宋体" w:hAnsi="宋体" w:eastAsia="宋体" w:cs="宋体"/>
+                <w:rFonts w:ascii="宋体" w:eastAsia="宋体" w:hAnsi="宋体" w:cs="宋体"/>
                 <w:sz w:val="24"/>
                 <w:szCs w:val="24"/>
               </w:rPr>
@@ -8670,14 +8601,14 @@
               <w:ind w:left="111" w:right="264"/>
               <w:textAlignment w:val="baseline"/>
               <w:rPr>
-                <w:rFonts w:ascii="宋体" w:hAnsi="宋体" w:eastAsia="宋体" w:cs="宋体"/>
+                <w:rFonts w:ascii="宋体" w:eastAsia="宋体" w:hAnsi="宋体" w:cs="宋体"/>
                 <w:sz w:val="24"/>
                 <w:szCs w:val="24"/>
               </w:rPr>
             </w:pPr>
             <w:r>
               <w:rPr>
-                <w:rFonts w:ascii="宋体" w:hAnsi="宋体" w:eastAsia="宋体" w:cs="宋体"/>
+                <w:rFonts w:ascii="宋体" w:eastAsia="宋体" w:hAnsi="宋体" w:cs="宋体"/>
                 <w:spacing w:val="-9"/>
                 <w:sz w:val="24"/>
                 <w:szCs w:val="24"/>
@@ -8686,7 +8617,7 @@
             </w:r>
             <w:r>
               <w:rPr>
-                <w:rFonts w:ascii="宋体" w:hAnsi="宋体" w:eastAsia="宋体" w:cs="宋体"/>
+                <w:rFonts w:ascii="宋体" w:eastAsia="宋体" w:hAnsi="宋体" w:cs="宋体"/>
                 <w:spacing w:val="-2"/>
                 <w:sz w:val="24"/>
                 <w:szCs w:val="24"/>
@@ -8718,14 +8649,14 @@
               <w:ind w:left="113" w:right="306"/>
               <w:textAlignment w:val="baseline"/>
               <w:rPr>
-                <w:rFonts w:ascii="宋体" w:hAnsi="宋体" w:eastAsia="宋体" w:cs="宋体"/>
+                <w:rFonts w:ascii="宋体" w:eastAsia="宋体" w:hAnsi="宋体" w:cs="宋体"/>
                 <w:sz w:val="24"/>
                 <w:szCs w:val="24"/>
               </w:rPr>
             </w:pPr>
             <w:r>
               <w:rPr>
-                <w:rFonts w:ascii="宋体" w:hAnsi="宋体" w:eastAsia="宋体" w:cs="宋体"/>
+                <w:rFonts w:ascii="宋体" w:eastAsia="宋体" w:hAnsi="宋体" w:cs="宋体"/>
                 <w:spacing w:val="-2"/>
                 <w:sz w:val="24"/>
                 <w:szCs w:val="24"/>
@@ -8734,7 +8665,7 @@
             </w:r>
             <w:r>
               <w:rPr>
-                <w:rFonts w:ascii="宋体" w:hAnsi="宋体" w:eastAsia="宋体" w:cs="宋体"/>
+                <w:rFonts w:ascii="宋体" w:eastAsia="宋体" w:hAnsi="宋体" w:cs="宋体"/>
                 <w:spacing w:val="-3"/>
                 <w:sz w:val="24"/>
                 <w:szCs w:val="24"/>
@@ -8766,14 +8697,14 @@
               <w:ind w:left="115" w:right="285"/>
               <w:textAlignment w:val="baseline"/>
               <w:rPr>
-                <w:rFonts w:ascii="宋体" w:hAnsi="宋体" w:eastAsia="宋体" w:cs="宋体"/>
+                <w:rFonts w:ascii="宋体" w:eastAsia="宋体" w:hAnsi="宋体" w:cs="宋体"/>
                 <w:sz w:val="24"/>
                 <w:szCs w:val="24"/>
               </w:rPr>
             </w:pPr>
             <w:r>
               <w:rPr>
-                <w:rFonts w:ascii="宋体" w:hAnsi="宋体" w:eastAsia="宋体" w:cs="宋体"/>
+                <w:rFonts w:ascii="宋体" w:eastAsia="宋体" w:hAnsi="宋体" w:cs="宋体"/>
                 <w:spacing w:val="-2"/>
                 <w:sz w:val="24"/>
                 <w:szCs w:val="24"/>
@@ -8785,14 +8716,9 @@
       </w:tr>
       <w:tr>
         <w:tblPrEx>
-          <w:tblBorders>
-            <w:top w:val="single" w:color="000000" w:sz="4" w:space="0"/>
-            <w:left w:val="single" w:color="000000" w:sz="4" w:space="0"/>
-            <w:bottom w:val="single" w:color="000000" w:sz="4" w:space="0"/>
-            <w:right w:val="single" w:color="000000" w:sz="4" w:space="0"/>
-            <w:insideH w:val="single" w:color="000000" w:sz="4" w:space="0"/>
-            <w:insideV w:val="single" w:color="000000" w:sz="4" w:space="0"/>
-          </w:tblBorders>
+          <w:tblW w:w="8521" w:type="dxa"/>
+          <w:tblInd w:w="19" w:type="dxa"/>
+          <w:tblLayout w:type="fixed"/>
           <w:tblCellMar>
             <w:top w:w="0" w:type="dxa"/>
             <w:left w:w="0" w:type="dxa"/>
@@ -8801,7 +8727,7 @@
           </w:tblCellMar>
         </w:tblPrEx>
         <w:trPr>
-          <w:trHeight w:val="311" w:hRule="atLeast"/>
+          <w:trHeight w:val="311"/>
         </w:trPr>
         <w:tc>
           <w:tcPr>
@@ -8826,14 +8752,14 @@
               <w:ind w:left="318"/>
               <w:textAlignment w:val="baseline"/>
               <w:rPr>
-                <w:rFonts w:ascii="宋体" w:hAnsi="宋体" w:eastAsia="宋体" w:cs="宋体"/>
+                <w:rFonts w:ascii="宋体" w:eastAsia="宋体" w:hAnsi="宋体" w:cs="宋体"/>
                 <w:sz w:val="24"/>
                 <w:szCs w:val="24"/>
               </w:rPr>
             </w:pPr>
             <w:r>
               <w:rPr>
-                <w:rFonts w:ascii="宋体" w:hAnsi="宋体" w:eastAsia="宋体" w:cs="宋体"/>
+                <w:rFonts w:ascii="宋体" w:eastAsia="宋体" w:hAnsi="宋体" w:cs="宋体"/>
                 <w:sz w:val="24"/>
                 <w:szCs w:val="24"/>
               </w:rPr>
@@ -8864,14 +8790,14 @@
               <w:ind w:left="108"/>
               <w:textAlignment w:val="baseline"/>
               <w:rPr>
-                <w:rFonts w:ascii="宋体" w:hAnsi="宋体" w:eastAsia="宋体" w:cs="宋体"/>
+                <w:rFonts w:ascii="宋体" w:eastAsia="宋体" w:hAnsi="宋体" w:cs="宋体"/>
                 <w:sz w:val="24"/>
                 <w:szCs w:val="24"/>
               </w:rPr>
             </w:pPr>
             <w:r>
               <w:rPr>
-                <w:rFonts w:ascii="宋体" w:hAnsi="宋体" w:eastAsia="宋体" w:cs="宋体"/>
+                <w:rFonts w:ascii="宋体" w:eastAsia="宋体" w:hAnsi="宋体" w:cs="宋体"/>
                 <w:spacing w:val="-2"/>
                 <w:sz w:val="24"/>
                 <w:szCs w:val="24"/>
@@ -8903,14 +8829,14 @@
               <w:ind w:left="129"/>
               <w:textAlignment w:val="baseline"/>
               <w:rPr>
-                <w:rFonts w:ascii="宋体" w:hAnsi="宋体" w:eastAsia="宋体" w:cs="宋体"/>
+                <w:rFonts w:ascii="宋体" w:eastAsia="宋体" w:hAnsi="宋体" w:cs="宋体"/>
                 <w:sz w:val="24"/>
                 <w:szCs w:val="24"/>
               </w:rPr>
             </w:pPr>
             <w:r>
               <w:rPr>
-                <w:rFonts w:ascii="宋体" w:hAnsi="宋体" w:eastAsia="宋体" w:cs="宋体"/>
+                <w:rFonts w:ascii="宋体" w:eastAsia="宋体" w:hAnsi="宋体" w:cs="宋体"/>
                 <w:spacing w:val="-9"/>
                 <w:sz w:val="24"/>
                 <w:szCs w:val="24"/>
@@ -8919,7 +8845,7 @@
             </w:r>
             <w:r>
               <w:rPr>
-                <w:rFonts w:ascii="宋体" w:hAnsi="宋体" w:eastAsia="宋体" w:cs="宋体"/>
+                <w:rFonts w:ascii="宋体" w:eastAsia="宋体" w:hAnsi="宋体" w:cs="宋体"/>
                 <w:spacing w:val="-50"/>
                 <w:sz w:val="24"/>
                 <w:szCs w:val="24"/>
@@ -8928,7 +8854,7 @@
             </w:r>
             <w:r>
               <w:rPr>
-                <w:rFonts w:ascii="宋体" w:hAnsi="宋体" w:eastAsia="宋体" w:cs="宋体"/>
+                <w:rFonts w:ascii="宋体" w:eastAsia="宋体" w:hAnsi="宋体" w:cs="宋体"/>
                 <w:spacing w:val="-9"/>
                 <w:sz w:val="24"/>
                 <w:szCs w:val="24"/>
@@ -8960,14 +8886,14 @@
               <w:ind w:left="117"/>
               <w:textAlignment w:val="baseline"/>
               <w:rPr>
-                <w:rFonts w:ascii="宋体" w:hAnsi="宋体" w:eastAsia="宋体" w:cs="宋体"/>
+                <w:rFonts w:ascii="宋体" w:eastAsia="宋体" w:hAnsi="宋体" w:cs="宋体"/>
                 <w:sz w:val="24"/>
                 <w:szCs w:val="24"/>
               </w:rPr>
             </w:pPr>
             <w:r>
               <w:rPr>
-                <w:rFonts w:ascii="宋体" w:hAnsi="宋体" w:eastAsia="宋体" w:cs="宋体"/>
+                <w:rFonts w:ascii="宋体" w:eastAsia="宋体" w:hAnsi="宋体" w:cs="宋体"/>
                 <w:spacing w:val="-3"/>
                 <w:sz w:val="24"/>
                 <w:szCs w:val="24"/>
@@ -8999,14 +8925,14 @@
               <w:ind w:left="118"/>
               <w:textAlignment w:val="baseline"/>
               <w:rPr>
-                <w:rFonts w:ascii="宋体" w:hAnsi="宋体" w:eastAsia="宋体" w:cs="宋体"/>
+                <w:rFonts w:ascii="宋体" w:eastAsia="宋体" w:hAnsi="宋体" w:cs="宋体"/>
                 <w:sz w:val="24"/>
                 <w:szCs w:val="24"/>
               </w:rPr>
             </w:pPr>
             <w:r>
               <w:rPr>
-                <w:rFonts w:ascii="宋体" w:hAnsi="宋体" w:eastAsia="宋体" w:cs="宋体"/>
+                <w:rFonts w:ascii="宋体" w:eastAsia="宋体" w:hAnsi="宋体" w:cs="宋体"/>
                 <w:spacing w:val="-3"/>
                 <w:sz w:val="24"/>
                 <w:szCs w:val="24"/>
@@ -9018,14 +8944,9 @@
       </w:tr>
       <w:tr>
         <w:tblPrEx>
-          <w:tblBorders>
-            <w:top w:val="single" w:color="000000" w:sz="4" w:space="0"/>
-            <w:left w:val="single" w:color="000000" w:sz="4" w:space="0"/>
-            <w:bottom w:val="single" w:color="000000" w:sz="4" w:space="0"/>
-            <w:right w:val="single" w:color="000000" w:sz="4" w:space="0"/>
-            <w:insideH w:val="single" w:color="000000" w:sz="4" w:space="0"/>
-            <w:insideV w:val="single" w:color="000000" w:sz="4" w:space="0"/>
-          </w:tblBorders>
+          <w:tblW w:w="8521" w:type="dxa"/>
+          <w:tblInd w:w="19" w:type="dxa"/>
+          <w:tblLayout w:type="fixed"/>
           <w:tblCellMar>
             <w:top w:w="0" w:type="dxa"/>
             <w:left w:w="0" w:type="dxa"/>
@@ -9034,7 +8955,7 @@
           </w:tblCellMar>
         </w:tblPrEx>
         <w:trPr>
-          <w:trHeight w:val="1245" w:hRule="atLeast"/>
+          <w:trHeight w:val="1245"/>
         </w:trPr>
         <w:tc>
           <w:tcPr>
@@ -9042,7 +8963,7 @@
           </w:tcPr>
           <w:p>
             <w:pPr>
-              <w:pStyle w:val="25"/>
+              <w:pStyle w:val="TableText"/>
               <w:keepNext w:val="0"/>
               <w:keepLines w:val="0"/>
               <w:pageBreakBefore w:val="0"/>
@@ -9079,14 +9000,14 @@
               <w:ind w:left="320"/>
               <w:textAlignment w:val="baseline"/>
               <w:rPr>
-                <w:rFonts w:ascii="宋体" w:hAnsi="宋体" w:eastAsia="宋体" w:cs="宋体"/>
+                <w:rFonts w:ascii="宋体" w:eastAsia="宋体" w:hAnsi="宋体" w:cs="宋体"/>
                 <w:sz w:val="24"/>
                 <w:szCs w:val="24"/>
               </w:rPr>
             </w:pPr>
             <w:r>
               <w:rPr>
-                <w:rFonts w:ascii="宋体" w:hAnsi="宋体" w:eastAsia="宋体" w:cs="宋体"/>
+                <w:rFonts w:ascii="宋体" w:eastAsia="宋体" w:hAnsi="宋体" w:cs="宋体"/>
                 <w:sz w:val="24"/>
                 <w:szCs w:val="24"/>
               </w:rPr>
@@ -9118,14 +9039,14 @@
               <w:jc w:val="both"/>
               <w:textAlignment w:val="baseline"/>
               <w:rPr>
-                <w:rFonts w:ascii="宋体" w:hAnsi="宋体" w:eastAsia="宋体" w:cs="宋体"/>
+                <w:rFonts w:ascii="宋体" w:eastAsia="宋体" w:hAnsi="宋体" w:cs="宋体"/>
                 <w:sz w:val="24"/>
                 <w:szCs w:val="24"/>
               </w:rPr>
             </w:pPr>
             <w:r>
               <w:rPr>
-                <w:rFonts w:ascii="宋体" w:hAnsi="宋体" w:eastAsia="宋体" w:cs="宋体"/>
+                <w:rFonts w:ascii="宋体" w:eastAsia="宋体" w:hAnsi="宋体" w:cs="宋体"/>
                 <w:spacing w:val="-5"/>
                 <w:sz w:val="24"/>
                 <w:szCs w:val="24"/>
@@ -9134,7 +9055,7 @@
             </w:r>
             <w:r>
               <w:rPr>
-                <w:rFonts w:ascii="宋体" w:hAnsi="宋体" w:eastAsia="宋体" w:cs="宋体"/>
+                <w:rFonts w:ascii="宋体" w:eastAsia="宋体" w:hAnsi="宋体" w:cs="宋体"/>
                 <w:spacing w:val="-2"/>
                 <w:sz w:val="24"/>
                 <w:szCs w:val="24"/>
@@ -9143,7 +9064,7 @@
             </w:r>
             <w:r>
               <w:rPr>
-                <w:rFonts w:ascii="宋体" w:hAnsi="宋体" w:eastAsia="宋体" w:cs="宋体"/>
+                <w:rFonts w:ascii="宋体" w:eastAsia="宋体" w:hAnsi="宋体" w:cs="宋体"/>
                 <w:sz w:val="24"/>
                 <w:szCs w:val="24"/>
               </w:rPr>
@@ -9157,7 +9078,7 @@
           </w:tcPr>
           <w:p>
             <w:pPr>
-              <w:pStyle w:val="25"/>
+              <w:pStyle w:val="TableText"/>
               <w:keepNext w:val="0"/>
               <w:keepLines w:val="0"/>
               <w:pageBreakBefore w:val="0"/>
@@ -9194,14 +9115,14 @@
               <w:ind w:left="113" w:right="211"/>
               <w:textAlignment w:val="baseline"/>
               <w:rPr>
-                <w:rFonts w:ascii="宋体" w:hAnsi="宋体" w:eastAsia="宋体" w:cs="宋体"/>
+                <w:rFonts w:ascii="宋体" w:eastAsia="宋体" w:hAnsi="宋体" w:cs="宋体"/>
                 <w:sz w:val="24"/>
                 <w:szCs w:val="24"/>
               </w:rPr>
             </w:pPr>
             <w:r>
               <w:rPr>
-                <w:rFonts w:ascii="宋体" w:hAnsi="宋体" w:eastAsia="宋体" w:cs="宋体"/>
+                <w:rFonts w:ascii="宋体" w:eastAsia="宋体" w:hAnsi="宋体" w:cs="宋体"/>
                 <w:spacing w:val="-2"/>
                 <w:sz w:val="24"/>
                 <w:szCs w:val="24"/>
@@ -9210,7 +9131,7 @@
             </w:r>
             <w:r>
               <w:rPr>
-                <w:rFonts w:ascii="宋体" w:hAnsi="宋体" w:eastAsia="宋体" w:cs="宋体"/>
+                <w:rFonts w:ascii="宋体" w:eastAsia="宋体" w:hAnsi="宋体" w:cs="宋体"/>
                 <w:spacing w:val="-3"/>
                 <w:sz w:val="24"/>
                 <w:szCs w:val="24"/>
@@ -9225,7 +9146,7 @@
           </w:tcPr>
           <w:p>
             <w:pPr>
-              <w:pStyle w:val="25"/>
+              <w:pStyle w:val="TableText"/>
               <w:keepNext w:val="0"/>
               <w:keepLines w:val="0"/>
               <w:pageBreakBefore w:val="0"/>
@@ -9262,14 +9183,14 @@
               <w:ind w:left="115" w:right="306" w:firstLine="1"/>
               <w:textAlignment w:val="baseline"/>
               <w:rPr>
-                <w:rFonts w:ascii="宋体" w:hAnsi="宋体" w:eastAsia="宋体" w:cs="宋体"/>
+                <w:rFonts w:ascii="宋体" w:eastAsia="宋体" w:hAnsi="宋体" w:cs="宋体"/>
                 <w:sz w:val="24"/>
                 <w:szCs w:val="24"/>
               </w:rPr>
             </w:pPr>
             <w:r>
               <w:rPr>
-                <w:rFonts w:ascii="宋体" w:hAnsi="宋体" w:eastAsia="宋体" w:cs="宋体"/>
+                <w:rFonts w:ascii="宋体" w:eastAsia="宋体" w:hAnsi="宋体" w:cs="宋体"/>
                 <w:spacing w:val="-3"/>
                 <w:sz w:val="24"/>
                 <w:szCs w:val="24"/>
@@ -9284,7 +9205,7 @@
           </w:tcPr>
           <w:p>
             <w:pPr>
-              <w:pStyle w:val="25"/>
+              <w:pStyle w:val="TableText"/>
               <w:keepNext w:val="0"/>
               <w:keepLines w:val="0"/>
               <w:pageBreakBefore w:val="0"/>
@@ -9321,14 +9242,14 @@
               <w:ind w:left="117" w:right="285"/>
               <w:textAlignment w:val="baseline"/>
               <w:rPr>
-                <w:rFonts w:ascii="宋体" w:hAnsi="宋体" w:eastAsia="宋体" w:cs="宋体"/>
+                <w:rFonts w:ascii="宋体" w:eastAsia="宋体" w:hAnsi="宋体" w:cs="宋体"/>
                 <w:sz w:val="24"/>
                 <w:szCs w:val="24"/>
               </w:rPr>
             </w:pPr>
             <w:r>
               <w:rPr>
-                <w:rFonts w:ascii="宋体" w:hAnsi="宋体" w:eastAsia="宋体" w:cs="宋体"/>
+                <w:rFonts w:ascii="宋体" w:eastAsia="宋体" w:hAnsi="宋体" w:cs="宋体"/>
                 <w:spacing w:val="-3"/>
                 <w:sz w:val="24"/>
                 <w:szCs w:val="24"/>
@@ -9340,14 +9261,9 @@
       </w:tr>
       <w:tr>
         <w:tblPrEx>
-          <w:tblBorders>
-            <w:top w:val="single" w:color="000000" w:sz="4" w:space="0"/>
-            <w:left w:val="single" w:color="000000" w:sz="4" w:space="0"/>
-            <w:bottom w:val="single" w:color="000000" w:sz="4" w:space="0"/>
-            <w:right w:val="single" w:color="000000" w:sz="4" w:space="0"/>
-            <w:insideH w:val="single" w:color="000000" w:sz="4" w:space="0"/>
-            <w:insideV w:val="single" w:color="000000" w:sz="4" w:space="0"/>
-          </w:tblBorders>
+          <w:tblW w:w="8521" w:type="dxa"/>
+          <w:tblInd w:w="19" w:type="dxa"/>
+          <w:tblLayout w:type="fixed"/>
           <w:tblCellMar>
             <w:top w:w="0" w:type="dxa"/>
             <w:left w:w="0" w:type="dxa"/>
@@ -9356,7 +9272,7 @@
           </w:tblCellMar>
         </w:tblPrEx>
         <w:trPr>
-          <w:trHeight w:val="311" w:hRule="atLeast"/>
+          <w:trHeight w:val="311"/>
         </w:trPr>
         <w:tc>
           <w:tcPr>
@@ -9381,14 +9297,14 @@
               <w:ind w:left="314"/>
               <w:textAlignment w:val="baseline"/>
               <w:rPr>
-                <w:rFonts w:ascii="宋体" w:hAnsi="宋体" w:eastAsia="宋体" w:cs="宋体"/>
+                <w:rFonts w:ascii="宋体" w:eastAsia="宋体" w:hAnsi="宋体" w:cs="宋体"/>
                 <w:sz w:val="24"/>
                 <w:szCs w:val="24"/>
               </w:rPr>
             </w:pPr>
             <w:r>
               <w:rPr>
-                <w:rFonts w:ascii="宋体" w:hAnsi="宋体" w:eastAsia="宋体" w:cs="宋体"/>
+                <w:rFonts w:ascii="宋体" w:eastAsia="宋体" w:hAnsi="宋体" w:cs="宋体"/>
                 <w:sz w:val="24"/>
                 <w:szCs w:val="24"/>
               </w:rPr>
@@ -9419,14 +9335,14 @@
               <w:ind w:left="135"/>
               <w:textAlignment w:val="baseline"/>
               <w:rPr>
-                <w:rFonts w:ascii="宋体" w:hAnsi="宋体" w:eastAsia="宋体" w:cs="宋体"/>
+                <w:rFonts w:ascii="宋体" w:eastAsia="宋体" w:hAnsi="宋体" w:cs="宋体"/>
                 <w:sz w:val="24"/>
                 <w:szCs w:val="24"/>
               </w:rPr>
             </w:pPr>
             <w:r>
               <w:rPr>
-                <w:rFonts w:ascii="宋体" w:hAnsi="宋体" w:eastAsia="宋体" w:cs="宋体"/>
+                <w:rFonts w:ascii="宋体" w:eastAsia="宋体" w:hAnsi="宋体" w:cs="宋体"/>
                 <w:spacing w:val="-7"/>
                 <w:sz w:val="24"/>
                 <w:szCs w:val="24"/>
@@ -9458,14 +9374,14 @@
               <w:ind w:left="115"/>
               <w:textAlignment w:val="baseline"/>
               <w:rPr>
-                <w:rFonts w:ascii="宋体" w:hAnsi="宋体" w:eastAsia="宋体" w:cs="宋体"/>
+                <w:rFonts w:ascii="宋体" w:eastAsia="宋体" w:hAnsi="宋体" w:cs="宋体"/>
                 <w:sz w:val="24"/>
                 <w:szCs w:val="24"/>
               </w:rPr>
             </w:pPr>
             <w:r>
               <w:rPr>
-                <w:rFonts w:ascii="宋体" w:hAnsi="宋体" w:eastAsia="宋体" w:cs="宋体"/>
+                <w:rFonts w:ascii="宋体" w:eastAsia="宋体" w:hAnsi="宋体" w:cs="宋体"/>
                 <w:spacing w:val="-3"/>
                 <w:sz w:val="24"/>
                 <w:szCs w:val="24"/>
@@ -9497,14 +9413,14 @@
               <w:ind w:left="115"/>
               <w:textAlignment w:val="baseline"/>
               <w:rPr>
-                <w:rFonts w:ascii="宋体" w:hAnsi="宋体" w:eastAsia="宋体" w:cs="宋体"/>
+                <w:rFonts w:ascii="宋体" w:eastAsia="宋体" w:hAnsi="宋体" w:cs="宋体"/>
                 <w:sz w:val="24"/>
                 <w:szCs w:val="24"/>
               </w:rPr>
             </w:pPr>
             <w:r>
               <w:rPr>
-                <w:rFonts w:ascii="宋体" w:hAnsi="宋体" w:eastAsia="宋体" w:cs="宋体"/>
+                <w:rFonts w:ascii="宋体" w:eastAsia="宋体" w:hAnsi="宋体" w:cs="宋体"/>
                 <w:spacing w:val="-2"/>
                 <w:sz w:val="24"/>
                 <w:szCs w:val="24"/>
@@ -9536,14 +9452,14 @@
               <w:ind w:left="115"/>
               <w:textAlignment w:val="baseline"/>
               <w:rPr>
-                <w:rFonts w:ascii="宋体" w:hAnsi="宋体" w:eastAsia="宋体" w:cs="宋体"/>
+                <w:rFonts w:ascii="宋体" w:eastAsia="宋体" w:hAnsi="宋体" w:cs="宋体"/>
                 <w:sz w:val="24"/>
                 <w:szCs w:val="24"/>
               </w:rPr>
             </w:pPr>
             <w:r>
               <w:rPr>
-                <w:rFonts w:ascii="宋体" w:hAnsi="宋体" w:eastAsia="宋体" w:cs="宋体"/>
+                <w:rFonts w:ascii="宋体" w:eastAsia="宋体" w:hAnsi="宋体" w:cs="宋体"/>
                 <w:spacing w:val="-2"/>
                 <w:sz w:val="24"/>
                 <w:szCs w:val="24"/>
@@ -9555,14 +9471,9 @@
       </w:tr>
       <w:tr>
         <w:tblPrEx>
-          <w:tblBorders>
-            <w:top w:val="single" w:color="000000" w:sz="4" w:space="0"/>
-            <w:left w:val="single" w:color="000000" w:sz="4" w:space="0"/>
-            <w:bottom w:val="single" w:color="000000" w:sz="4" w:space="0"/>
-            <w:right w:val="single" w:color="000000" w:sz="4" w:space="0"/>
-            <w:insideH w:val="single" w:color="000000" w:sz="4" w:space="0"/>
-            <w:insideV w:val="single" w:color="000000" w:sz="4" w:space="0"/>
-          </w:tblBorders>
+          <w:tblW w:w="8521" w:type="dxa"/>
+          <w:tblInd w:w="19" w:type="dxa"/>
+          <w:tblLayout w:type="fixed"/>
           <w:tblCellMar>
             <w:top w:w="0" w:type="dxa"/>
             <w:left w:w="0" w:type="dxa"/>
@@ -9571,7 +9482,7 @@
           </w:tblCellMar>
         </w:tblPrEx>
         <w:trPr>
-          <w:trHeight w:val="311" w:hRule="atLeast"/>
+          <w:trHeight w:val="311"/>
         </w:trPr>
         <w:tc>
           <w:tcPr>
@@ -9596,14 +9507,14 @@
               <w:ind w:left="320"/>
               <w:textAlignment w:val="baseline"/>
               <w:rPr>
-                <w:rFonts w:ascii="宋体" w:hAnsi="宋体" w:eastAsia="宋体" w:cs="宋体"/>
+                <w:rFonts w:ascii="宋体" w:eastAsia="宋体" w:hAnsi="宋体" w:cs="宋体"/>
                 <w:sz w:val="24"/>
                 <w:szCs w:val="24"/>
               </w:rPr>
             </w:pPr>
             <w:r>
               <w:rPr>
-                <w:rFonts w:ascii="宋体" w:hAnsi="宋体" w:eastAsia="宋体" w:cs="宋体"/>
+                <w:rFonts w:ascii="宋体" w:eastAsia="宋体" w:hAnsi="宋体" w:cs="宋体"/>
                 <w:sz w:val="24"/>
                 <w:szCs w:val="24"/>
               </w:rPr>
@@ -9634,14 +9545,14 @@
               <w:ind w:left="135"/>
               <w:textAlignment w:val="baseline"/>
               <w:rPr>
-                <w:rFonts w:ascii="宋体" w:hAnsi="宋体" w:eastAsia="宋体" w:cs="宋体"/>
+                <w:rFonts w:ascii="宋体" w:eastAsia="宋体" w:hAnsi="宋体" w:cs="宋体"/>
                 <w:sz w:val="24"/>
                 <w:szCs w:val="24"/>
               </w:rPr>
             </w:pPr>
             <w:r>
               <w:rPr>
-                <w:rFonts w:ascii="宋体" w:hAnsi="宋体" w:eastAsia="宋体" w:cs="宋体"/>
+                <w:rFonts w:ascii="宋体" w:eastAsia="宋体" w:hAnsi="宋体" w:cs="宋体"/>
                 <w:spacing w:val="-6"/>
                 <w:sz w:val="24"/>
                 <w:szCs w:val="24"/>
@@ -9673,14 +9584,14 @@
               <w:ind w:left="117"/>
               <w:textAlignment w:val="baseline"/>
               <w:rPr>
-                <w:rFonts w:ascii="宋体" w:hAnsi="宋体" w:eastAsia="宋体" w:cs="宋体"/>
+                <w:rFonts w:ascii="宋体" w:eastAsia="宋体" w:hAnsi="宋体" w:cs="宋体"/>
                 <w:sz w:val="24"/>
                 <w:szCs w:val="24"/>
               </w:rPr>
             </w:pPr>
             <w:r>
               <w:rPr>
-                <w:rFonts w:ascii="宋体" w:hAnsi="宋体" w:eastAsia="宋体" w:cs="宋体"/>
+                <w:rFonts w:ascii="宋体" w:eastAsia="宋体" w:hAnsi="宋体" w:cs="宋体"/>
                 <w:sz w:val="24"/>
                 <w:szCs w:val="24"/>
               </w:rPr>
@@ -9711,14 +9622,14 @@
               <w:ind w:left="136"/>
               <w:textAlignment w:val="baseline"/>
               <w:rPr>
-                <w:rFonts w:ascii="宋体" w:hAnsi="宋体" w:eastAsia="宋体" w:cs="宋体"/>
+                <w:rFonts w:ascii="宋体" w:eastAsia="宋体" w:hAnsi="宋体" w:cs="宋体"/>
                 <w:sz w:val="24"/>
                 <w:szCs w:val="24"/>
               </w:rPr>
             </w:pPr>
             <w:r>
               <w:rPr>
-                <w:rFonts w:ascii="宋体" w:hAnsi="宋体" w:eastAsia="宋体" w:cs="宋体"/>
+                <w:rFonts w:ascii="宋体" w:eastAsia="宋体" w:hAnsi="宋体" w:cs="宋体"/>
                 <w:sz w:val="24"/>
                 <w:szCs w:val="24"/>
               </w:rPr>
@@ -9749,14 +9660,14 @@
               <w:ind w:left="115"/>
               <w:textAlignment w:val="baseline"/>
               <w:rPr>
-                <w:rFonts w:ascii="宋体" w:hAnsi="宋体" w:eastAsia="宋体" w:cs="宋体"/>
+                <w:rFonts w:ascii="宋体" w:eastAsia="宋体" w:hAnsi="宋体" w:cs="宋体"/>
                 <w:sz w:val="24"/>
                 <w:szCs w:val="24"/>
               </w:rPr>
             </w:pPr>
             <w:r>
               <w:rPr>
-                <w:rFonts w:ascii="宋体" w:hAnsi="宋体" w:eastAsia="宋体" w:cs="宋体"/>
+                <w:rFonts w:ascii="宋体" w:eastAsia="宋体" w:hAnsi="宋体" w:cs="宋体"/>
                 <w:sz w:val="24"/>
                 <w:szCs w:val="24"/>
               </w:rPr>
@@ -9767,14 +9678,9 @@
       </w:tr>
       <w:tr>
         <w:tblPrEx>
-          <w:tblBorders>
-            <w:top w:val="single" w:color="000000" w:sz="4" w:space="0"/>
-            <w:left w:val="single" w:color="000000" w:sz="4" w:space="0"/>
-            <w:bottom w:val="single" w:color="000000" w:sz="4" w:space="0"/>
-            <w:right w:val="single" w:color="000000" w:sz="4" w:space="0"/>
-            <w:insideH w:val="single" w:color="000000" w:sz="4" w:space="0"/>
-            <w:insideV w:val="single" w:color="000000" w:sz="4" w:space="0"/>
-          </w:tblBorders>
+          <w:tblW w:w="8521" w:type="dxa"/>
+          <w:tblInd w:w="19" w:type="dxa"/>
+          <w:tblLayout w:type="fixed"/>
           <w:tblCellMar>
             <w:top w:w="0" w:type="dxa"/>
             <w:left w:w="0" w:type="dxa"/>
@@ -9783,7 +9689,7 @@
           </w:tblCellMar>
         </w:tblPrEx>
         <w:trPr>
-          <w:trHeight w:val="316" w:hRule="atLeast"/>
+          <w:trHeight w:val="316"/>
         </w:trPr>
         <w:tc>
           <w:tcPr>
@@ -9808,14 +9714,14 @@
               <w:ind w:left="317"/>
               <w:textAlignment w:val="baseline"/>
               <w:rPr>
-                <w:rFonts w:ascii="宋体" w:hAnsi="宋体" w:eastAsia="宋体" w:cs="宋体"/>
+                <w:rFonts w:ascii="宋体" w:eastAsia="宋体" w:hAnsi="宋体" w:cs="宋体"/>
                 <w:sz w:val="24"/>
                 <w:szCs w:val="24"/>
               </w:rPr>
             </w:pPr>
             <w:r>
               <w:rPr>
-                <w:rFonts w:ascii="宋体" w:hAnsi="宋体" w:eastAsia="宋体" w:cs="宋体"/>
+                <w:rFonts w:ascii="宋体" w:eastAsia="宋体" w:hAnsi="宋体" w:cs="宋体"/>
                 <w:sz w:val="24"/>
                 <w:szCs w:val="24"/>
               </w:rPr>
@@ -9846,14 +9752,14 @@
               <w:ind w:left="135"/>
               <w:textAlignment w:val="baseline"/>
               <w:rPr>
-                <w:rFonts w:ascii="宋体" w:hAnsi="宋体" w:eastAsia="宋体" w:cs="宋体"/>
+                <w:rFonts w:ascii="宋体" w:eastAsia="宋体" w:hAnsi="宋体" w:cs="宋体"/>
                 <w:sz w:val="24"/>
                 <w:szCs w:val="24"/>
               </w:rPr>
             </w:pPr>
             <w:r>
               <w:rPr>
-                <w:rFonts w:ascii="宋体" w:hAnsi="宋体" w:eastAsia="宋体" w:cs="宋体"/>
+                <w:rFonts w:ascii="宋体" w:eastAsia="宋体" w:hAnsi="宋体" w:cs="宋体"/>
                 <w:spacing w:val="-6"/>
                 <w:sz w:val="24"/>
                 <w:szCs w:val="24"/>
@@ -9885,14 +9791,14 @@
               <w:ind w:left="129"/>
               <w:textAlignment w:val="baseline"/>
               <w:rPr>
-                <w:rFonts w:ascii="宋体" w:hAnsi="宋体" w:eastAsia="宋体" w:cs="宋体"/>
+                <w:rFonts w:ascii="宋体" w:eastAsia="宋体" w:hAnsi="宋体" w:cs="宋体"/>
                 <w:sz w:val="24"/>
                 <w:szCs w:val="24"/>
               </w:rPr>
             </w:pPr>
             <w:r>
               <w:rPr>
-                <w:rFonts w:ascii="宋体" w:hAnsi="宋体" w:eastAsia="宋体" w:cs="宋体"/>
+                <w:rFonts w:ascii="宋体" w:eastAsia="宋体" w:hAnsi="宋体" w:cs="宋体"/>
                 <w:spacing w:val="-14"/>
                 <w:sz w:val="24"/>
                 <w:szCs w:val="24"/>
@@ -9901,7 +9807,7 @@
             </w:r>
             <w:r>
               <w:rPr>
-                <w:rFonts w:ascii="宋体" w:hAnsi="宋体" w:eastAsia="宋体" w:cs="宋体"/>
+                <w:rFonts w:ascii="宋体" w:eastAsia="宋体" w:hAnsi="宋体" w:cs="宋体"/>
                 <w:spacing w:val="-46"/>
                 <w:sz w:val="24"/>
                 <w:szCs w:val="24"/>
@@ -9910,7 +9816,7 @@
             </w:r>
             <w:r>
               <w:rPr>
-                <w:rFonts w:ascii="宋体" w:hAnsi="宋体" w:eastAsia="宋体" w:cs="宋体"/>
+                <w:rFonts w:ascii="宋体" w:eastAsia="宋体" w:hAnsi="宋体" w:cs="宋体"/>
                 <w:spacing w:val="-14"/>
                 <w:sz w:val="24"/>
                 <w:szCs w:val="24"/>
@@ -9942,14 +9848,14 @@
               <w:ind w:left="119"/>
               <w:textAlignment w:val="baseline"/>
               <w:rPr>
-                <w:rFonts w:ascii="宋体" w:hAnsi="宋体" w:eastAsia="宋体" w:cs="宋体"/>
+                <w:rFonts w:ascii="宋体" w:eastAsia="宋体" w:hAnsi="宋体" w:cs="宋体"/>
                 <w:sz w:val="24"/>
                 <w:szCs w:val="24"/>
               </w:rPr>
             </w:pPr>
             <w:r>
               <w:rPr>
-                <w:rFonts w:ascii="宋体" w:hAnsi="宋体" w:eastAsia="宋体" w:cs="宋体"/>
+                <w:rFonts w:ascii="宋体" w:eastAsia="宋体" w:hAnsi="宋体" w:cs="宋体"/>
                 <w:spacing w:val="-8"/>
                 <w:sz w:val="24"/>
                 <w:szCs w:val="24"/>
@@ -9958,7 +9864,7 @@
             </w:r>
             <w:r>
               <w:rPr>
-                <w:rFonts w:ascii="宋体" w:hAnsi="宋体" w:eastAsia="宋体" w:cs="宋体"/>
+                <w:rFonts w:ascii="宋体" w:eastAsia="宋体" w:hAnsi="宋体" w:cs="宋体"/>
                 <w:spacing w:val="-46"/>
                 <w:sz w:val="24"/>
                 <w:szCs w:val="24"/>
@@ -9967,7 +9873,7 @@
             </w:r>
             <w:r>
               <w:rPr>
-                <w:rFonts w:ascii="宋体" w:hAnsi="宋体" w:eastAsia="宋体" w:cs="宋体"/>
+                <w:rFonts w:ascii="宋体" w:eastAsia="宋体" w:hAnsi="宋体" w:cs="宋体"/>
                 <w:spacing w:val="-8"/>
                 <w:sz w:val="24"/>
                 <w:szCs w:val="24"/>
@@ -9999,14 +9905,14 @@
               <w:ind w:left="121"/>
               <w:textAlignment w:val="baseline"/>
               <w:rPr>
-                <w:rFonts w:ascii="宋体" w:hAnsi="宋体" w:eastAsia="宋体" w:cs="宋体"/>
+                <w:rFonts w:ascii="宋体" w:eastAsia="宋体" w:hAnsi="宋体" w:cs="宋体"/>
                 <w:sz w:val="24"/>
                 <w:szCs w:val="24"/>
               </w:rPr>
             </w:pPr>
             <w:r>
               <w:rPr>
-                <w:rFonts w:ascii="宋体" w:hAnsi="宋体" w:eastAsia="宋体" w:cs="宋体"/>
+                <w:rFonts w:ascii="宋体" w:eastAsia="宋体" w:hAnsi="宋体" w:cs="宋体"/>
                 <w:spacing w:val="-8"/>
                 <w:sz w:val="24"/>
                 <w:szCs w:val="24"/>
@@ -10015,7 +9921,7 @@
             </w:r>
             <w:r>
               <w:rPr>
-                <w:rFonts w:ascii="宋体" w:hAnsi="宋体" w:eastAsia="宋体" w:cs="宋体"/>
+                <w:rFonts w:ascii="宋体" w:eastAsia="宋体" w:hAnsi="宋体" w:cs="宋体"/>
                 <w:spacing w:val="-46"/>
                 <w:sz w:val="24"/>
                 <w:szCs w:val="24"/>
@@ -10024,7 +9930,7 @@
             </w:r>
             <w:r>
               <w:rPr>
-                <w:rFonts w:ascii="宋体" w:hAnsi="宋体" w:eastAsia="宋体" w:cs="宋体"/>
+                <w:rFonts w:ascii="宋体" w:eastAsia="宋体" w:hAnsi="宋体" w:cs="宋体"/>
                 <w:spacing w:val="-8"/>
                 <w:sz w:val="24"/>
                 <w:szCs w:val="24"/>
@@ -10037,7 +9943,7 @@
     </w:tbl>
     <w:p>
       <w:pPr>
-        <w:pStyle w:val="39"/>
+        <w:pStyle w:val="a3"/>
         <w:keepNext w:val="0"/>
         <w:keepLines w:val="0"/>
         <w:pageBreakBefore w:val="0"/>
@@ -10063,7 +9969,7 @@
     </w:p>
     <w:p>
       <w:pPr>
-        <w:pStyle w:val="39"/>
+        <w:pStyle w:val="a3"/>
         <w:keepNext w:val="0"/>
         <w:keepLines w:val="0"/>
         <w:pageBreakBefore w:val="0"/>
@@ -10089,7 +9995,7 @@
     </w:p>
     <w:p>
       <w:pPr>
-        <w:pStyle w:val="39"/>
+        <w:pStyle w:val="a3"/>
         <w:keepNext w:val="0"/>
         <w:keepLines w:val="0"/>
         <w:pageBreakBefore w:val="0"/>
@@ -10115,7 +10021,7 @@
     </w:p>
     <w:p>
       <w:pPr>
-        <w:pStyle w:val="39"/>
+        <w:pStyle w:val="a3"/>
         <w:keepNext w:val="0"/>
         <w:keepLines w:val="0"/>
         <w:pageBreakBefore w:val="0"/>
@@ -10141,7 +10047,7 @@
     </w:p>
     <w:p>
       <w:pPr>
-        <w:pStyle w:val="39"/>
+        <w:pStyle w:val="a3"/>
         <w:keepNext w:val="0"/>
         <w:keepLines w:val="0"/>
         <w:pageBreakBefore w:val="0"/>
@@ -10167,7 +10073,7 @@
     </w:p>
     <w:p>
       <w:pPr>
-        <w:pStyle w:val="39"/>
+        <w:pStyle w:val="a3"/>
         <w:keepNext w:val="0"/>
         <w:keepLines w:val="0"/>
         <w:pageBreakBefore w:val="0"/>
@@ -10193,7 +10099,7 @@
     </w:p>
     <w:p>
       <w:pPr>
-        <w:pStyle w:val="28"/>
+        <w:pStyle w:val="2"/>
         <w:keepNext w:val="0"/>
         <w:keepLines w:val="0"/>
         <w:pageBreakBefore w:val="0"/>
@@ -10217,7 +10123,7 @@
     </w:p>
     <w:p>
       <w:pPr>
-        <w:pStyle w:val="27"/>
+        <w:pStyle w:val="a"/>
         <w:keepNext w:val="0"/>
         <w:keepLines w:val="0"/>
         <w:pageBreakBefore w:val="0"/>
@@ -10239,16 +10145,16 @@
     </w:p>
     <w:tbl>
       <w:tblPr>
-        <w:tblStyle w:val="24"/>
+        <w:tblStyle w:val="TableNormal0"/>
         <w:tblW w:w="8253" w:type="dxa"/>
         <w:jc w:val="center"/>
         <w:tblBorders>
-          <w:top w:val="single" w:color="000000" w:sz="4" w:space="0"/>
-          <w:left w:val="single" w:color="000000" w:sz="4" w:space="0"/>
-          <w:bottom w:val="single" w:color="000000" w:sz="4" w:space="0"/>
-          <w:right w:val="single" w:color="000000" w:sz="4" w:space="0"/>
-          <w:insideH w:val="single" w:color="000000" w:sz="4" w:space="0"/>
-          <w:insideV w:val="single" w:color="000000" w:sz="4" w:space="0"/>
+          <w:top w:val="single" w:sz="4" w:space="0" w:color="000000"/>
+          <w:left w:val="single" w:sz="4" w:space="0" w:color="000000"/>
+          <w:bottom w:val="single" w:sz="4" w:space="0" w:color="000000"/>
+          <w:right w:val="single" w:sz="4" w:space="0" w:color="000000"/>
+          <w:insideH w:val="single" w:sz="4" w:space="0" w:color="000000"/>
+          <w:insideV w:val="single" w:sz="4" w:space="0" w:color="000000"/>
         </w:tblBorders>
         <w:tblLayout w:type="fixed"/>
         <w:tblCellMar>
@@ -10265,14 +10171,17 @@
       </w:tblGrid>
       <w:tr>
         <w:tblPrEx>
+          <w:tblW w:w="8253" w:type="dxa"/>
+          <w:jc w:val="center"/>
           <w:tblBorders>
-            <w:top w:val="single" w:color="000000" w:sz="4" w:space="0"/>
-            <w:left w:val="single" w:color="000000" w:sz="4" w:space="0"/>
-            <w:bottom w:val="single" w:color="000000" w:sz="4" w:space="0"/>
-            <w:right w:val="single" w:color="000000" w:sz="4" w:space="0"/>
-            <w:insideH w:val="single" w:color="000000" w:sz="4" w:space="0"/>
-            <w:insideV w:val="single" w:color="000000" w:sz="4" w:space="0"/>
+            <w:top w:val="single" w:sz="4" w:space="0" w:color="000000"/>
+            <w:left w:val="single" w:sz="4" w:space="0" w:color="000000"/>
+            <w:bottom w:val="single" w:sz="4" w:space="0" w:color="000000"/>
+            <w:right w:val="single" w:sz="4" w:space="0" w:color="000000"/>
+            <w:insideH w:val="single" w:sz="4" w:space="0" w:color="000000"/>
+            <w:insideV w:val="single" w:sz="4" w:space="0" w:color="000000"/>
           </w:tblBorders>
+          <w:tblLayout w:type="fixed"/>
           <w:tblCellMar>
             <w:top w:w="0" w:type="dxa"/>
             <w:left w:w="0" w:type="dxa"/>
@@ -10281,7 +10190,7 @@
           </w:tblCellMar>
         </w:tblPrEx>
         <w:trPr>
-          <w:trHeight w:val="443" w:hRule="atLeast"/>
+          <w:trHeight w:val="443"/>
           <w:jc w:val="center"/>
         </w:trPr>
         <w:tc>
@@ -10305,18 +10214,18 @@
               <w:adjustRightInd w:val="0"/>
               <w:snapToGrid w:val="0"/>
               <w:spacing w:before="285" w:line="220" w:lineRule="auto"/>
-              <w:ind w:left="0" w:leftChars="0" w:right="0" w:rightChars="0" w:firstLine="0" w:firstLineChars="0"/>
+              <w:ind w:left="0" w:right="0" w:firstLine="0" w:leftChars="0" w:rightChars="0" w:firstLineChars="0"/>
               <w:jc w:val="center"/>
               <w:textAlignment w:val="baseline"/>
               <w:rPr>
-                <w:rFonts w:ascii="宋体" w:hAnsi="宋体" w:eastAsia="宋体" w:cs="宋体"/>
+                <w:rFonts w:ascii="宋体" w:eastAsia="宋体" w:hAnsi="宋体" w:cs="宋体"/>
                 <w:sz w:val="21"/>
                 <w:szCs w:val="21"/>
               </w:rPr>
             </w:pPr>
             <w:r>
               <w:rPr>
-                <w:rFonts w:ascii="宋体" w:hAnsi="宋体" w:eastAsia="宋体" w:cs="宋体"/>
+                <w:rFonts w:ascii="宋体" w:eastAsia="宋体" w:hAnsi="宋体" w:cs="宋体"/>
                 <w:b/>
                 <w:bCs/>
                 <w:spacing w:val="-5"/>
@@ -10348,18 +10257,18 @@
               <w:adjustRightInd w:val="0"/>
               <w:snapToGrid w:val="0"/>
               <w:spacing w:before="285" w:line="220" w:lineRule="auto"/>
-              <w:ind w:left="0" w:leftChars="0" w:right="0" w:rightChars="0" w:firstLine="0" w:firstLineChars="0"/>
+              <w:ind w:left="0" w:right="0" w:firstLine="0" w:leftChars="0" w:rightChars="0" w:firstLineChars="0"/>
               <w:jc w:val="center"/>
               <w:textAlignment w:val="baseline"/>
               <w:rPr>
-                <w:rFonts w:ascii="宋体" w:hAnsi="宋体" w:eastAsia="宋体" w:cs="宋体"/>
+                <w:rFonts w:ascii="宋体" w:eastAsia="宋体" w:hAnsi="宋体" w:cs="宋体"/>
                 <w:sz w:val="21"/>
                 <w:szCs w:val="21"/>
               </w:rPr>
             </w:pPr>
             <w:r>
               <w:rPr>
-                <w:rFonts w:ascii="宋体" w:hAnsi="宋体" w:eastAsia="宋体" w:cs="宋体"/>
+                <w:rFonts w:ascii="宋体" w:eastAsia="宋体" w:hAnsi="宋体" w:cs="宋体"/>
                 <w:b/>
                 <w:bCs/>
                 <w:spacing w:val="-9"/>
@@ -10391,18 +10300,18 @@
               <w:adjustRightInd w:val="0"/>
               <w:snapToGrid w:val="0"/>
               <w:spacing w:before="286" w:line="222" w:lineRule="auto"/>
-              <w:ind w:left="0" w:leftChars="0" w:right="0" w:rightChars="0" w:firstLine="0" w:firstLineChars="0"/>
+              <w:ind w:left="0" w:right="0" w:firstLine="0" w:leftChars="0" w:rightChars="0" w:firstLineChars="0"/>
               <w:jc w:val="center"/>
               <w:textAlignment w:val="baseline"/>
               <w:rPr>
-                <w:rFonts w:ascii="宋体" w:hAnsi="宋体" w:eastAsia="宋体" w:cs="宋体"/>
+                <w:rFonts w:ascii="宋体" w:eastAsia="宋体" w:hAnsi="宋体" w:cs="宋体"/>
                 <w:sz w:val="21"/>
                 <w:szCs w:val="21"/>
               </w:rPr>
             </w:pPr>
             <w:r>
               <w:rPr>
-                <w:rFonts w:ascii="宋体" w:hAnsi="宋体" w:eastAsia="宋体" w:cs="宋体"/>
+                <w:rFonts w:ascii="宋体" w:eastAsia="宋体" w:hAnsi="宋体" w:cs="宋体"/>
                 <w:b/>
                 <w:bCs/>
                 <w:spacing w:val="-5"/>
@@ -10416,14 +10325,9 @@
       </w:tr>
       <w:tr>
         <w:tblPrEx>
-          <w:tblBorders>
-            <w:top w:val="single" w:color="000000" w:sz="4" w:space="0"/>
-            <w:left w:val="single" w:color="000000" w:sz="4" w:space="0"/>
-            <w:bottom w:val="single" w:color="000000" w:sz="4" w:space="0"/>
-            <w:right w:val="single" w:color="000000" w:sz="4" w:space="0"/>
-            <w:insideH w:val="single" w:color="000000" w:sz="4" w:space="0"/>
-            <w:insideV w:val="single" w:color="000000" w:sz="4" w:space="0"/>
-          </w:tblBorders>
+          <w:tblW w:w="8253" w:type="dxa"/>
+          <w:jc w:val="center"/>
+          <w:tblLayout w:type="fixed"/>
           <w:tblCellMar>
             <w:top w:w="0" w:type="dxa"/>
             <w:left w:w="0" w:type="dxa"/>
@@ -10432,7 +10336,7 @@
           </w:tblCellMar>
         </w:tblPrEx>
         <w:trPr>
-          <w:trHeight w:val="408" w:hRule="atLeast"/>
+          <w:trHeight w:val="408"/>
           <w:jc w:val="center"/>
         </w:trPr>
         <w:tc>
@@ -10460,11 +10364,11 @@
               <w:adjustRightInd w:val="0"/>
               <w:snapToGrid w:val="0"/>
               <w:spacing w:before="68" w:line="241" w:lineRule="auto"/>
-              <w:ind w:left="0" w:leftChars="0" w:right="0" w:rightChars="0" w:firstLine="0" w:firstLineChars="0"/>
+              <w:ind w:left="0" w:right="0" w:firstLine="0" w:leftChars="0" w:rightChars="0" w:firstLineChars="0"/>
               <w:jc w:val="center"/>
               <w:textAlignment w:val="baseline"/>
               <w:rPr>
-                <w:rFonts w:ascii="宋体" w:hAnsi="宋体" w:eastAsia="宋体" w:cs="宋体"/>
+                <w:rFonts w:ascii="宋体" w:eastAsia="宋体" w:hAnsi="宋体" w:cs="宋体"/>
                 <w:sz w:val="21"/>
                 <w:szCs w:val="21"/>
               </w:rPr>
@@ -10495,14 +10399,14 @@
               <w:ind w:left="408"/>
               <w:textAlignment w:val="baseline"/>
               <w:rPr>
-                <w:rFonts w:ascii="宋体" w:hAnsi="宋体" w:eastAsia="宋体" w:cs="宋体"/>
+                <w:rFonts w:ascii="宋体" w:eastAsia="宋体" w:hAnsi="宋体" w:cs="宋体"/>
                 <w:sz w:val="21"/>
                 <w:szCs w:val="21"/>
               </w:rPr>
             </w:pPr>
             <w:r>
               <w:rPr>
-                <w:rFonts w:ascii="宋体" w:hAnsi="宋体" w:eastAsia="宋体" w:cs="宋体"/>
+                <w:rFonts w:ascii="宋体" w:eastAsia="宋体" w:hAnsi="宋体" w:cs="宋体"/>
                 <w:spacing w:val="-3"/>
                 <w:sz w:val="21"/>
                 <w:szCs w:val="21"/>
@@ -10535,14 +10439,14 @@
               <w:ind w:left="2164"/>
               <w:textAlignment w:val="baseline"/>
               <w:rPr>
-                <w:rFonts w:ascii="宋体" w:hAnsi="宋体" w:eastAsia="宋体" w:cs="宋体"/>
+                <w:rFonts w:ascii="宋体" w:eastAsia="宋体" w:hAnsi="宋体" w:cs="宋体"/>
                 <w:sz w:val="21"/>
                 <w:szCs w:val="21"/>
               </w:rPr>
             </w:pPr>
             <w:r>
               <w:rPr>
-                <w:rFonts w:ascii="宋体" w:hAnsi="宋体" w:eastAsia="宋体" w:cs="宋体"/>
+                <w:rFonts w:ascii="宋体" w:eastAsia="宋体" w:hAnsi="宋体" w:cs="宋体"/>
                 <w:spacing w:val="-2"/>
                 <w:sz w:val="21"/>
                 <w:szCs w:val="21"/>
@@ -10554,14 +10458,9 @@
       </w:tr>
       <w:tr>
         <w:tblPrEx>
-          <w:tblBorders>
-            <w:top w:val="single" w:color="000000" w:sz="4" w:space="0"/>
-            <w:left w:val="single" w:color="000000" w:sz="4" w:space="0"/>
-            <w:bottom w:val="single" w:color="000000" w:sz="4" w:space="0"/>
-            <w:right w:val="single" w:color="000000" w:sz="4" w:space="0"/>
-            <w:insideH w:val="single" w:color="000000" w:sz="4" w:space="0"/>
-            <w:insideV w:val="single" w:color="000000" w:sz="4" w:space="0"/>
-          </w:tblBorders>
+          <w:tblW w:w="8253" w:type="dxa"/>
+          <w:jc w:val="center"/>
+          <w:tblLayout w:type="fixed"/>
           <w:tblCellMar>
             <w:top w:w="0" w:type="dxa"/>
             <w:left w:w="0" w:type="dxa"/>
@@ -10570,7 +10469,7 @@
           </w:tblCellMar>
         </w:tblPrEx>
         <w:trPr>
-          <w:trHeight w:val="398" w:hRule="atLeast"/>
+          <w:trHeight w:val="398"/>
           <w:jc w:val="center"/>
         </w:trPr>
         <w:tc>
@@ -10598,11 +10497,11 @@
               <w:adjustRightInd w:val="0"/>
               <w:snapToGrid w:val="0"/>
               <w:spacing w:before="68" w:line="241" w:lineRule="auto"/>
-              <w:ind w:left="0" w:leftChars="0" w:right="0" w:rightChars="0" w:firstLine="0" w:firstLineChars="0"/>
+              <w:ind w:left="0" w:right="0" w:firstLine="0" w:leftChars="0" w:rightChars="0" w:firstLineChars="0"/>
               <w:jc w:val="center"/>
               <w:textAlignment w:val="baseline"/>
               <w:rPr>
-                <w:rFonts w:ascii="宋体" w:hAnsi="宋体" w:eastAsia="宋体" w:cs="宋体"/>
+                <w:rFonts w:ascii="宋体" w:eastAsia="宋体" w:hAnsi="宋体" w:cs="宋体"/>
                 <w:sz w:val="21"/>
                 <w:szCs w:val="21"/>
               </w:rPr>
@@ -10633,14 +10532,14 @@
               <w:ind w:left="303"/>
               <w:textAlignment w:val="baseline"/>
               <w:rPr>
-                <w:rFonts w:ascii="宋体" w:hAnsi="宋体" w:eastAsia="宋体" w:cs="宋体"/>
+                <w:rFonts w:ascii="宋体" w:eastAsia="宋体" w:hAnsi="宋体" w:cs="宋体"/>
                 <w:sz w:val="21"/>
                 <w:szCs w:val="21"/>
               </w:rPr>
             </w:pPr>
             <w:r>
               <w:rPr>
-                <w:rFonts w:ascii="宋体" w:hAnsi="宋体" w:eastAsia="宋体" w:cs="宋体"/>
+                <w:rFonts w:ascii="宋体" w:eastAsia="宋体" w:hAnsi="宋体" w:cs="宋体"/>
                 <w:spacing w:val="-3"/>
                 <w:sz w:val="21"/>
                 <w:szCs w:val="21"/>
@@ -10673,14 +10572,14 @@
               <w:ind w:left="2184"/>
               <w:textAlignment w:val="baseline"/>
               <w:rPr>
-                <w:rFonts w:ascii="宋体" w:hAnsi="宋体" w:eastAsia="宋体" w:cs="宋体"/>
+                <w:rFonts w:ascii="宋体" w:eastAsia="宋体" w:hAnsi="宋体" w:cs="宋体"/>
                 <w:sz w:val="21"/>
                 <w:szCs w:val="21"/>
               </w:rPr>
             </w:pPr>
             <w:r>
               <w:rPr>
-                <w:rFonts w:ascii="宋体" w:hAnsi="宋体" w:eastAsia="宋体" w:cs="宋体"/>
+                <w:rFonts w:ascii="宋体" w:eastAsia="宋体" w:hAnsi="宋体" w:cs="宋体"/>
                 <w:spacing w:val="-5"/>
                 <w:sz w:val="21"/>
                 <w:szCs w:val="21"/>
@@ -10692,14 +10591,9 @@
       </w:tr>
       <w:tr>
         <w:tblPrEx>
-          <w:tblBorders>
-            <w:top w:val="single" w:color="000000" w:sz="4" w:space="0"/>
-            <w:left w:val="single" w:color="000000" w:sz="4" w:space="0"/>
-            <w:bottom w:val="single" w:color="000000" w:sz="4" w:space="0"/>
-            <w:right w:val="single" w:color="000000" w:sz="4" w:space="0"/>
-            <w:insideH w:val="single" w:color="000000" w:sz="4" w:space="0"/>
-            <w:insideV w:val="single" w:color="000000" w:sz="4" w:space="0"/>
-          </w:tblBorders>
+          <w:tblW w:w="8253" w:type="dxa"/>
+          <w:jc w:val="center"/>
+          <w:tblLayout w:type="fixed"/>
           <w:tblCellMar>
             <w:top w:w="0" w:type="dxa"/>
             <w:left w:w="0" w:type="dxa"/>
@@ -10708,7 +10602,7 @@
           </w:tblCellMar>
         </w:tblPrEx>
         <w:trPr>
-          <w:trHeight w:val="478" w:hRule="atLeast"/>
+          <w:trHeight w:val="478"/>
           <w:jc w:val="center"/>
         </w:trPr>
         <w:tc>
@@ -10736,11 +10630,11 @@
               <w:adjustRightInd w:val="0"/>
               <w:snapToGrid w:val="0"/>
               <w:spacing w:before="69"/>
-              <w:ind w:left="0" w:leftChars="0" w:right="0" w:rightChars="0" w:firstLine="0" w:firstLineChars="0"/>
+              <w:ind w:left="0" w:right="0" w:firstLine="0" w:leftChars="0" w:rightChars="0" w:firstLineChars="0"/>
               <w:jc w:val="center"/>
               <w:textAlignment w:val="baseline"/>
               <w:rPr>
-                <w:rFonts w:ascii="宋体" w:hAnsi="宋体" w:eastAsia="宋体" w:cs="宋体"/>
+                <w:rFonts w:ascii="宋体" w:eastAsia="宋体" w:hAnsi="宋体" w:cs="宋体"/>
                 <w:sz w:val="21"/>
                 <w:szCs w:val="21"/>
               </w:rPr>
@@ -10771,14 +10665,14 @@
               <w:ind w:left="300"/>
               <w:textAlignment w:val="baseline"/>
               <w:rPr>
-                <w:rFonts w:ascii="宋体" w:hAnsi="宋体" w:eastAsia="宋体" w:cs="宋体"/>
+                <w:rFonts w:ascii="宋体" w:eastAsia="宋体" w:hAnsi="宋体" w:cs="宋体"/>
                 <w:sz w:val="21"/>
                 <w:szCs w:val="21"/>
               </w:rPr>
             </w:pPr>
             <w:r>
               <w:rPr>
-                <w:rFonts w:ascii="宋体" w:hAnsi="宋体" w:eastAsia="宋体" w:cs="宋体"/>
+                <w:rFonts w:ascii="宋体" w:eastAsia="宋体" w:hAnsi="宋体" w:cs="宋体"/>
                 <w:spacing w:val="-2"/>
                 <w:sz w:val="21"/>
                 <w:szCs w:val="21"/>
@@ -10811,14 +10705,14 @@
               <w:ind w:left="532"/>
               <w:textAlignment w:val="baseline"/>
               <w:rPr>
-                <w:rFonts w:ascii="宋体" w:hAnsi="宋体" w:eastAsia="宋体" w:cs="宋体"/>
+                <w:rFonts w:ascii="宋体" w:eastAsia="宋体" w:hAnsi="宋体" w:cs="宋体"/>
                 <w:sz w:val="21"/>
                 <w:szCs w:val="21"/>
               </w:rPr>
             </w:pPr>
             <w:r>
               <w:rPr>
-                <w:rFonts w:ascii="宋体" w:hAnsi="宋体" w:eastAsia="宋体" w:cs="宋体"/>
+                <w:rFonts w:ascii="宋体" w:eastAsia="宋体" w:hAnsi="宋体" w:cs="宋体"/>
                 <w:spacing w:val="-1"/>
                 <w:sz w:val="21"/>
                 <w:szCs w:val="21"/>
@@ -10830,14 +10724,9 @@
       </w:tr>
       <w:tr>
         <w:tblPrEx>
-          <w:tblBorders>
-            <w:top w:val="single" w:color="000000" w:sz="4" w:space="0"/>
-            <w:left w:val="single" w:color="000000" w:sz="4" w:space="0"/>
-            <w:bottom w:val="single" w:color="000000" w:sz="4" w:space="0"/>
-            <w:right w:val="single" w:color="000000" w:sz="4" w:space="0"/>
-            <w:insideH w:val="single" w:color="000000" w:sz="4" w:space="0"/>
-            <w:insideV w:val="single" w:color="000000" w:sz="4" w:space="0"/>
-          </w:tblBorders>
+          <w:tblW w:w="8253" w:type="dxa"/>
+          <w:jc w:val="center"/>
+          <w:tblLayout w:type="fixed"/>
           <w:tblCellMar>
             <w:top w:w="0" w:type="dxa"/>
             <w:left w:w="0" w:type="dxa"/>
@@ -10846,7 +10735,7 @@
           </w:tblCellMar>
         </w:tblPrEx>
         <w:trPr>
-          <w:trHeight w:val="429" w:hRule="atLeast"/>
+          <w:trHeight w:val="429"/>
           <w:jc w:val="center"/>
         </w:trPr>
         <w:tc>
@@ -10874,11 +10763,11 @@
               <w:adjustRightInd w:val="0"/>
               <w:snapToGrid w:val="0"/>
               <w:spacing w:before="69"/>
-              <w:ind w:left="0" w:leftChars="0" w:right="0" w:rightChars="0" w:firstLine="0" w:firstLineChars="0"/>
+              <w:ind w:left="0" w:right="0" w:firstLine="0" w:leftChars="0" w:rightChars="0" w:firstLineChars="0"/>
               <w:jc w:val="center"/>
               <w:textAlignment w:val="baseline"/>
               <w:rPr>
-                <w:rFonts w:ascii="宋体" w:hAnsi="宋体" w:eastAsia="宋体" w:cs="宋体"/>
+                <w:rFonts w:ascii="宋体" w:eastAsia="宋体" w:hAnsi="宋体" w:cs="宋体"/>
                 <w:sz w:val="21"/>
                 <w:szCs w:val="21"/>
               </w:rPr>
@@ -10909,14 +10798,14 @@
               <w:ind w:left="427"/>
               <w:textAlignment w:val="baseline"/>
               <w:rPr>
-                <w:rFonts w:ascii="宋体" w:hAnsi="宋体" w:eastAsia="宋体" w:cs="宋体"/>
+                <w:rFonts w:ascii="宋体" w:eastAsia="宋体" w:hAnsi="宋体" w:cs="宋体"/>
                 <w:sz w:val="21"/>
                 <w:szCs w:val="21"/>
               </w:rPr>
             </w:pPr>
             <w:r>
               <w:rPr>
-                <w:rFonts w:ascii="宋体" w:hAnsi="宋体" w:eastAsia="宋体" w:cs="宋体"/>
+                <w:rFonts w:ascii="宋体" w:eastAsia="宋体" w:hAnsi="宋体" w:cs="宋体"/>
                 <w:spacing w:val="-7"/>
                 <w:sz w:val="21"/>
                 <w:szCs w:val="21"/>
@@ -10949,14 +10838,14 @@
               <w:ind w:left="132"/>
               <w:textAlignment w:val="baseline"/>
               <w:rPr>
-                <w:rFonts w:ascii="宋体" w:hAnsi="宋体" w:eastAsia="宋体" w:cs="宋体"/>
+                <w:rFonts w:ascii="宋体" w:eastAsia="宋体" w:hAnsi="宋体" w:cs="宋体"/>
                 <w:sz w:val="21"/>
                 <w:szCs w:val="21"/>
               </w:rPr>
             </w:pPr>
             <w:r>
               <w:rPr>
-                <w:rFonts w:ascii="宋体" w:hAnsi="宋体" w:eastAsia="宋体" w:cs="宋体"/>
+                <w:rFonts w:ascii="宋体" w:eastAsia="宋体" w:hAnsi="宋体" w:cs="宋体"/>
                 <w:spacing w:val="-2"/>
                 <w:sz w:val="21"/>
                 <w:szCs w:val="21"/>
@@ -10968,14 +10857,9 @@
       </w:tr>
       <w:tr>
         <w:tblPrEx>
-          <w:tblBorders>
-            <w:top w:val="single" w:color="000000" w:sz="4" w:space="0"/>
-            <w:left w:val="single" w:color="000000" w:sz="4" w:space="0"/>
-            <w:bottom w:val="single" w:color="000000" w:sz="4" w:space="0"/>
-            <w:right w:val="single" w:color="000000" w:sz="4" w:space="0"/>
-            <w:insideH w:val="single" w:color="000000" w:sz="4" w:space="0"/>
-            <w:insideV w:val="single" w:color="000000" w:sz="4" w:space="0"/>
-          </w:tblBorders>
+          <w:tblW w:w="8253" w:type="dxa"/>
+          <w:jc w:val="center"/>
+          <w:tblLayout w:type="fixed"/>
           <w:tblCellMar>
             <w:top w:w="0" w:type="dxa"/>
             <w:left w:w="0" w:type="dxa"/>
@@ -10984,7 +10868,7 @@
           </w:tblCellMar>
         </w:tblPrEx>
         <w:trPr>
-          <w:trHeight w:val="393" w:hRule="atLeast"/>
+          <w:trHeight w:val="393"/>
           <w:jc w:val="center"/>
         </w:trPr>
         <w:tc>
@@ -11012,11 +10896,11 @@
               <w:adjustRightInd w:val="0"/>
               <w:snapToGrid w:val="0"/>
               <w:spacing w:before="68"/>
-              <w:ind w:left="0" w:leftChars="0" w:right="0" w:rightChars="0" w:firstLine="0" w:firstLineChars="0"/>
+              <w:ind w:left="0" w:right="0" w:firstLine="0" w:leftChars="0" w:rightChars="0" w:firstLineChars="0"/>
               <w:jc w:val="center"/>
               <w:textAlignment w:val="baseline"/>
               <w:rPr>
-                <w:rFonts w:ascii="宋体" w:hAnsi="宋体" w:eastAsia="宋体" w:cs="宋体"/>
+                <w:rFonts w:ascii="宋体" w:eastAsia="宋体" w:hAnsi="宋体" w:cs="宋体"/>
                 <w:sz w:val="21"/>
                 <w:szCs w:val="21"/>
               </w:rPr>
@@ -11047,14 +10931,14 @@
               <w:ind w:left="512"/>
               <w:textAlignment w:val="baseline"/>
               <w:rPr>
-                <w:rFonts w:ascii="宋体" w:hAnsi="宋体" w:eastAsia="宋体" w:cs="宋体"/>
+                <w:rFonts w:ascii="宋体" w:eastAsia="宋体" w:hAnsi="宋体" w:cs="宋体"/>
                 <w:sz w:val="21"/>
                 <w:szCs w:val="21"/>
               </w:rPr>
             </w:pPr>
             <w:r>
               <w:rPr>
-                <w:rFonts w:ascii="宋体" w:hAnsi="宋体" w:eastAsia="宋体" w:cs="宋体"/>
+                <w:rFonts w:ascii="宋体" w:eastAsia="宋体" w:hAnsi="宋体" w:cs="宋体"/>
                 <w:spacing w:val="-3"/>
                 <w:sz w:val="21"/>
                 <w:szCs w:val="21"/>
@@ -11087,14 +10971,14 @@
               <w:ind w:right="216"/>
               <w:textAlignment w:val="baseline"/>
               <w:rPr>
-                <w:rFonts w:ascii="宋体" w:hAnsi="宋体" w:eastAsia="宋体" w:cs="宋体"/>
+                <w:rFonts w:ascii="宋体" w:eastAsia="宋体" w:hAnsi="宋体" w:cs="宋体"/>
                 <w:sz w:val="21"/>
                 <w:szCs w:val="21"/>
               </w:rPr>
             </w:pPr>
             <w:r>
               <w:rPr>
-                <w:rFonts w:ascii="宋体" w:hAnsi="宋体" w:eastAsia="宋体" w:cs="宋体"/>
+                <w:rFonts w:ascii="宋体" w:eastAsia="宋体" w:hAnsi="宋体" w:cs="宋体"/>
                 <w:spacing w:val="-2"/>
                 <w:sz w:val="21"/>
                 <w:szCs w:val="21"/>
@@ -11103,7 +10987,7 @@
             </w:r>
             <w:r>
               <w:rPr>
-                <w:rFonts w:ascii="宋体" w:hAnsi="宋体" w:eastAsia="宋体" w:cs="宋体"/>
+                <w:rFonts w:ascii="宋体" w:eastAsia="宋体" w:hAnsi="宋体" w:cs="宋体"/>
                 <w:sz w:val="21"/>
                 <w:szCs w:val="21"/>
               </w:rPr>
@@ -11115,7 +10999,7 @@
     </w:tbl>
     <w:p>
       <w:pPr>
-        <w:pStyle w:val="26"/>
+        <w:pStyle w:val="1"/>
         <w:keepNext w:val="0"/>
         <w:keepLines w:val="0"/>
         <w:pageBreakBefore w:val="0"/>
@@ -11139,7 +11023,7 @@
     </w:p>
     <w:p>
       <w:pPr>
-        <w:pStyle w:val="28"/>
+        <w:pStyle w:val="2"/>
         <w:keepNext w:val="0"/>
         <w:keepLines w:val="0"/>
         <w:pageBreakBefore w:val="0"/>
@@ -11163,7 +11047,7 @@
     </w:p>
     <w:p>
       <w:pPr>
-        <w:pStyle w:val="27"/>
+        <w:pStyle w:val="a"/>
         <w:keepNext w:val="0"/>
         <w:keepLines w:val="0"/>
         <w:pageBreakBefore w:val="0"/>
@@ -11195,7 +11079,7 @@
     </w:p>
     <w:p>
       <w:pPr>
-        <w:pStyle w:val="39"/>
+        <w:pStyle w:val="a3"/>
         <w:keepNext w:val="0"/>
         <w:keepLines w:val="0"/>
         <w:pageBreakBefore w:val="0"/>
@@ -11221,7 +11105,7 @@
     </w:p>
     <w:p>
       <w:pPr>
-        <w:pStyle w:val="39"/>
+        <w:pStyle w:val="a3"/>
         <w:keepNext w:val="0"/>
         <w:keepLines w:val="0"/>
         <w:pageBreakBefore w:val="0"/>
@@ -11247,7 +11131,7 @@
     </w:p>
     <w:p>
       <w:pPr>
-        <w:pStyle w:val="39"/>
+        <w:pStyle w:val="a3"/>
         <w:keepNext w:val="0"/>
         <w:keepLines w:val="0"/>
         <w:pageBreakBefore w:val="0"/>
@@ -11273,7 +11157,7 @@
     </w:p>
     <w:p>
       <w:pPr>
-        <w:pStyle w:val="28"/>
+        <w:pStyle w:val="2"/>
         <w:keepNext w:val="0"/>
         <w:keepLines w:val="0"/>
         <w:pageBreakBefore w:val="0"/>
@@ -11297,7 +11181,7 @@
     </w:p>
     <w:p>
       <w:pPr>
-        <w:pStyle w:val="27"/>
+        <w:pStyle w:val="a"/>
         <w:keepNext w:val="0"/>
         <w:keepLines w:val="0"/>
         <w:pageBreakBefore w:val="0"/>
@@ -11339,7 +11223,7 @@
     </w:p>
     <w:p>
       <w:pPr>
-        <w:pStyle w:val="28"/>
+        <w:pStyle w:val="2"/>
         <w:keepNext w:val="0"/>
         <w:keepLines w:val="0"/>
         <w:pageBreakBefore w:val="0"/>
@@ -11363,7 +11247,7 @@
     </w:p>
     <w:p>
       <w:pPr>
-        <w:pStyle w:val="27"/>
+        <w:pStyle w:val="a"/>
         <w:keepNext w:val="0"/>
         <w:keepLines w:val="0"/>
         <w:pageBreakBefore w:val="0"/>
@@ -11385,7 +11269,7 @@
     </w:p>
     <w:p>
       <w:pPr>
-        <w:pStyle w:val="39"/>
+        <w:pStyle w:val="a3"/>
         <w:keepNext w:val="0"/>
         <w:keepLines w:val="0"/>
         <w:pageBreakBefore w:val="0"/>
@@ -11411,7 +11295,7 @@
     </w:p>
     <w:p>
       <w:pPr>
-        <w:pStyle w:val="39"/>
+        <w:pStyle w:val="a3"/>
         <w:keepNext w:val="0"/>
         <w:keepLines w:val="0"/>
         <w:pageBreakBefore w:val="0"/>
@@ -11437,7 +11321,7 @@
     </w:p>
     <w:p>
       <w:pPr>
-        <w:pStyle w:val="39"/>
+        <w:pStyle w:val="a3"/>
         <w:keepNext w:val="0"/>
         <w:keepLines w:val="0"/>
         <w:pageBreakBefore w:val="0"/>
@@ -11463,7 +11347,7 @@
     </w:p>
     <w:p>
       <w:pPr>
-        <w:pStyle w:val="39"/>
+        <w:pStyle w:val="a3"/>
         <w:keepNext w:val="0"/>
         <w:keepLines w:val="0"/>
         <w:pageBreakBefore w:val="0"/>
@@ -11489,7 +11373,7 @@
     </w:p>
     <w:p>
       <w:pPr>
-        <w:pStyle w:val="39"/>
+        <w:pStyle w:val="a3"/>
         <w:keepNext w:val="0"/>
         <w:keepLines w:val="0"/>
         <w:pageBreakBefore w:val="0"/>
@@ -11515,7 +11399,7 @@
     </w:p>
     <w:p>
       <w:pPr>
-        <w:pStyle w:val="27"/>
+        <w:pStyle w:val="a"/>
         <w:keepNext w:val="0"/>
         <w:keepLines w:val="0"/>
         <w:pageBreakBefore w:val="0"/>
@@ -11574,7 +11458,7 @@
     </w:p>
     <w:p>
       <w:pPr>
-        <w:pStyle w:val="39"/>
+        <w:pStyle w:val="a3"/>
         <w:keepNext w:val="0"/>
         <w:keepLines w:val="0"/>
         <w:pageBreakBefore w:val="0"/>
@@ -11600,7 +11484,7 @@
     </w:p>
     <w:p>
       <w:pPr>
-        <w:pStyle w:val="27"/>
+        <w:pStyle w:val="a"/>
         <w:keepNext w:val="0"/>
         <w:keepLines w:val="0"/>
         <w:pageBreakBefore w:val="0"/>
@@ -11622,7 +11506,7 @@
     </w:p>
     <w:p>
       <w:pPr>
-        <w:pStyle w:val="39"/>
+        <w:pStyle w:val="a3"/>
         <w:keepNext w:val="0"/>
         <w:keepLines w:val="0"/>
         <w:pageBreakBefore w:val="0"/>
@@ -11648,7 +11532,7 @@
     </w:p>
     <w:p>
       <w:pPr>
-        <w:pStyle w:val="27"/>
+        <w:pStyle w:val="a"/>
         <w:keepNext w:val="0"/>
         <w:keepLines w:val="0"/>
         <w:pageBreakBefore w:val="0"/>
@@ -11670,7 +11554,7 @@
     </w:p>
     <w:p>
       <w:pPr>
-        <w:pStyle w:val="28"/>
+        <w:pStyle w:val="2"/>
         <w:keepNext w:val="0"/>
         <w:keepLines w:val="0"/>
         <w:pageBreakBefore w:val="0"/>
@@ -11694,7 +11578,7 @@
     </w:p>
     <w:p>
       <w:pPr>
-        <w:pStyle w:val="29"/>
+        <w:pStyle w:val="3"/>
         <w:keepNext w:val="0"/>
         <w:keepLines w:val="0"/>
         <w:pageBreakBefore w:val="0"/>
@@ -11718,7 +11602,7 @@
     </w:p>
     <w:p>
       <w:pPr>
-        <w:pStyle w:val="27"/>
+        <w:pStyle w:val="a"/>
         <w:keepNext w:val="0"/>
         <w:keepLines w:val="0"/>
         <w:pageBreakBefore w:val="0"/>
@@ -11740,7 +11624,7 @@
     </w:p>
     <w:p>
       <w:pPr>
-        <w:pStyle w:val="39"/>
+        <w:pStyle w:val="a3"/>
         <w:keepNext w:val="0"/>
         <w:keepLines w:val="0"/>
         <w:pageBreakBefore w:val="0"/>
@@ -11766,7 +11650,7 @@
     </w:p>
     <w:p>
       <w:pPr>
-        <w:pStyle w:val="39"/>
+        <w:pStyle w:val="a3"/>
         <w:keepNext w:val="0"/>
         <w:keepLines w:val="0"/>
         <w:pageBreakBefore w:val="0"/>
@@ -11792,7 +11676,7 @@
     </w:p>
     <w:p>
       <w:pPr>
-        <w:pStyle w:val="29"/>
+        <w:pStyle w:val="3"/>
         <w:keepNext w:val="0"/>
         <w:keepLines w:val="0"/>
         <w:pageBreakBefore w:val="0"/>
@@ -11816,7 +11700,7 @@
     </w:p>
     <w:p>
       <w:pPr>
-        <w:pStyle w:val="27"/>
+        <w:pStyle w:val="a"/>
         <w:keepNext w:val="0"/>
         <w:keepLines w:val="0"/>
         <w:pageBreakBefore w:val="0"/>
@@ -11855,7 +11739,7 @@
     </w:p>
     <w:p>
       <w:pPr>
-        <w:pStyle w:val="29"/>
+        <w:pStyle w:val="3"/>
         <w:keepNext w:val="0"/>
         <w:keepLines w:val="0"/>
         <w:pageBreakBefore w:val="0"/>
@@ -11879,7 +11763,7 @@
     </w:p>
     <w:p>
       <w:pPr>
-        <w:pStyle w:val="27"/>
+        <w:pStyle w:val="a"/>
         <w:keepNext w:val="0"/>
         <w:keepLines w:val="0"/>
         <w:pageBreakBefore w:val="0"/>
@@ -11901,7 +11785,7 @@
     </w:p>
     <w:p>
       <w:pPr>
-        <w:pStyle w:val="26"/>
+        <w:pStyle w:val="1"/>
         <w:keepNext w:val="0"/>
         <w:keepLines w:val="0"/>
         <w:pageBreakBefore w:val="0"/>
@@ -11925,16 +11809,16 @@
     </w:p>
     <w:tbl>
       <w:tblPr>
-        <w:tblStyle w:val="24"/>
+        <w:tblStyle w:val="TableNormal0"/>
         <w:tblW w:w="7550" w:type="dxa"/>
         <w:tblInd w:w="113" w:type="dxa"/>
         <w:tblBorders>
-          <w:top w:val="single" w:color="000000" w:sz="4" w:space="0"/>
-          <w:left w:val="single" w:color="000000" w:sz="4" w:space="0"/>
-          <w:bottom w:val="single" w:color="000000" w:sz="4" w:space="0"/>
-          <w:right w:val="single" w:color="000000" w:sz="4" w:space="0"/>
-          <w:insideH w:val="single" w:color="000000" w:sz="4" w:space="0"/>
-          <w:insideV w:val="single" w:color="000000" w:sz="4" w:space="0"/>
+          <w:top w:val="single" w:sz="4" w:space="0" w:color="000000"/>
+          <w:left w:val="single" w:sz="4" w:space="0" w:color="000000"/>
+          <w:bottom w:val="single" w:sz="4" w:space="0" w:color="000000"/>
+          <w:right w:val="single" w:sz="4" w:space="0" w:color="000000"/>
+          <w:insideH w:val="single" w:sz="4" w:space="0" w:color="000000"/>
+          <w:insideV w:val="single" w:sz="4" w:space="0" w:color="000000"/>
         </w:tblBorders>
         <w:tblLayout w:type="fixed"/>
         <w:tblCellMar>
@@ -11953,14 +11837,17 @@
       </w:tblGrid>
       <w:tr>
         <w:tblPrEx>
+          <w:tblW w:w="7550" w:type="dxa"/>
+          <w:tblInd w:w="113" w:type="dxa"/>
           <w:tblBorders>
-            <w:top w:val="single" w:color="000000" w:sz="4" w:space="0"/>
-            <w:left w:val="single" w:color="000000" w:sz="4" w:space="0"/>
-            <w:bottom w:val="single" w:color="000000" w:sz="4" w:space="0"/>
-            <w:right w:val="single" w:color="000000" w:sz="4" w:space="0"/>
-            <w:insideH w:val="single" w:color="000000" w:sz="4" w:space="0"/>
-            <w:insideV w:val="single" w:color="000000" w:sz="4" w:space="0"/>
+            <w:top w:val="single" w:sz="4" w:space="0" w:color="000000"/>
+            <w:left w:val="single" w:sz="4" w:space="0" w:color="000000"/>
+            <w:bottom w:val="single" w:sz="4" w:space="0" w:color="000000"/>
+            <w:right w:val="single" w:sz="4" w:space="0" w:color="000000"/>
+            <w:insideH w:val="single" w:sz="4" w:space="0" w:color="000000"/>
+            <w:insideV w:val="single" w:sz="4" w:space="0" w:color="000000"/>
           </w:tblBorders>
+          <w:tblLayout w:type="fixed"/>
           <w:tblCellMar>
             <w:top w:w="0" w:type="dxa"/>
             <w:left w:w="0" w:type="dxa"/>
@@ -11969,13 +11856,12 @@
           </w:tblCellMar>
         </w:tblPrEx>
         <w:trPr>
-          <w:trHeight w:val="314" w:hRule="atLeast"/>
+          <w:trHeight w:val="314"/>
         </w:trPr>
         <w:tc>
           <w:tcPr>
             <w:tcW w:w="700" w:type="dxa"/>
             <w:shd w:val="clear" w:color="auto" w:fill="C0C0C0"/>
-            <w:vAlign w:val="top"/>
           </w:tcPr>
           <w:p>
             <w:pPr>
@@ -11996,14 +11882,14 @@
               <w:ind w:left="144"/>
               <w:textAlignment w:val="baseline"/>
               <w:rPr>
-                <w:rFonts w:ascii="宋体" w:hAnsi="宋体" w:eastAsia="宋体" w:cs="宋体"/>
+                <w:rFonts w:ascii="宋体" w:eastAsia="宋体" w:hAnsi="宋体" w:cs="宋体"/>
                 <w:sz w:val="22"/>
                 <w:szCs w:val="22"/>
               </w:rPr>
             </w:pPr>
             <w:r>
               <w:rPr>
-                <w:rFonts w:ascii="宋体" w:hAnsi="宋体" w:eastAsia="宋体" w:cs="宋体"/>
+                <w:rFonts w:ascii="宋体" w:eastAsia="宋体" w:hAnsi="宋体" w:cs="宋体"/>
                 <w:b/>
                 <w:bCs/>
                 <w:spacing w:val="-5"/>
@@ -12018,7 +11904,6 @@
           <w:tcPr>
             <w:tcW w:w="1270" w:type="dxa"/>
             <w:shd w:val="clear" w:color="auto" w:fill="C0C0C0"/>
-            <w:vAlign w:val="top"/>
           </w:tcPr>
           <w:p>
             <w:pPr>
@@ -12038,14 +11923,14 @@
               <w:spacing w:before="47" w:line="215" w:lineRule="auto"/>
               <w:textAlignment w:val="baseline"/>
               <w:rPr>
-                <w:rFonts w:ascii="宋体" w:hAnsi="宋体" w:eastAsia="宋体" w:cs="宋体"/>
+                <w:rFonts w:ascii="宋体" w:eastAsia="宋体" w:hAnsi="宋体" w:cs="宋体"/>
                 <w:sz w:val="22"/>
                 <w:szCs w:val="22"/>
               </w:rPr>
             </w:pPr>
             <w:r>
               <w:rPr>
-                <w:rFonts w:ascii="宋体" w:hAnsi="宋体" w:eastAsia="宋体" w:cs="宋体"/>
+                <w:rFonts w:ascii="宋体" w:eastAsia="宋体" w:hAnsi="宋体" w:cs="宋体"/>
                 <w:b/>
                 <w:bCs/>
                 <w:spacing w:val="-4"/>
@@ -12060,7 +11945,6 @@
           <w:tcPr>
             <w:tcW w:w="3760" w:type="dxa"/>
             <w:shd w:val="clear" w:color="auto" w:fill="C0C0C0"/>
-            <w:vAlign w:val="top"/>
           </w:tcPr>
           <w:p>
             <w:pPr>
@@ -12078,18 +11962,18 @@
               <w:adjustRightInd w:val="0"/>
               <w:snapToGrid w:val="0"/>
               <w:spacing w:before="47" w:line="215" w:lineRule="auto"/>
-              <w:ind w:left="0" w:leftChars="0" w:right="0" w:rightChars="0" w:firstLine="0" w:firstLineChars="0"/>
+              <w:ind w:left="0" w:right="0" w:firstLine="0" w:leftChars="0" w:rightChars="0" w:firstLineChars="0"/>
               <w:jc w:val="center"/>
               <w:textAlignment w:val="baseline"/>
               <w:rPr>
-                <w:rFonts w:ascii="宋体" w:hAnsi="宋体" w:eastAsia="宋体" w:cs="宋体"/>
+                <w:rFonts w:ascii="宋体" w:eastAsia="宋体" w:hAnsi="宋体" w:cs="宋体"/>
                 <w:sz w:val="22"/>
                 <w:szCs w:val="22"/>
               </w:rPr>
             </w:pPr>
             <w:r>
               <w:rPr>
-                <w:rFonts w:ascii="宋体" w:hAnsi="宋体" w:eastAsia="宋体" w:cs="宋体"/>
+                <w:rFonts w:ascii="宋体" w:eastAsia="宋体" w:hAnsi="宋体" w:cs="宋体"/>
                 <w:b/>
                 <w:bCs/>
                 <w:spacing w:val="-6"/>
@@ -12104,7 +11988,6 @@
           <w:tcPr>
             <w:tcW w:w="910" w:type="dxa"/>
             <w:shd w:val="clear" w:color="auto" w:fill="C0C0C0"/>
-            <w:vAlign w:val="top"/>
           </w:tcPr>
           <w:p>
             <w:pPr>
@@ -12122,11 +12005,11 @@
               <w:adjustRightInd w:val="0"/>
               <w:snapToGrid w:val="0"/>
               <w:spacing w:before="47" w:line="215" w:lineRule="auto"/>
-              <w:ind w:left="0" w:leftChars="0" w:right="0" w:rightChars="0" w:firstLine="0" w:firstLineChars="0"/>
+              <w:ind w:left="0" w:right="0" w:firstLine="0" w:leftChars="0" w:rightChars="0" w:firstLineChars="0"/>
               <w:jc w:val="center"/>
               <w:textAlignment w:val="baseline"/>
               <w:rPr>
-                <w:rFonts w:hint="default" w:ascii="宋体" w:hAnsi="宋体" w:cs="宋体"/>
+                <w:rFonts w:ascii="宋体" w:hAnsi="宋体" w:cs="宋体" w:hint="default"/>
                 <w:b/>
                 <w:bCs/>
                 <w:spacing w:val="-6"/>
@@ -12137,7 +12020,7 @@
             </w:pPr>
             <w:r>
               <w:rPr>
-                <w:rFonts w:hint="eastAsia" w:ascii="宋体" w:hAnsi="宋体" w:cs="宋体"/>
+                <w:rFonts w:ascii="宋体" w:hAnsi="宋体" w:cs="宋体" w:hint="eastAsia"/>
                 <w:b/>
                 <w:bCs/>
                 <w:spacing w:val="-6"/>
@@ -12153,7 +12036,6 @@
           <w:tcPr>
             <w:tcW w:w="910" w:type="dxa"/>
             <w:shd w:val="clear" w:color="auto" w:fill="C0C0C0"/>
-            <w:vAlign w:val="top"/>
           </w:tcPr>
           <w:p>
             <w:pPr>
@@ -12173,7 +12055,7 @@
               <w:spacing w:before="47" w:line="215" w:lineRule="auto"/>
               <w:textAlignment w:val="baseline"/>
               <w:rPr>
-                <w:rFonts w:hint="eastAsia" w:ascii="宋体" w:hAnsi="宋体" w:eastAsia="宋体" w:cs="宋体"/>
+                <w:rFonts w:ascii="宋体" w:eastAsia="宋体" w:hAnsi="宋体" w:cs="宋体" w:hint="eastAsia"/>
                 <w:b/>
                 <w:bCs/>
                 <w:spacing w:val="-6"/>
@@ -12184,7 +12066,7 @@
             </w:pPr>
             <w:r>
               <w:rPr>
-                <w:rFonts w:hint="eastAsia" w:ascii="宋体" w:hAnsi="宋体" w:cs="宋体"/>
+                <w:rFonts w:ascii="宋体" w:hAnsi="宋体" w:cs="宋体" w:hint="eastAsia"/>
                 <w:b/>
                 <w:bCs/>
                 <w:spacing w:val="-6"/>
@@ -12199,14 +12081,9 @@
       </w:tr>
       <w:tr>
         <w:tblPrEx>
-          <w:tblBorders>
-            <w:top w:val="single" w:color="000000" w:sz="4" w:space="0"/>
-            <w:left w:val="single" w:color="000000" w:sz="4" w:space="0"/>
-            <w:bottom w:val="single" w:color="000000" w:sz="4" w:space="0"/>
-            <w:right w:val="single" w:color="000000" w:sz="4" w:space="0"/>
-            <w:insideH w:val="single" w:color="000000" w:sz="4" w:space="0"/>
-            <w:insideV w:val="single" w:color="000000" w:sz="4" w:space="0"/>
-          </w:tblBorders>
+          <w:tblW w:w="7550" w:type="dxa"/>
+          <w:tblInd w:w="113" w:type="dxa"/>
+          <w:tblLayout w:type="fixed"/>
           <w:tblCellMar>
             <w:top w:w="0" w:type="dxa"/>
             <w:left w:w="0" w:type="dxa"/>
@@ -12215,12 +12092,11 @@
           </w:tblCellMar>
         </w:tblPrEx>
         <w:trPr>
-          <w:trHeight w:val="426" w:hRule="atLeast"/>
+          <w:trHeight w:val="426"/>
         </w:trPr>
         <w:tc>
           <w:tcPr>
             <w:tcW w:w="700" w:type="dxa"/>
-            <w:vAlign w:val="top"/>
           </w:tcPr>
           <w:p>
             <w:pPr>
@@ -12241,14 +12117,14 @@
               <w:ind w:left="320"/>
               <w:textAlignment w:val="baseline"/>
               <w:rPr>
-                <w:rFonts w:ascii="Calibri" w:hAnsi="Calibri" w:eastAsia="Calibri" w:cs="Calibri"/>
+                <w:rFonts w:ascii="Calibri" w:eastAsia="Calibri" w:hAnsi="Calibri" w:cs="Calibri"/>
                 <w:sz w:val="20"/>
                 <w:szCs w:val="20"/>
               </w:rPr>
             </w:pPr>
             <w:r>
               <w:rPr>
-                <w:rFonts w:ascii="Calibri" w:hAnsi="Calibri" w:eastAsia="Calibri" w:cs="Calibri"/>
+                <w:rFonts w:ascii="Calibri" w:eastAsia="Calibri" w:hAnsi="Calibri" w:cs="Calibri"/>
                 <w:b/>
                 <w:bCs/>
                 <w:sz w:val="20"/>
@@ -12261,7 +12137,6 @@
         <w:tc>
           <w:tcPr>
             <w:tcW w:w="1270" w:type="dxa"/>
-            <w:vAlign w:val="top"/>
           </w:tcPr>
           <w:p>
             <w:pPr>
@@ -12282,14 +12157,14 @@
               <w:ind w:left="129"/>
               <w:textAlignment w:val="baseline"/>
               <w:rPr>
-                <w:rFonts w:ascii="宋体" w:hAnsi="宋体" w:eastAsia="宋体" w:cs="宋体"/>
+                <w:rFonts w:ascii="宋体" w:eastAsia="宋体" w:hAnsi="宋体" w:cs="宋体"/>
                 <w:sz w:val="20"/>
                 <w:szCs w:val="20"/>
               </w:rPr>
             </w:pPr>
             <w:r>
               <w:rPr>
-                <w:rFonts w:ascii="宋体" w:hAnsi="宋体" w:eastAsia="宋体" w:cs="宋体"/>
+                <w:rFonts w:ascii="宋体" w:eastAsia="宋体" w:hAnsi="宋体" w:cs="宋体"/>
                 <w:spacing w:val="-5"/>
                 <w:sz w:val="20"/>
                 <w:szCs w:val="20"/>
@@ -12301,7 +12176,6 @@
         <w:tc>
           <w:tcPr>
             <w:tcW w:w="3760" w:type="dxa"/>
-            <w:vAlign w:val="top"/>
           </w:tcPr>
           <w:p>
             <w:pPr>
@@ -12322,14 +12196,14 @@
               <w:ind w:left="115"/>
               <w:textAlignment w:val="baseline"/>
               <w:rPr>
-                <w:rFonts w:ascii="Calibri" w:hAnsi="Calibri" w:eastAsia="Calibri" w:cs="Calibri"/>
+                <w:rFonts w:ascii="Calibri" w:eastAsia="Calibri" w:hAnsi="Calibri" w:cs="Calibri"/>
                 <w:sz w:val="20"/>
                 <w:szCs w:val="20"/>
               </w:rPr>
             </w:pPr>
             <w:r>
               <w:rPr>
-                <w:rFonts w:ascii="宋体" w:hAnsi="宋体" w:eastAsia="宋体" w:cs="宋体"/>
+                <w:rFonts w:ascii="宋体" w:eastAsia="宋体" w:hAnsi="宋体" w:cs="宋体"/>
                 <w:spacing w:val="-1"/>
                 <w:position w:val="1"/>
                 <w:sz w:val="20"/>
@@ -12339,7 +12213,7 @@
             </w:r>
             <w:r>
               <w:rPr>
-                <w:rFonts w:ascii="Calibri" w:hAnsi="Calibri" w:eastAsia="Calibri" w:cs="Calibri"/>
+                <w:rFonts w:ascii="Calibri" w:eastAsia="Calibri" w:hAnsi="Calibri" w:cs="Calibri"/>
                 <w:spacing w:val="-1"/>
                 <w:position w:val="1"/>
                 <w:sz w:val="20"/>
@@ -12349,7 +12223,7 @@
             </w:r>
             <w:r>
               <w:rPr>
-                <w:rFonts w:ascii="宋体" w:hAnsi="宋体" w:eastAsia="宋体" w:cs="宋体"/>
+                <w:rFonts w:ascii="宋体" w:eastAsia="宋体" w:hAnsi="宋体" w:cs="宋体"/>
                 <w:spacing w:val="-1"/>
                 <w:position w:val="1"/>
                 <w:sz w:val="20"/>
@@ -12359,7 +12233,7 @@
             </w:r>
             <w:r>
               <w:rPr>
-                <w:rFonts w:ascii="Calibri" w:hAnsi="Calibri" w:eastAsia="Calibri" w:cs="Calibri"/>
+                <w:rFonts w:ascii="Calibri" w:eastAsia="Calibri" w:hAnsi="Calibri" w:cs="Calibri"/>
                 <w:spacing w:val="-1"/>
                 <w:position w:val="1"/>
                 <w:sz w:val="20"/>
@@ -12372,7 +12246,6 @@
         <w:tc>
           <w:tcPr>
             <w:tcW w:w="910" w:type="dxa"/>
-            <w:vAlign w:val="top"/>
           </w:tcPr>
           <w:p>
             <w:pPr>
@@ -12393,7 +12266,7 @@
               <w:ind w:left="115"/>
               <w:textAlignment w:val="baseline"/>
               <w:rPr>
-                <w:rFonts w:hint="default" w:ascii="宋体" w:hAnsi="宋体" w:eastAsia="宋体" w:cs="宋体"/>
+                <w:rFonts w:ascii="宋体" w:eastAsia="宋体" w:hAnsi="宋体" w:cs="宋体" w:hint="default"/>
                 <w:spacing w:val="-1"/>
                 <w:position w:val="1"/>
                 <w:sz w:val="20"/>
@@ -12403,7 +12276,7 @@
             </w:pPr>
             <w:r>
               <w:rPr>
-                <w:rFonts w:hint="eastAsia" w:ascii="宋体" w:hAnsi="宋体" w:cs="宋体"/>
+                <w:rFonts w:ascii="宋体" w:hAnsi="宋体" w:cs="宋体" w:hint="eastAsia"/>
                 <w:spacing w:val="-1"/>
                 <w:position w:val="1"/>
                 <w:sz w:val="20"/>
@@ -12417,7 +12290,6 @@
         <w:tc>
           <w:tcPr>
             <w:tcW w:w="910" w:type="dxa"/>
-            <w:vAlign w:val="top"/>
           </w:tcPr>
           <w:p>
             <w:pPr>
@@ -12438,7 +12310,7 @@
               <w:ind w:left="115"/>
               <w:textAlignment w:val="baseline"/>
               <w:rPr>
-                <w:rFonts w:hint="default" w:ascii="宋体" w:hAnsi="宋体" w:eastAsia="宋体" w:cs="宋体"/>
+                <w:rFonts w:ascii="宋体" w:eastAsia="宋体" w:hAnsi="宋体" w:cs="宋体" w:hint="default"/>
                 <w:spacing w:val="-1"/>
                 <w:position w:val="1"/>
                 <w:sz w:val="20"/>
@@ -12448,7 +12320,7 @@
             </w:pPr>
             <w:r>
               <w:rPr>
-                <w:rFonts w:hint="eastAsia" w:ascii="宋体" w:hAnsi="宋体" w:eastAsia="宋体" w:cs="宋体"/>
+                <w:rFonts w:ascii="宋体" w:eastAsia="宋体" w:hAnsi="宋体" w:cs="宋体" w:hint="eastAsia"/>
                 <w:spacing w:val="-1"/>
                 <w:position w:val="1"/>
                 <w:sz w:val="20"/>
@@ -12463,7 +12335,7 @@
     </w:tbl>
     <w:p>
       <w:pPr>
-        <w:pStyle w:val="12"/>
+        <w:pStyle w:val="BodyText"/>
         <w:keepNext w:val="0"/>
         <w:keepLines w:val="0"/>
         <w:pageBreakBefore w:val="0"/>
@@ -12483,45 +12355,20 @@
       <w:bookmarkEnd w:id="39"/>
     </w:p>
     <w:sectPr>
-      <w:footerReference r:id="rId10" w:type="default"/>
+      <w:footerReference w:type="default" r:id="rId10"/>
       <w:pgSz w:w="11906" w:h="16839"/>
       <w:pgMar w:top="1240" w:right="1623" w:bottom="1375" w:left="1785" w:header="0" w:footer="1211" w:gutter="0"/>
-      <w:cols w:space="720" w:num="1"/>
+      <w:cols w:num="1" w:space="720"/>
     </w:sectPr>
   </w:body>
 </w:document>
 </file>
 
-<file path=word/endnotes.xml><?xml version="1.0" encoding="utf-8"?>
-<w:endnotes xmlns:wpc="http://schemas.microsoft.com/office/word/2010/wordprocessingCanvas" xmlns:mc="http://schemas.openxmlformats.org/markup-compatibility/2006" xmlns:o="urn:schemas-microsoft-com:office:office" xmlns:r="http://schemas.openxmlformats.org/officeDocument/2006/relationships" xmlns:m="http://schemas.openxmlformats.org/officeDocument/2006/math" xmlns:v="urn:schemas-microsoft-com:vml" xmlns:wp14="http://schemas.microsoft.com/office/word/2010/wordprocessingDrawing" xmlns:wp="http://schemas.openxmlformats.org/drawingml/2006/wordprocessingDrawing" xmlns:w="http://schemas.openxmlformats.org/wordprocessingml/2006/main" xmlns:w14="http://schemas.microsoft.com/office/word/2010/wordml" xmlns:w15="http://schemas.microsoft.com/office/word/2012/wordml" xmlns:w10="urn:schemas-microsoft-com:office:word" xmlns:wpg="http://schemas.microsoft.com/office/word/2010/wordprocessingGroup" xmlns:wpi="http://schemas.microsoft.com/office/word/2010/wordprocessingInk" xmlns:wne="http://schemas.microsoft.com/office/word/2006/wordml" xmlns:wps="http://schemas.microsoft.com/office/word/2010/wordprocessingShape" xmlns:wpsCustomData="http://www.wps.cn/officeDocument/2013/wpsCustomData" mc:Ignorable="w14 w15 wp14">
-  <w:endnote w:type="separator" w:id="0">
-    <w:p>
-      <w:pPr>
-        <w:spacing w:line="240" w:lineRule="auto"/>
-      </w:pPr>
-      <w:r>
-        <w:separator/>
-      </w:r>
-    </w:p>
-  </w:endnote>
-  <w:endnote w:type="continuationSeparator" w:id="1">
-    <w:p>
-      <w:pPr>
-        <w:spacing w:line="240" w:lineRule="auto"/>
-      </w:pPr>
-      <w:r>
-        <w:continuationSeparator/>
-      </w:r>
-    </w:p>
-  </w:endnote>
-</w:endnotes>
-</file>
-
 <file path=word/footer1.xml><?xml version="1.0" encoding="utf-8"?>
-<w:ftr xmlns:wpc="http://schemas.microsoft.com/office/word/2010/wordprocessingCanvas" xmlns:mc="http://schemas.openxmlformats.org/markup-compatibility/2006" xmlns:o="urn:schemas-microsoft-com:office:office" xmlns:r="http://schemas.openxmlformats.org/officeDocument/2006/relationships" xmlns:m="http://schemas.openxmlformats.org/officeDocument/2006/math" xmlns:v="urn:schemas-microsoft-com:vml" xmlns:wp14="http://schemas.microsoft.com/office/word/2010/wordprocessingDrawing" xmlns:wp="http://schemas.openxmlformats.org/drawingml/2006/wordprocessingDrawing" xmlns:w10="urn:schemas-microsoft-com:office:word" xmlns:w="http://schemas.openxmlformats.org/wordprocessingml/2006/main" xmlns:w14="http://schemas.microsoft.com/office/word/2010/wordml" xmlns:w15="http://schemas.microsoft.com/office/word/2012/wordml" xmlns:wpg="http://schemas.microsoft.com/office/word/2010/wordprocessingGroup" xmlns:wpi="http://schemas.microsoft.com/office/word/2010/wordprocessingInk" xmlns:wne="http://schemas.microsoft.com/office/word/2006/wordml" xmlns:wps="http://schemas.microsoft.com/office/word/2010/wordprocessingShape" xmlns:wpsCustomData="http://www.wps.cn/officeDocument/2013/wpsCustomData" mc:Ignorable="w14 w15 wp14">
+<w:ftr xmlns:wpc="http://schemas.microsoft.com/office/word/2010/wordprocessingCanvas" xmlns:mc="http://schemas.openxmlformats.org/markup-compatibility/2006" xmlns:o="urn:schemas-microsoft-com:office:office" xmlns:r="http://schemas.openxmlformats.org/officeDocument/2006/relationships" xmlns:m="http://schemas.openxmlformats.org/officeDocument/2006/math" xmlns:v="urn:schemas-microsoft-com:vml" xmlns:wp14="http://schemas.microsoft.com/office/word/2010/wordprocessingDrawing" xmlns:wp="http://schemas.openxmlformats.org/drawingml/2006/wordprocessingDrawing" xmlns:w10="urn:schemas-microsoft-com:office:word" xmlns:w="http://schemas.openxmlformats.org/wordprocessingml/2006/main" xmlns:w14="http://schemas.microsoft.com/office/word/2010/wordml" xmlns:w15="http://schemas.microsoft.com/office/word/2012/wordml" xmlns:wne="http://schemas.microsoft.com/office/word/2006/wordml" xmlns:wpg="http://schemas.microsoft.com/office/word/2010/wordprocessingGroup" xmlns:wpi="http://schemas.microsoft.com/office/word/2010/wordprocessingInk" xmlns:wps="http://schemas.microsoft.com/office/word/2010/wordprocessingShape" mc:Ignorable="w14 w15 wp14">
   <w:p>
     <w:pPr>
-      <w:pStyle w:val="12"/>
+      <w:pStyle w:val="BodyText"/>
       <w:spacing w:line="63" w:lineRule="auto"/>
       <w:rPr>
         <w:sz w:val="2"/>
@@ -12532,20 +12379,20 @@
 </file>
 
 <file path=word/footer2.xml><?xml version="1.0" encoding="utf-8"?>
-<w:ftr xmlns:wpc="http://schemas.microsoft.com/office/word/2010/wordprocessingCanvas" xmlns:mc="http://schemas.openxmlformats.org/markup-compatibility/2006" xmlns:o="urn:schemas-microsoft-com:office:office" xmlns:r="http://schemas.openxmlformats.org/officeDocument/2006/relationships" xmlns:m="http://schemas.openxmlformats.org/officeDocument/2006/math" xmlns:v="urn:schemas-microsoft-com:vml" xmlns:wp14="http://schemas.microsoft.com/office/word/2010/wordprocessingDrawing" xmlns:wp="http://schemas.openxmlformats.org/drawingml/2006/wordprocessingDrawing" xmlns:w10="urn:schemas-microsoft-com:office:word" xmlns:w="http://schemas.openxmlformats.org/wordprocessingml/2006/main" xmlns:w14="http://schemas.microsoft.com/office/word/2010/wordml" xmlns:w15="http://schemas.microsoft.com/office/word/2012/wordml" xmlns:wpg="http://schemas.microsoft.com/office/word/2010/wordprocessingGroup" xmlns:wpi="http://schemas.microsoft.com/office/word/2010/wordprocessingInk" xmlns:wne="http://schemas.microsoft.com/office/word/2006/wordml" xmlns:wps="http://schemas.microsoft.com/office/word/2010/wordprocessingShape" xmlns:wpsCustomData="http://www.wps.cn/officeDocument/2013/wpsCustomData" mc:Ignorable="w14 w15 wp14">
+<w:ftr xmlns:wpc="http://schemas.microsoft.com/office/word/2010/wordprocessingCanvas" xmlns:mc="http://schemas.openxmlformats.org/markup-compatibility/2006" xmlns:o="urn:schemas-microsoft-com:office:office" xmlns:r="http://schemas.openxmlformats.org/officeDocument/2006/relationships" xmlns:m="http://schemas.openxmlformats.org/officeDocument/2006/math" xmlns:v="urn:schemas-microsoft-com:vml" xmlns:wp14="http://schemas.microsoft.com/office/word/2010/wordprocessingDrawing" xmlns:wp="http://schemas.openxmlformats.org/drawingml/2006/wordprocessingDrawing" xmlns:w10="urn:schemas-microsoft-com:office:word" xmlns:w="http://schemas.openxmlformats.org/wordprocessingml/2006/main" xmlns:w14="http://schemas.microsoft.com/office/word/2010/wordml" xmlns:w15="http://schemas.microsoft.com/office/word/2012/wordml" xmlns:wne="http://schemas.microsoft.com/office/word/2006/wordml" xmlns:wpg="http://schemas.microsoft.com/office/word/2010/wordprocessingGroup" xmlns:wpi="http://schemas.microsoft.com/office/word/2010/wordprocessingInk" xmlns:wps="http://schemas.microsoft.com/office/word/2010/wordprocessingShape" mc:Ignorable="w14 w15 wp14">
   <w:p>
     <w:pPr>
       <w:spacing w:line="167" w:lineRule="auto"/>
       <w:ind w:left="4131"/>
       <w:rPr>
-        <w:rFonts w:ascii="Calibri" w:hAnsi="Calibri" w:eastAsia="Calibri" w:cs="Calibri"/>
+        <w:rFonts w:ascii="Calibri" w:eastAsia="Calibri" w:hAnsi="Calibri" w:cs="Calibri"/>
         <w:sz w:val="18"/>
         <w:szCs w:val="18"/>
       </w:rPr>
     </w:pPr>
     <w:r>
       <w:rPr>
-        <w:rFonts w:ascii="Calibri" w:hAnsi="Calibri" w:eastAsia="Calibri" w:cs="Calibri"/>
+        <w:rFonts w:ascii="Calibri" w:eastAsia="Calibri" w:hAnsi="Calibri" w:cs="Calibri"/>
         <w:sz w:val="18"/>
         <w:szCs w:val="18"/>
       </w:rPr>
@@ -12556,20 +12403,20 @@
 </file>
 
 <file path=word/footer3.xml><?xml version="1.0" encoding="utf-8"?>
-<w:ftr xmlns:wpc="http://schemas.microsoft.com/office/word/2010/wordprocessingCanvas" xmlns:mc="http://schemas.openxmlformats.org/markup-compatibility/2006" xmlns:o="urn:schemas-microsoft-com:office:office" xmlns:r="http://schemas.openxmlformats.org/officeDocument/2006/relationships" xmlns:m="http://schemas.openxmlformats.org/officeDocument/2006/math" xmlns:v="urn:schemas-microsoft-com:vml" xmlns:wp14="http://schemas.microsoft.com/office/word/2010/wordprocessingDrawing" xmlns:wp="http://schemas.openxmlformats.org/drawingml/2006/wordprocessingDrawing" xmlns:w10="urn:schemas-microsoft-com:office:word" xmlns:w="http://schemas.openxmlformats.org/wordprocessingml/2006/main" xmlns:w14="http://schemas.microsoft.com/office/word/2010/wordml" xmlns:w15="http://schemas.microsoft.com/office/word/2012/wordml" xmlns:wpg="http://schemas.microsoft.com/office/word/2010/wordprocessingGroup" xmlns:wpi="http://schemas.microsoft.com/office/word/2010/wordprocessingInk" xmlns:wne="http://schemas.microsoft.com/office/word/2006/wordml" xmlns:wps="http://schemas.microsoft.com/office/word/2010/wordprocessingShape" xmlns:wpsCustomData="http://www.wps.cn/officeDocument/2013/wpsCustomData" mc:Ignorable="w14 w15 wp14">
+<w:ftr xmlns:wpc="http://schemas.microsoft.com/office/word/2010/wordprocessingCanvas" xmlns:mc="http://schemas.openxmlformats.org/markup-compatibility/2006" xmlns:o="urn:schemas-microsoft-com:office:office" xmlns:r="http://schemas.openxmlformats.org/officeDocument/2006/relationships" xmlns:m="http://schemas.openxmlformats.org/officeDocument/2006/math" xmlns:v="urn:schemas-microsoft-com:vml" xmlns:wp14="http://schemas.microsoft.com/office/word/2010/wordprocessingDrawing" xmlns:wp="http://schemas.openxmlformats.org/drawingml/2006/wordprocessingDrawing" xmlns:w10="urn:schemas-microsoft-com:office:word" xmlns:w="http://schemas.openxmlformats.org/wordprocessingml/2006/main" xmlns:w14="http://schemas.microsoft.com/office/word/2010/wordml" xmlns:w15="http://schemas.microsoft.com/office/word/2012/wordml" xmlns:wne="http://schemas.microsoft.com/office/word/2006/wordml" xmlns:wpg="http://schemas.microsoft.com/office/word/2010/wordprocessingGroup" xmlns:wpi="http://schemas.microsoft.com/office/word/2010/wordprocessingInk" xmlns:wps="http://schemas.microsoft.com/office/word/2010/wordprocessingShape" mc:Ignorable="w14 w15 wp14">
   <w:p>
     <w:pPr>
       <w:spacing w:line="167" w:lineRule="auto"/>
       <w:ind w:left="4211"/>
       <w:rPr>
-        <w:rFonts w:ascii="Calibri" w:hAnsi="Calibri" w:eastAsia="Calibri" w:cs="Calibri"/>
+        <w:rFonts w:ascii="Calibri" w:eastAsia="Calibri" w:hAnsi="Calibri" w:cs="Calibri"/>
         <w:sz w:val="18"/>
         <w:szCs w:val="18"/>
       </w:rPr>
     </w:pPr>
     <w:r>
       <w:rPr>
-        <w:rFonts w:ascii="Calibri" w:hAnsi="Calibri" w:eastAsia="Calibri" w:cs="Calibri"/>
+        <w:rFonts w:ascii="Calibri" w:eastAsia="Calibri" w:hAnsi="Calibri" w:cs="Calibri"/>
         <w:sz w:val="18"/>
         <w:szCs w:val="18"/>
       </w:rPr>
@@ -12580,20 +12427,20 @@
 </file>
 
 <file path=word/footer4.xml><?xml version="1.0" encoding="utf-8"?>
-<w:ftr xmlns:wpc="http://schemas.microsoft.com/office/word/2010/wordprocessingCanvas" xmlns:mc="http://schemas.openxmlformats.org/markup-compatibility/2006" xmlns:o="urn:schemas-microsoft-com:office:office" xmlns:r="http://schemas.openxmlformats.org/officeDocument/2006/relationships" xmlns:m="http://schemas.openxmlformats.org/officeDocument/2006/math" xmlns:v="urn:schemas-microsoft-com:vml" xmlns:wp14="http://schemas.microsoft.com/office/word/2010/wordprocessingDrawing" xmlns:wp="http://schemas.openxmlformats.org/drawingml/2006/wordprocessingDrawing" xmlns:w10="urn:schemas-microsoft-com:office:word" xmlns:w="http://schemas.openxmlformats.org/wordprocessingml/2006/main" xmlns:w14="http://schemas.microsoft.com/office/word/2010/wordml" xmlns:w15="http://schemas.microsoft.com/office/word/2012/wordml" xmlns:wpg="http://schemas.microsoft.com/office/word/2010/wordprocessingGroup" xmlns:wpi="http://schemas.microsoft.com/office/word/2010/wordprocessingInk" xmlns:wne="http://schemas.microsoft.com/office/word/2006/wordml" xmlns:wps="http://schemas.microsoft.com/office/word/2010/wordprocessingShape" xmlns:wpsCustomData="http://www.wps.cn/officeDocument/2013/wpsCustomData" mc:Ignorable="w14 w15 wp14">
+<w:ftr xmlns:wpc="http://schemas.microsoft.com/office/word/2010/wordprocessingCanvas" xmlns:mc="http://schemas.openxmlformats.org/markup-compatibility/2006" xmlns:o="urn:schemas-microsoft-com:office:office" xmlns:r="http://schemas.openxmlformats.org/officeDocument/2006/relationships" xmlns:m="http://schemas.openxmlformats.org/officeDocument/2006/math" xmlns:v="urn:schemas-microsoft-com:vml" xmlns:wp14="http://schemas.microsoft.com/office/word/2010/wordprocessingDrawing" xmlns:wp="http://schemas.openxmlformats.org/drawingml/2006/wordprocessingDrawing" xmlns:w10="urn:schemas-microsoft-com:office:word" xmlns:w="http://schemas.openxmlformats.org/wordprocessingml/2006/main" xmlns:w14="http://schemas.microsoft.com/office/word/2010/wordml" xmlns:w15="http://schemas.microsoft.com/office/word/2012/wordml" xmlns:wne="http://schemas.microsoft.com/office/word/2006/wordml" xmlns:wpg="http://schemas.microsoft.com/office/word/2010/wordprocessingGroup" xmlns:wpi="http://schemas.microsoft.com/office/word/2010/wordprocessingInk" xmlns:wps="http://schemas.microsoft.com/office/word/2010/wordprocessingShape" mc:Ignorable="w14 w15 wp14">
   <w:p>
     <w:pPr>
       <w:spacing w:line="167" w:lineRule="auto"/>
       <w:ind w:left="4091"/>
       <w:rPr>
-        <w:rFonts w:ascii="Calibri" w:hAnsi="Calibri" w:eastAsia="Calibri" w:cs="Calibri"/>
+        <w:rFonts w:ascii="Calibri" w:eastAsia="Calibri" w:hAnsi="Calibri" w:cs="Calibri"/>
         <w:sz w:val="18"/>
         <w:szCs w:val="18"/>
       </w:rPr>
     </w:pPr>
     <w:r>
       <w:rPr>
-        <w:rFonts w:ascii="Calibri" w:hAnsi="Calibri" w:eastAsia="Calibri" w:cs="Calibri"/>
+        <w:rFonts w:ascii="Calibri" w:eastAsia="Calibri" w:hAnsi="Calibri" w:cs="Calibri"/>
         <w:spacing w:val="-4"/>
         <w:sz w:val="18"/>
         <w:szCs w:val="18"/>
@@ -12604,38 +12451,13 @@
 </w:ftr>
 </file>
 
-<file path=word/footnotes.xml><?xml version="1.0" encoding="utf-8"?>
-<w:footnotes xmlns:wpc="http://schemas.microsoft.com/office/word/2010/wordprocessingCanvas" xmlns:mc="http://schemas.openxmlformats.org/markup-compatibility/2006" xmlns:o="urn:schemas-microsoft-com:office:office" xmlns:r="http://schemas.openxmlformats.org/officeDocument/2006/relationships" xmlns:m="http://schemas.openxmlformats.org/officeDocument/2006/math" xmlns:v="urn:schemas-microsoft-com:vml" xmlns:wp14="http://schemas.microsoft.com/office/word/2010/wordprocessingDrawing" xmlns:wp="http://schemas.openxmlformats.org/drawingml/2006/wordprocessingDrawing" xmlns:w="http://schemas.openxmlformats.org/wordprocessingml/2006/main" xmlns:w14="http://schemas.microsoft.com/office/word/2010/wordml" xmlns:w15="http://schemas.microsoft.com/office/word/2012/wordml" xmlns:w10="urn:schemas-microsoft-com:office:word" xmlns:wpg="http://schemas.microsoft.com/office/word/2010/wordprocessingGroup" xmlns:wpi="http://schemas.microsoft.com/office/word/2010/wordprocessingInk" xmlns:wne="http://schemas.microsoft.com/office/word/2006/wordml" xmlns:wps="http://schemas.microsoft.com/office/word/2010/wordprocessingShape" xmlns:wpsCustomData="http://www.wps.cn/officeDocument/2013/wpsCustomData" mc:Ignorable="w14 w15 wp14">
-  <w:footnote w:type="separator" w:id="0">
-    <w:p>
-      <w:pPr>
-        <w:spacing w:line="360" w:lineRule="auto"/>
-      </w:pPr>
-      <w:r>
-        <w:separator/>
-      </w:r>
-    </w:p>
-  </w:footnote>
-  <w:footnote w:type="continuationSeparator" w:id="1">
-    <w:p>
-      <w:pPr>
-        <w:spacing w:line="360" w:lineRule="auto"/>
-      </w:pPr>
-      <w:r>
-        <w:continuationSeparator/>
-      </w:r>
-    </w:p>
-  </w:footnote>
-</w:footnotes>
-</file>
-
 <file path=word/header1.xml><?xml version="1.0" encoding="utf-8"?>
-<w:hdr xmlns:wpc="http://schemas.microsoft.com/office/word/2010/wordprocessingCanvas" xmlns:mc="http://schemas.openxmlformats.org/markup-compatibility/2006" xmlns:o="urn:schemas-microsoft-com:office:office" xmlns:r="http://schemas.openxmlformats.org/officeDocument/2006/relationships" xmlns:m="http://schemas.openxmlformats.org/officeDocument/2006/math" xmlns:v="urn:schemas-microsoft-com:vml" xmlns:wp14="http://schemas.microsoft.com/office/word/2010/wordprocessingDrawing" xmlns:wp="http://schemas.openxmlformats.org/drawingml/2006/wordprocessingDrawing" xmlns:w10="urn:schemas-microsoft-com:office:word" xmlns:w="http://schemas.openxmlformats.org/wordprocessingml/2006/main" xmlns:w14="http://schemas.microsoft.com/office/word/2010/wordml" xmlns:w15="http://schemas.microsoft.com/office/word/2012/wordml" xmlns:wpg="http://schemas.microsoft.com/office/word/2010/wordprocessingGroup" xmlns:wpi="http://schemas.microsoft.com/office/word/2010/wordprocessingInk" xmlns:wne="http://schemas.microsoft.com/office/word/2006/wordml" xmlns:wps="http://schemas.microsoft.com/office/word/2010/wordprocessingShape" xmlns:wpsCustomData="http://www.wps.cn/officeDocument/2013/wpsCustomData" mc:Ignorable="w14 w15 wp14">
+<w:hdr xmlns:wpc="http://schemas.microsoft.com/office/word/2010/wordprocessingCanvas" xmlns:mc="http://schemas.openxmlformats.org/markup-compatibility/2006" xmlns:o="urn:schemas-microsoft-com:office:office" xmlns:r="http://schemas.openxmlformats.org/officeDocument/2006/relationships" xmlns:m="http://schemas.openxmlformats.org/officeDocument/2006/math" xmlns:v="urn:schemas-microsoft-com:vml" xmlns:wp14="http://schemas.microsoft.com/office/word/2010/wordprocessingDrawing" xmlns:wp="http://schemas.openxmlformats.org/drawingml/2006/wordprocessingDrawing" xmlns:w10="urn:schemas-microsoft-com:office:word" xmlns:w="http://schemas.openxmlformats.org/wordprocessingml/2006/main" xmlns:w14="http://schemas.microsoft.com/office/word/2010/wordml" xmlns:w15="http://schemas.microsoft.com/office/word/2012/wordml" xmlns:wne="http://schemas.microsoft.com/office/word/2006/wordml" xmlns:wpg="http://schemas.microsoft.com/office/word/2010/wordprocessingGroup" xmlns:wpi="http://schemas.microsoft.com/office/word/2010/wordprocessingInk" xmlns:wps="http://schemas.microsoft.com/office/word/2010/wordprocessingShape" mc:Ignorable="w14 w15 wp14">
   <w:p>
     <w:pPr>
-      <w:pStyle w:val="12"/>
+      <w:pStyle w:val="BodyText"/>
       <w:pBdr>
-        <w:bottom w:val="none" w:color="auto" w:sz="0" w:space="0"/>
+        <w:bottom w:val="nil"/>
       </w:pBdr>
       <w:spacing w:line="52" w:lineRule="auto"/>
       <w:rPr>
@@ -12647,10 +12469,10 @@
 </file>
 
 <file path=word/header2.xml><?xml version="1.0" encoding="utf-8"?>
-<w:hdr xmlns:wpc="http://schemas.microsoft.com/office/word/2010/wordprocessingCanvas" xmlns:mc="http://schemas.openxmlformats.org/markup-compatibility/2006" xmlns:o="urn:schemas-microsoft-com:office:office" xmlns:r="http://schemas.openxmlformats.org/officeDocument/2006/relationships" xmlns:m="http://schemas.openxmlformats.org/officeDocument/2006/math" xmlns:v="urn:schemas-microsoft-com:vml" xmlns:wp14="http://schemas.microsoft.com/office/word/2010/wordprocessingDrawing" xmlns:wp="http://schemas.openxmlformats.org/drawingml/2006/wordprocessingDrawing" xmlns:w10="urn:schemas-microsoft-com:office:word" xmlns:w="http://schemas.openxmlformats.org/wordprocessingml/2006/main" xmlns:w14="http://schemas.microsoft.com/office/word/2010/wordml" xmlns:w15="http://schemas.microsoft.com/office/word/2012/wordml" xmlns:wpg="http://schemas.microsoft.com/office/word/2010/wordprocessingGroup" xmlns:wpi="http://schemas.microsoft.com/office/word/2010/wordprocessingInk" xmlns:wne="http://schemas.microsoft.com/office/word/2006/wordml" xmlns:wps="http://schemas.microsoft.com/office/word/2010/wordprocessingShape" xmlns:wpsCustomData="http://www.wps.cn/officeDocument/2013/wpsCustomData" mc:Ignorable="w14 w15 wp14">
+<w:hdr xmlns:wpc="http://schemas.microsoft.com/office/word/2010/wordprocessingCanvas" xmlns:mc="http://schemas.openxmlformats.org/markup-compatibility/2006" xmlns:o="urn:schemas-microsoft-com:office:office" xmlns:r="http://schemas.openxmlformats.org/officeDocument/2006/relationships" xmlns:m="http://schemas.openxmlformats.org/officeDocument/2006/math" xmlns:v="urn:schemas-microsoft-com:vml" xmlns:wp14="http://schemas.microsoft.com/office/word/2010/wordprocessingDrawing" xmlns:wp="http://schemas.openxmlformats.org/drawingml/2006/wordprocessingDrawing" xmlns:w10="urn:schemas-microsoft-com:office:word" xmlns:w="http://schemas.openxmlformats.org/wordprocessingml/2006/main" xmlns:w14="http://schemas.microsoft.com/office/word/2010/wordml" xmlns:w15="http://schemas.microsoft.com/office/word/2012/wordml" xmlns:wne="http://schemas.microsoft.com/office/word/2006/wordml" xmlns:wpg="http://schemas.microsoft.com/office/word/2010/wordprocessingGroup" xmlns:wpi="http://schemas.microsoft.com/office/word/2010/wordprocessingInk" xmlns:wps="http://schemas.microsoft.com/office/word/2010/wordprocessingShape" mc:Ignorable="w14 w15 wp14">
   <w:p>
     <w:pPr>
-      <w:pStyle w:val="12"/>
+      <w:pStyle w:val="BodyText"/>
       <w:spacing w:line="14" w:lineRule="auto"/>
       <w:rPr>
         <w:sz w:val="2"/>
@@ -12661,15 +12483,15 @@
 </file>
 
 <file path=word/numbering.xml><?xml version="1.0" encoding="utf-8"?>
-<w:numbering xmlns:wpc="http://schemas.microsoft.com/office/word/2010/wordprocessingCanvas" xmlns:mc="http://schemas.openxmlformats.org/markup-compatibility/2006" xmlns:o="urn:schemas-microsoft-com:office:office" xmlns:r="http://schemas.openxmlformats.org/officeDocument/2006/relationships" xmlns:m="http://schemas.openxmlformats.org/officeDocument/2006/math" xmlns:v="urn:schemas-microsoft-com:vml" xmlns:wp14="http://schemas.microsoft.com/office/word/2010/wordprocessingDrawing" xmlns:wp="http://schemas.openxmlformats.org/drawingml/2006/wordprocessingDrawing" xmlns:w10="urn:schemas-microsoft-com:office:word" xmlns:w="http://schemas.openxmlformats.org/wordprocessingml/2006/main" xmlns:w14="http://schemas.microsoft.com/office/word/2010/wordml" xmlns:wpg="http://schemas.microsoft.com/office/word/2010/wordprocessingGroup" xmlns:wpi="http://schemas.microsoft.com/office/word/2010/wordprocessingInk" xmlns:wne="http://schemas.microsoft.com/office/word/2006/wordml" xmlns:wps="http://schemas.microsoft.com/office/word/2010/wordprocessingShape" xmlns:wpsCustomData="http://www.wps.cn/officeDocument/2013/wpsCustomData" mc:Ignorable="w14 wp14">
+<w:numbering xmlns:wpc="http://schemas.microsoft.com/office/word/2010/wordprocessingCanvas" xmlns:mc="http://schemas.openxmlformats.org/markup-compatibility/2006" xmlns:o="urn:schemas-microsoft-com:office:office" xmlns:r="http://schemas.openxmlformats.org/officeDocument/2006/relationships" xmlns:m="http://schemas.openxmlformats.org/officeDocument/2006/math" xmlns:v="urn:schemas-microsoft-com:vml" xmlns:wp14="http://schemas.microsoft.com/office/word/2010/wordprocessingDrawing" xmlns:wp="http://schemas.openxmlformats.org/drawingml/2006/wordprocessingDrawing" xmlns:w10="urn:schemas-microsoft-com:office:word" xmlns:w="http://schemas.openxmlformats.org/wordprocessingml/2006/main" xmlns:w14="http://schemas.microsoft.com/office/word/2010/wordml" xmlns:w15="http://schemas.microsoft.com/office/word/2012/wordml" xmlns:wne="http://schemas.microsoft.com/office/word/2006/wordml" xmlns:wpg="http://schemas.microsoft.com/office/word/2010/wordprocessingGroup" xmlns:wpi="http://schemas.microsoft.com/office/word/2010/wordprocessingInk" xmlns:wps="http://schemas.microsoft.com/office/word/2010/wordprocessingShape" mc:Ignorable="w14 w15 wp14">
   <w:abstractNum w:abstractNumId="0">
     <w:nsid w:val="8E964DCE"/>
     <w:multiLevelType w:val="multilevel"/>
     <w:tmpl w:val="8E964DCE"/>
-    <w:lvl w:ilvl="0" w:tentative="0">
+    <w:lvl w:ilvl="0">
       <w:start w:val="1"/>
       <w:numFmt w:val="decimal"/>
-      <w:pStyle w:val="2"/>
+      <w:pStyle w:val="Heading1"/>
       <w:lvlText w:val="%1."/>
       <w:lvlJc w:val="left"/>
       <w:pPr>
@@ -12679,10 +12501,10 @@
         <w:rFonts w:hint="default"/>
       </w:rPr>
     </w:lvl>
-    <w:lvl w:ilvl="1" w:tentative="0">
+    <w:lvl w:ilvl="1">
       <w:start w:val="1"/>
       <w:numFmt w:val="decimal"/>
-      <w:pStyle w:val="3"/>
+      <w:pStyle w:val="Heading2"/>
       <w:lvlText w:val="%1.%2."/>
       <w:lvlJc w:val="left"/>
       <w:pPr>
@@ -12692,10 +12514,10 @@
         <w:rFonts w:hint="default"/>
       </w:rPr>
     </w:lvl>
-    <w:lvl w:ilvl="2" w:tentative="0">
+    <w:lvl w:ilvl="2">
       <w:start w:val="1"/>
       <w:numFmt w:val="decimal"/>
-      <w:pStyle w:val="4"/>
+      <w:pStyle w:val="Heading3"/>
       <w:lvlText w:val="%1.%2.%3."/>
       <w:lvlJc w:val="left"/>
       <w:pPr>
@@ -12705,10 +12527,10 @@
         <w:rFonts w:hint="default"/>
       </w:rPr>
     </w:lvl>
-    <w:lvl w:ilvl="3" w:tentative="0">
+    <w:lvl w:ilvl="3">
       <w:start w:val="1"/>
       <w:numFmt w:val="decimal"/>
-      <w:pStyle w:val="5"/>
+      <w:pStyle w:val="Heading4"/>
       <w:lvlText w:val="%1.%2.%3.%4."/>
       <w:lvlJc w:val="left"/>
       <w:pPr>
@@ -12718,10 +12540,10 @@
         <w:rFonts w:hint="default"/>
       </w:rPr>
     </w:lvl>
-    <w:lvl w:ilvl="4" w:tentative="0">
+    <w:lvl w:ilvl="4">
       <w:start w:val="1"/>
       <w:numFmt w:val="decimal"/>
-      <w:pStyle w:val="6"/>
+      <w:pStyle w:val="Heading5"/>
       <w:lvlText w:val="%1.%2.%3.%4.%5."/>
       <w:lvlJc w:val="left"/>
       <w:pPr>
@@ -12731,10 +12553,10 @@
         <w:rFonts w:hint="default"/>
       </w:rPr>
     </w:lvl>
-    <w:lvl w:ilvl="5" w:tentative="0">
+    <w:lvl w:ilvl="5">
       <w:start w:val="1"/>
       <w:numFmt w:val="decimal"/>
-      <w:pStyle w:val="7"/>
+      <w:pStyle w:val="Heading6"/>
       <w:lvlText w:val="%1.%2.%3.%4.%5.%6."/>
       <w:lvlJc w:val="left"/>
       <w:pPr>
@@ -12744,10 +12566,10 @@
         <w:rFonts w:hint="default"/>
       </w:rPr>
     </w:lvl>
-    <w:lvl w:ilvl="6" w:tentative="0">
+    <w:lvl w:ilvl="6">
       <w:start w:val="1"/>
       <w:numFmt w:val="decimal"/>
-      <w:pStyle w:val="8"/>
+      <w:pStyle w:val="Heading7"/>
       <w:lvlText w:val="%1.%2.%3.%4.%5.%6.%7."/>
       <w:lvlJc w:val="left"/>
       <w:pPr>
@@ -12757,10 +12579,10 @@
         <w:rFonts w:hint="default"/>
       </w:rPr>
     </w:lvl>
-    <w:lvl w:ilvl="7" w:tentative="0">
+    <w:lvl w:ilvl="7">
       <w:start w:val="1"/>
       <w:numFmt w:val="decimal"/>
-      <w:pStyle w:val="9"/>
+      <w:pStyle w:val="Heading8"/>
       <w:lvlText w:val="%1.%2.%3.%4.%5.%6.%7.%8."/>
       <w:lvlJc w:val="left"/>
       <w:pPr>
@@ -12770,10 +12592,10 @@
         <w:rFonts w:hint="default"/>
       </w:rPr>
     </w:lvl>
-    <w:lvl w:ilvl="8" w:tentative="0">
+    <w:lvl w:ilvl="8">
       <w:start w:val="1"/>
       <w:numFmt w:val="decimal"/>
-      <w:pStyle w:val="10"/>
+      <w:pStyle w:val="Heading9"/>
       <w:lvlText w:val="%1.%2.%3.%4.%5.%6.%7.%8.%9."/>
       <w:lvlJc w:val="left"/>
       <w:pPr>
@@ -12788,7 +12610,7 @@
     <w:nsid w:val="947BC6C5"/>
     <w:multiLevelType w:val="singleLevel"/>
     <w:tmpl w:val="947BC6C5"/>
-    <w:lvl w:ilvl="0" w:tentative="0">
+    <w:lvl w:ilvl="0">
       <w:start w:val="1"/>
       <w:numFmt w:val="decimal"/>
       <w:lvlText w:val="%1."/>
@@ -12805,7 +12627,7 @@
     <w:nsid w:val="B19DA87E"/>
     <w:multiLevelType w:val="singleLevel"/>
     <w:tmpl w:val="B19DA87E"/>
-    <w:lvl w:ilvl="0" w:tentative="0">
+    <w:lvl w:ilvl="0">
       <w:start w:val="1"/>
       <w:numFmt w:val="decimal"/>
       <w:lvlText w:val="%1."/>
@@ -12822,7 +12644,7 @@
     <w:nsid w:val="B9BCFC93"/>
     <w:multiLevelType w:val="singleLevel"/>
     <w:tmpl w:val="B9BCFC93"/>
-    <w:lvl w:ilvl="0" w:tentative="0">
+    <w:lvl w:ilvl="0">
       <w:start w:val="1"/>
       <w:numFmt w:val="decimal"/>
       <w:lvlText w:val="%1."/>
@@ -12839,7 +12661,7 @@
     <w:nsid w:val="BBCBAE40"/>
     <w:multiLevelType w:val="singleLevel"/>
     <w:tmpl w:val="BBCBAE40"/>
-    <w:lvl w:ilvl="0" w:tentative="0">
+    <w:lvl w:ilvl="0">
       <w:start w:val="1"/>
       <w:numFmt w:val="decimal"/>
       <w:lvlText w:val="%1."/>
@@ -12856,7 +12678,7 @@
     <w:nsid w:val="BDA3ADCE"/>
     <w:multiLevelType w:val="singleLevel"/>
     <w:tmpl w:val="BDA3ADCE"/>
-    <w:lvl w:ilvl="0" w:tentative="0">
+    <w:lvl w:ilvl="0">
       <w:start w:val="1"/>
       <w:numFmt w:val="decimal"/>
       <w:lvlText w:val="%1."/>
@@ -12873,7 +12695,7 @@
     <w:nsid w:val="C290FE7C"/>
     <w:multiLevelType w:val="singleLevel"/>
     <w:tmpl w:val="C290FE7C"/>
-    <w:lvl w:ilvl="0" w:tentative="0">
+    <w:lvl w:ilvl="0">
       <w:start w:val="1"/>
       <w:numFmt w:val="decimal"/>
       <w:lvlText w:val="%1."/>
@@ -12890,7 +12712,7 @@
     <w:nsid w:val="CAB29F3F"/>
     <w:multiLevelType w:val="singleLevel"/>
     <w:tmpl w:val="CAB29F3F"/>
-    <w:lvl w:ilvl="0" w:tentative="0">
+    <w:lvl w:ilvl="0">
       <w:start w:val="1"/>
       <w:numFmt w:val="decimal"/>
       <w:lvlText w:val="%1."/>
@@ -12907,7 +12729,7 @@
     <w:nsid w:val="D1310596"/>
     <w:multiLevelType w:val="singleLevel"/>
     <w:tmpl w:val="D1310596"/>
-    <w:lvl w:ilvl="0" w:tentative="0">
+    <w:lvl w:ilvl="0">
       <w:start w:val="1"/>
       <w:numFmt w:val="decimal"/>
       <w:lvlText w:val="%1."/>
@@ -12924,7 +12746,7 @@
     <w:nsid w:val="F05103D0"/>
     <w:multiLevelType w:val="singleLevel"/>
     <w:tmpl w:val="F05103D0"/>
-    <w:lvl w:ilvl="0" w:tentative="0">
+    <w:lvl w:ilvl="0">
       <w:start w:val="1"/>
       <w:numFmt w:val="decimal"/>
       <w:lvlText w:val="%1."/>
@@ -12941,7 +12763,7 @@
     <w:nsid w:val="1CE71D31"/>
     <w:multiLevelType w:val="singleLevel"/>
     <w:tmpl w:val="1CE71D31"/>
-    <w:lvl w:ilvl="0" w:tentative="0">
+    <w:lvl w:ilvl="0">
       <w:start w:val="1"/>
       <w:numFmt w:val="decimal"/>
       <w:lvlText w:val="%1."/>
@@ -12958,7 +12780,7 @@
     <w:nsid w:val="30E73D3E"/>
     <w:multiLevelType w:val="singleLevel"/>
     <w:tmpl w:val="30E73D3E"/>
-    <w:lvl w:ilvl="0" w:tentative="0">
+    <w:lvl w:ilvl="0">
       <w:start w:val="1"/>
       <w:numFmt w:val="decimal"/>
       <w:lvlText w:val="%1."/>
@@ -12975,7 +12797,7 @@
     <w:nsid w:val="3C710C8D"/>
     <w:multiLevelType w:val="singleLevel"/>
     <w:tmpl w:val="3C710C8D"/>
-    <w:lvl w:ilvl="0" w:tentative="0">
+    <w:lvl w:ilvl="0">
       <w:start w:val="1"/>
       <w:numFmt w:val="decimal"/>
       <w:lvlText w:val="%1."/>
@@ -12992,7 +12814,7 @@
     <w:nsid w:val="3E3F3147"/>
     <w:multiLevelType w:val="singleLevel"/>
     <w:tmpl w:val="3E3F3147"/>
-    <w:lvl w:ilvl="0" w:tentative="0">
+    <w:lvl w:ilvl="0">
       <w:start w:val="1"/>
       <w:numFmt w:val="decimal"/>
       <w:lvlText w:val="%1."/>
@@ -13009,7 +12831,7 @@
     <w:nsid w:val="3EBEA2F2"/>
     <w:multiLevelType w:val="singleLevel"/>
     <w:tmpl w:val="3EBEA2F2"/>
-    <w:lvl w:ilvl="0" w:tentative="0">
+    <w:lvl w:ilvl="0">
       <w:start w:val="1"/>
       <w:numFmt w:val="decimal"/>
       <w:lvlText w:val="%1."/>
@@ -13026,7 +12848,7 @@
     <w:nsid w:val="4505722F"/>
     <w:multiLevelType w:val="singleLevel"/>
     <w:tmpl w:val="4505722F"/>
-    <w:lvl w:ilvl="0" w:tentative="0">
+    <w:lvl w:ilvl="0">
       <w:start w:val="1"/>
       <w:numFmt w:val="decimal"/>
       <w:lvlText w:val="%1."/>
@@ -13043,7 +12865,7 @@
     <w:nsid w:val="458BFBE1"/>
     <w:multiLevelType w:val="singleLevel"/>
     <w:tmpl w:val="458BFBE1"/>
-    <w:lvl w:ilvl="0" w:tentative="0">
+    <w:lvl w:ilvl="0">
       <w:start w:val="1"/>
       <w:numFmt w:val="decimal"/>
       <w:lvlText w:val="%1."/>
@@ -13060,7 +12882,7 @@
     <w:nsid w:val="4D3E8EE5"/>
     <w:multiLevelType w:val="singleLevel"/>
     <w:tmpl w:val="4D3E8EE5"/>
-    <w:lvl w:ilvl="0" w:tentative="0">
+    <w:lvl w:ilvl="0">
       <w:start w:val="1"/>
       <w:numFmt w:val="decimal"/>
       <w:lvlText w:val="%1."/>
@@ -13077,7 +12899,7 @@
     <w:nsid w:val="4FE3ECF9"/>
     <w:multiLevelType w:val="singleLevel"/>
     <w:tmpl w:val="4FE3ECF9"/>
-    <w:lvl w:ilvl="0" w:tentative="0">
+    <w:lvl w:ilvl="0">
       <w:start w:val="1"/>
       <w:numFmt w:val="decimal"/>
       <w:lvlText w:val="%1."/>
@@ -13094,7 +12916,7 @@
     <w:nsid w:val="50897654"/>
     <w:multiLevelType w:val="singleLevel"/>
     <w:tmpl w:val="50897654"/>
-    <w:lvl w:ilvl="0" w:tentative="0">
+    <w:lvl w:ilvl="0">
       <w:start w:val="1"/>
       <w:numFmt w:val="decimal"/>
       <w:lvlText w:val="%1."/>
@@ -13111,7 +12933,7 @@
     <w:nsid w:val="50DA2AF5"/>
     <w:multiLevelType w:val="singleLevel"/>
     <w:tmpl w:val="50DA2AF5"/>
-    <w:lvl w:ilvl="0" w:tentative="0">
+    <w:lvl w:ilvl="0">
       <w:start w:val="1"/>
       <w:numFmt w:val="decimal"/>
       <w:lvlText w:val="%1."/>
@@ -13191,269 +13013,267 @@
 </file>
 
 <file path=word/styles.xml><?xml version="1.0" encoding="utf-8"?>
-<w:styles xmlns:mc="http://schemas.openxmlformats.org/markup-compatibility/2006" xmlns:o="urn:schemas-microsoft-com:office:office" xmlns:r="http://schemas.openxmlformats.org/officeDocument/2006/relationships" xmlns:m="http://schemas.openxmlformats.org/officeDocument/2006/math" xmlns:v="urn:schemas-microsoft-com:vml" xmlns:w="http://schemas.openxmlformats.org/wordprocessingml/2006/main" xmlns:w14="http://schemas.microsoft.com/office/word/2010/wordml" xmlns:w10="urn:schemas-microsoft-com:office:word" xmlns:sl="http://schemas.openxmlformats.org/schemaLibrary/2006/main" xmlns:wpsCustomData="http://www.wps.cn/officeDocument/2013/wpsCustomData" mc:Ignorable="w14">
+<w:styles xmlns:mc="http://schemas.openxmlformats.org/markup-compatibility/2006" xmlns:r="http://schemas.openxmlformats.org/officeDocument/2006/relationships" xmlns:w="http://schemas.openxmlformats.org/wordprocessingml/2006/main" xmlns:w14="http://schemas.microsoft.com/office/word/2010/wordml" xmlns:w15="http://schemas.microsoft.com/office/word/2012/wordml" mc:Ignorable="w14 w15">
   <w:docDefaults>
     <w:rPrDefault>
       <w:rPr>
-        <w:rFonts w:ascii="Arial" w:hAnsi="Arial" w:eastAsia="Arial" w:cs="Arial"/>
+        <w:rFonts w:ascii="Arial" w:eastAsia="Arial" w:hAnsi="Arial" w:cs="Arial"/>
       </w:rPr>
     </w:rPrDefault>
     <w:pPrDefault/>
   </w:docDefaults>
-  <w:latentStyles w:count="260" w:defQFormat="0" w:defUnhideWhenUsed="1" w:defSemiHidden="1" w:defUIPriority="99" w:defLockedState="0">
-    <w:lsdException w:qFormat="1" w:unhideWhenUsed="0" w:uiPriority="0" w:semiHidden="0" w:name="Normal"/>
-    <w:lsdException w:qFormat="1" w:unhideWhenUsed="0" w:uiPriority="0" w:semiHidden="0" w:name="heading 1"/>
-    <w:lsdException w:qFormat="1" w:uiPriority="0" w:semiHidden="0" w:name="heading 2"/>
-    <w:lsdException w:qFormat="1" w:uiPriority="0" w:name="heading 3"/>
-    <w:lsdException w:qFormat="1" w:uiPriority="0" w:semiHidden="0" w:name="heading 4"/>
-    <w:lsdException w:qFormat="1" w:uiPriority="0" w:name="heading 5"/>
-    <w:lsdException w:qFormat="1" w:uiPriority="0" w:name="heading 6"/>
-    <w:lsdException w:qFormat="1" w:uiPriority="0" w:name="heading 7"/>
-    <w:lsdException w:qFormat="1" w:uiPriority="0" w:name="heading 8"/>
-    <w:lsdException w:qFormat="1" w:uiPriority="0" w:name="heading 9"/>
-    <w:lsdException w:unhideWhenUsed="0" w:uiPriority="0" w:semiHidden="0" w:name="index 1"/>
-    <w:lsdException w:unhideWhenUsed="0" w:uiPriority="0" w:semiHidden="0" w:name="index 2"/>
-    <w:lsdException w:unhideWhenUsed="0" w:uiPriority="0" w:semiHidden="0" w:name="index 3"/>
-    <w:lsdException w:unhideWhenUsed="0" w:uiPriority="0" w:semiHidden="0" w:name="index 4"/>
-    <w:lsdException w:unhideWhenUsed="0" w:uiPriority="0" w:semiHidden="0" w:name="index 5"/>
-    <w:lsdException w:unhideWhenUsed="0" w:uiPriority="0" w:semiHidden="0" w:name="index 6"/>
-    <w:lsdException w:unhideWhenUsed="0" w:uiPriority="0" w:semiHidden="0" w:name="index 7"/>
-    <w:lsdException w:unhideWhenUsed="0" w:uiPriority="0" w:semiHidden="0" w:name="index 8"/>
-    <w:lsdException w:unhideWhenUsed="0" w:uiPriority="0" w:semiHidden="0" w:name="index 9"/>
-    <w:lsdException w:qFormat="1" w:unhideWhenUsed="0" w:uiPriority="0" w:semiHidden="0" w:name="toc 1"/>
-    <w:lsdException w:qFormat="1" w:unhideWhenUsed="0" w:uiPriority="0" w:semiHidden="0" w:name="toc 2"/>
-    <w:lsdException w:qFormat="1" w:unhideWhenUsed="0" w:uiPriority="0" w:semiHidden="0" w:name="toc 3"/>
-    <w:lsdException w:unhideWhenUsed="0" w:uiPriority="0" w:semiHidden="0" w:name="toc 4"/>
-    <w:lsdException w:unhideWhenUsed="0" w:uiPriority="0" w:semiHidden="0" w:name="toc 5"/>
-    <w:lsdException w:unhideWhenUsed="0" w:uiPriority="0" w:semiHidden="0" w:name="toc 6"/>
-    <w:lsdException w:unhideWhenUsed="0" w:uiPriority="0" w:semiHidden="0" w:name="toc 7"/>
-    <w:lsdException w:unhideWhenUsed="0" w:uiPriority="0" w:semiHidden="0" w:name="toc 8"/>
-    <w:lsdException w:unhideWhenUsed="0" w:uiPriority="0" w:semiHidden="0" w:name="toc 9"/>
-    <w:lsdException w:unhideWhenUsed="0" w:uiPriority="0" w:semiHidden="0" w:name="Normal Indent"/>
-    <w:lsdException w:unhideWhenUsed="0" w:uiPriority="0" w:semiHidden="0" w:name="footnote text"/>
-    <w:lsdException w:qFormat="1" w:unhideWhenUsed="0" w:uiPriority="0" w:semiHidden="0" w:name="annotation text"/>
-    <w:lsdException w:qFormat="1" w:unhideWhenUsed="0" w:uiPriority="0" w:semiHidden="0" w:name="header"/>
-    <w:lsdException w:qFormat="1" w:unhideWhenUsed="0" w:uiPriority="0" w:semiHidden="0" w:name="footer"/>
-    <w:lsdException w:unhideWhenUsed="0" w:uiPriority="0" w:semiHidden="0" w:name="index heading"/>
-    <w:lsdException w:qFormat="1" w:uiPriority="0" w:name="caption"/>
-    <w:lsdException w:unhideWhenUsed="0" w:uiPriority="0" w:semiHidden="0" w:name="table of figures"/>
-    <w:lsdException w:unhideWhenUsed="0" w:uiPriority="0" w:semiHidden="0" w:name="envelope address"/>
-    <w:lsdException w:unhideWhenUsed="0" w:uiPriority="0" w:semiHidden="0" w:name="envelope return"/>
-    <w:lsdException w:unhideWhenUsed="0" w:uiPriority="0" w:semiHidden="0" w:name="footnote reference"/>
-    <w:lsdException w:unhideWhenUsed="0" w:uiPriority="0" w:semiHidden="0" w:name="annotation reference"/>
-    <w:lsdException w:unhideWhenUsed="0" w:uiPriority="0" w:semiHidden="0" w:name="line number"/>
-    <w:lsdException w:unhideWhenUsed="0" w:uiPriority="0" w:semiHidden="0" w:name="page number"/>
-    <w:lsdException w:unhideWhenUsed="0" w:uiPriority="0" w:semiHidden="0" w:name="endnote reference"/>
-    <w:lsdException w:unhideWhenUsed="0" w:uiPriority="0" w:semiHidden="0" w:name="endnote text"/>
-    <w:lsdException w:unhideWhenUsed="0" w:uiPriority="0" w:semiHidden="0" w:name="table of authorities"/>
-    <w:lsdException w:unhideWhenUsed="0" w:uiPriority="0" w:semiHidden="0" w:name="macro"/>
-    <w:lsdException w:unhideWhenUsed="0" w:uiPriority="0" w:semiHidden="0" w:name="toa heading"/>
-    <w:lsdException w:unhideWhenUsed="0" w:uiPriority="0" w:semiHidden="0" w:name="List"/>
-    <w:lsdException w:unhideWhenUsed="0" w:uiPriority="0" w:semiHidden="0" w:name="List Bullet"/>
-    <w:lsdException w:unhideWhenUsed="0" w:uiPriority="0" w:semiHidden="0" w:name="List Number"/>
-    <w:lsdException w:unhideWhenUsed="0" w:uiPriority="0" w:semiHidden="0" w:name="List 2"/>
-    <w:lsdException w:unhideWhenUsed="0" w:uiPriority="0" w:semiHidden="0" w:name="List 3"/>
-    <w:lsdException w:unhideWhenUsed="0" w:uiPriority="0" w:semiHidden="0" w:name="List 4"/>
-    <w:lsdException w:unhideWhenUsed="0" w:uiPriority="0" w:semiHidden="0" w:name="List 5"/>
-    <w:lsdException w:unhideWhenUsed="0" w:uiPriority="0" w:semiHidden="0" w:name="List Bullet 2"/>
-    <w:lsdException w:unhideWhenUsed="0" w:uiPriority="0" w:semiHidden="0" w:name="List Bullet 3"/>
-    <w:lsdException w:unhideWhenUsed="0" w:uiPriority="0" w:semiHidden="0" w:name="List Bullet 4"/>
-    <w:lsdException w:unhideWhenUsed="0" w:uiPriority="0" w:semiHidden="0" w:name="List Bullet 5"/>
-    <w:lsdException w:unhideWhenUsed="0" w:uiPriority="0" w:semiHidden="0" w:name="List Number 2"/>
-    <w:lsdException w:unhideWhenUsed="0" w:uiPriority="0" w:semiHidden="0" w:name="List Number 3"/>
-    <w:lsdException w:unhideWhenUsed="0" w:uiPriority="0" w:semiHidden="0" w:name="List Number 4"/>
-    <w:lsdException w:unhideWhenUsed="0" w:uiPriority="0" w:semiHidden="0" w:name="List Number 5"/>
-    <w:lsdException w:qFormat="1" w:unhideWhenUsed="0" w:uiPriority="0" w:semiHidden="0" w:name="Title"/>
-    <w:lsdException w:unhideWhenUsed="0" w:uiPriority="0" w:semiHidden="0" w:name="Closing"/>
-    <w:lsdException w:unhideWhenUsed="0" w:uiPriority="0" w:semiHidden="0" w:name="Signature"/>
-    <w:lsdException w:qFormat="1" w:unhideWhenUsed="0" w:uiPriority="0" w:name="Default Paragraph Font"/>
-    <w:lsdException w:qFormat="1" w:unhideWhenUsed="0" w:uiPriority="0" w:name="Body Text"/>
-    <w:lsdException w:unhideWhenUsed="0" w:uiPriority="0" w:semiHidden="0" w:name="Body Text Indent"/>
-    <w:lsdException w:unhideWhenUsed="0" w:uiPriority="0" w:semiHidden="0" w:name="List Continue"/>
-    <w:lsdException w:unhideWhenUsed="0" w:uiPriority="0" w:semiHidden="0" w:name="List Continue 2"/>
-    <w:lsdException w:unhideWhenUsed="0" w:uiPriority="0" w:semiHidden="0" w:name="List Continue 3"/>
-    <w:lsdException w:unhideWhenUsed="0" w:uiPriority="0" w:semiHidden="0" w:name="List Continue 4"/>
-    <w:lsdException w:unhideWhenUsed="0" w:uiPriority="0" w:semiHidden="0" w:name="List Continue 5"/>
-    <w:lsdException w:unhideWhenUsed="0" w:uiPriority="0" w:semiHidden="0" w:name="Message Header"/>
-    <w:lsdException w:qFormat="1" w:unhideWhenUsed="0" w:uiPriority="0" w:semiHidden="0" w:name="Subtitle"/>
-    <w:lsdException w:unhideWhenUsed="0" w:uiPriority="0" w:semiHidden="0" w:name="Salutation"/>
-    <w:lsdException w:unhideWhenUsed="0" w:uiPriority="0" w:semiHidden="0" w:name="Date"/>
-    <w:lsdException w:unhideWhenUsed="0" w:uiPriority="0" w:semiHidden="0" w:name="Body Text First Indent"/>
-    <w:lsdException w:unhideWhenUsed="0" w:uiPriority="0" w:semiHidden="0" w:name="Body Text First Indent 2"/>
-    <w:lsdException w:uiPriority="99" w:name="Note Heading"/>
-    <w:lsdException w:unhideWhenUsed="0" w:uiPriority="0" w:semiHidden="0" w:name="Body Text 2"/>
-    <w:lsdException w:unhideWhenUsed="0" w:uiPriority="0" w:semiHidden="0" w:name="Body Text 3"/>
-    <w:lsdException w:unhideWhenUsed="0" w:uiPriority="0" w:semiHidden="0" w:name="Body Text Indent 2"/>
-    <w:lsdException w:unhideWhenUsed="0" w:uiPriority="0" w:semiHidden="0" w:name="Body Text Indent 3"/>
-    <w:lsdException w:unhideWhenUsed="0" w:uiPriority="0" w:semiHidden="0" w:name="Block Text"/>
-    <w:lsdException w:unhideWhenUsed="0" w:uiPriority="0" w:semiHidden="0" w:name="Hyperlink"/>
-    <w:lsdException w:unhideWhenUsed="0" w:uiPriority="0" w:semiHidden="0" w:name="FollowedHyperlink"/>
-    <w:lsdException w:qFormat="1" w:unhideWhenUsed="0" w:uiPriority="0" w:semiHidden="0" w:name="Strong"/>
-    <w:lsdException w:qFormat="1" w:unhideWhenUsed="0" w:uiPriority="0" w:semiHidden="0" w:name="Emphasis"/>
-    <w:lsdException w:unhideWhenUsed="0" w:uiPriority="0" w:semiHidden="0" w:name="Document Map"/>
-    <w:lsdException w:unhideWhenUsed="0" w:uiPriority="0" w:semiHidden="0" w:name="Plain Text"/>
-    <w:lsdException w:unhideWhenUsed="0" w:uiPriority="0" w:semiHidden="0" w:name="E-mail Signature"/>
-    <w:lsdException w:qFormat="1" w:unhideWhenUsed="0" w:uiPriority="0" w:semiHidden="0" w:name="Normal (Web)"/>
-    <w:lsdException w:unhideWhenUsed="0" w:uiPriority="0" w:semiHidden="0" w:name="HTML Acronym"/>
-    <w:lsdException w:unhideWhenUsed="0" w:uiPriority="0" w:semiHidden="0" w:name="HTML Address"/>
-    <w:lsdException w:unhideWhenUsed="0" w:uiPriority="0" w:semiHidden="0" w:name="HTML Cite"/>
-    <w:lsdException w:unhideWhenUsed="0" w:uiPriority="0" w:semiHidden="0" w:name="HTML Code"/>
-    <w:lsdException w:unhideWhenUsed="0" w:uiPriority="0" w:semiHidden="0" w:name="HTML Definition"/>
-    <w:lsdException w:unhideWhenUsed="0" w:uiPriority="0" w:semiHidden="0" w:name="HTML Keyboard"/>
-    <w:lsdException w:unhideWhenUsed="0" w:uiPriority="0" w:semiHidden="0" w:name="HTML Preformatted"/>
-    <w:lsdException w:unhideWhenUsed="0" w:uiPriority="0" w:semiHidden="0" w:name="HTML Sample"/>
-    <w:lsdException w:unhideWhenUsed="0" w:uiPriority="0" w:semiHidden="0" w:name="HTML Typewriter"/>
-    <w:lsdException w:unhideWhenUsed="0" w:uiPriority="0" w:semiHidden="0" w:name="HTML Variable"/>
-    <w:lsdException w:qFormat="1" w:unhideWhenUsed="0" w:uiPriority="0" w:name="Normal Table"/>
-    <w:lsdException w:unhideWhenUsed="0" w:uiPriority="0" w:semiHidden="0" w:name="annotation subject"/>
-    <w:lsdException w:unhideWhenUsed="0" w:uiPriority="0" w:semiHidden="0" w:name="Table Simple 1"/>
-    <w:lsdException w:unhideWhenUsed="0" w:uiPriority="0" w:semiHidden="0" w:name="Table Simple 2"/>
-    <w:lsdException w:unhideWhenUsed="0" w:uiPriority="0" w:semiHidden="0" w:name="Table Simple 3"/>
-    <w:lsdException w:unhideWhenUsed="0" w:uiPriority="0" w:semiHidden="0" w:name="Table Classic 1"/>
-    <w:lsdException w:unhideWhenUsed="0" w:uiPriority="0" w:semiHidden="0" w:name="Table Classic 2"/>
-    <w:lsdException w:unhideWhenUsed="0" w:uiPriority="0" w:semiHidden="0" w:name="Table Classic 3"/>
-    <w:lsdException w:unhideWhenUsed="0" w:uiPriority="0" w:semiHidden="0" w:name="Table Classic 4"/>
-    <w:lsdException w:unhideWhenUsed="0" w:uiPriority="0" w:semiHidden="0" w:name="Table Colorful 1"/>
-    <w:lsdException w:unhideWhenUsed="0" w:uiPriority="0" w:semiHidden="0" w:name="Table Colorful 2"/>
-    <w:lsdException w:unhideWhenUsed="0" w:uiPriority="0" w:semiHidden="0" w:name="Table Colorful 3"/>
-    <w:lsdException w:unhideWhenUsed="0" w:uiPriority="0" w:semiHidden="0" w:name="Table Columns 1"/>
-    <w:lsdException w:unhideWhenUsed="0" w:uiPriority="0" w:semiHidden="0" w:name="Table Columns 2"/>
-    <w:lsdException w:unhideWhenUsed="0" w:uiPriority="0" w:semiHidden="0" w:name="Table Columns 3"/>
-    <w:lsdException w:unhideWhenUsed="0" w:uiPriority="0" w:semiHidden="0" w:name="Table Columns 4"/>
-    <w:lsdException w:unhideWhenUsed="0" w:uiPriority="0" w:semiHidden="0" w:name="Table Columns 5"/>
-    <w:lsdException w:unhideWhenUsed="0" w:uiPriority="0" w:semiHidden="0" w:name="Table Grid 1"/>
-    <w:lsdException w:unhideWhenUsed="0" w:uiPriority="0" w:semiHidden="0" w:name="Table Grid 2"/>
-    <w:lsdException w:unhideWhenUsed="0" w:uiPriority="0" w:semiHidden="0" w:name="Table Grid 3"/>
-    <w:lsdException w:unhideWhenUsed="0" w:uiPriority="0" w:semiHidden="0" w:name="Table Grid 4"/>
-    <w:lsdException w:unhideWhenUsed="0" w:uiPriority="0" w:semiHidden="0" w:name="Table Grid 5"/>
-    <w:lsdException w:unhideWhenUsed="0" w:uiPriority="0" w:semiHidden="0" w:name="Table Grid 6"/>
-    <w:lsdException w:unhideWhenUsed="0" w:uiPriority="0" w:semiHidden="0" w:name="Table Grid 7"/>
-    <w:lsdException w:unhideWhenUsed="0" w:uiPriority="0" w:semiHidden="0" w:name="Table Grid 8"/>
-    <w:lsdException w:unhideWhenUsed="0" w:uiPriority="0" w:semiHidden="0" w:name="Table List 1"/>
-    <w:lsdException w:unhideWhenUsed="0" w:uiPriority="0" w:semiHidden="0" w:name="Table List 2"/>
-    <w:lsdException w:unhideWhenUsed="0" w:uiPriority="0" w:semiHidden="0" w:name="Table List 3"/>
-    <w:lsdException w:unhideWhenUsed="0" w:uiPriority="0" w:semiHidden="0" w:name="Table List 4"/>
-    <w:lsdException w:unhideWhenUsed="0" w:uiPriority="0" w:semiHidden="0" w:name="Table List 5"/>
-    <w:lsdException w:unhideWhenUsed="0" w:uiPriority="0" w:semiHidden="0" w:name="Table List 6"/>
-    <w:lsdException w:unhideWhenUsed="0" w:uiPriority="0" w:semiHidden="0" w:name="Table List 7"/>
-    <w:lsdException w:unhideWhenUsed="0" w:uiPriority="0" w:semiHidden="0" w:name="Table List 8"/>
-    <w:lsdException w:unhideWhenUsed="0" w:uiPriority="0" w:semiHidden="0" w:name="Table 3D effects 1"/>
-    <w:lsdException w:unhideWhenUsed="0" w:uiPriority="0" w:semiHidden="0" w:name="Table 3D effects 2"/>
-    <w:lsdException w:unhideWhenUsed="0" w:uiPriority="0" w:semiHidden="0" w:name="Table 3D effects 3"/>
-    <w:lsdException w:unhideWhenUsed="0" w:uiPriority="0" w:semiHidden="0" w:name="Table Contemporary"/>
-    <w:lsdException w:unhideWhenUsed="0" w:uiPriority="0" w:semiHidden="0" w:name="Table Elegant"/>
-    <w:lsdException w:unhideWhenUsed="0" w:uiPriority="0" w:semiHidden="0" w:name="Table Professional"/>
-    <w:lsdException w:unhideWhenUsed="0" w:uiPriority="0" w:semiHidden="0" w:name="Table Subtle 1"/>
-    <w:lsdException w:unhideWhenUsed="0" w:uiPriority="0" w:semiHidden="0" w:name="Table Subtle 2"/>
-    <w:lsdException w:unhideWhenUsed="0" w:uiPriority="0" w:semiHidden="0" w:name="Table Web 1"/>
-    <w:lsdException w:unhideWhenUsed="0" w:uiPriority="0" w:semiHidden="0" w:name="Table Web 2"/>
-    <w:lsdException w:unhideWhenUsed="0" w:uiPriority="0" w:semiHidden="0" w:name="Table Web 3"/>
-    <w:lsdException w:unhideWhenUsed="0" w:uiPriority="0" w:semiHidden="0" w:name="Balloon Text"/>
-    <w:lsdException w:qFormat="1" w:unhideWhenUsed="0" w:uiPriority="0" w:semiHidden="0" w:name="Table Grid"/>
-    <w:lsdException w:unhideWhenUsed="0" w:uiPriority="0" w:semiHidden="0" w:name="Table Theme"/>
-    <w:lsdException w:unhideWhenUsed="0" w:uiPriority="60" w:semiHidden="0" w:name="Light Shading"/>
-    <w:lsdException w:unhideWhenUsed="0" w:uiPriority="61" w:semiHidden="0" w:name="Light List"/>
-    <w:lsdException w:unhideWhenUsed="0" w:uiPriority="62" w:semiHidden="0" w:name="Light Grid"/>
-    <w:lsdException w:unhideWhenUsed="0" w:uiPriority="63" w:semiHidden="0" w:name="Medium Shading 1"/>
-    <w:lsdException w:unhideWhenUsed="0" w:uiPriority="64" w:semiHidden="0" w:name="Medium Shading 2"/>
-    <w:lsdException w:unhideWhenUsed="0" w:uiPriority="65" w:semiHidden="0" w:name="Medium List 1"/>
-    <w:lsdException w:unhideWhenUsed="0" w:uiPriority="66" w:semiHidden="0" w:name="Medium List 2"/>
-    <w:lsdException w:unhideWhenUsed="0" w:uiPriority="67" w:semiHidden="0" w:name="Medium Grid 1"/>
-    <w:lsdException w:unhideWhenUsed="0" w:uiPriority="68" w:semiHidden="0" w:name="Medium Grid 2"/>
-    <w:lsdException w:unhideWhenUsed="0" w:uiPriority="69" w:semiHidden="0" w:name="Medium Grid 3"/>
-    <w:lsdException w:unhideWhenUsed="0" w:uiPriority="70" w:semiHidden="0" w:name="Dark List"/>
-    <w:lsdException w:unhideWhenUsed="0" w:uiPriority="71" w:semiHidden="0" w:name="Colorful Shading"/>
-    <w:lsdException w:unhideWhenUsed="0" w:uiPriority="72" w:semiHidden="0" w:name="Colorful List"/>
-    <w:lsdException w:unhideWhenUsed="0" w:uiPriority="73" w:semiHidden="0" w:name="Colorful Grid"/>
-    <w:lsdException w:unhideWhenUsed="0" w:uiPriority="60" w:semiHidden="0" w:name="Light Shading Accent 1"/>
-    <w:lsdException w:unhideWhenUsed="0" w:uiPriority="61" w:semiHidden="0" w:name="Light List Accent 1"/>
-    <w:lsdException w:unhideWhenUsed="0" w:uiPriority="62" w:semiHidden="0" w:name="Light Grid Accent 1"/>
-    <w:lsdException w:unhideWhenUsed="0" w:uiPriority="63" w:semiHidden="0" w:name="Medium Shading 1 Accent 1"/>
-    <w:lsdException w:unhideWhenUsed="0" w:uiPriority="64" w:semiHidden="0" w:name="Medium Shading 2 Accent 1"/>
-    <w:lsdException w:unhideWhenUsed="0" w:uiPriority="65" w:semiHidden="0" w:name="Medium List 1 Accent 1"/>
-    <w:lsdException w:unhideWhenUsed="0" w:uiPriority="66" w:semiHidden="0" w:name="Medium List 2 Accent 1"/>
-    <w:lsdException w:unhideWhenUsed="0" w:uiPriority="67" w:semiHidden="0" w:name="Medium Grid 1 Accent 1"/>
-    <w:lsdException w:unhideWhenUsed="0" w:uiPriority="68" w:semiHidden="0" w:name="Medium Grid 2 Accent 1"/>
-    <w:lsdException w:unhideWhenUsed="0" w:uiPriority="69" w:semiHidden="0" w:name="Medium Grid 3 Accent 1"/>
-    <w:lsdException w:unhideWhenUsed="0" w:uiPriority="70" w:semiHidden="0" w:name="Dark List Accent 1"/>
-    <w:lsdException w:unhideWhenUsed="0" w:uiPriority="71" w:semiHidden="0" w:name="Colorful Shading Accent 1"/>
-    <w:lsdException w:unhideWhenUsed="0" w:uiPriority="72" w:semiHidden="0" w:name="Colorful List Accent 1"/>
-    <w:lsdException w:unhideWhenUsed="0" w:uiPriority="73" w:semiHidden="0" w:name="Colorful Grid Accent 1"/>
-    <w:lsdException w:unhideWhenUsed="0" w:uiPriority="60" w:semiHidden="0" w:name="Light Shading Accent 2"/>
-    <w:lsdException w:unhideWhenUsed="0" w:uiPriority="61" w:semiHidden="0" w:name="Light List Accent 2"/>
-    <w:lsdException w:unhideWhenUsed="0" w:uiPriority="62" w:semiHidden="0" w:name="Light Grid Accent 2"/>
-    <w:lsdException w:unhideWhenUsed="0" w:uiPriority="63" w:semiHidden="0" w:name="Medium Shading 1 Accent 2"/>
-    <w:lsdException w:unhideWhenUsed="0" w:uiPriority="64" w:semiHidden="0" w:name="Medium Shading 2 Accent 2"/>
-    <w:lsdException w:unhideWhenUsed="0" w:uiPriority="65" w:semiHidden="0" w:name="Medium List 1 Accent 2"/>
-    <w:lsdException w:unhideWhenUsed="0" w:uiPriority="66" w:semiHidden="0" w:name="Medium List 2 Accent 2"/>
-    <w:lsdException w:unhideWhenUsed="0" w:uiPriority="67" w:semiHidden="0" w:name="Medium Grid 1 Accent 2"/>
-    <w:lsdException w:unhideWhenUsed="0" w:uiPriority="68" w:semiHidden="0" w:name="Medium Grid 2 Accent 2"/>
-    <w:lsdException w:unhideWhenUsed="0" w:uiPriority="69" w:semiHidden="0" w:name="Medium Grid 3 Accent 2"/>
-    <w:lsdException w:unhideWhenUsed="0" w:uiPriority="70" w:semiHidden="0" w:name="Dark List Accent 2"/>
-    <w:lsdException w:unhideWhenUsed="0" w:uiPriority="71" w:semiHidden="0" w:name="Colorful Shading Accent 2"/>
-    <w:lsdException w:unhideWhenUsed="0" w:uiPriority="72" w:semiHidden="0" w:name="Colorful List Accent 2"/>
-    <w:lsdException w:unhideWhenUsed="0" w:uiPriority="73" w:semiHidden="0" w:name="Colorful Grid Accent 2"/>
-    <w:lsdException w:unhideWhenUsed="0" w:uiPriority="60" w:semiHidden="0" w:name="Light Shading Accent 3"/>
-    <w:lsdException w:unhideWhenUsed="0" w:uiPriority="61" w:semiHidden="0" w:name="Light List Accent 3"/>
-    <w:lsdException w:unhideWhenUsed="0" w:uiPriority="62" w:semiHidden="0" w:name="Light Grid Accent 3"/>
-    <w:lsdException w:unhideWhenUsed="0" w:uiPriority="63" w:semiHidden="0" w:name="Medium Shading 1 Accent 3"/>
-    <w:lsdException w:unhideWhenUsed="0" w:uiPriority="64" w:semiHidden="0" w:name="Medium Shading 2 Accent 3"/>
-    <w:lsdException w:unhideWhenUsed="0" w:uiPriority="65" w:semiHidden="0" w:name="Medium List 1 Accent 3"/>
-    <w:lsdException w:unhideWhenUsed="0" w:uiPriority="66" w:semiHidden="0" w:name="Medium List 2 Accent 3"/>
-    <w:lsdException w:unhideWhenUsed="0" w:uiPriority="67" w:semiHidden="0" w:name="Medium Grid 1 Accent 3"/>
-    <w:lsdException w:unhideWhenUsed="0" w:uiPriority="68" w:semiHidden="0" w:name="Medium Grid 2 Accent 3"/>
-    <w:lsdException w:unhideWhenUsed="0" w:uiPriority="69" w:semiHidden="0" w:name="Medium Grid 3 Accent 3"/>
-    <w:lsdException w:unhideWhenUsed="0" w:uiPriority="70" w:semiHidden="0" w:name="Dark List Accent 3"/>
-    <w:lsdException w:unhideWhenUsed="0" w:uiPriority="71" w:semiHidden="0" w:name="Colorful Shading Accent 3"/>
-    <w:lsdException w:unhideWhenUsed="0" w:uiPriority="72" w:semiHidden="0" w:name="Colorful List Accent 3"/>
-    <w:lsdException w:unhideWhenUsed="0" w:uiPriority="73" w:semiHidden="0" w:name="Colorful Grid Accent 3"/>
-    <w:lsdException w:unhideWhenUsed="0" w:uiPriority="60" w:semiHidden="0" w:name="Light Shading Accent 4"/>
-    <w:lsdException w:unhideWhenUsed="0" w:uiPriority="61" w:semiHidden="0" w:name="Light List Accent 4"/>
-    <w:lsdException w:unhideWhenUsed="0" w:uiPriority="62" w:semiHidden="0" w:name="Light Grid Accent 4"/>
-    <w:lsdException w:unhideWhenUsed="0" w:uiPriority="63" w:semiHidden="0" w:name="Medium Shading 1 Accent 4"/>
-    <w:lsdException w:unhideWhenUsed="0" w:uiPriority="64" w:semiHidden="0" w:name="Medium Shading 2 Accent 4"/>
-    <w:lsdException w:unhideWhenUsed="0" w:uiPriority="65" w:semiHidden="0" w:name="Medium List 1 Accent 4"/>
-    <w:lsdException w:unhideWhenUsed="0" w:uiPriority="66" w:semiHidden="0" w:name="Medium List 2 Accent 4"/>
-    <w:lsdException w:unhideWhenUsed="0" w:uiPriority="67" w:semiHidden="0" w:name="Medium Grid 1 Accent 4"/>
-    <w:lsdException w:unhideWhenUsed="0" w:uiPriority="68" w:semiHidden="0" w:name="Medium Grid 2 Accent 4"/>
-    <w:lsdException w:unhideWhenUsed="0" w:uiPriority="69" w:semiHidden="0" w:name="Medium Grid 3 Accent 4"/>
-    <w:lsdException w:unhideWhenUsed="0" w:uiPriority="70" w:semiHidden="0" w:name="Dark List Accent 4"/>
-    <w:lsdException w:unhideWhenUsed="0" w:uiPriority="71" w:semiHidden="0" w:name="Colorful Shading Accent 4"/>
-    <w:lsdException w:unhideWhenUsed="0" w:uiPriority="72" w:semiHidden="0" w:name="Colorful List Accent 4"/>
-    <w:lsdException w:unhideWhenUsed="0" w:uiPriority="73" w:semiHidden="0" w:name="Colorful Grid Accent 4"/>
-    <w:lsdException w:unhideWhenUsed="0" w:uiPriority="60" w:semiHidden="0" w:name="Light Shading Accent 5"/>
-    <w:lsdException w:unhideWhenUsed="0" w:uiPriority="61" w:semiHidden="0" w:name="Light List Accent 5"/>
-    <w:lsdException w:unhideWhenUsed="0" w:uiPriority="62" w:semiHidden="0" w:name="Light Grid Accent 5"/>
-    <w:lsdException w:unhideWhenUsed="0" w:uiPriority="63" w:semiHidden="0" w:name="Medium Shading 1 Accent 5"/>
-    <w:lsdException w:unhideWhenUsed="0" w:uiPriority="64" w:semiHidden="0" w:name="Medium Shading 2 Accent 5"/>
-    <w:lsdException w:unhideWhenUsed="0" w:uiPriority="65" w:semiHidden="0" w:name="Medium List 1 Accent 5"/>
-    <w:lsdException w:unhideWhenUsed="0" w:uiPriority="66" w:semiHidden="0" w:name="Medium List 2 Accent 5"/>
-    <w:lsdException w:unhideWhenUsed="0" w:uiPriority="67" w:semiHidden="0" w:name="Medium Grid 1 Accent 5"/>
-    <w:lsdException w:unhideWhenUsed="0" w:uiPriority="68" w:semiHidden="0" w:name="Medium Grid 2 Accent 5"/>
-    <w:lsdException w:unhideWhenUsed="0" w:uiPriority="69" w:semiHidden="0" w:name="Medium Grid 3 Accent 5"/>
-    <w:lsdException w:unhideWhenUsed="0" w:uiPriority="70" w:semiHidden="0" w:name="Dark List Accent 5"/>
-    <w:lsdException w:unhideWhenUsed="0" w:uiPriority="71" w:semiHidden="0" w:name="Colorful Shading Accent 5"/>
-    <w:lsdException w:unhideWhenUsed="0" w:uiPriority="72" w:semiHidden="0" w:name="Colorful List Accent 5"/>
-    <w:lsdException w:unhideWhenUsed="0" w:uiPriority="73" w:semiHidden="0" w:name="Colorful Grid Accent 5"/>
-    <w:lsdException w:unhideWhenUsed="0" w:uiPriority="60" w:semiHidden="0" w:name="Light Shading Accent 6"/>
-    <w:lsdException w:unhideWhenUsed="0" w:uiPriority="61" w:semiHidden="0" w:name="Light List Accent 6"/>
-    <w:lsdException w:unhideWhenUsed="0" w:uiPriority="62" w:semiHidden="0" w:name="Light Grid Accent 6"/>
-    <w:lsdException w:unhideWhenUsed="0" w:uiPriority="63" w:semiHidden="0" w:name="Medium Shading 1 Accent 6"/>
-    <w:lsdException w:unhideWhenUsed="0" w:uiPriority="64" w:semiHidden="0" w:name="Medium Shading 2 Accent 6"/>
-    <w:lsdException w:unhideWhenUsed="0" w:uiPriority="65" w:semiHidden="0" w:name="Medium List 1 Accent 6"/>
-    <w:lsdException w:unhideWhenUsed="0" w:uiPriority="66" w:semiHidden="0" w:name="Medium List 2 Accent 6"/>
-    <w:lsdException w:unhideWhenUsed="0" w:uiPriority="67" w:semiHidden="0" w:name="Medium Grid 1 Accent 6"/>
-    <w:lsdException w:unhideWhenUsed="0" w:uiPriority="68" w:semiHidden="0" w:name="Medium Grid 2 Accent 6"/>
-    <w:lsdException w:unhideWhenUsed="0" w:uiPriority="69" w:semiHidden="0" w:name="Medium Grid 3 Accent 6"/>
-    <w:lsdException w:unhideWhenUsed="0" w:uiPriority="70" w:semiHidden="0" w:name="Dark List Accent 6"/>
-    <w:lsdException w:unhideWhenUsed="0" w:uiPriority="71" w:semiHidden="0" w:name="Colorful Shading Accent 6"/>
-    <w:lsdException w:unhideWhenUsed="0" w:uiPriority="72" w:semiHidden="0" w:name="Colorful List Accent 6"/>
-    <w:lsdException w:unhideWhenUsed="0" w:uiPriority="73" w:semiHidden="0" w:name="Colorful Grid Accent 6"/>
+  <w:latentStyles w:defLockedState="0" w:defUIPriority="99" w:defSemiHidden="1" w:defUnhideWhenUsed="1" w:defQFormat="0" w:count="260">
+    <w:lsdException w:name="Normal" w:semiHidden="0" w:uiPriority="0" w:unhideWhenUsed="0" w:qFormat="1"/>
+    <w:lsdException w:name="heading 1" w:semiHidden="0" w:uiPriority="0" w:unhideWhenUsed="0" w:qFormat="1"/>
+    <w:lsdException w:name="heading 2" w:semiHidden="0" w:uiPriority="0" w:qFormat="1"/>
+    <w:lsdException w:name="heading 3" w:uiPriority="0" w:qFormat="1"/>
+    <w:lsdException w:name="heading 4" w:semiHidden="0" w:uiPriority="0" w:qFormat="1"/>
+    <w:lsdException w:name="heading 5" w:uiPriority="0" w:qFormat="1"/>
+    <w:lsdException w:name="heading 6" w:uiPriority="0" w:qFormat="1"/>
+    <w:lsdException w:name="heading 7" w:uiPriority="0" w:qFormat="1"/>
+    <w:lsdException w:name="heading 8" w:uiPriority="0" w:qFormat="1"/>
+    <w:lsdException w:name="heading 9" w:uiPriority="0" w:qFormat="1"/>
+    <w:lsdException w:name="index 1" w:semiHidden="0" w:uiPriority="0" w:unhideWhenUsed="0"/>
+    <w:lsdException w:name="index 2" w:semiHidden="0" w:uiPriority="0" w:unhideWhenUsed="0"/>
+    <w:lsdException w:name="index 3" w:semiHidden="0" w:uiPriority="0" w:unhideWhenUsed="0"/>
+    <w:lsdException w:name="index 4" w:semiHidden="0" w:uiPriority="0" w:unhideWhenUsed="0"/>
+    <w:lsdException w:name="index 5" w:semiHidden="0" w:uiPriority="0" w:unhideWhenUsed="0"/>
+    <w:lsdException w:name="index 6" w:semiHidden="0" w:uiPriority="0" w:unhideWhenUsed="0"/>
+    <w:lsdException w:name="index 7" w:semiHidden="0" w:uiPriority="0" w:unhideWhenUsed="0"/>
+    <w:lsdException w:name="index 8" w:semiHidden="0" w:uiPriority="0" w:unhideWhenUsed="0"/>
+    <w:lsdException w:name="index 9" w:semiHidden="0" w:uiPriority="0" w:unhideWhenUsed="0"/>
+    <w:lsdException w:name="toc 1" w:semiHidden="0" w:uiPriority="0" w:unhideWhenUsed="0" w:qFormat="1"/>
+    <w:lsdException w:name="toc 2" w:semiHidden="0" w:uiPriority="0" w:unhideWhenUsed="0" w:qFormat="1"/>
+    <w:lsdException w:name="toc 3" w:semiHidden="0" w:uiPriority="0" w:unhideWhenUsed="0" w:qFormat="1"/>
+    <w:lsdException w:name="toc 4" w:semiHidden="0" w:uiPriority="0" w:unhideWhenUsed="0"/>
+    <w:lsdException w:name="toc 5" w:semiHidden="0" w:uiPriority="0" w:unhideWhenUsed="0"/>
+    <w:lsdException w:name="toc 6" w:semiHidden="0" w:uiPriority="0" w:unhideWhenUsed="0"/>
+    <w:lsdException w:name="toc 7" w:semiHidden="0" w:uiPriority="0" w:unhideWhenUsed="0"/>
+    <w:lsdException w:name="toc 8" w:semiHidden="0" w:uiPriority="0" w:unhideWhenUsed="0"/>
+    <w:lsdException w:name="toc 9" w:semiHidden="0" w:uiPriority="0" w:unhideWhenUsed="0"/>
+    <w:lsdException w:name="Normal Indent" w:semiHidden="0" w:uiPriority="0" w:unhideWhenUsed="0"/>
+    <w:lsdException w:name="footnote text" w:semiHidden="0" w:uiPriority="0" w:unhideWhenUsed="0"/>
+    <w:lsdException w:name="annotation text" w:semiHidden="0" w:uiPriority="0" w:unhideWhenUsed="0" w:qFormat="1"/>
+    <w:lsdException w:name="header" w:semiHidden="0" w:uiPriority="0" w:unhideWhenUsed="0" w:qFormat="1"/>
+    <w:lsdException w:name="footer" w:semiHidden="0" w:uiPriority="0" w:unhideWhenUsed="0" w:qFormat="1"/>
+    <w:lsdException w:name="index heading" w:semiHidden="0" w:uiPriority="0" w:unhideWhenUsed="0"/>
+    <w:lsdException w:name="caption" w:uiPriority="0" w:qFormat="1"/>
+    <w:lsdException w:name="table of figures" w:semiHidden="0" w:uiPriority="0" w:unhideWhenUsed="0"/>
+    <w:lsdException w:name="envelope address" w:semiHidden="0" w:uiPriority="0" w:unhideWhenUsed="0"/>
+    <w:lsdException w:name="envelope return" w:semiHidden="0" w:uiPriority="0" w:unhideWhenUsed="0"/>
+    <w:lsdException w:name="footnote reference" w:semiHidden="0" w:uiPriority="0" w:unhideWhenUsed="0"/>
+    <w:lsdException w:name="annotation reference" w:semiHidden="0" w:uiPriority="0" w:unhideWhenUsed="0"/>
+    <w:lsdException w:name="line number" w:semiHidden="0" w:uiPriority="0" w:unhideWhenUsed="0"/>
+    <w:lsdException w:name="page number" w:semiHidden="0" w:uiPriority="0" w:unhideWhenUsed="0"/>
+    <w:lsdException w:name="endnote reference" w:semiHidden="0" w:uiPriority="0" w:unhideWhenUsed="0"/>
+    <w:lsdException w:name="endnote text" w:semiHidden="0" w:uiPriority="0" w:unhideWhenUsed="0"/>
+    <w:lsdException w:name="table of authorities" w:semiHidden="0" w:uiPriority="0" w:unhideWhenUsed="0"/>
+    <w:lsdException w:name="macro" w:semiHidden="0" w:uiPriority="0" w:unhideWhenUsed="0"/>
+    <w:lsdException w:name="toa heading" w:semiHidden="0" w:uiPriority="0" w:unhideWhenUsed="0"/>
+    <w:lsdException w:name="List" w:semiHidden="0" w:uiPriority="0" w:unhideWhenUsed="0"/>
+    <w:lsdException w:name="List Bullet" w:semiHidden="0" w:uiPriority="0" w:unhideWhenUsed="0"/>
+    <w:lsdException w:name="List Number" w:semiHidden="0" w:uiPriority="0" w:unhideWhenUsed="0"/>
+    <w:lsdException w:name="List 2" w:semiHidden="0" w:uiPriority="0" w:unhideWhenUsed="0"/>
+    <w:lsdException w:name="List 3" w:semiHidden="0" w:uiPriority="0" w:unhideWhenUsed="0"/>
+    <w:lsdException w:name="List 4" w:semiHidden="0" w:uiPriority="0" w:unhideWhenUsed="0"/>
+    <w:lsdException w:name="List 5" w:semiHidden="0" w:uiPriority="0" w:unhideWhenUsed="0"/>
+    <w:lsdException w:name="List Bullet 2" w:semiHidden="0" w:uiPriority="0" w:unhideWhenUsed="0"/>
+    <w:lsdException w:name="List Bullet 3" w:semiHidden="0" w:uiPriority="0" w:unhideWhenUsed="0"/>
+    <w:lsdException w:name="List Bullet 4" w:semiHidden="0" w:uiPriority="0" w:unhideWhenUsed="0"/>
+    <w:lsdException w:name="List Bullet 5" w:semiHidden="0" w:uiPriority="0" w:unhideWhenUsed="0"/>
+    <w:lsdException w:name="List Number 2" w:semiHidden="0" w:uiPriority="0" w:unhideWhenUsed="0"/>
+    <w:lsdException w:name="List Number 3" w:semiHidden="0" w:uiPriority="0" w:unhideWhenUsed="0"/>
+    <w:lsdException w:name="List Number 4" w:semiHidden="0" w:uiPriority="0" w:unhideWhenUsed="0"/>
+    <w:lsdException w:name="List Number 5" w:semiHidden="0" w:uiPriority="0" w:unhideWhenUsed="0"/>
+    <w:lsdException w:name="Title" w:semiHidden="0" w:uiPriority="0" w:unhideWhenUsed="0" w:qFormat="1"/>
+    <w:lsdException w:name="Closing" w:semiHidden="0" w:uiPriority="0" w:unhideWhenUsed="0"/>
+    <w:lsdException w:name="Signature" w:semiHidden="0" w:uiPriority="0" w:unhideWhenUsed="0"/>
+    <w:lsdException w:name="Default Paragraph Font" w:uiPriority="0" w:unhideWhenUsed="0" w:qFormat="1"/>
+    <w:lsdException w:name="Body Text" w:uiPriority="0" w:unhideWhenUsed="0" w:qFormat="1"/>
+    <w:lsdException w:name="Body Text Indent" w:semiHidden="0" w:uiPriority="0" w:unhideWhenUsed="0"/>
+    <w:lsdException w:name="List Continue" w:semiHidden="0" w:uiPriority="0" w:unhideWhenUsed="0"/>
+    <w:lsdException w:name="List Continue 2" w:semiHidden="0" w:uiPriority="0" w:unhideWhenUsed="0"/>
+    <w:lsdException w:name="List Continue 3" w:semiHidden="0" w:uiPriority="0" w:unhideWhenUsed="0"/>
+    <w:lsdException w:name="List Continue 4" w:semiHidden="0" w:uiPriority="0" w:unhideWhenUsed="0"/>
+    <w:lsdException w:name="List Continue 5" w:semiHidden="0" w:uiPriority="0" w:unhideWhenUsed="0"/>
+    <w:lsdException w:name="Message Header" w:semiHidden="0" w:uiPriority="0" w:unhideWhenUsed="0"/>
+    <w:lsdException w:name="Subtitle" w:semiHidden="0" w:uiPriority="0" w:unhideWhenUsed="0" w:qFormat="1"/>
+    <w:lsdException w:name="Salutation" w:semiHidden="0" w:uiPriority="0" w:unhideWhenUsed="0"/>
+    <w:lsdException w:name="Date" w:semiHidden="0" w:uiPriority="0" w:unhideWhenUsed="0"/>
+    <w:lsdException w:name="Body Text First Indent" w:semiHidden="0" w:uiPriority="0" w:unhideWhenUsed="0"/>
+    <w:lsdException w:name="Body Text First Indent 2" w:semiHidden="0" w:uiPriority="0" w:unhideWhenUsed="0"/>
+    <w:lsdException w:name="Body Text 2" w:semiHidden="0" w:uiPriority="0" w:unhideWhenUsed="0"/>
+    <w:lsdException w:name="Body Text 3" w:semiHidden="0" w:uiPriority="0" w:unhideWhenUsed="0"/>
+    <w:lsdException w:name="Body Text Indent 2" w:semiHidden="0" w:uiPriority="0" w:unhideWhenUsed="0"/>
+    <w:lsdException w:name="Body Text Indent 3" w:semiHidden="0" w:uiPriority="0" w:unhideWhenUsed="0"/>
+    <w:lsdException w:name="Block Text" w:semiHidden="0" w:uiPriority="0" w:unhideWhenUsed="0"/>
+    <w:lsdException w:name="Hyperlink" w:semiHidden="0" w:uiPriority="0" w:unhideWhenUsed="0"/>
+    <w:lsdException w:name="FollowedHyperlink" w:semiHidden="0" w:uiPriority="0" w:unhideWhenUsed="0"/>
+    <w:lsdException w:name="Strong" w:semiHidden="0" w:uiPriority="0" w:unhideWhenUsed="0" w:qFormat="1"/>
+    <w:lsdException w:name="Emphasis" w:semiHidden="0" w:uiPriority="0" w:unhideWhenUsed="0" w:qFormat="1"/>
+    <w:lsdException w:name="Document Map" w:semiHidden="0" w:uiPriority="0" w:unhideWhenUsed="0"/>
+    <w:lsdException w:name="Plain Text" w:semiHidden="0" w:uiPriority="0" w:unhideWhenUsed="0"/>
+    <w:lsdException w:name="E-mail Signature" w:semiHidden="0" w:uiPriority="0" w:unhideWhenUsed="0"/>
+    <w:lsdException w:name="Normal (Web)" w:semiHidden="0" w:uiPriority="0" w:unhideWhenUsed="0" w:qFormat="1"/>
+    <w:lsdException w:name="HTML Acronym" w:semiHidden="0" w:uiPriority="0" w:unhideWhenUsed="0"/>
+    <w:lsdException w:name="HTML Address" w:semiHidden="0" w:uiPriority="0" w:unhideWhenUsed="0"/>
+    <w:lsdException w:name="HTML Cite" w:semiHidden="0" w:uiPriority="0" w:unhideWhenUsed="0"/>
+    <w:lsdException w:name="HTML Code" w:semiHidden="0" w:uiPriority="0" w:unhideWhenUsed="0"/>
+    <w:lsdException w:name="HTML Definition" w:semiHidden="0" w:uiPriority="0" w:unhideWhenUsed="0"/>
+    <w:lsdException w:name="HTML Keyboard" w:semiHidden="0" w:uiPriority="0" w:unhideWhenUsed="0"/>
+    <w:lsdException w:name="HTML Preformatted" w:semiHidden="0" w:uiPriority="0" w:unhideWhenUsed="0"/>
+    <w:lsdException w:name="HTML Sample" w:semiHidden="0" w:uiPriority="0" w:unhideWhenUsed="0"/>
+    <w:lsdException w:name="HTML Typewriter" w:semiHidden="0" w:uiPriority="0" w:unhideWhenUsed="0"/>
+    <w:lsdException w:name="HTML Variable" w:semiHidden="0" w:uiPriority="0" w:unhideWhenUsed="0"/>
+    <w:lsdException w:name="Normal Table" w:uiPriority="0" w:unhideWhenUsed="0" w:qFormat="1"/>
+    <w:lsdException w:name="annotation subject" w:semiHidden="0" w:uiPriority="0" w:unhideWhenUsed="0"/>
+    <w:lsdException w:name="Table Simple 1" w:semiHidden="0" w:uiPriority="0" w:unhideWhenUsed="0"/>
+    <w:lsdException w:name="Table Simple 2" w:semiHidden="0" w:uiPriority="0" w:unhideWhenUsed="0"/>
+    <w:lsdException w:name="Table Simple 3" w:semiHidden="0" w:uiPriority="0" w:unhideWhenUsed="0"/>
+    <w:lsdException w:name="Table Classic 1" w:semiHidden="0" w:uiPriority="0" w:unhideWhenUsed="0"/>
+    <w:lsdException w:name="Table Classic 2" w:semiHidden="0" w:uiPriority="0" w:unhideWhenUsed="0"/>
+    <w:lsdException w:name="Table Classic 3" w:semiHidden="0" w:uiPriority="0" w:unhideWhenUsed="0"/>
+    <w:lsdException w:name="Table Classic 4" w:semiHidden="0" w:uiPriority="0" w:unhideWhenUsed="0"/>
+    <w:lsdException w:name="Table Colorful 1" w:semiHidden="0" w:uiPriority="0" w:unhideWhenUsed="0"/>
+    <w:lsdException w:name="Table Colorful 2" w:semiHidden="0" w:uiPriority="0" w:unhideWhenUsed="0"/>
+    <w:lsdException w:name="Table Colorful 3" w:semiHidden="0" w:uiPriority="0" w:unhideWhenUsed="0"/>
+    <w:lsdException w:name="Table Columns 1" w:semiHidden="0" w:uiPriority="0" w:unhideWhenUsed="0"/>
+    <w:lsdException w:name="Table Columns 2" w:semiHidden="0" w:uiPriority="0" w:unhideWhenUsed="0"/>
+    <w:lsdException w:name="Table Columns 3" w:semiHidden="0" w:uiPriority="0" w:unhideWhenUsed="0"/>
+    <w:lsdException w:name="Table Columns 4" w:semiHidden="0" w:uiPriority="0" w:unhideWhenUsed="0"/>
+    <w:lsdException w:name="Table Columns 5" w:semiHidden="0" w:uiPriority="0" w:unhideWhenUsed="0"/>
+    <w:lsdException w:name="Table Grid 1" w:semiHidden="0" w:uiPriority="0" w:unhideWhenUsed="0"/>
+    <w:lsdException w:name="Table Grid 2" w:semiHidden="0" w:uiPriority="0" w:unhideWhenUsed="0"/>
+    <w:lsdException w:name="Table Grid 3" w:semiHidden="0" w:uiPriority="0" w:unhideWhenUsed="0"/>
+    <w:lsdException w:name="Table Grid 4" w:semiHidden="0" w:uiPriority="0" w:unhideWhenUsed="0"/>
+    <w:lsdException w:name="Table Grid 5" w:semiHidden="0" w:uiPriority="0" w:unhideWhenUsed="0"/>
+    <w:lsdException w:name="Table Grid 6" w:semiHidden="0" w:uiPriority="0" w:unhideWhenUsed="0"/>
+    <w:lsdException w:name="Table Grid 7" w:semiHidden="0" w:uiPriority="0" w:unhideWhenUsed="0"/>
+    <w:lsdException w:name="Table Grid 8" w:semiHidden="0" w:uiPriority="0" w:unhideWhenUsed="0"/>
+    <w:lsdException w:name="Table List 1" w:semiHidden="0" w:uiPriority="0" w:unhideWhenUsed="0"/>
+    <w:lsdException w:name="Table List 2" w:semiHidden="0" w:uiPriority="0" w:unhideWhenUsed="0"/>
+    <w:lsdException w:name="Table List 3" w:semiHidden="0" w:uiPriority="0" w:unhideWhenUsed="0"/>
+    <w:lsdException w:name="Table List 4" w:semiHidden="0" w:uiPriority="0" w:unhideWhenUsed="0"/>
+    <w:lsdException w:name="Table List 5" w:semiHidden="0" w:uiPriority="0" w:unhideWhenUsed="0"/>
+    <w:lsdException w:name="Table List 6" w:semiHidden="0" w:uiPriority="0" w:unhideWhenUsed="0"/>
+    <w:lsdException w:name="Table List 7" w:semiHidden="0" w:uiPriority="0" w:unhideWhenUsed="0"/>
+    <w:lsdException w:name="Table List 8" w:semiHidden="0" w:uiPriority="0" w:unhideWhenUsed="0"/>
+    <w:lsdException w:name="Table 3D effects 1" w:semiHidden="0" w:uiPriority="0" w:unhideWhenUsed="0"/>
+    <w:lsdException w:name="Table 3D effects 2" w:semiHidden="0" w:uiPriority="0" w:unhideWhenUsed="0"/>
+    <w:lsdException w:name="Table 3D effects 3" w:semiHidden="0" w:uiPriority="0" w:unhideWhenUsed="0"/>
+    <w:lsdException w:name="Table Contemporary" w:semiHidden="0" w:uiPriority="0" w:unhideWhenUsed="0"/>
+    <w:lsdException w:name="Table Elegant" w:semiHidden="0" w:uiPriority="0" w:unhideWhenUsed="0"/>
+    <w:lsdException w:name="Table Professional" w:semiHidden="0" w:uiPriority="0" w:unhideWhenUsed="0"/>
+    <w:lsdException w:name="Table Subtle 1" w:semiHidden="0" w:uiPriority="0" w:unhideWhenUsed="0"/>
+    <w:lsdException w:name="Table Subtle 2" w:semiHidden="0" w:uiPriority="0" w:unhideWhenUsed="0"/>
+    <w:lsdException w:name="Table Web 1" w:semiHidden="0" w:uiPriority="0" w:unhideWhenUsed="0"/>
+    <w:lsdException w:name="Table Web 2" w:semiHidden="0" w:uiPriority="0" w:unhideWhenUsed="0"/>
+    <w:lsdException w:name="Table Web 3" w:semiHidden="0" w:uiPriority="0" w:unhideWhenUsed="0"/>
+    <w:lsdException w:name="Balloon Text" w:semiHidden="0" w:uiPriority="0" w:unhideWhenUsed="0"/>
+    <w:lsdException w:name="Table Grid" w:semiHidden="0" w:uiPriority="0" w:unhideWhenUsed="0" w:qFormat="1"/>
+    <w:lsdException w:name="Table Theme" w:semiHidden="0" w:uiPriority="0" w:unhideWhenUsed="0"/>
+    <w:lsdException w:name="Light Shading" w:semiHidden="0" w:uiPriority="60" w:unhideWhenUsed="0"/>
+    <w:lsdException w:name="Light List" w:semiHidden="0" w:uiPriority="61" w:unhideWhenUsed="0"/>
+    <w:lsdException w:name="Light Grid" w:semiHidden="0" w:uiPriority="62" w:unhideWhenUsed="0"/>
+    <w:lsdException w:name="Medium Shading 1" w:semiHidden="0" w:uiPriority="63" w:unhideWhenUsed="0"/>
+    <w:lsdException w:name="Medium Shading 2" w:semiHidden="0" w:uiPriority="64" w:unhideWhenUsed="0"/>
+    <w:lsdException w:name="Medium List 1" w:semiHidden="0" w:uiPriority="65" w:unhideWhenUsed="0"/>
+    <w:lsdException w:name="Medium List 2" w:semiHidden="0" w:uiPriority="66" w:unhideWhenUsed="0"/>
+    <w:lsdException w:name="Medium Grid 1" w:semiHidden="0" w:uiPriority="67" w:unhideWhenUsed="0"/>
+    <w:lsdException w:name="Medium Grid 2" w:semiHidden="0" w:uiPriority="68" w:unhideWhenUsed="0"/>
+    <w:lsdException w:name="Medium Grid 3" w:semiHidden="0" w:uiPriority="69" w:unhideWhenUsed="0"/>
+    <w:lsdException w:name="Dark List" w:semiHidden="0" w:uiPriority="70" w:unhideWhenUsed="0"/>
+    <w:lsdException w:name="Colorful Shading" w:semiHidden="0" w:uiPriority="71" w:unhideWhenUsed="0"/>
+    <w:lsdException w:name="Colorful List" w:semiHidden="0" w:uiPriority="72" w:unhideWhenUsed="0"/>
+    <w:lsdException w:name="Colorful Grid" w:semiHidden="0" w:uiPriority="73" w:unhideWhenUsed="0"/>
+    <w:lsdException w:name="Light Shading Accent 1" w:semiHidden="0" w:uiPriority="60" w:unhideWhenUsed="0"/>
+    <w:lsdException w:name="Light List Accent 1" w:semiHidden="0" w:uiPriority="61" w:unhideWhenUsed="0"/>
+    <w:lsdException w:name="Light Grid Accent 1" w:semiHidden="0" w:uiPriority="62" w:unhideWhenUsed="0"/>
+    <w:lsdException w:name="Medium Shading 1 Accent 1" w:semiHidden="0" w:uiPriority="63" w:unhideWhenUsed="0"/>
+    <w:lsdException w:name="Medium Shading 2 Accent 1" w:semiHidden="0" w:uiPriority="64" w:unhideWhenUsed="0"/>
+    <w:lsdException w:name="Medium List 1 Accent 1" w:semiHidden="0" w:uiPriority="65" w:unhideWhenUsed="0"/>
+    <w:lsdException w:name="Medium List 2 Accent 1" w:semiHidden="0" w:uiPriority="66" w:unhideWhenUsed="0"/>
+    <w:lsdException w:name="Medium Grid 1 Accent 1" w:semiHidden="0" w:uiPriority="67" w:unhideWhenUsed="0"/>
+    <w:lsdException w:name="Medium Grid 2 Accent 1" w:semiHidden="0" w:uiPriority="68" w:unhideWhenUsed="0"/>
+    <w:lsdException w:name="Medium Grid 3 Accent 1" w:semiHidden="0" w:uiPriority="69" w:unhideWhenUsed="0"/>
+    <w:lsdException w:name="Dark List Accent 1" w:semiHidden="0" w:uiPriority="70" w:unhideWhenUsed="0"/>
+    <w:lsdException w:name="Colorful Shading Accent 1" w:semiHidden="0" w:uiPriority="71" w:unhideWhenUsed="0"/>
+    <w:lsdException w:name="Colorful List Accent 1" w:semiHidden="0" w:uiPriority="72" w:unhideWhenUsed="0"/>
+    <w:lsdException w:name="Colorful Grid Accent 1" w:semiHidden="0" w:uiPriority="73" w:unhideWhenUsed="0"/>
+    <w:lsdException w:name="Light Shading Accent 2" w:semiHidden="0" w:uiPriority="60" w:unhideWhenUsed="0"/>
+    <w:lsdException w:name="Light List Accent 2" w:semiHidden="0" w:uiPriority="61" w:unhideWhenUsed="0"/>
+    <w:lsdException w:name="Light Grid Accent 2" w:semiHidden="0" w:uiPriority="62" w:unhideWhenUsed="0"/>
+    <w:lsdException w:name="Medium Shading 1 Accent 2" w:semiHidden="0" w:uiPriority="63" w:unhideWhenUsed="0"/>
+    <w:lsdException w:name="Medium Shading 2 Accent 2" w:semiHidden="0" w:uiPriority="64" w:unhideWhenUsed="0"/>
+    <w:lsdException w:name="Medium List 1 Accent 2" w:semiHidden="0" w:uiPriority="65" w:unhideWhenUsed="0"/>
+    <w:lsdException w:name="Medium List 2 Accent 2" w:semiHidden="0" w:uiPriority="66" w:unhideWhenUsed="0"/>
+    <w:lsdException w:name="Medium Grid 1 Accent 2" w:semiHidden="0" w:uiPriority="67" w:unhideWhenUsed="0"/>
+    <w:lsdException w:name="Medium Grid 2 Accent 2" w:semiHidden="0" w:uiPriority="68" w:unhideWhenUsed="0"/>
+    <w:lsdException w:name="Medium Grid 3 Accent 2" w:semiHidden="0" w:uiPriority="69" w:unhideWhenUsed="0"/>
+    <w:lsdException w:name="Dark List Accent 2" w:semiHidden="0" w:uiPriority="70" w:unhideWhenUsed="0"/>
+    <w:lsdException w:name="Colorful Shading Accent 2" w:semiHidden="0" w:uiPriority="71" w:unhideWhenUsed="0"/>
+    <w:lsdException w:name="Colorful List Accent 2" w:semiHidden="0" w:uiPriority="72" w:unhideWhenUsed="0"/>
+    <w:lsdException w:name="Colorful Grid Accent 2" w:semiHidden="0" w:uiPriority="73" w:unhideWhenUsed="0"/>
+    <w:lsdException w:name="Light Shading Accent 3" w:semiHidden="0" w:uiPriority="60" w:unhideWhenUsed="0"/>
+    <w:lsdException w:name="Light List Accent 3" w:semiHidden="0" w:uiPriority="61" w:unhideWhenUsed="0"/>
+    <w:lsdException w:name="Light Grid Accent 3" w:semiHidden="0" w:uiPriority="62" w:unhideWhenUsed="0"/>
+    <w:lsdException w:name="Medium Shading 1 Accent 3" w:semiHidden="0" w:uiPriority="63" w:unhideWhenUsed="0"/>
+    <w:lsdException w:name="Medium Shading 2 Accent 3" w:semiHidden="0" w:uiPriority="64" w:unhideWhenUsed="0"/>
+    <w:lsdException w:name="Medium List 1 Accent 3" w:semiHidden="0" w:uiPriority="65" w:unhideWhenUsed="0"/>
+    <w:lsdException w:name="Medium List 2 Accent 3" w:semiHidden="0" w:uiPriority="66" w:unhideWhenUsed="0"/>
+    <w:lsdException w:name="Medium Grid 1 Accent 3" w:semiHidden="0" w:uiPriority="67" w:unhideWhenUsed="0"/>
+    <w:lsdException w:name="Medium Grid 2 Accent 3" w:semiHidden="0" w:uiPriority="68" w:unhideWhenUsed="0"/>
+    <w:lsdException w:name="Medium Grid 3 Accent 3" w:semiHidden="0" w:uiPriority="69" w:unhideWhenUsed="0"/>
+    <w:lsdException w:name="Dark List Accent 3" w:semiHidden="0" w:uiPriority="70" w:unhideWhenUsed="0"/>
+    <w:lsdException w:name="Colorful Shading Accent 3" w:semiHidden="0" w:uiPriority="71" w:unhideWhenUsed="0"/>
+    <w:lsdException w:name="Colorful List Accent 3" w:semiHidden="0" w:uiPriority="72" w:unhideWhenUsed="0"/>
+    <w:lsdException w:name="Colorful Grid Accent 3" w:semiHidden="0" w:uiPriority="73" w:unhideWhenUsed="0"/>
+    <w:lsdException w:name="Light Shading Accent 4" w:semiHidden="0" w:uiPriority="60" w:unhideWhenUsed="0"/>
+    <w:lsdException w:name="Light List Accent 4" w:semiHidden="0" w:uiPriority="61" w:unhideWhenUsed="0"/>
+    <w:lsdException w:name="Light Grid Accent 4" w:semiHidden="0" w:uiPriority="62" w:unhideWhenUsed="0"/>
+    <w:lsdException w:name="Medium Shading 1 Accent 4" w:semiHidden="0" w:uiPriority="63" w:unhideWhenUsed="0"/>
+    <w:lsdException w:name="Medium Shading 2 Accent 4" w:semiHidden="0" w:uiPriority="64" w:unhideWhenUsed="0"/>
+    <w:lsdException w:name="Medium List 1 Accent 4" w:semiHidden="0" w:uiPriority="65" w:unhideWhenUsed="0"/>
+    <w:lsdException w:name="Medium List 2 Accent 4" w:semiHidden="0" w:uiPriority="66" w:unhideWhenUsed="0"/>
+    <w:lsdException w:name="Medium Grid 1 Accent 4" w:semiHidden="0" w:uiPriority="67" w:unhideWhenUsed="0"/>
+    <w:lsdException w:name="Medium Grid 2 Accent 4" w:semiHidden="0" w:uiPriority="68" w:unhideWhenUsed="0"/>
+    <w:lsdException w:name="Medium Grid 3 Accent 4" w:semiHidden="0" w:uiPriority="69" w:unhideWhenUsed="0"/>
+    <w:lsdException w:name="Dark List Accent 4" w:semiHidden="0" w:uiPriority="70" w:unhideWhenUsed="0"/>
+    <w:lsdException w:name="Colorful Shading Accent 4" w:semiHidden="0" w:uiPriority="71" w:unhideWhenUsed="0"/>
+    <w:lsdException w:name="Colorful List Accent 4" w:semiHidden="0" w:uiPriority="72" w:unhideWhenUsed="0"/>
+    <w:lsdException w:name="Colorful Grid Accent 4" w:semiHidden="0" w:uiPriority="73" w:unhideWhenUsed="0"/>
+    <w:lsdException w:name="Light Shading Accent 5" w:semiHidden="0" w:uiPriority="60" w:unhideWhenUsed="0"/>
+    <w:lsdException w:name="Light List Accent 5" w:semiHidden="0" w:uiPriority="61" w:unhideWhenUsed="0"/>
+    <w:lsdException w:name="Light Grid Accent 5" w:semiHidden="0" w:uiPriority="62" w:unhideWhenUsed="0"/>
+    <w:lsdException w:name="Medium Shading 1 Accent 5" w:semiHidden="0" w:uiPriority="63" w:unhideWhenUsed="0"/>
+    <w:lsdException w:name="Medium Shading 2 Accent 5" w:semiHidden="0" w:uiPriority="64" w:unhideWhenUsed="0"/>
+    <w:lsdException w:name="Medium List 1 Accent 5" w:semiHidden="0" w:uiPriority="65" w:unhideWhenUsed="0"/>
+    <w:lsdException w:name="Medium List 2 Accent 5" w:semiHidden="0" w:uiPriority="66" w:unhideWhenUsed="0"/>
+    <w:lsdException w:name="Medium Grid 1 Accent 5" w:semiHidden="0" w:uiPriority="67" w:unhideWhenUsed="0"/>
+    <w:lsdException w:name="Medium Grid 2 Accent 5" w:semiHidden="0" w:uiPriority="68" w:unhideWhenUsed="0"/>
+    <w:lsdException w:name="Medium Grid 3 Accent 5" w:semiHidden="0" w:uiPriority="69" w:unhideWhenUsed="0"/>
+    <w:lsdException w:name="Dark List Accent 5" w:semiHidden="0" w:uiPriority="70" w:unhideWhenUsed="0"/>
+    <w:lsdException w:name="Colorful Shading Accent 5" w:semiHidden="0" w:uiPriority="71" w:unhideWhenUsed="0"/>
+    <w:lsdException w:name="Colorful List Accent 5" w:semiHidden="0" w:uiPriority="72" w:unhideWhenUsed="0"/>
+    <w:lsdException w:name="Colorful Grid Accent 5" w:semiHidden="0" w:uiPriority="73" w:unhideWhenUsed="0"/>
+    <w:lsdException w:name="Light Shading Accent 6" w:semiHidden="0" w:uiPriority="60" w:unhideWhenUsed="0"/>
+    <w:lsdException w:name="Light List Accent 6" w:semiHidden="0" w:uiPriority="61" w:unhideWhenUsed="0"/>
+    <w:lsdException w:name="Light Grid Accent 6" w:semiHidden="0" w:uiPriority="62" w:unhideWhenUsed="0"/>
+    <w:lsdException w:name="Medium Shading 1 Accent 6" w:semiHidden="0" w:uiPriority="63" w:unhideWhenUsed="0"/>
+    <w:lsdException w:name="Medium Shading 2 Accent 6" w:semiHidden="0" w:uiPriority="64" w:unhideWhenUsed="0"/>
+    <w:lsdException w:name="Medium List 1 Accent 6" w:semiHidden="0" w:uiPriority="65" w:unhideWhenUsed="0"/>
+    <w:lsdException w:name="Medium List 2 Accent 6" w:semiHidden="0" w:uiPriority="66" w:unhideWhenUsed="0"/>
+    <w:lsdException w:name="Medium Grid 1 Accent 6" w:semiHidden="0" w:uiPriority="67" w:unhideWhenUsed="0"/>
+    <w:lsdException w:name="Medium Grid 2 Accent 6" w:semiHidden="0" w:uiPriority="68" w:unhideWhenUsed="0"/>
+    <w:lsdException w:name="Medium Grid 3 Accent 6" w:semiHidden="0" w:uiPriority="69" w:unhideWhenUsed="0"/>
+    <w:lsdException w:name="Dark List Accent 6" w:semiHidden="0" w:uiPriority="70" w:unhideWhenUsed="0"/>
+    <w:lsdException w:name="Colorful Shading Accent 6" w:semiHidden="0" w:uiPriority="71" w:unhideWhenUsed="0"/>
+    <w:lsdException w:name="Colorful List Accent 6" w:semiHidden="0" w:uiPriority="72" w:unhideWhenUsed="0"/>
+    <w:lsdException w:name="Colorful Grid Accent 6" w:semiHidden="0" w:uiPriority="73" w:unhideWhenUsed="0"/>
   </w:latentStyles>
-  <w:style w:type="paragraph" w:default="1" w:styleId="1">
+  <w:style w:type="paragraph" w:default="1" w:styleId="Normal">
     <w:name w:val="Normal"/>
     <w:qFormat/>
-    <w:uiPriority w:val="0"/>
     <w:pPr>
       <w:kinsoku w:val="0"/>
       <w:autoSpaceDE w:val="0"/>
@@ -13465,7 +13285,7 @@
       <w:textAlignment w:val="baseline"/>
     </w:pPr>
     <w:rPr>
-      <w:rFonts w:ascii="Arial" w:hAnsi="Arial" w:eastAsia="宋体" w:cs="Arial"/>
+      <w:rFonts w:ascii="Arial" w:eastAsia="宋体" w:hAnsi="Arial" w:cs="Arial"/>
       <w:snapToGrid w:val="0"/>
       <w:color w:val="000000"/>
       <w:kern w:val="0"/>
@@ -13474,12 +13294,11 @@
       <w:lang w:val="en-US" w:eastAsia="en-US" w:bidi="ar-SA"/>
     </w:rPr>
   </w:style>
-  <w:style w:type="paragraph" w:styleId="2">
+  <w:style w:type="paragraph" w:styleId="Heading1">
     <w:name w:val="heading 1"/>
-    <w:basedOn w:val="1"/>
-    <w:next w:val="1"/>
+    <w:basedOn w:val="Normal"/>
+    <w:next w:val="Normal"/>
     <w:qFormat/>
-    <w:uiPriority w:val="0"/>
     <w:pPr>
       <w:keepNext/>
       <w:keepLines/>
@@ -13497,13 +13316,12 @@
       <w:sz w:val="44"/>
     </w:rPr>
   </w:style>
-  <w:style w:type="paragraph" w:styleId="3">
+  <w:style w:type="paragraph" w:styleId="Heading2">
     <w:name w:val="heading 2"/>
-    <w:basedOn w:val="1"/>
-    <w:next w:val="1"/>
+    <w:basedOn w:val="Normal"/>
+    <w:next w:val="Normal"/>
     <w:unhideWhenUsed/>
     <w:qFormat/>
-    <w:uiPriority w:val="0"/>
     <w:pPr>
       <w:keepNext/>
       <w:keepLines/>
@@ -13516,19 +13334,18 @@
       <w:outlineLvl w:val="1"/>
     </w:pPr>
     <w:rPr>
-      <w:rFonts w:ascii="Arial" w:hAnsi="Arial" w:eastAsia="黑体"/>
+      <w:rFonts w:ascii="Arial" w:eastAsia="黑体" w:hAnsi="Arial"/>
       <w:b/>
       <w:sz w:val="32"/>
     </w:rPr>
   </w:style>
-  <w:style w:type="paragraph" w:styleId="4">
+  <w:style w:type="paragraph" w:styleId="Heading3">
     <w:name w:val="heading 3"/>
-    <w:basedOn w:val="1"/>
-    <w:next w:val="1"/>
+    <w:basedOn w:val="Normal"/>
+    <w:next w:val="Normal"/>
     <w:semiHidden/>
     <w:unhideWhenUsed/>
     <w:qFormat/>
-    <w:uiPriority w:val="0"/>
     <w:pPr>
       <w:keepNext/>
       <w:keepLines/>
@@ -13545,13 +13362,12 @@
       <w:sz w:val="32"/>
     </w:rPr>
   </w:style>
-  <w:style w:type="paragraph" w:styleId="5">
+  <w:style w:type="paragraph" w:styleId="Heading4">
     <w:name w:val="heading 4"/>
-    <w:basedOn w:val="1"/>
-    <w:next w:val="1"/>
+    <w:basedOn w:val="Normal"/>
+    <w:next w:val="Normal"/>
     <w:unhideWhenUsed/>
     <w:qFormat/>
-    <w:uiPriority w:val="0"/>
     <w:pPr>
       <w:keepNext/>
       <w:keepLines/>
@@ -13564,19 +13380,18 @@
       <w:outlineLvl w:val="3"/>
     </w:pPr>
     <w:rPr>
-      <w:rFonts w:ascii="Arial" w:hAnsi="Arial" w:eastAsia="黑体"/>
+      <w:rFonts w:ascii="Arial" w:eastAsia="黑体" w:hAnsi="Arial"/>
       <w:b/>
       <w:sz w:val="28"/>
     </w:rPr>
   </w:style>
-  <w:style w:type="paragraph" w:styleId="6">
+  <w:style w:type="paragraph" w:styleId="Heading5">
     <w:name w:val="heading 5"/>
-    <w:basedOn w:val="1"/>
-    <w:next w:val="1"/>
+    <w:basedOn w:val="Normal"/>
+    <w:next w:val="Normal"/>
     <w:semiHidden/>
     <w:unhideWhenUsed/>
     <w:qFormat/>
-    <w:uiPriority w:val="0"/>
     <w:pPr>
       <w:keepNext/>
       <w:keepLines/>
@@ -13593,14 +13408,13 @@
       <w:sz w:val="28"/>
     </w:rPr>
   </w:style>
-  <w:style w:type="paragraph" w:styleId="7">
+  <w:style w:type="paragraph" w:styleId="Heading6">
     <w:name w:val="heading 6"/>
-    <w:basedOn w:val="1"/>
-    <w:next w:val="1"/>
+    <w:basedOn w:val="Normal"/>
+    <w:next w:val="Normal"/>
     <w:semiHidden/>
     <w:unhideWhenUsed/>
     <w:qFormat/>
-    <w:uiPriority w:val="0"/>
     <w:pPr>
       <w:keepNext/>
       <w:keepLines/>
@@ -13613,19 +13427,18 @@
       <w:outlineLvl w:val="5"/>
     </w:pPr>
     <w:rPr>
-      <w:rFonts w:ascii="Arial" w:hAnsi="Arial" w:eastAsia="黑体"/>
+      <w:rFonts w:ascii="Arial" w:eastAsia="黑体" w:hAnsi="Arial"/>
       <w:b/>
       <w:sz w:val="24"/>
     </w:rPr>
   </w:style>
-  <w:style w:type="paragraph" w:styleId="8">
+  <w:style w:type="paragraph" w:styleId="Heading7">
     <w:name w:val="heading 7"/>
-    <w:basedOn w:val="1"/>
-    <w:next w:val="1"/>
+    <w:basedOn w:val="Normal"/>
+    <w:next w:val="Normal"/>
     <w:semiHidden/>
     <w:unhideWhenUsed/>
     <w:qFormat/>
-    <w:uiPriority w:val="0"/>
     <w:pPr>
       <w:keepNext/>
       <w:keepLines/>
@@ -13642,14 +13455,13 @@
       <w:sz w:val="24"/>
     </w:rPr>
   </w:style>
-  <w:style w:type="paragraph" w:styleId="9">
+  <w:style w:type="paragraph" w:styleId="Heading8">
     <w:name w:val="heading 8"/>
-    <w:basedOn w:val="1"/>
-    <w:next w:val="1"/>
+    <w:basedOn w:val="Normal"/>
+    <w:next w:val="Normal"/>
     <w:semiHidden/>
     <w:unhideWhenUsed/>
     <w:qFormat/>
-    <w:uiPriority w:val="0"/>
     <w:pPr>
       <w:keepNext/>
       <w:keepLines/>
@@ -13662,18 +13474,17 @@
       <w:outlineLvl w:val="7"/>
     </w:pPr>
     <w:rPr>
-      <w:rFonts w:ascii="Arial" w:hAnsi="Arial" w:eastAsia="黑体"/>
+      <w:rFonts w:ascii="Arial" w:eastAsia="黑体" w:hAnsi="Arial"/>
       <w:sz w:val="24"/>
     </w:rPr>
   </w:style>
-  <w:style w:type="paragraph" w:styleId="10">
+  <w:style w:type="paragraph" w:styleId="Heading9">
     <w:name w:val="heading 9"/>
-    <w:basedOn w:val="1"/>
-    <w:next w:val="1"/>
+    <w:basedOn w:val="Normal"/>
+    <w:next w:val="Normal"/>
     <w:semiHidden/>
     <w:unhideWhenUsed/>
     <w:qFormat/>
-    <w:uiPriority w:val="0"/>
     <w:pPr>
       <w:keepNext/>
       <w:keepLines/>
@@ -13686,21 +13497,19 @@
       <w:outlineLvl w:val="8"/>
     </w:pPr>
     <w:rPr>
-      <w:rFonts w:ascii="Arial" w:hAnsi="Arial" w:eastAsia="黑体"/>
+      <w:rFonts w:ascii="Arial" w:eastAsia="黑体" w:hAnsi="Arial"/>
       <w:sz w:val="21"/>
     </w:rPr>
   </w:style>
-  <w:style w:type="character" w:default="1" w:styleId="22">
+  <w:style w:type="character" w:default="1" w:styleId="DefaultParagraphFont">
     <w:name w:val="Default Paragraph Font"/>
     <w:semiHidden/>
     <w:qFormat/>
-    <w:uiPriority w:val="0"/>
   </w:style>
-  <w:style w:type="table" w:default="1" w:styleId="20">
+  <w:style w:type="table" w:default="1" w:styleId="TableNormal">
     <w:name w:val="Normal Table"/>
     <w:semiHidden/>
     <w:qFormat/>
-    <w:uiPriority w:val="0"/>
     <w:tblPr>
       <w:tblCellMar>
         <w:top w:w="0" w:type="dxa"/>
@@ -13710,43 +13519,39 @@
       </w:tblCellMar>
     </w:tblPr>
   </w:style>
-  <w:style w:type="paragraph" w:styleId="11">
+  <w:style w:type="paragraph" w:styleId="CommentText">
     <w:name w:val="annotation text"/>
-    <w:basedOn w:val="1"/>
+    <w:basedOn w:val="Normal"/>
     <w:qFormat/>
-    <w:uiPriority w:val="0"/>
     <w:pPr>
       <w:jc w:val="left"/>
     </w:pPr>
   </w:style>
-  <w:style w:type="paragraph" w:styleId="12">
+  <w:style w:type="paragraph" w:styleId="BodyText">
     <w:name w:val="Body Text"/>
-    <w:basedOn w:val="1"/>
+    <w:basedOn w:val="Normal"/>
     <w:semiHidden/>
     <w:qFormat/>
-    <w:uiPriority w:val="0"/>
     <w:rPr>
-      <w:rFonts w:ascii="Arial" w:hAnsi="Arial" w:eastAsia="Arial" w:cs="Arial"/>
+      <w:rFonts w:ascii="Arial" w:eastAsia="Arial" w:hAnsi="Arial" w:cs="Arial"/>
       <w:sz w:val="21"/>
       <w:szCs w:val="21"/>
       <w:lang w:val="en-US" w:eastAsia="en-US" w:bidi="ar-SA"/>
     </w:rPr>
   </w:style>
-  <w:style w:type="paragraph" w:styleId="13">
+  <w:style w:type="paragraph" w:styleId="TOC3">
     <w:name w:val="toc 3"/>
-    <w:basedOn w:val="1"/>
-    <w:next w:val="1"/>
+    <w:basedOn w:val="Normal"/>
+    <w:next w:val="Normal"/>
     <w:qFormat/>
-    <w:uiPriority w:val="0"/>
     <w:pPr>
       <w:ind w:left="840" w:leftChars="400"/>
     </w:pPr>
   </w:style>
-  <w:style w:type="paragraph" w:styleId="14">
+  <w:style w:type="paragraph" w:styleId="Footer">
     <w:name w:val="footer"/>
-    <w:basedOn w:val="1"/>
+    <w:basedOn w:val="Normal"/>
     <w:qFormat/>
-    <w:uiPriority w:val="0"/>
     <w:pPr>
       <w:tabs>
         <w:tab w:val="center" w:pos="4153"/>
@@ -13759,17 +13564,16 @@
       <w:sz w:val="18"/>
     </w:rPr>
   </w:style>
-  <w:style w:type="paragraph" w:styleId="15">
+  <w:style w:type="paragraph" w:styleId="Header">
     <w:name w:val="header"/>
-    <w:basedOn w:val="1"/>
+    <w:basedOn w:val="Normal"/>
     <w:qFormat/>
-    <w:uiPriority w:val="0"/>
     <w:pPr>
       <w:pBdr>
-        <w:top w:val="none" w:color="auto" w:sz="0" w:space="1"/>
-        <w:left w:val="none" w:color="auto" w:sz="0" w:space="4"/>
-        <w:bottom w:val="none" w:color="auto" w:sz="0" w:space="1"/>
-        <w:right w:val="none" w:color="auto" w:sz="0" w:space="4"/>
+        <w:top w:val="nil"/>
+        <w:left w:val="nil"/>
+        <w:bottom w:val="nil"/>
+        <w:right w:val="nil"/>
       </w:pBdr>
       <w:tabs>
         <w:tab w:val="center" w:pos="4153"/>
@@ -13784,41 +13588,37 @@
       <w:sz w:val="18"/>
     </w:rPr>
   </w:style>
-  <w:style w:type="paragraph" w:styleId="16">
+  <w:style w:type="paragraph" w:styleId="TOC1">
     <w:name w:val="toc 1"/>
-    <w:basedOn w:val="1"/>
-    <w:next w:val="1"/>
+    <w:basedOn w:val="Normal"/>
+    <w:next w:val="Normal"/>
     <w:qFormat/>
-    <w:uiPriority w:val="0"/>
     <w:rPr>
-      <w:rFonts w:ascii="Arial" w:hAnsi="Arial" w:eastAsia="Microsoft JhengHei"/>
+      <w:rFonts w:ascii="Arial" w:eastAsia="Microsoft JhengHei" w:hAnsi="Arial"/>
       <w:sz w:val="24"/>
     </w:rPr>
   </w:style>
-  <w:style w:type="paragraph" w:styleId="17">
+  <w:style w:type="paragraph" w:styleId="TOC2">
     <w:name w:val="toc 2"/>
-    <w:basedOn w:val="1"/>
-    <w:next w:val="1"/>
+    <w:basedOn w:val="Normal"/>
+    <w:next w:val="Normal"/>
     <w:qFormat/>
-    <w:uiPriority w:val="0"/>
     <w:pPr>
       <w:ind w:left="420" w:leftChars="200"/>
     </w:pPr>
   </w:style>
-  <w:style w:type="paragraph" w:styleId="18">
+  <w:style w:type="paragraph" w:styleId="NormalWeb">
     <w:name w:val="Normal (Web)"/>
-    <w:basedOn w:val="1"/>
+    <w:basedOn w:val="Normal"/>
     <w:qFormat/>
-    <w:uiPriority w:val="0"/>
     <w:rPr>
       <w:sz w:val="24"/>
     </w:rPr>
   </w:style>
-  <w:style w:type="paragraph" w:styleId="19">
+  <w:style w:type="paragraph" w:styleId="Title">
     <w:name w:val="Title"/>
-    <w:basedOn w:val="1"/>
+    <w:basedOn w:val="Normal"/>
     <w:qFormat/>
-    <w:uiPriority w:val="0"/>
     <w:pPr>
       <w:spacing w:before="240" w:beforeLines="0" w:beforeAutospacing="0" w:after="60" w:afterLines="0" w:afterAutospacing="0"/>
       <w:jc w:val="center"/>
@@ -13830,41 +13630,38 @@
       <w:sz w:val="32"/>
     </w:rPr>
   </w:style>
-  <w:style w:type="table" w:styleId="21">
+  <w:style w:type="table" w:styleId="TableGrid">
     <w:name w:val="Table Grid"/>
-    <w:basedOn w:val="20"/>
+    <w:basedOn w:val="TableNormal"/>
     <w:qFormat/>
-    <w:uiPriority w:val="0"/>
     <w:pPr>
       <w:widowControl w:val="0"/>
       <w:jc w:val="both"/>
     </w:pPr>
     <w:tblPr>
       <w:tblBorders>
-        <w:top w:val="single" w:color="auto" w:sz="4" w:space="0"/>
-        <w:left w:val="single" w:color="auto" w:sz="4" w:space="0"/>
-        <w:bottom w:val="single" w:color="auto" w:sz="4" w:space="0"/>
-        <w:right w:val="single" w:color="auto" w:sz="4" w:space="0"/>
-        <w:insideH w:val="single" w:color="auto" w:sz="4" w:space="0"/>
-        <w:insideV w:val="single" w:color="auto" w:sz="4" w:space="0"/>
+        <w:top w:val="single" w:sz="4" w:space="0" w:color="auto"/>
+        <w:left w:val="single" w:sz="4" w:space="0" w:color="auto"/>
+        <w:bottom w:val="single" w:sz="4" w:space="0" w:color="auto"/>
+        <w:right w:val="single" w:sz="4" w:space="0" w:color="auto"/>
+        <w:insideH w:val="single" w:sz="4" w:space="0" w:color="auto"/>
+        <w:insideV w:val="single" w:sz="4" w:space="0" w:color="auto"/>
       </w:tblBorders>
     </w:tblPr>
   </w:style>
-  <w:style w:type="character" w:styleId="23">
+  <w:style w:type="character" w:styleId="Strong">
     <w:name w:val="Strong"/>
-    <w:basedOn w:val="22"/>
+    <w:basedOn w:val="DefaultParagraphFont"/>
     <w:qFormat/>
-    <w:uiPriority w:val="0"/>
     <w:rPr>
       <w:b/>
     </w:rPr>
   </w:style>
-  <w:style w:type="table" w:customStyle="1" w:styleId="24">
+  <w:style w:type="table" w:customStyle="1" w:styleId="TableNormal0">
     <w:name w:val="Table Normal_0"/>
     <w:semiHidden/>
     <w:unhideWhenUsed/>
     <w:qFormat/>
-    <w:uiPriority w:val="0"/>
     <w:tblPr>
       <w:tblCellMar>
         <w:top w:w="0" w:type="dxa"/>
@@ -13874,87 +13671,81 @@
       </w:tblCellMar>
     </w:tblPr>
   </w:style>
-  <w:style w:type="paragraph" w:customStyle="1" w:styleId="25">
+  <w:style w:type="paragraph" w:customStyle="1" w:styleId="TableText">
     <w:name w:val="Table Text"/>
-    <w:basedOn w:val="1"/>
+    <w:basedOn w:val="Normal"/>
     <w:semiHidden/>
     <w:qFormat/>
-    <w:uiPriority w:val="0"/>
     <w:rPr>
-      <w:rFonts w:ascii="宋体" w:hAnsi="宋体" w:eastAsia="宋体" w:cs="宋体"/>
+      <w:rFonts w:ascii="宋体" w:eastAsia="宋体" w:hAnsi="宋体" w:cs="宋体"/>
       <w:sz w:val="21"/>
       <w:szCs w:val="21"/>
       <w:lang w:val="en-US" w:eastAsia="en-US" w:bidi="ar-SA"/>
     </w:rPr>
   </w:style>
-  <w:style w:type="paragraph" w:customStyle="1" w:styleId="26">
+  <w:style w:type="paragraph" w:customStyle="1" w:styleId="1">
     <w:name w:val="柴_标题1"/>
-    <w:basedOn w:val="2"/>
-    <w:next w:val="27"/>
-    <w:link w:val="38"/>
+    <w:basedOn w:val="Heading1"/>
+    <w:next w:val="a"/>
+    <w:link w:val="1Char"/>
     <w:qFormat/>
-    <w:uiPriority w:val="0"/>
     <w:pPr>
       <w:spacing w:before="100" w:after="90" w:line="360" w:lineRule="auto"/>
     </w:pPr>
     <w:rPr>
-      <w:rFonts w:ascii="Arial" w:hAnsi="Arial" w:eastAsia="宋体"/>
+      <w:rFonts w:ascii="Arial" w:eastAsia="宋体" w:hAnsi="Arial"/>
       <w:sz w:val="32"/>
     </w:rPr>
   </w:style>
-  <w:style w:type="paragraph" w:customStyle="1" w:styleId="27">
+  <w:style w:type="paragraph" w:customStyle="1" w:styleId="a">
     <w:name w:val="柴_正文"/>
-    <w:basedOn w:val="12"/>
-    <w:link w:val="41"/>
+    <w:basedOn w:val="BodyText"/>
+    <w:link w:val="Char"/>
     <w:qFormat/>
-    <w:uiPriority w:val="0"/>
     <w:pPr>
       <w:spacing w:line="360" w:lineRule="auto"/>
       <w:ind w:firstLine="470" w:firstLineChars="200"/>
     </w:pPr>
     <w:rPr>
-      <w:rFonts w:ascii="Arial" w:hAnsi="Arial" w:eastAsia="宋体"/>
+      <w:rFonts w:ascii="Arial" w:eastAsia="宋体" w:hAnsi="Arial"/>
       <w:sz w:val="24"/>
       <w:lang w:eastAsia="zh-CN"/>
     </w:rPr>
   </w:style>
-  <w:style w:type="paragraph" w:customStyle="1" w:styleId="28">
+  <w:style w:type="paragraph" w:customStyle="1" w:styleId="2">
     <w:name w:val="柴_标题2"/>
-    <w:basedOn w:val="3"/>
-    <w:next w:val="27"/>
+    <w:basedOn w:val="Heading2"/>
+    <w:next w:val="a"/>
     <w:qFormat/>
-    <w:uiPriority w:val="0"/>
     <w:pPr>
       <w:spacing w:line="360" w:lineRule="auto"/>
     </w:pPr>
     <w:rPr>
-      <w:rFonts w:ascii="Arial" w:hAnsi="Arial" w:eastAsia="宋体"/>
+      <w:rFonts w:ascii="Arial" w:eastAsia="宋体" w:hAnsi="Arial"/>
       <w:sz w:val="28"/>
     </w:rPr>
   </w:style>
-  <w:style w:type="paragraph" w:customStyle="1" w:styleId="29">
+  <w:style w:type="paragraph" w:customStyle="1" w:styleId="3">
     <w:name w:val="柴_标题3"/>
-    <w:basedOn w:val="4"/>
-    <w:next w:val="27"/>
+    <w:basedOn w:val="Heading3"/>
+    <w:next w:val="a"/>
     <w:qFormat/>
-    <w:uiPriority w:val="0"/>
     <w:pPr>
       <w:spacing w:line="360" w:lineRule="auto"/>
       <w:ind w:left="0" w:firstLine="472" w:firstLineChars="200"/>
     </w:pPr>
     <w:rPr>
-      <w:rFonts w:ascii="宋体" w:hAnsi="宋体" w:eastAsia="宋体" w:cs="宋体"/>
+      <w:rFonts w:ascii="宋体" w:eastAsia="宋体" w:hAnsi="宋体" w:cs="宋体"/>
       <w:spacing w:val="-2"/>
       <w:sz w:val="24"/>
       <w:szCs w:val="24"/>
     </w:rPr>
   </w:style>
-  <w:style w:type="paragraph" w:customStyle="1" w:styleId="30">
+  <w:style w:type="paragraph" w:customStyle="1" w:styleId="a0">
     <w:name w:val="柴_目录"/>
-    <w:basedOn w:val="1"/>
-    <w:next w:val="12"/>
+    <w:basedOn w:val="Normal"/>
+    <w:next w:val="BodyText"/>
     <w:qFormat/>
-    <w:uiPriority w:val="0"/>
     <w:pPr>
       <w:tabs>
         <w:tab w:val="right" w:leader="dot" w:pos="8442"/>
@@ -13962,96 +13753,89 @@
       <w:ind w:left="0" w:leftChars="0"/>
     </w:pPr>
     <w:rPr>
-      <w:rFonts w:ascii="Arial" w:hAnsi="Arial" w:eastAsia="Microsoft JhengHei"/>
+      <w:rFonts w:ascii="Arial" w:eastAsia="Microsoft JhengHei" w:hAnsi="Arial"/>
       <w:sz w:val="24"/>
     </w:rPr>
   </w:style>
-  <w:style w:type="paragraph" w:customStyle="1" w:styleId="31">
+  <w:style w:type="paragraph" w:customStyle="1" w:styleId="a1">
     <w:name w:val="柴_公司名"/>
-    <w:basedOn w:val="19"/>
+    <w:basedOn w:val="Title"/>
     <w:qFormat/>
-    <w:uiPriority w:val="0"/>
     <w:pPr>
       <w:spacing w:after="600" w:afterLines="600"/>
     </w:pPr>
     <w:rPr>
-      <w:rFonts w:hint="eastAsia" w:ascii="宋体" w:hAnsi="宋体" w:eastAsia="宋体" w:cs="宋体"/>
+      <w:rFonts w:ascii="宋体" w:eastAsia="宋体" w:hAnsi="宋体" w:cs="宋体" w:hint="eastAsia"/>
       <w:bCs/>
       <w:spacing w:val="-6"/>
       <w:sz w:val="52"/>
       <w:szCs w:val="52"/>
     </w:rPr>
   </w:style>
-  <w:style w:type="paragraph" w:customStyle="1" w:styleId="32">
+  <w:style w:type="paragraph" w:customStyle="1" w:styleId="a2">
     <w:name w:val="柴_文档名"/>
-    <w:basedOn w:val="19"/>
+    <w:basedOn w:val="Title"/>
     <w:qFormat/>
-    <w:uiPriority w:val="0"/>
     <w:pPr>
       <w:spacing w:after="900" w:afterLines="900"/>
     </w:pPr>
     <w:rPr>
-      <w:rFonts w:ascii="黑体" w:hAnsi="黑体" w:eastAsia="黑体" w:cs="黑体"/>
+      <w:rFonts w:ascii="黑体" w:eastAsia="黑体" w:hAnsi="黑体" w:cs="黑体"/>
       <w:bCs/>
       <w:spacing w:val="-7"/>
       <w:sz w:val="52"/>
       <w:szCs w:val="52"/>
     </w:rPr>
   </w:style>
-  <w:style w:type="paragraph" w:customStyle="1" w:styleId="33">
+  <w:style w:type="paragraph" w:customStyle="1" w:styleId="WPSOffice1">
     <w:name w:val="WPSOffice手动目录 1"/>
     <w:qFormat/>
-    <w:uiPriority w:val="0"/>
     <w:pPr>
       <w:ind w:leftChars="0"/>
     </w:pPr>
     <w:rPr>
-      <w:rFonts w:ascii="Times New Roman" w:hAnsi="Times New Roman" w:eastAsia="宋体" w:cs="Times New Roman"/>
+      <w:rFonts w:ascii="Times New Roman" w:eastAsia="宋体" w:hAnsi="Times New Roman" w:cs="Times New Roman"/>
       <w:sz w:val="20"/>
       <w:szCs w:val="20"/>
     </w:rPr>
   </w:style>
-  <w:style w:type="paragraph" w:customStyle="1" w:styleId="34">
+  <w:style w:type="paragraph" w:customStyle="1" w:styleId="WPSOffice2">
     <w:name w:val="WPSOffice手动目录 2"/>
     <w:qFormat/>
-    <w:uiPriority w:val="0"/>
     <w:pPr>
       <w:ind w:leftChars="200"/>
     </w:pPr>
     <w:rPr>
-      <w:rFonts w:ascii="Times New Roman" w:hAnsi="Times New Roman" w:eastAsia="宋体" w:cs="Times New Roman"/>
+      <w:rFonts w:ascii="Times New Roman" w:eastAsia="宋体" w:hAnsi="Times New Roman" w:cs="Times New Roman"/>
       <w:sz w:val="20"/>
       <w:szCs w:val="20"/>
     </w:rPr>
   </w:style>
-  <w:style w:type="paragraph" w:customStyle="1" w:styleId="35">
+  <w:style w:type="paragraph" w:customStyle="1" w:styleId="WPSOffice3">
     <w:name w:val="WPSOffice手动目录 3"/>
     <w:qFormat/>
-    <w:uiPriority w:val="0"/>
     <w:pPr>
       <w:ind w:leftChars="400"/>
     </w:pPr>
     <w:rPr>
-      <w:rFonts w:ascii="Times New Roman" w:hAnsi="Times New Roman" w:eastAsia="宋体" w:cs="Times New Roman"/>
+      <w:rFonts w:ascii="Times New Roman" w:eastAsia="宋体" w:hAnsi="Times New Roman" w:cs="Times New Roman"/>
       <w:sz w:val="20"/>
       <w:szCs w:val="20"/>
     </w:rPr>
   </w:style>
-  <w:style w:type="paragraph" w:customStyle="1" w:styleId="36">
+  <w:style w:type="paragraph" w:customStyle="1" w:styleId="Compact">
     <w:name w:val="Compact"/>
-    <w:basedOn w:val="12"/>
+    <w:basedOn w:val="BodyText"/>
     <w:qFormat/>
-    <w:uiPriority w:val="0"/>
     <w:pPr>
       <w:spacing w:before="36" w:after="36"/>
     </w:pPr>
   </w:style>
-  <w:style w:type="table" w:customStyle="1" w:styleId="37">
+  <w:style w:type="table" w:customStyle="1" w:styleId="Table">
     <w:name w:val="Table"/>
     <w:semiHidden/>
     <w:unhideWhenUsed/>
     <w:qFormat/>
-    <w:uiPriority w:val="0"/>
     <w:tblPr>
       <w:tblCellMar>
         <w:top w:w="0" w:type="dxa"/>
@@ -14063,27 +13847,25 @@
     <w:tblStylePr w:type="firstRow">
       <w:tcPr>
         <w:tcBorders>
-          <w:bottom w:val="single" w:color="auto" w:sz="0" w:space="0"/>
+          <w:bottom w:val="single" w:sz="0" w:space="0" w:color="auto"/>
         </w:tcBorders>
         <w:vAlign w:val="bottom"/>
       </w:tcPr>
     </w:tblStylePr>
   </w:style>
-  <w:style w:type="character" w:customStyle="1" w:styleId="38">
+  <w:style w:type="character" w:customStyle="1" w:styleId="1Char">
     <w:name w:val="柴_标题1 Char"/>
-    <w:link w:val="26"/>
+    <w:link w:val="1"/>
     <w:qFormat/>
-    <w:uiPriority w:val="0"/>
     <w:rPr>
-      <w:rFonts w:ascii="Arial" w:hAnsi="Arial" w:eastAsia="宋体"/>
+      <w:rFonts w:ascii="Arial" w:eastAsia="宋体" w:hAnsi="Arial"/>
       <w:sz w:val="32"/>
     </w:rPr>
   </w:style>
-  <w:style w:type="paragraph" w:customStyle="1" w:styleId="39">
+  <w:style w:type="paragraph" w:customStyle="1" w:styleId="a3">
     <w:name w:val="柴_正文_无缩进"/>
-    <w:basedOn w:val="1"/>
+    <w:basedOn w:val="Normal"/>
     <w:qFormat/>
-    <w:uiPriority w:val="0"/>
     <w:pPr>
       <w:ind w:firstLine="0" w:firstLineChars="0"/>
     </w:pPr>
@@ -14093,41 +13875,38 @@
       <w:lang w:eastAsia="zh-CN"/>
     </w:rPr>
   </w:style>
-  <w:style w:type="paragraph" w:customStyle="1" w:styleId="40">
+  <w:style w:type="paragraph" w:customStyle="1" w:styleId="4">
     <w:name w:val="柴_标题4"/>
-    <w:basedOn w:val="5"/>
-    <w:next w:val="1"/>
+    <w:basedOn w:val="Heading4"/>
+    <w:next w:val="Normal"/>
     <w:qFormat/>
-    <w:uiPriority w:val="0"/>
     <w:pPr>
       <w:widowControl w:val="0"/>
       <w:spacing w:before="160" w:line="360" w:lineRule="auto"/>
-      <w:ind w:left="981" w:leftChars="300" w:hanging="862"/>
+      <w:ind w:left="981" w:hanging="862" w:leftChars="300"/>
     </w:pPr>
     <w:rPr>
-      <w:rFonts w:hint="eastAsia" w:ascii="Calibri" w:hAnsi="Calibri" w:eastAsia="宋体" w:cs="宋体"/>
+      <w:rFonts w:ascii="Calibri" w:eastAsia="宋体" w:hAnsi="Calibri" w:cs="宋体" w:hint="eastAsia"/>
       <w:sz w:val="24"/>
       <w:szCs w:val="24"/>
       <w:lang w:eastAsia="zh-CN" w:bidi="zh-CN"/>
     </w:rPr>
   </w:style>
-  <w:style w:type="character" w:customStyle="1" w:styleId="41">
+  <w:style w:type="character" w:customStyle="1" w:styleId="Char">
     <w:name w:val="柴_正文 Char"/>
-    <w:link w:val="27"/>
+    <w:link w:val="a"/>
     <w:qFormat/>
-    <w:uiPriority w:val="0"/>
     <w:rPr>
-      <w:rFonts w:ascii="Arial" w:hAnsi="Arial" w:eastAsia="宋体"/>
+      <w:rFonts w:ascii="Arial" w:eastAsia="宋体" w:hAnsi="Arial"/>
       <w:sz w:val="24"/>
       <w:lang w:eastAsia="zh-CN"/>
     </w:rPr>
   </w:style>
-  <w:style w:type="table" w:customStyle="1" w:styleId="42">
-    <w:name w:val="Table Normal"/>
+  <w:style w:type="table" w:customStyle="1" w:styleId="TableNormal1">
+    <w:name w:val="Table Normal_1"/>
     <w:semiHidden/>
     <w:unhideWhenUsed/>
     <w:qFormat/>
-    <w:uiPriority w:val="0"/>
     <w:tblPr>
       <w:tblCellMar>
         <w:top w:w="0" w:type="dxa"/>

--- a/6-过程管理/流程制度规范类文件/060105-服务问题管理程序.docx
+++ b/6-过程管理/流程制度规范类文件/060105-服务问题管理程序.docx
@@ -39,7 +39,7 @@
         <w:snapToGrid w:val="0"/>
         <w:textAlignment w:val="baseline"/>
       </w:pPr>
-      <w:bookmarkStart w:id="0" w:name="_Toc20904"/>
+      <w:bookmarkStart w:id="0" w:name="_Toc19526"/>
       <w:r>
         <w:t>服务问题管理程序</w:t>
       </w:r>
@@ -83,7 +83,7 @@
         <w:snapToGrid w:val="0"/>
         <w:textAlignment w:val="baseline"/>
       </w:pPr>
-      <w:bookmarkStart w:id="1" w:name="_Toc802"/>
+      <w:bookmarkStart w:id="1" w:name="_Toc26652"/>
       <w:r>
         <w:t>中达丰集团有限公司</w:t>
       </w:r>
@@ -222,7 +222,7 @@
           <w:szCs w:val="28"/>
         </w:rPr>
       </w:pPr>
-      <w:bookmarkStart w:id="2" w:name="_Toc4677"/>
+      <w:bookmarkStart w:id="2" w:name="_Toc11546"/>
       <w:r>
         <w:rPr>
           <w:rFonts w:ascii="宋体" w:hAnsi="宋体" w:eastAsia="宋体" w:cs="宋体"/>
@@ -272,6 +272,12 @@
             <w:insideH w:val="single" w:color="000000" w:sz="4" w:space="0"/>
             <w:insideV w:val="single" w:color="000000" w:sz="4" w:space="0"/>
           </w:tblBorders>
+          <w:tblCellMar>
+            <w:top w:w="0" w:type="dxa"/>
+            <w:left w:w="0" w:type="dxa"/>
+            <w:bottom w:w="0" w:type="dxa"/>
+            <w:right w:w="0" w:type="dxa"/>
+          </w:tblCellMar>
         </w:tblPrEx>
         <w:trPr>
           <w:trHeight w:val="611" w:hRule="atLeast"/>
@@ -1598,7 +1604,7 @@
               <w:rFonts w:ascii="Times New Roman" w:hAnsi="Times New Roman" w:eastAsia="Times New Roman" w:cs="Times New Roman"/>
               <w:szCs w:val="24"/>
             </w:rPr>
-            <w:instrText xml:space="preserve"> HYPERLINK \l _Toc20904 </w:instrText>
+            <w:instrText xml:space="preserve"> HYPERLINK \l _Toc19526 </w:instrText>
           </w:r>
           <w:r>
             <w:rPr>
@@ -1617,7 +1623,7 @@
             <w:fldChar w:fldCharType="begin"/>
           </w:r>
           <w:r>
-            <w:instrText xml:space="preserve"> PAGEREF _Toc20904 \h </w:instrText>
+            <w:instrText xml:space="preserve"> PAGEREF _Toc19526 \h </w:instrText>
           </w:r>
           <w:r>
             <w:fldChar w:fldCharType="separate"/>
@@ -1655,7 +1661,7 @@
               <w:rFonts w:ascii="Times New Roman" w:hAnsi="Times New Roman" w:eastAsia="Times New Roman" w:cs="Times New Roman"/>
               <w:szCs w:val="24"/>
             </w:rPr>
-            <w:instrText xml:space="preserve"> HYPERLINK \l _Toc802 </w:instrText>
+            <w:instrText xml:space="preserve"> HYPERLINK \l _Toc26652 </w:instrText>
           </w:r>
           <w:r>
             <w:rPr>
@@ -1674,7 +1680,7 @@
             <w:fldChar w:fldCharType="begin"/>
           </w:r>
           <w:r>
-            <w:instrText xml:space="preserve"> PAGEREF _Toc802 \h </w:instrText>
+            <w:instrText xml:space="preserve"> PAGEREF _Toc26652 \h </w:instrText>
           </w:r>
           <w:r>
             <w:fldChar w:fldCharType="separate"/>
@@ -1712,7 +1718,7 @@
               <w:rFonts w:ascii="Times New Roman" w:hAnsi="Times New Roman" w:eastAsia="Times New Roman" w:cs="Times New Roman"/>
               <w:szCs w:val="24"/>
             </w:rPr>
-            <w:instrText xml:space="preserve"> HYPERLINK \l _Toc4677 </w:instrText>
+            <w:instrText xml:space="preserve"> HYPERLINK \l _Toc11546 </w:instrText>
           </w:r>
           <w:r>
             <w:rPr>
@@ -1736,7 +1742,7 @@
             <w:fldChar w:fldCharType="begin"/>
           </w:r>
           <w:r>
-            <w:instrText xml:space="preserve"> PAGEREF _Toc4677 \h </w:instrText>
+            <w:instrText xml:space="preserve"> PAGEREF _Toc11546 \h </w:instrText>
           </w:r>
           <w:r>
             <w:fldChar w:fldCharType="separate"/>
@@ -1774,7 +1780,7 @@
               <w:rFonts w:ascii="Times New Roman" w:hAnsi="Times New Roman" w:eastAsia="Times New Roman" w:cs="Times New Roman"/>
               <w:szCs w:val="24"/>
             </w:rPr>
-            <w:instrText xml:space="preserve"> HYPERLINK \l _Toc4244 </w:instrText>
+            <w:instrText xml:space="preserve"> HYPERLINK \l _Toc2579 </w:instrText>
           </w:r>
           <w:r>
             <w:rPr>
@@ -1799,7 +1805,7 @@
             <w:fldChar w:fldCharType="begin"/>
           </w:r>
           <w:r>
-            <w:instrText xml:space="preserve"> PAGEREF _Toc4244 \h </w:instrText>
+            <w:instrText xml:space="preserve"> PAGEREF _Toc2579 \h </w:instrText>
           </w:r>
           <w:r>
             <w:fldChar w:fldCharType="separate"/>
@@ -1837,7 +1843,7 @@
               <w:rFonts w:ascii="Times New Roman" w:hAnsi="Times New Roman" w:eastAsia="Times New Roman" w:cs="Times New Roman"/>
               <w:szCs w:val="24"/>
             </w:rPr>
-            <w:instrText xml:space="preserve"> HYPERLINK \l _Toc3889 </w:instrText>
+            <w:instrText xml:space="preserve"> HYPERLINK \l _Toc20218 </w:instrText>
           </w:r>
           <w:r>
             <w:rPr>
@@ -1862,7 +1868,7 @@
             <w:fldChar w:fldCharType="begin"/>
           </w:r>
           <w:r>
-            <w:instrText xml:space="preserve"> PAGEREF _Toc3889 \h </w:instrText>
+            <w:instrText xml:space="preserve"> PAGEREF _Toc20218 \h </w:instrText>
           </w:r>
           <w:r>
             <w:fldChar w:fldCharType="separate"/>
@@ -1900,7 +1906,7 @@
               <w:rFonts w:ascii="Times New Roman" w:hAnsi="Times New Roman" w:eastAsia="Times New Roman" w:cs="Times New Roman"/>
               <w:szCs w:val="24"/>
             </w:rPr>
-            <w:instrText xml:space="preserve"> HYPERLINK \l _Toc28845 </w:instrText>
+            <w:instrText xml:space="preserve"> HYPERLINK \l _Toc3515 </w:instrText>
           </w:r>
           <w:r>
             <w:rPr>
@@ -1925,7 +1931,7 @@
             <w:fldChar w:fldCharType="begin"/>
           </w:r>
           <w:r>
-            <w:instrText xml:space="preserve"> PAGEREF _Toc28845 \h </w:instrText>
+            <w:instrText xml:space="preserve"> PAGEREF _Toc3515 \h </w:instrText>
           </w:r>
           <w:r>
             <w:fldChar w:fldCharType="separate"/>
@@ -1963,7 +1969,7 @@
               <w:rFonts w:ascii="Times New Roman" w:hAnsi="Times New Roman" w:eastAsia="Times New Roman" w:cs="Times New Roman"/>
               <w:szCs w:val="24"/>
             </w:rPr>
-            <w:instrText xml:space="preserve"> HYPERLINK \l _Toc5743 </w:instrText>
+            <w:instrText xml:space="preserve"> HYPERLINK \l _Toc1608 </w:instrText>
           </w:r>
           <w:r>
             <w:rPr>
@@ -1988,7 +1994,7 @@
             <w:fldChar w:fldCharType="begin"/>
           </w:r>
           <w:r>
-            <w:instrText xml:space="preserve"> PAGEREF _Toc5743 \h </w:instrText>
+            <w:instrText xml:space="preserve"> PAGEREF _Toc1608 \h </w:instrText>
           </w:r>
           <w:r>
             <w:fldChar w:fldCharType="separate"/>
@@ -2026,7 +2032,7 @@
               <w:rFonts w:ascii="Times New Roman" w:hAnsi="Times New Roman" w:eastAsia="Times New Roman" w:cs="Times New Roman"/>
               <w:szCs w:val="24"/>
             </w:rPr>
-            <w:instrText xml:space="preserve"> HYPERLINK \l _Toc24563 </w:instrText>
+            <w:instrText xml:space="preserve"> HYPERLINK \l _Toc9891 </w:instrText>
           </w:r>
           <w:r>
             <w:rPr>
@@ -2051,7 +2057,7 @@
             <w:fldChar w:fldCharType="begin"/>
           </w:r>
           <w:r>
-            <w:instrText xml:space="preserve"> PAGEREF _Toc24563 \h </w:instrText>
+            <w:instrText xml:space="preserve"> PAGEREF _Toc9891 \h </w:instrText>
           </w:r>
           <w:r>
             <w:fldChar w:fldCharType="separate"/>
@@ -2089,7 +2095,7 @@
               <w:rFonts w:ascii="Times New Roman" w:hAnsi="Times New Roman" w:eastAsia="Times New Roman" w:cs="Times New Roman"/>
               <w:szCs w:val="24"/>
             </w:rPr>
-            <w:instrText xml:space="preserve"> HYPERLINK \l _Toc18109 </w:instrText>
+            <w:instrText xml:space="preserve"> HYPERLINK \l _Toc28220 </w:instrText>
           </w:r>
           <w:r>
             <w:rPr>
@@ -2114,7 +2120,7 @@
             <w:fldChar w:fldCharType="begin"/>
           </w:r>
           <w:r>
-            <w:instrText xml:space="preserve"> PAGEREF _Toc18109 \h </w:instrText>
+            <w:instrText xml:space="preserve"> PAGEREF _Toc28220 \h </w:instrText>
           </w:r>
           <w:r>
             <w:fldChar w:fldCharType="separate"/>
@@ -2152,7 +2158,7 @@
               <w:rFonts w:ascii="Times New Roman" w:hAnsi="Times New Roman" w:eastAsia="Times New Roman" w:cs="Times New Roman"/>
               <w:szCs w:val="24"/>
             </w:rPr>
-            <w:instrText xml:space="preserve"> HYPERLINK \l _Toc11601 </w:instrText>
+            <w:instrText xml:space="preserve"> HYPERLINK \l _Toc2404 </w:instrText>
           </w:r>
           <w:r>
             <w:rPr>
@@ -2177,7 +2183,7 @@
             <w:fldChar w:fldCharType="begin"/>
           </w:r>
           <w:r>
-            <w:instrText xml:space="preserve"> PAGEREF _Toc11601 \h </w:instrText>
+            <w:instrText xml:space="preserve"> PAGEREF _Toc2404 \h </w:instrText>
           </w:r>
           <w:r>
             <w:fldChar w:fldCharType="separate"/>
@@ -2215,7 +2221,7 @@
               <w:rFonts w:ascii="Times New Roman" w:hAnsi="Times New Roman" w:eastAsia="Times New Roman" w:cs="Times New Roman"/>
               <w:szCs w:val="24"/>
             </w:rPr>
-            <w:instrText xml:space="preserve"> HYPERLINK \l _Toc14829 </w:instrText>
+            <w:instrText xml:space="preserve"> HYPERLINK \l _Toc24135 </w:instrText>
           </w:r>
           <w:r>
             <w:rPr>
@@ -2240,7 +2246,7 @@
             <w:fldChar w:fldCharType="begin"/>
           </w:r>
           <w:r>
-            <w:instrText xml:space="preserve"> PAGEREF _Toc14829 \h </w:instrText>
+            <w:instrText xml:space="preserve"> PAGEREF _Toc24135 \h </w:instrText>
           </w:r>
           <w:r>
             <w:fldChar w:fldCharType="separate"/>
@@ -2278,7 +2284,7 @@
               <w:rFonts w:ascii="Times New Roman" w:hAnsi="Times New Roman" w:eastAsia="Times New Roman" w:cs="Times New Roman"/>
               <w:szCs w:val="24"/>
             </w:rPr>
-            <w:instrText xml:space="preserve"> HYPERLINK \l _Toc24448 </w:instrText>
+            <w:instrText xml:space="preserve"> HYPERLINK \l _Toc14329 </w:instrText>
           </w:r>
           <w:r>
             <w:rPr>
@@ -2303,7 +2309,7 @@
             <w:fldChar w:fldCharType="begin"/>
           </w:r>
           <w:r>
-            <w:instrText xml:space="preserve"> PAGEREF _Toc24448 \h </w:instrText>
+            <w:instrText xml:space="preserve"> PAGEREF _Toc14329 \h </w:instrText>
           </w:r>
           <w:r>
             <w:fldChar w:fldCharType="separate"/>
@@ -2341,7 +2347,7 @@
               <w:rFonts w:ascii="Times New Roman" w:hAnsi="Times New Roman" w:eastAsia="Times New Roman" w:cs="Times New Roman"/>
               <w:szCs w:val="24"/>
             </w:rPr>
-            <w:instrText xml:space="preserve"> HYPERLINK \l _Toc10050 </w:instrText>
+            <w:instrText xml:space="preserve"> HYPERLINK \l _Toc32640 </w:instrText>
           </w:r>
           <w:r>
             <w:rPr>
@@ -2366,7 +2372,7 @@
             <w:fldChar w:fldCharType="begin"/>
           </w:r>
           <w:r>
-            <w:instrText xml:space="preserve"> PAGEREF _Toc10050 \h </w:instrText>
+            <w:instrText xml:space="preserve"> PAGEREF _Toc32640 \h </w:instrText>
           </w:r>
           <w:r>
             <w:fldChar w:fldCharType="separate"/>
@@ -2404,7 +2410,7 @@
               <w:rFonts w:ascii="Times New Roman" w:hAnsi="Times New Roman" w:eastAsia="Times New Roman" w:cs="Times New Roman"/>
               <w:szCs w:val="24"/>
             </w:rPr>
-            <w:instrText xml:space="preserve"> HYPERLINK \l _Toc5754 </w:instrText>
+            <w:instrText xml:space="preserve"> HYPERLINK \l _Toc20997 </w:instrText>
           </w:r>
           <w:r>
             <w:rPr>
@@ -2429,7 +2435,7 @@
             <w:fldChar w:fldCharType="begin"/>
           </w:r>
           <w:r>
-            <w:instrText xml:space="preserve"> PAGEREF _Toc5754 \h </w:instrText>
+            <w:instrText xml:space="preserve"> PAGEREF _Toc20997 \h </w:instrText>
           </w:r>
           <w:r>
             <w:fldChar w:fldCharType="separate"/>
@@ -2467,7 +2473,7 @@
               <w:rFonts w:ascii="Times New Roman" w:hAnsi="Times New Roman" w:eastAsia="Times New Roman" w:cs="Times New Roman"/>
               <w:szCs w:val="24"/>
             </w:rPr>
-            <w:instrText xml:space="preserve"> HYPERLINK \l _Toc25991 </w:instrText>
+            <w:instrText xml:space="preserve"> HYPERLINK \l _Toc10841 </w:instrText>
           </w:r>
           <w:r>
             <w:rPr>
@@ -2492,7 +2498,7 @@
             <w:fldChar w:fldCharType="begin"/>
           </w:r>
           <w:r>
-            <w:instrText xml:space="preserve"> PAGEREF _Toc25991 \h </w:instrText>
+            <w:instrText xml:space="preserve"> PAGEREF _Toc10841 \h </w:instrText>
           </w:r>
           <w:r>
             <w:fldChar w:fldCharType="separate"/>
@@ -2530,7 +2536,7 @@
               <w:rFonts w:ascii="Times New Roman" w:hAnsi="Times New Roman" w:eastAsia="Times New Roman" w:cs="Times New Roman"/>
               <w:szCs w:val="24"/>
             </w:rPr>
-            <w:instrText xml:space="preserve"> HYPERLINK \l _Toc4529 </w:instrText>
+            <w:instrText xml:space="preserve"> HYPERLINK \l _Toc4127 </w:instrText>
           </w:r>
           <w:r>
             <w:rPr>
@@ -2555,7 +2561,7 @@
             <w:fldChar w:fldCharType="begin"/>
           </w:r>
           <w:r>
-            <w:instrText xml:space="preserve"> PAGEREF _Toc4529 \h </w:instrText>
+            <w:instrText xml:space="preserve"> PAGEREF _Toc4127 \h </w:instrText>
           </w:r>
           <w:r>
             <w:fldChar w:fldCharType="separate"/>
@@ -2593,7 +2599,7 @@
               <w:rFonts w:ascii="Times New Roman" w:hAnsi="Times New Roman" w:eastAsia="Times New Roman" w:cs="Times New Roman"/>
               <w:szCs w:val="24"/>
             </w:rPr>
-            <w:instrText xml:space="preserve"> HYPERLINK \l _Toc13041 </w:instrText>
+            <w:instrText xml:space="preserve"> HYPERLINK \l _Toc14139 </w:instrText>
           </w:r>
           <w:r>
             <w:rPr>
@@ -2618,7 +2624,7 @@
             <w:fldChar w:fldCharType="begin"/>
           </w:r>
           <w:r>
-            <w:instrText xml:space="preserve"> PAGEREF _Toc13041 \h </w:instrText>
+            <w:instrText xml:space="preserve"> PAGEREF _Toc14139 \h </w:instrText>
           </w:r>
           <w:r>
             <w:fldChar w:fldCharType="separate"/>
@@ -2656,7 +2662,7 @@
               <w:rFonts w:ascii="Times New Roman" w:hAnsi="Times New Roman" w:eastAsia="Times New Roman" w:cs="Times New Roman"/>
               <w:szCs w:val="24"/>
             </w:rPr>
-            <w:instrText xml:space="preserve"> HYPERLINK \l _Toc18663 </w:instrText>
+            <w:instrText xml:space="preserve"> HYPERLINK \l _Toc2708 </w:instrText>
           </w:r>
           <w:r>
             <w:rPr>
@@ -2681,7 +2687,7 @@
             <w:fldChar w:fldCharType="begin"/>
           </w:r>
           <w:r>
-            <w:instrText xml:space="preserve"> PAGEREF _Toc18663 \h </w:instrText>
+            <w:instrText xml:space="preserve"> PAGEREF _Toc2708 \h </w:instrText>
           </w:r>
           <w:r>
             <w:fldChar w:fldCharType="separate"/>
@@ -2719,7 +2725,7 @@
               <w:rFonts w:ascii="Times New Roman" w:hAnsi="Times New Roman" w:eastAsia="Times New Roman" w:cs="Times New Roman"/>
               <w:szCs w:val="24"/>
             </w:rPr>
-            <w:instrText xml:space="preserve"> HYPERLINK \l _Toc6419 </w:instrText>
+            <w:instrText xml:space="preserve"> HYPERLINK \l _Toc177 </w:instrText>
           </w:r>
           <w:r>
             <w:rPr>
@@ -2744,7 +2750,7 @@
             <w:fldChar w:fldCharType="begin"/>
           </w:r>
           <w:r>
-            <w:instrText xml:space="preserve"> PAGEREF _Toc6419 \h </w:instrText>
+            <w:instrText xml:space="preserve"> PAGEREF _Toc177 \h </w:instrText>
           </w:r>
           <w:r>
             <w:fldChar w:fldCharType="separate"/>
@@ -2782,7 +2788,7 @@
               <w:rFonts w:ascii="Times New Roman" w:hAnsi="Times New Roman" w:eastAsia="Times New Roman" w:cs="Times New Roman"/>
               <w:szCs w:val="24"/>
             </w:rPr>
-            <w:instrText xml:space="preserve"> HYPERLINK \l _Toc13526 </w:instrText>
+            <w:instrText xml:space="preserve"> HYPERLINK \l _Toc12108 </w:instrText>
           </w:r>
           <w:r>
             <w:rPr>
@@ -2807,7 +2813,7 @@
             <w:fldChar w:fldCharType="begin"/>
           </w:r>
           <w:r>
-            <w:instrText xml:space="preserve"> PAGEREF _Toc13526 \h </w:instrText>
+            <w:instrText xml:space="preserve"> PAGEREF _Toc12108 \h </w:instrText>
           </w:r>
           <w:r>
             <w:fldChar w:fldCharType="separate"/>
@@ -2845,7 +2851,7 @@
               <w:rFonts w:ascii="Times New Roman" w:hAnsi="Times New Roman" w:eastAsia="Times New Roman" w:cs="Times New Roman"/>
               <w:szCs w:val="24"/>
             </w:rPr>
-            <w:instrText xml:space="preserve"> HYPERLINK \l _Toc13673 </w:instrText>
+            <w:instrText xml:space="preserve"> HYPERLINK \l _Toc3154 </w:instrText>
           </w:r>
           <w:r>
             <w:rPr>
@@ -2870,7 +2876,7 @@
             <w:fldChar w:fldCharType="begin"/>
           </w:r>
           <w:r>
-            <w:instrText xml:space="preserve"> PAGEREF _Toc13673 \h </w:instrText>
+            <w:instrText xml:space="preserve"> PAGEREF _Toc3154 \h </w:instrText>
           </w:r>
           <w:r>
             <w:fldChar w:fldCharType="separate"/>
@@ -2908,7 +2914,7 @@
               <w:rFonts w:ascii="Times New Roman" w:hAnsi="Times New Roman" w:eastAsia="Times New Roman" w:cs="Times New Roman"/>
               <w:szCs w:val="24"/>
             </w:rPr>
-            <w:instrText xml:space="preserve"> HYPERLINK \l _Toc3595 </w:instrText>
+            <w:instrText xml:space="preserve"> HYPERLINK \l _Toc10157 </w:instrText>
           </w:r>
           <w:r>
             <w:rPr>
@@ -2933,7 +2939,7 @@
             <w:fldChar w:fldCharType="begin"/>
           </w:r>
           <w:r>
-            <w:instrText xml:space="preserve"> PAGEREF _Toc3595 \h </w:instrText>
+            <w:instrText xml:space="preserve"> PAGEREF _Toc10157 \h </w:instrText>
           </w:r>
           <w:r>
             <w:fldChar w:fldCharType="separate"/>
@@ -2971,7 +2977,7 @@
               <w:rFonts w:ascii="Times New Roman" w:hAnsi="Times New Roman" w:eastAsia="Times New Roman" w:cs="Times New Roman"/>
               <w:szCs w:val="24"/>
             </w:rPr>
-            <w:instrText xml:space="preserve"> HYPERLINK \l _Toc13126 </w:instrText>
+            <w:instrText xml:space="preserve"> HYPERLINK \l _Toc14214 </w:instrText>
           </w:r>
           <w:r>
             <w:rPr>
@@ -2996,7 +3002,7 @@
             <w:fldChar w:fldCharType="begin"/>
           </w:r>
           <w:r>
-            <w:instrText xml:space="preserve"> PAGEREF _Toc13126 \h </w:instrText>
+            <w:instrText xml:space="preserve"> PAGEREF _Toc14214 \h </w:instrText>
           </w:r>
           <w:r>
             <w:fldChar w:fldCharType="separate"/>
@@ -3034,7 +3040,7 @@
               <w:rFonts w:ascii="Times New Roman" w:hAnsi="Times New Roman" w:eastAsia="Times New Roman" w:cs="Times New Roman"/>
               <w:szCs w:val="24"/>
             </w:rPr>
-            <w:instrText xml:space="preserve"> HYPERLINK \l _Toc15263 </w:instrText>
+            <w:instrText xml:space="preserve"> HYPERLINK \l _Toc13998 </w:instrText>
           </w:r>
           <w:r>
             <w:rPr>
@@ -3059,7 +3065,7 @@
             <w:fldChar w:fldCharType="begin"/>
           </w:r>
           <w:r>
-            <w:instrText xml:space="preserve"> PAGEREF _Toc15263 \h </w:instrText>
+            <w:instrText xml:space="preserve"> PAGEREF _Toc13998 \h </w:instrText>
           </w:r>
           <w:r>
             <w:fldChar w:fldCharType="separate"/>
@@ -3097,7 +3103,7 @@
               <w:rFonts w:ascii="Times New Roman" w:hAnsi="Times New Roman" w:eastAsia="Times New Roman" w:cs="Times New Roman"/>
               <w:szCs w:val="24"/>
             </w:rPr>
-            <w:instrText xml:space="preserve"> HYPERLINK \l _Toc27178 </w:instrText>
+            <w:instrText xml:space="preserve"> HYPERLINK \l _Toc28626 </w:instrText>
           </w:r>
           <w:r>
             <w:rPr>
@@ -3122,7 +3128,7 @@
             <w:fldChar w:fldCharType="begin"/>
           </w:r>
           <w:r>
-            <w:instrText xml:space="preserve"> PAGEREF _Toc27178 \h </w:instrText>
+            <w:instrText xml:space="preserve"> PAGEREF _Toc28626 \h </w:instrText>
           </w:r>
           <w:r>
             <w:fldChar w:fldCharType="separate"/>
@@ -3160,7 +3166,7 @@
               <w:rFonts w:ascii="Times New Roman" w:hAnsi="Times New Roman" w:eastAsia="Times New Roman" w:cs="Times New Roman"/>
               <w:szCs w:val="24"/>
             </w:rPr>
-            <w:instrText xml:space="preserve"> HYPERLINK \l _Toc14516 </w:instrText>
+            <w:instrText xml:space="preserve"> HYPERLINK \l _Toc6269 </w:instrText>
           </w:r>
           <w:r>
             <w:rPr>
@@ -3185,7 +3191,7 @@
             <w:fldChar w:fldCharType="begin"/>
           </w:r>
           <w:r>
-            <w:instrText xml:space="preserve"> PAGEREF _Toc14516 \h </w:instrText>
+            <w:instrText xml:space="preserve"> PAGEREF _Toc6269 \h </w:instrText>
           </w:r>
           <w:r>
             <w:fldChar w:fldCharType="separate"/>
@@ -3223,7 +3229,7 @@
               <w:rFonts w:ascii="Times New Roman" w:hAnsi="Times New Roman" w:eastAsia="Times New Roman" w:cs="Times New Roman"/>
               <w:szCs w:val="24"/>
             </w:rPr>
-            <w:instrText xml:space="preserve"> HYPERLINK \l _Toc27593 </w:instrText>
+            <w:instrText xml:space="preserve"> HYPERLINK \l _Toc31333 </w:instrText>
           </w:r>
           <w:r>
             <w:rPr>
@@ -3248,7 +3254,7 @@
             <w:fldChar w:fldCharType="begin"/>
           </w:r>
           <w:r>
-            <w:instrText xml:space="preserve"> PAGEREF _Toc27593 \h </w:instrText>
+            <w:instrText xml:space="preserve"> PAGEREF _Toc31333 \h </w:instrText>
           </w:r>
           <w:r>
             <w:fldChar w:fldCharType="separate"/>
@@ -3286,7 +3292,7 @@
               <w:rFonts w:ascii="Times New Roman" w:hAnsi="Times New Roman" w:eastAsia="Times New Roman" w:cs="Times New Roman"/>
               <w:szCs w:val="24"/>
             </w:rPr>
-            <w:instrText xml:space="preserve"> HYPERLINK \l _Toc11999 </w:instrText>
+            <w:instrText xml:space="preserve"> HYPERLINK \l _Toc30822 </w:instrText>
           </w:r>
           <w:r>
             <w:rPr>
@@ -3311,7 +3317,7 @@
             <w:fldChar w:fldCharType="begin"/>
           </w:r>
           <w:r>
-            <w:instrText xml:space="preserve"> PAGEREF _Toc11999 \h </w:instrText>
+            <w:instrText xml:space="preserve"> PAGEREF _Toc30822 \h </w:instrText>
           </w:r>
           <w:r>
             <w:fldChar w:fldCharType="separate"/>
@@ -3349,7 +3355,7 @@
               <w:rFonts w:ascii="Times New Roman" w:hAnsi="Times New Roman" w:eastAsia="Times New Roman" w:cs="Times New Roman"/>
               <w:szCs w:val="24"/>
             </w:rPr>
-            <w:instrText xml:space="preserve"> HYPERLINK \l _Toc26444 </w:instrText>
+            <w:instrText xml:space="preserve"> HYPERLINK \l _Toc11491 </w:instrText>
           </w:r>
           <w:r>
             <w:rPr>
@@ -3374,7 +3380,7 @@
             <w:fldChar w:fldCharType="begin"/>
           </w:r>
           <w:r>
-            <w:instrText xml:space="preserve"> PAGEREF _Toc26444 \h </w:instrText>
+            <w:instrText xml:space="preserve"> PAGEREF _Toc11491 \h </w:instrText>
           </w:r>
           <w:r>
             <w:fldChar w:fldCharType="separate"/>
@@ -3412,7 +3418,7 @@
               <w:rFonts w:ascii="Times New Roman" w:hAnsi="Times New Roman" w:eastAsia="Times New Roman" w:cs="Times New Roman"/>
               <w:szCs w:val="24"/>
             </w:rPr>
-            <w:instrText xml:space="preserve"> HYPERLINK \l _Toc13546 </w:instrText>
+            <w:instrText xml:space="preserve"> HYPERLINK \l _Toc30430 </w:instrText>
           </w:r>
           <w:r>
             <w:rPr>
@@ -3437,7 +3443,7 @@
             <w:fldChar w:fldCharType="begin"/>
           </w:r>
           <w:r>
-            <w:instrText xml:space="preserve"> PAGEREF _Toc13546 \h </w:instrText>
+            <w:instrText xml:space="preserve"> PAGEREF _Toc30430 \h </w:instrText>
           </w:r>
           <w:r>
             <w:fldChar w:fldCharType="separate"/>
@@ -3475,7 +3481,7 @@
               <w:rFonts w:ascii="Times New Roman" w:hAnsi="Times New Roman" w:eastAsia="Times New Roman" w:cs="Times New Roman"/>
               <w:szCs w:val="24"/>
             </w:rPr>
-            <w:instrText xml:space="preserve"> HYPERLINK \l _Toc13199 </w:instrText>
+            <w:instrText xml:space="preserve"> HYPERLINK \l _Toc18891 </w:instrText>
           </w:r>
           <w:r>
             <w:rPr>
@@ -3500,7 +3506,7 @@
             <w:fldChar w:fldCharType="begin"/>
           </w:r>
           <w:r>
-            <w:instrText xml:space="preserve"> PAGEREF _Toc13199 \h </w:instrText>
+            <w:instrText xml:space="preserve"> PAGEREF _Toc18891 \h </w:instrText>
           </w:r>
           <w:r>
             <w:fldChar w:fldCharType="separate"/>
@@ -3538,7 +3544,7 @@
               <w:rFonts w:ascii="Times New Roman" w:hAnsi="Times New Roman" w:eastAsia="Times New Roman" w:cs="Times New Roman"/>
               <w:szCs w:val="24"/>
             </w:rPr>
-            <w:instrText xml:space="preserve"> HYPERLINK \l _Toc23695 </w:instrText>
+            <w:instrText xml:space="preserve"> HYPERLINK \l _Toc18645 </w:instrText>
           </w:r>
           <w:r>
             <w:rPr>
@@ -3563,7 +3569,7 @@
             <w:fldChar w:fldCharType="begin"/>
           </w:r>
           <w:r>
-            <w:instrText xml:space="preserve"> PAGEREF _Toc23695 \h </w:instrText>
+            <w:instrText xml:space="preserve"> PAGEREF _Toc18645 \h </w:instrText>
           </w:r>
           <w:r>
             <w:fldChar w:fldCharType="separate"/>
@@ -3601,7 +3607,7 @@
               <w:rFonts w:ascii="Times New Roman" w:hAnsi="Times New Roman" w:eastAsia="Times New Roman" w:cs="Times New Roman"/>
               <w:szCs w:val="24"/>
             </w:rPr>
-            <w:instrText xml:space="preserve"> HYPERLINK \l _Toc8305 </w:instrText>
+            <w:instrText xml:space="preserve"> HYPERLINK \l _Toc1271 </w:instrText>
           </w:r>
           <w:r>
             <w:rPr>
@@ -3626,7 +3632,7 @@
             <w:fldChar w:fldCharType="begin"/>
           </w:r>
           <w:r>
-            <w:instrText xml:space="preserve"> PAGEREF _Toc8305 \h </w:instrText>
+            <w:instrText xml:space="preserve"> PAGEREF _Toc1271 \h </w:instrText>
           </w:r>
           <w:r>
             <w:fldChar w:fldCharType="separate"/>
@@ -3664,7 +3670,7 @@
               <w:rFonts w:ascii="Times New Roman" w:hAnsi="Times New Roman" w:eastAsia="Times New Roman" w:cs="Times New Roman"/>
               <w:szCs w:val="24"/>
             </w:rPr>
-            <w:instrText xml:space="preserve"> HYPERLINK \l _Toc20250 </w:instrText>
+            <w:instrText xml:space="preserve"> HYPERLINK \l _Toc707 </w:instrText>
           </w:r>
           <w:r>
             <w:rPr>
@@ -3689,7 +3695,7 @@
             <w:fldChar w:fldCharType="begin"/>
           </w:r>
           <w:r>
-            <w:instrText xml:space="preserve"> PAGEREF _Toc20250 \h </w:instrText>
+            <w:instrText xml:space="preserve"> PAGEREF _Toc707 \h </w:instrText>
           </w:r>
           <w:r>
             <w:fldChar w:fldCharType="separate"/>
@@ -3727,7 +3733,7 @@
               <w:rFonts w:ascii="Times New Roman" w:hAnsi="Times New Roman" w:eastAsia="Times New Roman" w:cs="Times New Roman"/>
               <w:szCs w:val="24"/>
             </w:rPr>
-            <w:instrText xml:space="preserve"> HYPERLINK \l _Toc28519 </w:instrText>
+            <w:instrText xml:space="preserve"> HYPERLINK \l _Toc6387 </w:instrText>
           </w:r>
           <w:r>
             <w:rPr>
@@ -3752,7 +3758,7 @@
             <w:fldChar w:fldCharType="begin"/>
           </w:r>
           <w:r>
-            <w:instrText xml:space="preserve"> PAGEREF _Toc28519 \h </w:instrText>
+            <w:instrText xml:space="preserve"> PAGEREF _Toc6387 \h </w:instrText>
           </w:r>
           <w:r>
             <w:fldChar w:fldCharType="separate"/>
@@ -3790,7 +3796,7 @@
               <w:rFonts w:ascii="Times New Roman" w:hAnsi="Times New Roman" w:eastAsia="Times New Roman" w:cs="Times New Roman"/>
               <w:szCs w:val="24"/>
             </w:rPr>
-            <w:instrText xml:space="preserve"> HYPERLINK \l _Toc30742 </w:instrText>
+            <w:instrText xml:space="preserve"> HYPERLINK \l _Toc29974 </w:instrText>
           </w:r>
           <w:r>
             <w:rPr>
@@ -3815,7 +3821,7 @@
             <w:fldChar w:fldCharType="begin"/>
           </w:r>
           <w:r>
-            <w:instrText xml:space="preserve"> PAGEREF _Toc30742 \h </w:instrText>
+            <w:instrText xml:space="preserve"> PAGEREF _Toc29974 \h </w:instrText>
           </w:r>
           <w:r>
             <w:fldChar w:fldCharType="separate"/>
@@ -3853,7 +3859,7 @@
               <w:rFonts w:ascii="Times New Roman" w:hAnsi="Times New Roman" w:eastAsia="Times New Roman" w:cs="Times New Roman"/>
               <w:szCs w:val="24"/>
             </w:rPr>
-            <w:instrText xml:space="preserve"> HYPERLINK \l _Toc5624 </w:instrText>
+            <w:instrText xml:space="preserve"> HYPERLINK \l _Toc23623 </w:instrText>
           </w:r>
           <w:r>
             <w:rPr>
@@ -3878,7 +3884,7 @@
             <w:fldChar w:fldCharType="begin"/>
           </w:r>
           <w:r>
-            <w:instrText xml:space="preserve"> PAGEREF _Toc5624 \h </w:instrText>
+            <w:instrText xml:space="preserve"> PAGEREF _Toc23623 \h </w:instrText>
           </w:r>
           <w:r>
             <w:fldChar w:fldCharType="separate"/>
@@ -3916,7 +3922,7 @@
               <w:rFonts w:ascii="Times New Roman" w:hAnsi="Times New Roman" w:eastAsia="Times New Roman" w:cs="Times New Roman"/>
               <w:szCs w:val="24"/>
             </w:rPr>
-            <w:instrText xml:space="preserve"> HYPERLINK \l _Toc30324 </w:instrText>
+            <w:instrText xml:space="preserve"> HYPERLINK \l _Toc27863 </w:instrText>
           </w:r>
           <w:r>
             <w:rPr>
@@ -3941,7 +3947,7 @@
             <w:fldChar w:fldCharType="begin"/>
           </w:r>
           <w:r>
-            <w:instrText xml:space="preserve"> PAGEREF _Toc30324 \h </w:instrText>
+            <w:instrText xml:space="preserve"> PAGEREF _Toc27863 \h </w:instrText>
           </w:r>
           <w:r>
             <w:fldChar w:fldCharType="separate"/>
@@ -4049,7 +4055,7 @@
         <w:snapToGrid w:val="0"/>
         <w:textAlignment w:val="baseline"/>
       </w:pPr>
-      <w:bookmarkStart w:id="3" w:name="_Toc4244"/>
+      <w:bookmarkStart w:id="3" w:name="_Toc2579"/>
       <w:r>
         <w:t>目的</w:t>
       </w:r>
@@ -4058,20 +4064,7 @@
     <w:p>
       <w:pPr>
         <w:pStyle w:val="27"/>
-        <w:keepNext w:val="0"/>
-        <w:keepLines w:val="0"/>
-        <w:pageBreakBefore w:val="0"/>
-        <w:widowControl w:val="0"/>
-        <w:kinsoku w:val="0"/>
-        <w:wordWrap/>
-        <w:overflowPunct/>
-        <w:topLinePunct w:val="0"/>
-        <w:autoSpaceDE w:val="0"/>
-        <w:autoSpaceDN w:val="0"/>
         <w:bidi w:val="0"/>
-        <w:adjustRightInd w:val="0"/>
-        <w:snapToGrid w:val="0"/>
-        <w:textAlignment w:val="baseline"/>
       </w:pPr>
       <w:r>
         <w:t>本文档内容是依据中达丰集团有限公司目前的运维服务团队现状而制定的，旨在规范运维服务中的问题管理过程，其目的是减少或消除重复事件的发生，提高IT运维服务的质量，将事件对客户信息系统的负面影响降到最低，为客户建立一个稳定的IT业务环境。</w:t>
@@ -4247,7 +4240,7 @@
         <w:snapToGrid w:val="0"/>
         <w:textAlignment w:val="baseline"/>
       </w:pPr>
-      <w:bookmarkStart w:id="4" w:name="_Toc3889"/>
+      <w:bookmarkStart w:id="4" w:name="_Toc20218"/>
       <w:r>
         <w:t>适用范围</w:t>
       </w:r>
@@ -4293,7 +4286,7 @@
         <w:snapToGrid w:val="0"/>
         <w:textAlignment w:val="baseline"/>
       </w:pPr>
-      <w:bookmarkStart w:id="5" w:name="_Toc28845"/>
+      <w:bookmarkStart w:id="5" w:name="_Toc3515"/>
       <w:r>
         <w:t>术语和定义</w:t>
       </w:r>
@@ -4334,6 +4327,12 @@
             <w:insideH w:val="single" w:color="000000" w:sz="6" w:space="0"/>
             <w:insideV w:val="single" w:color="000000" w:sz="6" w:space="0"/>
           </w:tblBorders>
+          <w:tblCellMar>
+            <w:top w:w="0" w:type="dxa"/>
+            <w:left w:w="0" w:type="dxa"/>
+            <w:bottom w:w="0" w:type="dxa"/>
+            <w:right w:w="0" w:type="dxa"/>
+          </w:tblCellMar>
         </w:tblPrEx>
         <w:trPr>
           <w:trHeight w:val="784" w:hRule="atLeast"/>
@@ -4893,7 +4892,7 @@
         <w:snapToGrid w:val="0"/>
         <w:textAlignment w:val="baseline"/>
       </w:pPr>
-      <w:bookmarkStart w:id="6" w:name="_Toc5743"/>
+      <w:bookmarkStart w:id="6" w:name="_Toc1608"/>
       <w:r>
         <w:t>角色与职责</w:t>
       </w:r>
@@ -5591,7 +5590,7 @@
         <w:snapToGrid w:val="0"/>
         <w:textAlignment w:val="baseline"/>
       </w:pPr>
-      <w:bookmarkStart w:id="7" w:name="_Toc24563"/>
+      <w:bookmarkStart w:id="7" w:name="_Toc9891"/>
       <w:r>
         <w:t>问题管理流程</w:t>
       </w:r>
@@ -5615,7 +5614,7 @@
         <w:snapToGrid w:val="0"/>
         <w:textAlignment w:val="baseline"/>
       </w:pPr>
-      <w:bookmarkStart w:id="8" w:name="_Toc18109"/>
+      <w:bookmarkStart w:id="8" w:name="_Toc28220"/>
       <w:r>
         <w:t>流程说明</w:t>
       </w:r>
@@ -5813,7 +5812,7 @@
         <w:snapToGrid w:val="0"/>
         <w:textAlignment w:val="baseline"/>
       </w:pPr>
-      <w:bookmarkStart w:id="9" w:name="_Toc11601"/>
+      <w:bookmarkStart w:id="9" w:name="_Toc2404"/>
       <w:r>
         <w:t>相关程序原则</w:t>
       </w:r>
@@ -5837,7 +5836,7 @@
         <w:snapToGrid w:val="0"/>
         <w:textAlignment w:val="baseline"/>
       </w:pPr>
-      <w:bookmarkStart w:id="10" w:name="_Toc14829"/>
+      <w:bookmarkStart w:id="10" w:name="_Toc24135"/>
       <w:r>
         <w:t>流程原则</w:t>
       </w:r>
@@ -5918,7 +5917,7 @@
         <w:textAlignment w:val="baseline"/>
       </w:pPr>
       <w:r>
-        <w:t>应该定期（每月）产生和回顾问题管理报表，以改进问题管理流程，对未解决的问题，举行定期（每月）的问题管理会议进行讨论对其评估与分析；</w:t>
+        <w:t>应该定期产生和回顾问题管理报表，以改进问题管理流程，对未解决的问题，举行定期的问题管理会议进行讨论对其评估与分析；</w:t>
       </w:r>
     </w:p>
     <w:p>
@@ -5944,7 +5943,12 @@
         <w:textAlignment w:val="baseline"/>
       </w:pPr>
       <w:r>
-        <w:t>应该定期（每年）对流程进行回顾，以改进问题管理流程。</w:t>
+        <w:t>应该定期</w:t>
+      </w:r>
+      <w:bookmarkStart w:id="39" w:name="_GoBack"/>
+      <w:bookmarkEnd w:id="39"/>
+      <w:r>
+        <w:t>对流程进行回顾，以改进问题管理流程。</w:t>
       </w:r>
     </w:p>
     <w:p>
@@ -5965,7 +5969,7 @@
         <w:snapToGrid w:val="0"/>
         <w:textAlignment w:val="baseline"/>
       </w:pPr>
-      <w:bookmarkStart w:id="11" w:name="_Toc24448"/>
+      <w:bookmarkStart w:id="11" w:name="_Toc14329"/>
       <w:r>
         <w:t>责任人原则</w:t>
       </w:r>
@@ -6083,7 +6087,7 @@
         <w:snapToGrid w:val="0"/>
         <w:textAlignment w:val="baseline"/>
       </w:pPr>
-      <w:bookmarkStart w:id="12" w:name="_Toc10050"/>
+      <w:bookmarkStart w:id="12" w:name="_Toc32640"/>
       <w:r>
         <w:t>再分派原则</w:t>
       </w:r>
@@ -6195,7 +6199,7 @@
         <w:snapToGrid w:val="0"/>
         <w:textAlignment w:val="baseline"/>
       </w:pPr>
-      <w:bookmarkStart w:id="13" w:name="_Toc5754"/>
+      <w:bookmarkStart w:id="13" w:name="_Toc20997"/>
       <w:r>
         <w:t>优先级原则</w:t>
       </w:r>
@@ -6241,7 +6245,7 @@
         <w:snapToGrid w:val="0"/>
         <w:textAlignment w:val="baseline"/>
       </w:pPr>
-      <w:bookmarkStart w:id="14" w:name="_Toc25991"/>
+      <w:bookmarkStart w:id="14" w:name="_Toc10841"/>
       <w:r>
         <w:t>问题关闭原则</w:t>
       </w:r>
@@ -6317,7 +6321,7 @@
         <w:snapToGrid w:val="0"/>
         <w:textAlignment w:val="baseline"/>
       </w:pPr>
-      <w:bookmarkStart w:id="15" w:name="_Toc4529"/>
+      <w:bookmarkStart w:id="15" w:name="_Toc4127"/>
       <w:r>
         <w:t>问题管理流程图解释</w:t>
       </w:r>
@@ -6402,7 +6406,7 @@
         <w:snapToGrid w:val="0"/>
         <w:textAlignment w:val="baseline"/>
       </w:pPr>
-      <w:bookmarkStart w:id="16" w:name="_Toc13041"/>
+      <w:bookmarkStart w:id="16" w:name="_Toc14139"/>
       <w:r>
         <w:t>问题的来源</w:t>
       </w:r>
@@ -6511,7 +6515,7 @@
         <w:snapToGrid w:val="0"/>
         <w:textAlignment w:val="baseline"/>
       </w:pPr>
-      <w:bookmarkStart w:id="17" w:name="_Toc18663"/>
+      <w:bookmarkStart w:id="17" w:name="_Toc2708"/>
       <w:r>
         <w:t>问题的建立与记录</w:t>
       </w:r>
@@ -6567,7 +6571,7 @@
         <w:snapToGrid w:val="0"/>
         <w:textAlignment w:val="baseline"/>
       </w:pPr>
-      <w:bookmarkStart w:id="18" w:name="_Toc6419"/>
+      <w:bookmarkStart w:id="18" w:name="_Toc177"/>
       <w:r>
         <w:t>问题的分类</w:t>
       </w:r>
@@ -6623,7 +6627,7 @@
         <w:snapToGrid w:val="0"/>
         <w:textAlignment w:val="baseline"/>
       </w:pPr>
-      <w:bookmarkStart w:id="19" w:name="_Toc13526"/>
+      <w:bookmarkStart w:id="19" w:name="_Toc12108"/>
       <w:r>
         <w:t>问题的分派</w:t>
       </w:r>
@@ -6692,7 +6696,7 @@
         <w:snapToGrid w:val="0"/>
         <w:textAlignment w:val="baseline"/>
       </w:pPr>
-      <w:bookmarkStart w:id="20" w:name="_Toc13673"/>
+      <w:bookmarkStart w:id="20" w:name="_Toc3154"/>
       <w:r>
         <w:t>问题的分析诊断</w:t>
       </w:r>
@@ -6996,7 +7000,7 @@
         <w:snapToGrid w:val="0"/>
         <w:textAlignment w:val="baseline"/>
       </w:pPr>
-      <w:bookmarkStart w:id="21" w:name="_Toc3595"/>
+      <w:bookmarkStart w:id="21" w:name="_Toc10157"/>
       <w:r>
         <w:t>问题回顾</w:t>
       </w:r>
@@ -7124,7 +7128,7 @@
         <w:snapToGrid w:val="0"/>
         <w:textAlignment w:val="baseline"/>
       </w:pPr>
-      <w:bookmarkStart w:id="22" w:name="_Toc13126"/>
+      <w:bookmarkStart w:id="22" w:name="_Toc14214"/>
       <w:r>
         <w:t>问题关闭</w:t>
       </w:r>
@@ -7197,7 +7201,7 @@
         <w:snapToGrid w:val="0"/>
         <w:textAlignment w:val="baseline"/>
       </w:pPr>
-      <w:bookmarkStart w:id="23" w:name="_Toc15263"/>
+      <w:bookmarkStart w:id="23" w:name="_Toc13998"/>
       <w:r>
         <w:t>问题监控</w:t>
       </w:r>
@@ -7315,7 +7319,7 @@
         <w:snapToGrid w:val="0"/>
         <w:textAlignment w:val="baseline"/>
       </w:pPr>
-      <w:bookmarkStart w:id="24" w:name="_Toc27178"/>
+      <w:bookmarkStart w:id="24" w:name="_Toc28626"/>
       <w:r>
         <w:t>问题相关定义</w:t>
       </w:r>
@@ -7341,7 +7345,7 @@
       </w:pPr>
       <w:bookmarkStart w:id="25" w:name="bookmark20"/>
       <w:bookmarkEnd w:id="25"/>
-      <w:bookmarkStart w:id="26" w:name="_Toc14516"/>
+      <w:bookmarkStart w:id="26" w:name="_Toc6269"/>
       <w:r>
         <w:t>问题的分类定义</w:t>
       </w:r>
@@ -7387,7 +7391,7 @@
         <w:snapToGrid w:val="0"/>
         <w:textAlignment w:val="baseline"/>
       </w:pPr>
-      <w:bookmarkStart w:id="27" w:name="_Toc27593"/>
+      <w:bookmarkStart w:id="27" w:name="_Toc31333"/>
       <w:r>
         <w:t>问题的优先级定义</w:t>
       </w:r>
@@ -8405,7 +8409,7 @@
         <w:snapToGrid w:val="0"/>
         <w:textAlignment w:val="baseline"/>
       </w:pPr>
-      <w:bookmarkStart w:id="28" w:name="_Toc11999"/>
+      <w:bookmarkStart w:id="28" w:name="_Toc30822"/>
       <w:r>
         <w:t>问题的分类管理机制</w:t>
       </w:r>
@@ -10254,7 +10258,7 @@
         <w:snapToGrid w:val="0"/>
         <w:textAlignment w:val="baseline"/>
       </w:pPr>
-      <w:bookmarkStart w:id="29" w:name="_Toc26444"/>
+      <w:bookmarkStart w:id="29" w:name="_Toc11491"/>
       <w:r>
         <w:t>问题的状态定义</w:t>
       </w:r>
@@ -10318,12 +10322,6 @@
             <w:insideH w:val="single" w:color="000000" w:sz="4" w:space="0"/>
             <w:insideV w:val="single" w:color="000000" w:sz="4" w:space="0"/>
           </w:tblBorders>
-          <w:tblCellMar>
-            <w:top w:w="0" w:type="dxa"/>
-            <w:left w:w="0" w:type="dxa"/>
-            <w:bottom w:w="0" w:type="dxa"/>
-            <w:right w:w="0" w:type="dxa"/>
-          </w:tblCellMar>
         </w:tblPrEx>
         <w:trPr>
           <w:trHeight w:val="443" w:hRule="atLeast"/>
@@ -11176,7 +11174,7 @@
         <w:snapToGrid w:val="0"/>
         <w:textAlignment w:val="baseline"/>
       </w:pPr>
-      <w:bookmarkStart w:id="30" w:name="_Toc13546"/>
+      <w:bookmarkStart w:id="30" w:name="_Toc30430"/>
       <w:r>
         <w:t>问题管理事项</w:t>
       </w:r>
@@ -11200,7 +11198,7 @@
         <w:snapToGrid w:val="0"/>
         <w:textAlignment w:val="baseline"/>
       </w:pPr>
-      <w:bookmarkStart w:id="31" w:name="_Toc13199"/>
+      <w:bookmarkStart w:id="31" w:name="_Toc18891"/>
       <w:r>
         <w:t>问题评审</w:t>
       </w:r>
@@ -11334,7 +11332,7 @@
         <w:snapToGrid w:val="0"/>
         <w:textAlignment w:val="baseline"/>
       </w:pPr>
-      <w:bookmarkStart w:id="32" w:name="_Toc23695"/>
+      <w:bookmarkStart w:id="32" w:name="_Toc18645"/>
       <w:r>
         <w:t>问题归档</w:t>
       </w:r>
@@ -11400,7 +11398,7 @@
         <w:snapToGrid w:val="0"/>
         <w:textAlignment w:val="baseline"/>
       </w:pPr>
-      <w:bookmarkStart w:id="33" w:name="_Toc8305"/>
+      <w:bookmarkStart w:id="33" w:name="_Toc1271"/>
       <w:r>
         <w:t>度量和报告</w:t>
       </w:r>
@@ -11731,7 +11729,7 @@
         <w:snapToGrid w:val="0"/>
         <w:textAlignment w:val="baseline"/>
       </w:pPr>
-      <w:bookmarkStart w:id="34" w:name="_Toc20250"/>
+      <w:bookmarkStart w:id="34" w:name="_Toc707"/>
       <w:r>
         <w:t>与其他流程的关系</w:t>
       </w:r>
@@ -11755,7 +11753,7 @@
         <w:snapToGrid w:val="0"/>
         <w:textAlignment w:val="baseline"/>
       </w:pPr>
-      <w:bookmarkStart w:id="35" w:name="_Toc28519"/>
+      <w:bookmarkStart w:id="35" w:name="_Toc6387"/>
       <w:r>
         <w:t>与事件管理</w:t>
       </w:r>
@@ -11853,7 +11851,7 @@
         <w:snapToGrid w:val="0"/>
         <w:textAlignment w:val="baseline"/>
       </w:pPr>
-      <w:bookmarkStart w:id="36" w:name="_Toc30742"/>
+      <w:bookmarkStart w:id="36" w:name="_Toc29974"/>
       <w:r>
         <w:t>与变更管理</w:t>
       </w:r>
@@ -11916,7 +11914,7 @@
         <w:snapToGrid w:val="0"/>
         <w:textAlignment w:val="baseline"/>
       </w:pPr>
-      <w:bookmarkStart w:id="37" w:name="_Toc5624"/>
+      <w:bookmarkStart w:id="37" w:name="_Toc23623"/>
       <w:r>
         <w:t>与配置管理</w:t>
       </w:r>
@@ -11962,13 +11960,11 @@
         <w:snapToGrid w:val="0"/>
         <w:textAlignment w:val="baseline"/>
       </w:pPr>
-      <w:bookmarkStart w:id="38" w:name="_Toc30324"/>
+      <w:bookmarkStart w:id="38" w:name="_Toc27863"/>
       <w:r>
         <w:t>流程衡量指标</w:t>
       </w:r>
       <w:bookmarkEnd w:id="38"/>
-      <w:bookmarkStart w:id="39" w:name="_GoBack"/>
-      <w:bookmarkEnd w:id="39"/>
     </w:p>
     <w:tbl>
       <w:tblPr>
@@ -13156,6 +13152,8 @@
       </w:pPr>
       <w:rPr>
         <w:rFonts w:hint="default"/>
+        <w:sz w:val="20"/>
+        <w:szCs w:val="20"/>
       </w:rPr>
     </w:lvl>
   </w:abstractNum>
